--- a/docs/handleiding/word/runbook_systeembeheer.docx
+++ b/docs/handleiding/word/runbook_systeembeheer.docx
@@ -5,47 +5,6 @@
     <w:p>
       <w:pPr>
         <w:pStyle w:val="Title"/>
-      </w:pPr>
-      <w:r>
-        <w:rPr>
-          <w:lang w:val="nl"/>
-        </w:rPr>
-        <w:t xml:space="preserve">Runbook systeembeheer</w:t>
-      </w:r>
-    </w:p>
-    <w:sdt>
-      <w:sdtPr>
-        <w:docPartObj>
-          <w:docPartGallery w:val="Table of Contents"/>
-          <w:docPartUnique/>
-        </w:docPartObj>
-      </w:sdtPr>
-      <w:sdtContent>
-        <w:p>
-          <w:pPr>
-            <w:pStyle w:val="TOCHeading"/>
-          </w:pPr>
-          <w:r>
-            <w:rPr>
-              <w:lang w:val="nl"/>
-            </w:rPr>
-            <w:t xml:space="preserve">Table of Contents</w:t>
-          </w:r>
-        </w:p>
-        <w:p>
-          <w:r>
-            <w:fldChar w:fldCharType="begin" w:dirty="true"/>
-            <w:instrText xml:space="preserve">TOC \o "1-2" \h \z \u</w:instrText>
-            <w:fldChar w:fldCharType="separate"/>
-            <w:fldChar w:fldCharType="end"/>
-          </w:r>
-        </w:p>
-      </w:sdtContent>
-    </w:sdt>
-    <w:bookmarkStart w:id="26" w:name="Xf445653c6ac2860157a4d799c3a21928f161523"/>
-    <w:p>
-      <w:pPr>
-        <w:pStyle w:val="Heading1"/>
       </w:pPr>
       <w:r>
         <w:rPr>
@@ -124,7 +83,7 @@
     <w:bookmarkStart w:id="10" w:name="inhoud"/>
     <w:p>
       <w:pPr>
-        <w:pStyle w:val="Heading2"/>
+        <w:pStyle w:val="Heading1"/>
       </w:pPr>
       <w:r>
         <w:rPr>
@@ -396,7 +355,7 @@
     <w:bookmarkStart w:id="11" w:name="omgevingen-en-branches"/>
     <w:p>
       <w:pPr>
-        <w:pStyle w:val="Heading2"/>
+        <w:pStyle w:val="Heading1"/>
       </w:pPr>
       <w:r>
         <w:rPr>
@@ -834,7 +793,7 @@
     <w:bookmarkStart w:id="12" w:name="hoe-het-systeem-in-elkaar-zit"/>
     <w:p>
       <w:pPr>
-        <w:pStyle w:val="Heading2"/>
+        <w:pStyle w:val="Heading1"/>
       </w:pPr>
       <w:r>
         <w:rPr>
@@ -1346,7 +1305,7 @@
     <w:bookmarkStart w:id="13" w:name="uitrollen-naar-productie-checklist"/>
     <w:p>
       <w:pPr>
-        <w:pStyle w:val="Heading2"/>
+        <w:pStyle w:val="Heading1"/>
       </w:pPr>
       <w:r>
         <w:rPr>
@@ -2828,7 +2787,7 @@
     <w:bookmarkStart w:id="14" w:name="nieuwe-server-installeren"/>
     <w:p>
       <w:pPr>
-        <w:pStyle w:val="Heading2"/>
+        <w:pStyle w:val="Heading1"/>
       </w:pPr>
       <w:r>
         <w:rPr>
@@ -3267,7 +3226,7 @@
     <w:bookmarkStart w:id="15" w:name="configphp-alle-instellingen"/>
     <w:p>
       <w:pPr>
-        <w:pStyle w:val="Heading2"/>
+        <w:pStyle w:val="Heading1"/>
       </w:pPr>
       <w:r>
         <w:rPr>
@@ -4324,7 +4283,7 @@
     <w:bookmarkStart w:id="16" w:name="geheimen-die-in-de-database-staan"/>
     <w:p>
       <w:pPr>
-        <w:pStyle w:val="Heading2"/>
+        <w:pStyle w:val="Heading1"/>
       </w:pPr>
       <w:r>
         <w:rPr>
@@ -4833,7 +4792,7 @@
     <w:bookmarkStart w:id="17" w:name="cron"/>
     <w:p>
       <w:pPr>
-        <w:pStyle w:val="Heading2"/>
+        <w:pStyle w:val="Heading1"/>
       </w:pPr>
       <w:r>
         <w:rPr>
@@ -4985,7 +4944,7 @@
     <w:bookmarkStart w:id="18" w:name="authentik-sso"/>
     <w:p>
       <w:pPr>
-        <w:pStyle w:val="Heading2"/>
+        <w:pStyle w:val="Heading1"/>
       </w:pPr>
       <w:r>
         <w:rPr>
@@ -5321,7 +5280,7 @@
     <w:bookmarkStart w:id="19" w:name="systeemcontrole-health-check"/>
     <w:p>
       <w:pPr>
-        <w:pStyle w:val="Heading2"/>
+        <w:pStyle w:val="Heading1"/>
       </w:pPr>
       <w:r>
         <w:rPr>
@@ -5953,7 +5912,7 @@
     <w:bookmarkStart w:id="20" w:name="back-up-en-herstel"/>
     <w:p>
       <w:pPr>
-        <w:pStyle w:val="Heading2"/>
+        <w:pStyle w:val="Heading1"/>
       </w:pPr>
       <w:r>
         <w:rPr>
@@ -6341,7 +6300,7 @@
     <w:bookmarkStart w:id="21" w:name="terugdraaien-rollback"/>
     <w:p>
       <w:pPr>
-        <w:pStyle w:val="Heading2"/>
+        <w:pStyle w:val="Heading1"/>
       </w:pPr>
       <w:r>
         <w:rPr>
@@ -6535,7 +6494,7 @@
     <w:bookmarkStart w:id="23" w:name="logs-lezen"/>
     <w:p>
       <w:pPr>
-        <w:pStyle w:val="Heading2"/>
+        <w:pStyle w:val="Heading1"/>
       </w:pPr>
       <w:r>
         <w:rPr>
@@ -6916,7 +6875,7 @@
     <w:bookmarkStart w:id="24" w:name="beveiligingsmaatregelen-in-het-kort"/>
     <w:p>
       <w:pPr>
-        <w:pStyle w:val="Heading2"/>
+        <w:pStyle w:val="Heading1"/>
       </w:pPr>
       <w:r>
         <w:rPr>
@@ -7406,7 +7365,7 @@
     <w:bookmarkStart w:id="25" w:name="bekende-beperkingen"/>
     <w:p>
       <w:pPr>
-        <w:pStyle w:val="Heading2"/>
+        <w:pStyle w:val="Heading1"/>
       </w:pPr>
       <w:r>
         <w:rPr>
@@ -7586,7 +7545,6 @@
       </w:r>
     </w:p>
     <w:bookmarkEnd w:id="25"/>
-    <w:bookmarkEnd w:id="26"/>
     <w:sectPr>
       <w:footnotePr>
         <w:numRestart w:val="eachSect"/>

--- a/docs/handleiding/word/runbook_systeembeheer.docx
+++ b/docs/handleiding/word/runbook_systeembeheer.docx
@@ -78,6 +78,135 @@
           <w:lang w:val="nl"/>
         </w:rPr>
         <w:t xml:space="preserve">.</w:t>
+      </w:r>
+    </w:p>
+    <w:p>
+      <w:pPr>
+        <w:pStyle w:val="BodyText"/>
+      </w:pPr>
+      <w:r>
+        <w:rPr>
+          <w:lang w:val="nl"/>
+        </w:rPr>
+        <w:t xml:space="preserve">De handleidingen staan als Markdown in</w:t>
+      </w:r>
+      <w:r>
+        <w:rPr>
+          <w:lang w:val="nl"/>
+        </w:rPr>
+        <w:t xml:space="preserve"> </w:t>
+      </w:r>
+      <w:r>
+        <w:rPr>
+          <w:rStyle w:val="VerbatimChar"/>
+          <w:lang w:val="nl"/>
+        </w:rPr>
+        <w:t xml:space="preserve">docs/handleiding/</w:t>
+      </w:r>
+      <w:r>
+        <w:rPr>
+          <w:lang w:val="nl"/>
+        </w:rPr>
+        <w:t xml:space="preserve">. De map</w:t>
+      </w:r>
+      <w:r>
+        <w:rPr>
+          <w:lang w:val="nl"/>
+        </w:rPr>
+        <w:t xml:space="preserve"> </w:t>
+      </w:r>
+      <w:r>
+        <w:rPr>
+          <w:rStyle w:val="VerbatimChar"/>
+          <w:lang w:val="nl"/>
+        </w:rPr>
+        <w:t xml:space="preserve">docs/</w:t>
+      </w:r>
+      <w:r>
+        <w:rPr>
+          <w:lang w:val="nl"/>
+        </w:rPr>
+        <w:t xml:space="preserve"> </w:t>
+      </w:r>
+      <w:r>
+        <w:rPr>
+          <w:lang w:val="nl"/>
+        </w:rPr>
+        <w:t xml:space="preserve">is op de server</w:t>
+      </w:r>
+      <w:r>
+        <w:rPr>
+          <w:lang w:val="nl"/>
+        </w:rPr>
+        <w:t xml:space="preserve"> </w:t>
+      </w:r>
+      <w:r>
+        <w:rPr>
+          <w:lang w:val="nl"/>
+        </w:rPr>
+        <w:t xml:space="preserve">afgeschermd (</w:t>
+      </w:r>
+      <w:r>
+        <w:rPr>
+          <w:rStyle w:val="VerbatimChar"/>
+          <w:lang w:val="nl"/>
+        </w:rPr>
+        <w:t xml:space="preserve">docs/.htaccess</w:t>
+      </w:r>
+      <w:r>
+        <w:rPr>
+          <w:lang w:val="nl"/>
+        </w:rPr>
+        <w:t xml:space="preserve">); in het beheer lees je ze onder Instellingen › Handleidingen, wat</w:t>
+      </w:r>
+      <w:r>
+        <w:rPr>
+          <w:lang w:val="nl"/>
+        </w:rPr>
+        <w:t xml:space="preserve"> </w:t>
+      </w:r>
+      <w:r>
+        <w:rPr>
+          <w:lang w:val="nl"/>
+        </w:rPr>
+        <w:t xml:space="preserve">de meegeleverde HTML-versie achter de login serveert. Na een tekstwijziging draai je</w:t>
+      </w:r>
+      <w:r>
+        <w:rPr>
+          <w:lang w:val="nl"/>
+        </w:rPr>
+        <w:t xml:space="preserve"> </w:t>
+      </w:r>
+      <w:r>
+        <w:rPr>
+          <w:rStyle w:val="VerbatimChar"/>
+          <w:lang w:val="nl"/>
+        </w:rPr>
+        <w:t xml:space="preserve">docs/handleiding/maak_export.ps1</w:t>
+      </w:r>
+      <w:r>
+        <w:rPr>
+          <w:lang w:val="nl"/>
+        </w:rPr>
+        <w:t xml:space="preserve"> </w:t>
+      </w:r>
+      <w:r>
+        <w:rPr>
+          <w:lang w:val="nl"/>
+        </w:rPr>
+        <w:t xml:space="preserve">(pandoc) om de HTML en de Word-versies bij te werken en commit</w:t>
+      </w:r>
+      <w:r>
+        <w:rPr>
+          <w:lang w:val="nl"/>
+        </w:rPr>
+        <w:t xml:space="preserve"> </w:t>
+      </w:r>
+      <w:r>
+        <w:rPr>
+          <w:lang w:val="nl"/>
+        </w:rPr>
+        <w:t xml:space="preserve">je die mee.</w:t>
       </w:r>
     </w:p>
     <w:bookmarkStart w:id="10" w:name="inhoud"/>

--- a/docs/handleiding/word/runbook_systeembeheer.docx
+++ b/docs/handleiding/word/runbook_systeembeheer.docx
@@ -21,7 +21,7 @@
         <w:rPr>
           <w:lang w:val="nl"/>
         </w:rPr>
-        <w:t xml:space="preserve">Versie 2.101 · september 2026</w:t>
+        <w:t xml:space="preserve">Versie 2.102 · september 2026</w:t>
       </w:r>
     </w:p>
     <w:p>
@@ -56,28 +56,32 @@
         <w:rPr>
           <w:lang w:val="nl"/>
         </w:rPr>
-        <w:t xml:space="preserve">de technische stappen staan. Wat het bestuur in het beheer doet, staat in de</w:t>
-      </w:r>
-      <w:r>
-        <w:rPr>
-          <w:lang w:val="nl"/>
-        </w:rPr>
-        <w:t xml:space="preserve"> </w:t>
-      </w:r>
-      <w:hyperlink r:id="rId9">
-        <w:r>
-          <w:rPr>
-            <w:rStyle w:val="Hyperlink"/>
-            <w:lang w:val="nl"/>
-          </w:rPr>
-          <w:t xml:space="preserve">handleiding beheer</w:t>
-        </w:r>
-      </w:hyperlink>
-      <w:r>
-        <w:rPr>
-          <w:lang w:val="nl"/>
-        </w:rPr>
-        <w:t xml:space="preserve">.</w:t>
+        <w:t xml:space="preserve">de technische stappen staan. Wat het bestuur in het beheer doet, staat in de handleiding beheer</w:t>
+      </w:r>
+      <w:r>
+        <w:rPr>
+          <w:lang w:val="nl"/>
+        </w:rPr>
+        <w:t xml:space="preserve"> </w:t>
+      </w:r>
+      <w:r>
+        <w:rPr>
+          <w:lang w:val="nl"/>
+        </w:rPr>
+        <w:t xml:space="preserve">(</w:t>
+      </w:r>
+      <w:r>
+        <w:rPr>
+          <w:rStyle w:val="VerbatimChar"/>
+          <w:lang w:val="nl"/>
+        </w:rPr>
+        <w:t xml:space="preserve">docs/handleiding/handleiding_beheer.md</w:t>
+      </w:r>
+      <w:r>
+        <w:rPr>
+          <w:lang w:val="nl"/>
+        </w:rPr>
+        <w:t xml:space="preserve">, in het beheer onder Hulp en handleidingen).</w:t>
       </w:r>
     </w:p>
     <w:p>
@@ -590,7 +594,7 @@
         </w:pict>
       </w:r>
     </w:p>
-    <w:bookmarkStart w:id="11" w:name="aan-de-slag"/>
+    <w:bookmarkStart w:id="10" w:name="aan-de-slag"/>
     <w:p>
       <w:pPr>
         <w:pStyle w:val="Heading1"/>
@@ -1254,7 +1258,7 @@
         </w:rPr>
         <w:t xml:space="preserve"> </w:t>
       </w:r>
-      <w:hyperlink r:id="rId10">
+      <w:hyperlink r:id="rId9">
         <w:r>
           <w:rPr>
             <w:rStyle w:val="Hyperlink"/>
@@ -2811,8 +2815,8 @@
         <w:t xml:space="preserve">contactgegevens daarin bijwerken.</w:t>
       </w:r>
     </w:p>
-    <w:bookmarkEnd w:id="11"/>
-    <w:bookmarkStart w:id="12" w:name="omgevingen-en-branches"/>
+    <w:bookmarkEnd w:id="10"/>
+    <w:bookmarkStart w:id="11" w:name="omgevingen-en-branches"/>
     <w:p>
       <w:pPr>
         <w:pStyle w:val="Heading1"/>
@@ -3529,8 +3533,8 @@
         <w:t xml:space="preserve">e-mailadres.</w:t>
       </w:r>
     </w:p>
-    <w:bookmarkEnd w:id="12"/>
-    <w:bookmarkStart w:id="13" w:name="hoe-het-systeem-in-elkaar-zit"/>
+    <w:bookmarkEnd w:id="11"/>
+    <w:bookmarkStart w:id="12" w:name="hoe-het-systeem-in-elkaar-zit"/>
     <w:p>
       <w:pPr>
         <w:pStyle w:val="Heading1"/>
@@ -4870,8 +4874,8 @@
         <w:t xml:space="preserve">altijd op één plek en geldt dan voor alle schermen tegelijk.</w:t>
       </w:r>
     </w:p>
-    <w:bookmarkEnd w:id="13"/>
-    <w:bookmarkStart w:id="14" w:name="uitrollen-naar-productie-checklist"/>
+    <w:bookmarkEnd w:id="12"/>
+    <w:bookmarkStart w:id="13" w:name="uitrollen-naar-productie-checklist"/>
     <w:p>
       <w:pPr>
         <w:pStyle w:val="Heading1"/>
@@ -7031,8 +7035,8 @@
         <w:t xml:space="preserve">Kijk de volgende ochtend in Logboek › Fouten of er sinds de uitrol iets nieuws bij is.</w:t>
       </w:r>
     </w:p>
-    <w:bookmarkEnd w:id="14"/>
-    <w:bookmarkStart w:id="15" w:name="nieuwe-server-installeren"/>
+    <w:bookmarkEnd w:id="13"/>
+    <w:bookmarkStart w:id="14" w:name="nieuwe-server-installeren"/>
     <w:p>
       <w:pPr>
         <w:pStyle w:val="Heading1"/>
@@ -7880,7 +7884,7 @@
         <w:t xml:space="preserve">Alle andere mappen alleen-lezen is prima.</w:t>
       </w:r>
     </w:p>
-    <w:bookmarkEnd w:id="15"/>
+    <w:bookmarkEnd w:id="14"/>
     <w:bookmarkStart w:id="16" w:name="configphp-alle-instellingen"/>
     <w:p>
       <w:pPr>
@@ -8661,8 +8665,23 @@
               <w:rPr>
                 <w:lang w:val="nl"/>
               </w:rPr>
-              <w:t xml:space="preserve">Uniek per omgeving, kopie in de wachtwoordkluis. Nooit vervangen zolang er documenten zijn</w:t>
-            </w:r>
+              <w:t xml:space="preserve">Uniek per omgeving, kopie in de wachtwoordkluis. Alleen vervangen volgens</w:t>
+            </w:r>
+            <w:r>
+              <w:rPr>
+                <w:lang w:val="nl"/>
+              </w:rPr>
+              <w:t xml:space="preserve"> </w:t>
+            </w:r>
+            <w:hyperlink w:anchor="kluissleutel-wisselen">
+              <w:r>
+                <w:rPr>
+                  <w:rStyle w:val="Hyperlink"/>
+                  <w:lang w:val="nl"/>
+                </w:rPr>
+                <w:t xml:space="preserve">Kluissleutel wisselen</w:t>
+              </w:r>
+            </w:hyperlink>
           </w:p>
         </w:tc>
       </w:tr>
@@ -8706,7 +8725,7 @@
               <w:rPr>
                 <w:lang w:val="nl"/>
               </w:rPr>
-              <w:t xml:space="preserve">Laat op</w:t>
+              <w:t xml:space="preserve">Begint op</w:t>
             </w:r>
             <w:r>
               <w:rPr>
@@ -8725,7 +8744,20 @@
               <w:rPr>
                 <w:lang w:val="nl"/>
               </w:rPr>
-              <w:t xml:space="preserve">. Er is geen herversleutel-functie: ophogen maakt alle bestaande documenten onleesbaar</w:t>
+              <w:t xml:space="preserve">; gaat alleen omhoog bij het wisselen van de sleutel, samen met</w:t>
+            </w:r>
+            <w:r>
+              <w:rPr>
+                <w:lang w:val="nl"/>
+              </w:rPr>
+              <w:t xml:space="preserve"> </w:t>
+            </w:r>
+            <w:r>
+              <w:rPr>
+                <w:rStyle w:val="VerbatimChar"/>
+                <w:lang w:val="nl"/>
+              </w:rPr>
+              <w:t xml:space="preserve">KLUIS_SLEUTEL_OUD</w:t>
             </w:r>
           </w:p>
         </w:tc>
@@ -8742,7 +8774,26 @@
                 <w:rStyle w:val="VerbatimChar"/>
                 <w:lang w:val="nl"/>
               </w:rPr>
-              <w:t xml:space="preserve">DOCUMENTEN_MAP</w:t>
+              <w:t xml:space="preserve">KLUIS_SLEUTEL_OUD</w:t>
+            </w:r>
+            <w:r>
+              <w:rPr>
+                <w:lang w:val="nl"/>
+              </w:rPr>
+              <w:t xml:space="preserve">,</w:t>
+            </w:r>
+            <w:r>
+              <w:rPr>
+                <w:lang w:val="nl"/>
+              </w:rPr>
+              <w:t xml:space="preserve"> </w:t>
+            </w:r>
+            <w:r>
+              <w:rPr>
+                <w:rStyle w:val="VerbatimChar"/>
+                <w:lang w:val="nl"/>
+              </w:rPr>
+              <w:t xml:space="preserve">KLUIS_SLEUTEL_OUD_VERSIE</w:t>
             </w:r>
           </w:p>
         </w:tc>
@@ -8756,7 +8807,7 @@
               <w:rPr>
                 <w:lang w:val="nl"/>
               </w:rPr>
-              <w:t xml:space="preserve">Map voor versleutelde documenten, foto's en het zegel</w:t>
+              <w:t xml:space="preserve">Vorige sleutel + versie, alleen tijdens het wisselen</w:t>
             </w:r>
           </w:p>
         </w:tc>
@@ -8770,32 +8821,7 @@
               <w:rPr>
                 <w:lang w:val="nl"/>
               </w:rPr>
-              <w:t xml:space="preserve">Buiten de webroot. Leeg =</w:t>
-            </w:r>
-            <w:r>
-              <w:rPr>
-                <w:lang w:val="nl"/>
-              </w:rPr>
-              <w:t xml:space="preserve"> </w:t>
-            </w:r>
-            <w:r>
-              <w:rPr>
-                <w:rStyle w:val="VerbatimChar"/>
-                <w:lang w:val="nl"/>
-              </w:rPr>
-              <w:t xml:space="preserve">uploads/documenten</w:t>
-            </w:r>
-            <w:r>
-              <w:rPr>
-                <w:lang w:val="nl"/>
-              </w:rPr>
-              <w:t xml:space="preserve"> </w:t>
-            </w:r>
-            <w:r>
-              <w:rPr>
-                <w:lang w:val="nl"/>
-              </w:rPr>
-              <w:t xml:space="preserve">(afgeschermd, maar de systeemcontrole waarschuwt)</w:t>
+              <w:t xml:space="preserve">Normaal afwezig. Weghalen zodra Systeem › Kluissleutel wisselen 0 over toont; de systeemcontrole herinnert eraan</w:t>
             </w:r>
           </w:p>
         </w:tc>
@@ -8812,45 +8838,7 @@
                 <w:rStyle w:val="VerbatimChar"/>
                 <w:lang w:val="nl"/>
               </w:rPr>
-              <w:t xml:space="preserve">ZEGEL_MAP</w:t>
-            </w:r>
-            <w:r>
-              <w:rPr>
-                <w:lang w:val="nl"/>
-              </w:rPr>
-              <w:t xml:space="preserve">,</w:t>
-            </w:r>
-            <w:r>
-              <w:rPr>
-                <w:lang w:val="nl"/>
-              </w:rPr>
-              <w:t xml:space="preserve"> </w:t>
-            </w:r>
-            <w:r>
-              <w:rPr>
-                <w:rStyle w:val="VerbatimChar"/>
-                <w:lang w:val="nl"/>
-              </w:rPr>
-              <w:t xml:space="preserve">ZEGEL_NAAM</w:t>
-            </w:r>
-            <w:r>
-              <w:rPr>
-                <w:lang w:val="nl"/>
-              </w:rPr>
-              <w:t xml:space="preserve">,</w:t>
-            </w:r>
-            <w:r>
-              <w:rPr>
-                <w:lang w:val="nl"/>
-              </w:rPr>
-              <w:t xml:space="preserve"> </w:t>
-            </w:r>
-            <w:r>
-              <w:rPr>
-                <w:rStyle w:val="VerbatimChar"/>
-                <w:lang w:val="nl"/>
-              </w:rPr>
-              <w:t xml:space="preserve">ZEGEL_ORGANISATIE</w:t>
+              <w:t xml:space="preserve">DOCUMENTEN_MAP</w:t>
             </w:r>
           </w:p>
         </w:tc>
@@ -8864,7 +8852,7 @@
               <w:rPr>
                 <w:lang w:val="nl"/>
               </w:rPr>
-              <w:t xml:space="preserve">Documentzegel (optioneel)</w:t>
+              <w:t xml:space="preserve">Map voor versleutelde documenten, foto's en het zegel</w:t>
             </w:r>
           </w:p>
         </w:tc>
@@ -8878,7 +8866,7 @@
               <w:rPr>
                 <w:lang w:val="nl"/>
               </w:rPr>
-              <w:t xml:space="preserve">Standaard</w:t>
+              <w:t xml:space="preserve">Buiten de webroot. Leeg =</w:t>
             </w:r>
             <w:r>
               <w:rPr>
@@ -8891,13 +8879,19 @@
                 <w:rStyle w:val="VerbatimChar"/>
                 <w:lang w:val="nl"/>
               </w:rPr>
-              <w:t xml:space="preserve">&lt;DOCUMENTEN_MAP&gt;/zegel</w:t>
-            </w:r>
-            <w:r>
-              <w:rPr>
-                <w:lang w:val="nl"/>
-              </w:rPr>
-              <w:t xml:space="preserve">, automatisch aangemaakt</w:t>
+              <w:t xml:space="preserve">uploads/documenten</w:t>
+            </w:r>
+            <w:r>
+              <w:rPr>
+                <w:lang w:val="nl"/>
+              </w:rPr>
+              <w:t xml:space="preserve"> </w:t>
+            </w:r>
+            <w:r>
+              <w:rPr>
+                <w:lang w:val="nl"/>
+              </w:rPr>
+              <w:t xml:space="preserve">(afgeschermd, maar de systeemcontrole waarschuwt)</w:t>
             </w:r>
           </w:p>
         </w:tc>
@@ -8914,7 +8908,45 @@
                 <w:rStyle w:val="VerbatimChar"/>
                 <w:lang w:val="nl"/>
               </w:rPr>
-              <w:t xml:space="preserve">ZEGEL_OPENSSL_CNF</w:t>
+              <w:t xml:space="preserve">ZEGEL_MAP</w:t>
+            </w:r>
+            <w:r>
+              <w:rPr>
+                <w:lang w:val="nl"/>
+              </w:rPr>
+              <w:t xml:space="preserve">,</w:t>
+            </w:r>
+            <w:r>
+              <w:rPr>
+                <w:lang w:val="nl"/>
+              </w:rPr>
+              <w:t xml:space="preserve"> </w:t>
+            </w:r>
+            <w:r>
+              <w:rPr>
+                <w:rStyle w:val="VerbatimChar"/>
+                <w:lang w:val="nl"/>
+              </w:rPr>
+              <w:t xml:space="preserve">ZEGEL_NAAM</w:t>
+            </w:r>
+            <w:r>
+              <w:rPr>
+                <w:lang w:val="nl"/>
+              </w:rPr>
+              <w:t xml:space="preserve">,</w:t>
+            </w:r>
+            <w:r>
+              <w:rPr>
+                <w:lang w:val="nl"/>
+              </w:rPr>
+              <w:t xml:space="preserve"> </w:t>
+            </w:r>
+            <w:r>
+              <w:rPr>
+                <w:rStyle w:val="VerbatimChar"/>
+                <w:lang w:val="nl"/>
+              </w:rPr>
+              <w:t xml:space="preserve">ZEGEL_ORGANISATIE</w:t>
             </w:r>
           </w:p>
         </w:tc>
@@ -8928,32 +8960,7 @@
               <w:rPr>
                 <w:lang w:val="nl"/>
               </w:rPr>
-              <w:t xml:space="preserve">Pad naar</w:t>
-            </w:r>
-            <w:r>
-              <w:rPr>
-                <w:lang w:val="nl"/>
-              </w:rPr>
-              <w:t xml:space="preserve"> </w:t>
-            </w:r>
-            <w:r>
-              <w:rPr>
-                <w:rStyle w:val="VerbatimChar"/>
-                <w:lang w:val="nl"/>
-              </w:rPr>
-              <w:t xml:space="preserve">openssl.cnf</w:t>
-            </w:r>
-            <w:r>
-              <w:rPr>
-                <w:lang w:val="nl"/>
-              </w:rPr>
-              <w:t xml:space="preserve"> </w:t>
-            </w:r>
-            <w:r>
-              <w:rPr>
-                <w:lang w:val="nl"/>
-              </w:rPr>
-              <w:t xml:space="preserve">(optioneel)</w:t>
+              <w:t xml:space="preserve">Documentzegel (optioneel)</w:t>
             </w:r>
           </w:p>
         </w:tc>
@@ -8967,7 +8974,26 @@
               <w:rPr>
                 <w:lang w:val="nl"/>
               </w:rPr>
-              <w:t xml:space="preserve">Alleen nodig als openssl zijn configuratie niet zelf vindt; op Cloud86 niet</w:t>
+              <w:t xml:space="preserve">Standaard</w:t>
+            </w:r>
+            <w:r>
+              <w:rPr>
+                <w:lang w:val="nl"/>
+              </w:rPr>
+              <w:t xml:space="preserve"> </w:t>
+            </w:r>
+            <w:r>
+              <w:rPr>
+                <w:rStyle w:val="VerbatimChar"/>
+                <w:lang w:val="nl"/>
+              </w:rPr>
+              <w:t xml:space="preserve">&lt;DOCUMENTEN_MAP&gt;/zegel</w:t>
+            </w:r>
+            <w:r>
+              <w:rPr>
+                <w:lang w:val="nl"/>
+              </w:rPr>
+              <w:t xml:space="preserve">, automatisch aangemaakt</w:t>
             </w:r>
           </w:p>
         </w:tc>
@@ -8984,7 +9010,7 @@
                 <w:rStyle w:val="VerbatimChar"/>
                 <w:lang w:val="nl"/>
               </w:rPr>
-              <w:t xml:space="preserve">SESSION_NAME</w:t>
+              <w:t xml:space="preserve">ZEGEL_OPENSSL_CNF</w:t>
             </w:r>
           </w:p>
         </w:tc>
@@ -8998,7 +9024,32 @@
               <w:rPr>
                 <w:lang w:val="nl"/>
               </w:rPr>
-              <w:t xml:space="preserve">Naam van de sessiecookie</w:t>
+              <w:t xml:space="preserve">Pad naar</w:t>
+            </w:r>
+            <w:r>
+              <w:rPr>
+                <w:lang w:val="nl"/>
+              </w:rPr>
+              <w:t xml:space="preserve"> </w:t>
+            </w:r>
+            <w:r>
+              <w:rPr>
+                <w:rStyle w:val="VerbatimChar"/>
+                <w:lang w:val="nl"/>
+              </w:rPr>
+              <w:t xml:space="preserve">openssl.cnf</w:t>
+            </w:r>
+            <w:r>
+              <w:rPr>
+                <w:lang w:val="nl"/>
+              </w:rPr>
+              <w:t xml:space="preserve"> </w:t>
+            </w:r>
+            <w:r>
+              <w:rPr>
+                <w:lang w:val="nl"/>
+              </w:rPr>
+              <w:t xml:space="preserve">(optioneel)</w:t>
             </w:r>
           </w:p>
         </w:tc>
@@ -9012,77 +9063,7 @@
               <w:rPr>
                 <w:lang w:val="nl"/>
               </w:rPr>
-              <w:t xml:space="preserve">Laten staan (</w:t>
-            </w:r>
-            <w:r>
-              <w:rPr>
-                <w:rStyle w:val="VerbatimChar"/>
-                <w:lang w:val="nl"/>
-              </w:rPr>
-              <w:t xml:space="preserve">p13sess</w:t>
-            </w:r>
-            <w:r>
-              <w:rPr>
-                <w:lang w:val="nl"/>
-              </w:rPr>
-              <w:t xml:space="preserve">). De sessie leeft vast acht uur (</w:t>
-            </w:r>
-            <w:r>
-              <w:rPr>
-                <w:rStyle w:val="VerbatimChar"/>
-                <w:lang w:val="nl"/>
-              </w:rPr>
-              <w:t xml:space="preserve">sessie_start()</w:t>
-            </w:r>
-            <w:r>
-              <w:rPr>
-                <w:lang w:val="nl"/>
-              </w:rPr>
-              <w:t xml:space="preserve">); daar is geen constante voor. Staat er in een oude</w:t>
-            </w:r>
-            <w:r>
-              <w:rPr>
-                <w:lang w:val="nl"/>
-              </w:rPr>
-              <w:t xml:space="preserve"> </w:t>
-            </w:r>
-            <w:r>
-              <w:rPr>
-                <w:rStyle w:val="VerbatimChar"/>
-                <w:lang w:val="nl"/>
-              </w:rPr>
-              <w:t xml:space="preserve">config.php</w:t>
-            </w:r>
-            <w:r>
-              <w:rPr>
-                <w:lang w:val="nl"/>
-              </w:rPr>
-              <w:t xml:space="preserve"> </w:t>
-            </w:r>
-            <w:r>
-              <w:rPr>
-                <w:lang w:val="nl"/>
-              </w:rPr>
-              <w:t xml:space="preserve">nog</w:t>
-            </w:r>
-            <w:r>
-              <w:rPr>
-                <w:lang w:val="nl"/>
-              </w:rPr>
-              <w:t xml:space="preserve"> </w:t>
-            </w:r>
-            <w:r>
-              <w:rPr>
-                <w:rStyle w:val="VerbatimChar"/>
-                <w:lang w:val="nl"/>
-              </w:rPr>
-              <w:t xml:space="preserve">SESSION_LIFETIME</w:t>
-            </w:r>
-            <w:r>
-              <w:rPr>
-                <w:lang w:val="nl"/>
-              </w:rPr>
-              <w:t xml:space="preserve">, dan mag die regel weg</w:t>
+              <w:t xml:space="preserve">Alleen nodig als openssl zijn configuratie niet zelf vindt; op Cloud86 niet</w:t>
             </w:r>
           </w:p>
         </w:tc>
@@ -9099,7 +9080,7 @@
                 <w:rStyle w:val="VerbatimChar"/>
                 <w:lang w:val="nl"/>
               </w:rPr>
-              <w:t xml:space="preserve">date_default_timezone_set('Europe/Amsterdam')</w:t>
+              <w:t xml:space="preserve">SESSION_NAME</w:t>
             </w:r>
           </w:p>
         </w:tc>
@@ -9113,7 +9094,7 @@
               <w:rPr>
                 <w:lang w:val="nl"/>
               </w:rPr>
-              <w:t xml:space="preserve">Tijdzone</w:t>
+              <w:t xml:space="preserve">Naam van de sessiecookie</w:t>
             </w:r>
           </w:p>
         </w:tc>
@@ -9127,7 +9108,77 @@
               <w:rPr>
                 <w:lang w:val="nl"/>
               </w:rPr>
-              <w:t xml:space="preserve">Laten staan; bewaartermijnen en de cron rekenen ermee</w:t>
+              <w:t xml:space="preserve">Laten staan (</w:t>
+            </w:r>
+            <w:r>
+              <w:rPr>
+                <w:rStyle w:val="VerbatimChar"/>
+                <w:lang w:val="nl"/>
+              </w:rPr>
+              <w:t xml:space="preserve">p13sess</w:t>
+            </w:r>
+            <w:r>
+              <w:rPr>
+                <w:lang w:val="nl"/>
+              </w:rPr>
+              <w:t xml:space="preserve">). De sessie leeft vast acht uur (</w:t>
+            </w:r>
+            <w:r>
+              <w:rPr>
+                <w:rStyle w:val="VerbatimChar"/>
+                <w:lang w:val="nl"/>
+              </w:rPr>
+              <w:t xml:space="preserve">sessie_start()</w:t>
+            </w:r>
+            <w:r>
+              <w:rPr>
+                <w:lang w:val="nl"/>
+              </w:rPr>
+              <w:t xml:space="preserve">); daar is geen constante voor. Staat er in een oude</w:t>
+            </w:r>
+            <w:r>
+              <w:rPr>
+                <w:lang w:val="nl"/>
+              </w:rPr>
+              <w:t xml:space="preserve"> </w:t>
+            </w:r>
+            <w:r>
+              <w:rPr>
+                <w:rStyle w:val="VerbatimChar"/>
+                <w:lang w:val="nl"/>
+              </w:rPr>
+              <w:t xml:space="preserve">config.php</w:t>
+            </w:r>
+            <w:r>
+              <w:rPr>
+                <w:lang w:val="nl"/>
+              </w:rPr>
+              <w:t xml:space="preserve"> </w:t>
+            </w:r>
+            <w:r>
+              <w:rPr>
+                <w:lang w:val="nl"/>
+              </w:rPr>
+              <w:t xml:space="preserve">nog</w:t>
+            </w:r>
+            <w:r>
+              <w:rPr>
+                <w:lang w:val="nl"/>
+              </w:rPr>
+              <w:t xml:space="preserve"> </w:t>
+            </w:r>
+            <w:r>
+              <w:rPr>
+                <w:rStyle w:val="VerbatimChar"/>
+                <w:lang w:val="nl"/>
+              </w:rPr>
+              <w:t xml:space="preserve">SESSION_LIFETIME</w:t>
+            </w:r>
+            <w:r>
+              <w:rPr>
+                <w:lang w:val="nl"/>
+              </w:rPr>
+              <w:t xml:space="preserve">, dan mag die regel weg</w:t>
             </w:r>
           </w:p>
         </w:tc>
@@ -9144,26 +9195,7 @@
                 <w:rStyle w:val="VerbatimChar"/>
                 <w:lang w:val="nl"/>
               </w:rPr>
-              <w:t xml:space="preserve">error_reporting(0)</w:t>
-            </w:r>
-            <w:r>
-              <w:rPr>
-                <w:lang w:val="nl"/>
-              </w:rPr>
-              <w:t xml:space="preserve">,</w:t>
-            </w:r>
-            <w:r>
-              <w:rPr>
-                <w:lang w:val="nl"/>
-              </w:rPr>
-              <w:t xml:space="preserve"> </w:t>
-            </w:r>
-            <w:r>
-              <w:rPr>
-                <w:rStyle w:val="VerbatimChar"/>
-                <w:lang w:val="nl"/>
-              </w:rPr>
-              <w:t xml:space="preserve">display_errors=0</w:t>
+              <w:t xml:space="preserve">date_default_timezone_set('Europe/Amsterdam')</w:t>
             </w:r>
           </w:p>
         </w:tc>
@@ -9177,7 +9209,7 @@
               <w:rPr>
                 <w:lang w:val="nl"/>
               </w:rPr>
-              <w:t xml:space="preserve">Geen foutmeldingen op het scherm</w:t>
+              <w:t xml:space="preserve">Tijdzone</w:t>
             </w:r>
           </w:p>
         </w:tc>
@@ -9191,6 +9223,70 @@
               <w:rPr>
                 <w:lang w:val="nl"/>
               </w:rPr>
+              <w:t xml:space="preserve">Laten staan; bewaartermijnen en de cron rekenen ermee</w:t>
+            </w:r>
+          </w:p>
+        </w:tc>
+      </w:tr>
+      <w:tr>
+        <w:tc>
+          <w:tcPr/>
+          <w:p>
+            <w:pPr>
+              <w:pStyle w:val="Compact"/>
+            </w:pPr>
+            <w:r>
+              <w:rPr>
+                <w:rStyle w:val="VerbatimChar"/>
+                <w:lang w:val="nl"/>
+              </w:rPr>
+              <w:t xml:space="preserve">error_reporting(0)</w:t>
+            </w:r>
+            <w:r>
+              <w:rPr>
+                <w:lang w:val="nl"/>
+              </w:rPr>
+              <w:t xml:space="preserve">,</w:t>
+            </w:r>
+            <w:r>
+              <w:rPr>
+                <w:lang w:val="nl"/>
+              </w:rPr>
+              <w:t xml:space="preserve"> </w:t>
+            </w:r>
+            <w:r>
+              <w:rPr>
+                <w:rStyle w:val="VerbatimChar"/>
+                <w:lang w:val="nl"/>
+              </w:rPr>
+              <w:t xml:space="preserve">display_errors=0</w:t>
+            </w:r>
+          </w:p>
+        </w:tc>
+        <w:tc>
+          <w:tcPr/>
+          <w:p>
+            <w:pPr>
+              <w:pStyle w:val="Compact"/>
+            </w:pPr>
+            <w:r>
+              <w:rPr>
+                <w:lang w:val="nl"/>
+              </w:rPr>
+              <w:t xml:space="preserve">Geen foutmeldingen op het scherm</w:t>
+            </w:r>
+          </w:p>
+        </w:tc>
+        <w:tc>
+          <w:tcPr/>
+          <w:p>
+            <w:pPr>
+              <w:pStyle w:val="Compact"/>
+            </w:pPr>
+            <w:r>
+              <w:rPr>
+                <w:lang w:val="nl"/>
+              </w:rPr>
               <w:t xml:space="preserve">Verplicht op productie</w:t>
             </w:r>
           </w:p>
@@ -9227,6 +9323,1026 @@
         <w:t xml:space="preserve">, dan toont elke pagina "Systeem is nog niet ingesteld" (HTTP 503).</w:t>
       </w:r>
     </w:p>
+    <w:bookmarkStart w:id="15" w:name="kluissleutel-wisselen"/>
+    <w:p>
+      <w:pPr>
+        <w:pStyle w:val="Heading2"/>
+      </w:pPr>
+      <w:r>
+        <w:rPr>
+          <w:lang w:val="nl"/>
+        </w:rPr>
+        <w:t xml:space="preserve">Kluissleutel wisselen</w:t>
+      </w:r>
+    </w:p>
+    <w:p>
+      <w:pPr>
+        <w:pStyle w:val="FirstParagraph"/>
+      </w:pPr>
+      <w:r>
+        <w:rPr>
+          <w:b/>
+          <w:bCs/>
+          <w:lang w:val="nl"/>
+        </w:rPr>
+        <w:t xml:space="preserve">Wanneer:</w:t>
+      </w:r>
+      <w:r>
+        <w:rPr>
+          <w:lang w:val="nl"/>
+        </w:rPr>
+        <w:t xml:space="preserve"> </w:t>
+      </w:r>
+      <w:r>
+        <w:rPr>
+          <w:lang w:val="nl"/>
+        </w:rPr>
+        <w:t xml:space="preserve">bij een vermoeden dat de sleutel (of</w:t>
+      </w:r>
+      <w:r>
+        <w:rPr>
+          <w:lang w:val="nl"/>
+        </w:rPr>
+        <w:t xml:space="preserve"> </w:t>
+      </w:r>
+      <w:r>
+        <w:rPr>
+          <w:rStyle w:val="VerbatimChar"/>
+          <w:lang w:val="nl"/>
+        </w:rPr>
+        <w:t xml:space="preserve">config.php</w:t>
+      </w:r>
+      <w:r>
+        <w:rPr>
+          <w:lang w:val="nl"/>
+        </w:rPr>
+        <w:t xml:space="preserve">) is gelekt, als iemand vertrekt die</w:t>
+      </w:r>
+      <w:r>
+        <w:rPr>
+          <w:lang w:val="nl"/>
+        </w:rPr>
+        <w:t xml:space="preserve"> </w:t>
+      </w:r>
+      <w:r>
+        <w:rPr>
+          <w:lang w:val="nl"/>
+        </w:rPr>
+        <w:t xml:space="preserve">bij</w:t>
+      </w:r>
+      <w:r>
+        <w:rPr>
+          <w:lang w:val="nl"/>
+        </w:rPr>
+        <w:t xml:space="preserve"> </w:t>
+      </w:r>
+      <w:r>
+        <w:rPr>
+          <w:rStyle w:val="VerbatimChar"/>
+          <w:lang w:val="nl"/>
+        </w:rPr>
+        <w:t xml:space="preserve">config.php</w:t>
+      </w:r>
+      <w:r>
+        <w:rPr>
+          <w:lang w:val="nl"/>
+        </w:rPr>
+        <w:t xml:space="preserve"> </w:t>
+      </w:r>
+      <w:r>
+        <w:rPr>
+          <w:lang w:val="nl"/>
+        </w:rPr>
+        <w:t xml:space="preserve">of de wachtwoordkluis kon, en verder periodiek (eens per jaar).</w:t>
+      </w:r>
+    </w:p>
+    <w:p>
+      <w:pPr>
+        <w:pStyle w:val="BodyText"/>
+      </w:pPr>
+      <w:r>
+        <w:rPr>
+          <w:lang w:val="nl"/>
+        </w:rPr>
+        <w:t xml:space="preserve">Wisselen pakt per gegeven alleen de datasleutel opnieuw in met de nieuwe hoofdsleutel; de</w:t>
+      </w:r>
+      <w:r>
+        <w:rPr>
+          <w:lang w:val="nl"/>
+        </w:rPr>
+        <w:t xml:space="preserve"> </w:t>
+      </w:r>
+      <w:r>
+        <w:rPr>
+          <w:lang w:val="nl"/>
+        </w:rPr>
+        <w:t xml:space="preserve">versleutelde inhoud zelf blijft staan. Het gaat in batches van 200 en is hervatbaar: wat al op de</w:t>
+      </w:r>
+      <w:r>
+        <w:rPr>
+          <w:lang w:val="nl"/>
+        </w:rPr>
+        <w:t xml:space="preserve"> </w:t>
+      </w:r>
+      <w:r>
+        <w:rPr>
+          <w:lang w:val="nl"/>
+        </w:rPr>
+        <w:t xml:space="preserve">nieuwe sleutel staat, wordt overgeslagen. Het raakt de BSN/IBAN-velden bij ondertekeningen, alle</w:t>
+      </w:r>
+      <w:r>
+        <w:rPr>
+          <w:lang w:val="nl"/>
+        </w:rPr>
+        <w:t xml:space="preserve"> </w:t>
+      </w:r>
+      <w:r>
+        <w:rPr>
+          <w:lang w:val="nl"/>
+        </w:rPr>
+        <w:t xml:space="preserve">bestanden in</w:t>
+      </w:r>
+      <w:r>
+        <w:rPr>
+          <w:lang w:val="nl"/>
+        </w:rPr>
+        <w:t xml:space="preserve"> </w:t>
+      </w:r>
+      <w:r>
+        <w:rPr>
+          <w:rStyle w:val="VerbatimChar"/>
+          <w:lang w:val="nl"/>
+        </w:rPr>
+        <w:t xml:space="preserve">DOCUMENTEN_MAP</w:t>
+      </w:r>
+      <w:r>
+        <w:rPr>
+          <w:lang w:val="nl"/>
+        </w:rPr>
+        <w:t xml:space="preserve"> </w:t>
+      </w:r>
+      <w:r>
+        <w:rPr>
+          <w:lang w:val="nl"/>
+        </w:rPr>
+        <w:t xml:space="preserve">en de privésleutel van het documentzegel.</w:t>
+      </w:r>
+    </w:p>
+    <w:p>
+      <w:pPr>
+        <w:pStyle w:val="Compact"/>
+        <w:numPr>
+          <w:ilvl w:val="0"/>
+          <w:numId w:val="1036"/>
+        </w:numPr>
+      </w:pPr>
+      <w:r>
+        <w:rPr>
+          <w:b/>
+          <w:bCs/>
+          <w:lang w:val="nl"/>
+        </w:rPr>
+        <w:t xml:space="preserve">Nieuwe sleutel maken:</w:t>
+      </w:r>
+      <w:r>
+        <w:rPr>
+          <w:lang w:val="nl"/>
+        </w:rPr>
+        <w:t xml:space="preserve"> </w:t>
+      </w:r>
+      <w:r>
+        <w:rPr>
+          <w:rStyle w:val="VerbatimChar"/>
+          <w:lang w:val="nl"/>
+        </w:rPr>
+        <w:t xml:space="preserve">php -r "echo base64_encode(random_bytes(32));"</w:t>
+      </w:r>
+      <w:r>
+        <w:rPr>
+          <w:lang w:val="nl"/>
+        </w:rPr>
+        <w:t xml:space="preserve">. Zet hem meteen in</w:t>
+      </w:r>
+      <w:r>
+        <w:rPr>
+          <w:lang w:val="nl"/>
+        </w:rPr>
+        <w:t xml:space="preserve"> </w:t>
+      </w:r>
+      <w:r>
+        <w:rPr>
+          <w:lang w:val="nl"/>
+        </w:rPr>
+        <w:t xml:space="preserve">de wachtwoordkluis van het bestuur, naast de oude.</w:t>
+      </w:r>
+    </w:p>
+    <w:p>
+      <w:pPr>
+        <w:pStyle w:val="Compact"/>
+        <w:numPr>
+          <w:ilvl w:val="0"/>
+          <w:numId w:val="1036"/>
+        </w:numPr>
+      </w:pPr>
+      <w:r>
+        <w:rPr>
+          <w:rStyle w:val="VerbatimChar"/>
+          <w:b/>
+          <w:bCs/>
+          <w:lang w:val="nl"/>
+        </w:rPr>
+        <w:t xml:space="preserve">config.php</w:t>
+      </w:r>
+      <w:r>
+        <w:rPr>
+          <w:b/>
+          <w:bCs/>
+          <w:lang w:val="nl"/>
+        </w:rPr>
+        <w:t xml:space="preserve"> </w:t>
+      </w:r>
+      <w:r>
+        <w:rPr>
+          <w:b/>
+          <w:bCs/>
+          <w:lang w:val="nl"/>
+        </w:rPr>
+        <w:t xml:space="preserve">aanpassen:</w:t>
+      </w:r>
+      <w:r>
+        <w:rPr>
+          <w:lang w:val="nl"/>
+        </w:rPr>
+        <w:t xml:space="preserve"> </w:t>
+      </w:r>
+      <w:r>
+        <w:rPr>
+          <w:lang w:val="nl"/>
+        </w:rPr>
+        <w:t xml:space="preserve">de huidige</w:t>
+      </w:r>
+      <w:r>
+        <w:rPr>
+          <w:lang w:val="nl"/>
+        </w:rPr>
+        <w:t xml:space="preserve"> </w:t>
+      </w:r>
+      <w:r>
+        <w:rPr>
+          <w:rStyle w:val="VerbatimChar"/>
+          <w:lang w:val="nl"/>
+        </w:rPr>
+        <w:t xml:space="preserve">KLUIS_SLEUTEL</w:t>
+      </w:r>
+      <w:r>
+        <w:rPr>
+          <w:lang w:val="nl"/>
+        </w:rPr>
+        <w:t xml:space="preserve"> </w:t>
+      </w:r>
+      <w:r>
+        <w:rPr>
+          <w:lang w:val="nl"/>
+        </w:rPr>
+        <w:t xml:space="preserve">en</w:t>
+      </w:r>
+      <w:r>
+        <w:rPr>
+          <w:lang w:val="nl"/>
+        </w:rPr>
+        <w:t xml:space="preserve"> </w:t>
+      </w:r>
+      <w:r>
+        <w:rPr>
+          <w:rStyle w:val="VerbatimChar"/>
+          <w:lang w:val="nl"/>
+        </w:rPr>
+        <w:t xml:space="preserve">KLUIS_SLEUTEL_VERSIE</w:t>
+      </w:r>
+      <w:r>
+        <w:rPr>
+          <w:lang w:val="nl"/>
+        </w:rPr>
+        <w:t xml:space="preserve"> </w:t>
+      </w:r>
+      <w:r>
+        <w:rPr>
+          <w:lang w:val="nl"/>
+        </w:rPr>
+        <w:t xml:space="preserve">gaan naar</w:t>
+      </w:r>
+      <w:r>
+        <w:rPr>
+          <w:lang w:val="nl"/>
+        </w:rPr>
+        <w:t xml:space="preserve"> </w:t>
+      </w:r>
+      <w:r>
+        <w:rPr>
+          <w:rStyle w:val="VerbatimChar"/>
+          <w:lang w:val="nl"/>
+        </w:rPr>
+        <w:t xml:space="preserve">KLUIS_SLEUTEL_OUD</w:t>
+      </w:r>
+      <w:r>
+        <w:rPr>
+          <w:lang w:val="nl"/>
+        </w:rPr>
+        <w:t xml:space="preserve"> </w:t>
+      </w:r>
+      <w:r>
+        <w:rPr>
+          <w:lang w:val="nl"/>
+        </w:rPr>
+        <w:t xml:space="preserve">en</w:t>
+      </w:r>
+      <w:r>
+        <w:rPr>
+          <w:lang w:val="nl"/>
+        </w:rPr>
+        <w:t xml:space="preserve"> </w:t>
+      </w:r>
+      <w:r>
+        <w:rPr>
+          <w:rStyle w:val="VerbatimChar"/>
+          <w:lang w:val="nl"/>
+        </w:rPr>
+        <w:t xml:space="preserve">KLUIS_SLEUTEL_OUD_VERSIE</w:t>
+      </w:r>
+      <w:r>
+        <w:rPr>
+          <w:lang w:val="nl"/>
+        </w:rPr>
+        <w:t xml:space="preserve">; de nieuwe sleutel wordt</w:t>
+      </w:r>
+      <w:r>
+        <w:rPr>
+          <w:lang w:val="nl"/>
+        </w:rPr>
+        <w:t xml:space="preserve"> </w:t>
+      </w:r>
+      <w:r>
+        <w:rPr>
+          <w:rStyle w:val="VerbatimChar"/>
+          <w:lang w:val="nl"/>
+        </w:rPr>
+        <w:t xml:space="preserve">KLUIS_SLEUTEL</w:t>
+      </w:r>
+      <w:r>
+        <w:rPr>
+          <w:lang w:val="nl"/>
+        </w:rPr>
+        <w:t xml:space="preserve"> </w:t>
+      </w:r>
+      <w:r>
+        <w:rPr>
+          <w:lang w:val="nl"/>
+        </w:rPr>
+        <w:t xml:space="preserve">met</w:t>
+      </w:r>
+      <w:r>
+        <w:rPr>
+          <w:lang w:val="nl"/>
+        </w:rPr>
+        <w:t xml:space="preserve"> </w:t>
+      </w:r>
+      <w:r>
+        <w:rPr>
+          <w:lang w:val="nl"/>
+        </w:rPr>
+        <w:t xml:space="preserve">versie +1. Vanaf nu wordt alles nieuw met de nieuwe sleutel versleuteld; het oude blijft leesbaar.</w:t>
+      </w:r>
+    </w:p>
+    <w:p>
+      <w:pPr>
+        <w:pStyle w:val="Compact"/>
+        <w:numPr>
+          <w:ilvl w:val="0"/>
+          <w:numId w:val="1036"/>
+        </w:numPr>
+      </w:pPr>
+      <w:r>
+        <w:rPr>
+          <w:b/>
+          <w:bCs/>
+          <w:lang w:val="nl"/>
+        </w:rPr>
+        <w:t xml:space="preserve">Herversleutelen:</w:t>
+      </w:r>
+      <w:r>
+        <w:rPr>
+          <w:lang w:val="nl"/>
+        </w:rPr>
+        <w:t xml:space="preserve"> </w:t>
+      </w:r>
+      <w:r>
+        <w:rPr>
+          <w:lang w:val="nl"/>
+        </w:rPr>
+        <w:t xml:space="preserve">Systeem › Kluissleutel wisselen (</w:t>
+      </w:r>
+      <w:r>
+        <w:rPr>
+          <w:rStyle w:val="VerbatimChar"/>
+          <w:lang w:val="nl"/>
+        </w:rPr>
+        <w:t xml:space="preserve">/admin/kluis.php</w:t>
+      </w:r>
+      <w:r>
+        <w:rPr>
+          <w:lang w:val="nl"/>
+        </w:rPr>
+        <w:t xml:space="preserve">, recht systeem ›</w:t>
+      </w:r>
+      <w:r>
+        <w:rPr>
+          <w:lang w:val="nl"/>
+        </w:rPr>
+        <w:t xml:space="preserve"> </w:t>
+      </w:r>
+      <w:r>
+        <w:rPr>
+          <w:lang w:val="nl"/>
+        </w:rPr>
+        <w:t xml:space="preserve">bewerken). Klik op Herversleutelen, bevestig, en klik op "Volgende batch" tot er 0 over staat.</w:t>
+      </w:r>
+      <w:r>
+        <w:rPr>
+          <w:lang w:val="nl"/>
+        </w:rPr>
+        <w:t xml:space="preserve"> </w:t>
+      </w:r>
+      <w:r>
+        <w:rPr>
+          <w:lang w:val="nl"/>
+        </w:rPr>
+        <w:t xml:space="preserve">Mislukte gegevens staan met bron en id op het scherm; de rest gaat door.</w:t>
+      </w:r>
+    </w:p>
+    <w:p>
+      <w:pPr>
+        <w:pStyle w:val="Compact"/>
+        <w:numPr>
+          <w:ilvl w:val="0"/>
+          <w:numId w:val="1036"/>
+        </w:numPr>
+      </w:pPr>
+      <w:r>
+        <w:rPr>
+          <w:b/>
+          <w:bCs/>
+          <w:lang w:val="nl"/>
+        </w:rPr>
+        <w:t xml:space="preserve">Back-up controleren:</w:t>
+      </w:r>
+      <w:r>
+        <w:rPr>
+          <w:lang w:val="nl"/>
+        </w:rPr>
+        <w:t xml:space="preserve"> </w:t>
+      </w:r>
+      <w:r>
+        <w:rPr>
+          <w:lang w:val="nl"/>
+        </w:rPr>
+        <w:t xml:space="preserve">maak een verse back-up van database en documentenmap en open als admin</w:t>
+      </w:r>
+      <w:r>
+        <w:rPr>
+          <w:lang w:val="nl"/>
+        </w:rPr>
+        <w:t xml:space="preserve"> </w:t>
+      </w:r>
+      <w:r>
+        <w:rPr>
+          <w:lang w:val="nl"/>
+        </w:rPr>
+        <w:t xml:space="preserve">één document in het beheer.</w:t>
+      </w:r>
+    </w:p>
+    <w:p>
+      <w:pPr>
+        <w:pStyle w:val="Compact"/>
+        <w:numPr>
+          <w:ilvl w:val="0"/>
+          <w:numId w:val="1036"/>
+        </w:numPr>
+      </w:pPr>
+      <w:r>
+        <w:rPr>
+          <w:b/>
+          <w:bCs/>
+          <w:lang w:val="nl"/>
+        </w:rPr>
+        <w:t xml:space="preserve">Oude sleutel weghalen:</w:t>
+      </w:r>
+      <w:r>
+        <w:rPr>
+          <w:lang w:val="nl"/>
+        </w:rPr>
+        <w:t xml:space="preserve"> </w:t>
+      </w:r>
+      <w:r>
+        <w:rPr>
+          <w:lang w:val="nl"/>
+        </w:rPr>
+        <w:t xml:space="preserve">haal</w:t>
+      </w:r>
+      <w:r>
+        <w:rPr>
+          <w:lang w:val="nl"/>
+        </w:rPr>
+        <w:t xml:space="preserve"> </w:t>
+      </w:r>
+      <w:r>
+        <w:rPr>
+          <w:rStyle w:val="VerbatimChar"/>
+          <w:lang w:val="nl"/>
+        </w:rPr>
+        <w:t xml:space="preserve">KLUIS_SLEUTEL_OUD</w:t>
+      </w:r>
+      <w:r>
+        <w:rPr>
+          <w:lang w:val="nl"/>
+        </w:rPr>
+        <w:t xml:space="preserve"> </w:t>
+      </w:r>
+      <w:r>
+        <w:rPr>
+          <w:lang w:val="nl"/>
+        </w:rPr>
+        <w:t xml:space="preserve">en</w:t>
+      </w:r>
+      <w:r>
+        <w:rPr>
+          <w:lang w:val="nl"/>
+        </w:rPr>
+        <w:t xml:space="preserve"> </w:t>
+      </w:r>
+      <w:r>
+        <w:rPr>
+          <w:rStyle w:val="VerbatimChar"/>
+          <w:lang w:val="nl"/>
+        </w:rPr>
+        <w:t xml:space="preserve">KLUIS_SLEUTEL_OUD_VERSIE</w:t>
+      </w:r>
+      <w:r>
+        <w:rPr>
+          <w:lang w:val="nl"/>
+        </w:rPr>
+        <w:t xml:space="preserve"> </w:t>
+      </w:r>
+      <w:r>
+        <w:rPr>
+          <w:lang w:val="nl"/>
+        </w:rPr>
+        <w:t xml:space="preserve">uit</w:t>
+      </w:r>
+      <w:r>
+        <w:rPr>
+          <w:lang w:val="nl"/>
+        </w:rPr>
+        <w:t xml:space="preserve"> </w:t>
+      </w:r>
+      <w:r>
+        <w:rPr>
+          <w:rStyle w:val="VerbatimChar"/>
+          <w:lang w:val="nl"/>
+        </w:rPr>
+        <w:t xml:space="preserve">config.php</w:t>
+      </w:r>
+      <w:r>
+        <w:rPr>
+          <w:lang w:val="nl"/>
+        </w:rPr>
+        <w:t xml:space="preserve"> </w:t>
+      </w:r>
+      <w:r>
+        <w:rPr>
+          <w:lang w:val="nl"/>
+        </w:rPr>
+        <w:t xml:space="preserve">en de oude sleutel uit de wachtwoordkluis. De systeemcontrole waarschuwt zolang de</w:t>
+      </w:r>
+      <w:r>
+        <w:rPr>
+          <w:lang w:val="nl"/>
+        </w:rPr>
+        <w:t xml:space="preserve"> </w:t>
+      </w:r>
+      <w:r>
+        <w:rPr>
+          <w:lang w:val="nl"/>
+        </w:rPr>
+        <w:t xml:space="preserve">oude sleutel nog staat terwijl hij niet meer nodig is.</w:t>
+      </w:r>
+    </w:p>
+    <w:p>
+      <w:pPr>
+        <w:pStyle w:val="FirstParagraph"/>
+      </w:pPr>
+      <w:r>
+        <w:rPr>
+          <w:lang w:val="nl"/>
+        </w:rPr>
+        <w:t xml:space="preserve">Let op:</w:t>
+      </w:r>
+    </w:p>
+    <w:p>
+      <w:pPr>
+        <w:pStyle w:val="Compact"/>
+        <w:numPr>
+          <w:ilvl w:val="0"/>
+          <w:numId w:val="1037"/>
+        </w:numPr>
+      </w:pPr>
+      <w:r>
+        <w:rPr>
+          <w:lang w:val="nl"/>
+        </w:rPr>
+        <w:t xml:space="preserve">Haal de oude sleutel nooit weg voordat er 0 over staat: wat dan nog op de oude versie staat, is</w:t>
+      </w:r>
+      <w:r>
+        <w:rPr>
+          <w:lang w:val="nl"/>
+        </w:rPr>
+        <w:t xml:space="preserve"> </w:t>
+      </w:r>
+      <w:r>
+        <w:rPr>
+          <w:lang w:val="nl"/>
+        </w:rPr>
+        <w:t xml:space="preserve">onleesbaar (de systeemcontrole kleurt dan rood). Zet de sleutel in dat geval terug als</w:t>
+      </w:r>
+      <w:r>
+        <w:rPr>
+          <w:lang w:val="nl"/>
+        </w:rPr>
+        <w:t xml:space="preserve"> </w:t>
+      </w:r>
+      <w:r>
+        <w:rPr>
+          <w:rStyle w:val="VerbatimChar"/>
+          <w:lang w:val="nl"/>
+        </w:rPr>
+        <w:t xml:space="preserve">KLUIS_SLEUTEL_OUD</w:t>
+      </w:r>
+      <w:r>
+        <w:rPr>
+          <w:lang w:val="nl"/>
+        </w:rPr>
+        <w:t xml:space="preserve"> </w:t>
+      </w:r>
+      <w:r>
+        <w:rPr>
+          <w:lang w:val="nl"/>
+        </w:rPr>
+        <w:t xml:space="preserve">met de juiste versie.</w:t>
+      </w:r>
+    </w:p>
+    <w:p>
+      <w:pPr>
+        <w:pStyle w:val="Compact"/>
+        <w:numPr>
+          <w:ilvl w:val="0"/>
+          <w:numId w:val="1037"/>
+        </w:numPr>
+      </w:pPr>
+      <w:r>
+        <w:rPr>
+          <w:lang w:val="nl"/>
+        </w:rPr>
+        <w:t xml:space="preserve">Oude back-ups blijven op de oude sleutel. Bewaar die sleutel zo lang als die back-ups bestaan,</w:t>
+      </w:r>
+      <w:r>
+        <w:rPr>
+          <w:lang w:val="nl"/>
+        </w:rPr>
+        <w:t xml:space="preserve"> </w:t>
+      </w:r>
+      <w:r>
+        <w:rPr>
+          <w:lang w:val="nl"/>
+        </w:rPr>
+        <w:t xml:space="preserve">gescheiden van de nieuwe.</w:t>
+      </w:r>
+    </w:p>
+    <w:p>
+      <w:pPr>
+        <w:pStyle w:val="Compact"/>
+        <w:numPr>
+          <w:ilvl w:val="0"/>
+          <w:numId w:val="1037"/>
+        </w:numPr>
+      </w:pPr>
+      <w:r>
+        <w:rPr>
+          <w:lang w:val="nl"/>
+        </w:rPr>
+        <w:t xml:space="preserve">De interne bewijs-hash van een ondertekening (</w:t>
+      </w:r>
+      <w:r>
+        <w:rPr>
+          <w:rStyle w:val="VerbatimChar"/>
+          <w:lang w:val="nl"/>
+        </w:rPr>
+        <w:t xml:space="preserve">ondertekeningen.bewijs_hash</w:t>
+      </w:r>
+      <w:r>
+        <w:rPr>
+          <w:lang w:val="nl"/>
+        </w:rPr>
+        <w:t xml:space="preserve">) is berekend over het</w:t>
+      </w:r>
+      <w:r>
+        <w:rPr>
+          <w:lang w:val="nl"/>
+        </w:rPr>
+        <w:t xml:space="preserve"> </w:t>
+      </w:r>
+      <w:r>
+        <w:rPr>
+          <w:lang w:val="nl"/>
+        </w:rPr>
+        <w:t xml:space="preserve">versleutelde BSN/IBAN-veld. Na een wissel klopt die hash dus niet meer met wat in de database</w:t>
+      </w:r>
+      <w:r>
+        <w:rPr>
+          <w:lang w:val="nl"/>
+        </w:rPr>
+        <w:t xml:space="preserve"> </w:t>
+      </w:r>
+      <w:r>
+        <w:rPr>
+          <w:lang w:val="nl"/>
+        </w:rPr>
+        <w:t xml:space="preserve">staat: het veld is opnieuw ingepakt, de inhoud is gelijk. Dat is geen probleem voor het bewijs.</w:t>
+      </w:r>
+      <w:r>
+        <w:rPr>
+          <w:lang w:val="nl"/>
+        </w:rPr>
+        <w:t xml:space="preserve"> </w:t>
+      </w:r>
+      <w:r>
+        <w:rPr>
+          <w:lang w:val="nl"/>
+        </w:rPr>
+        <w:t xml:space="preserve">Het juridische bewijs is de verzegelde PDF; die verandert niet en het zegel blijft geldig. De</w:t>
+      </w:r>
+      <w:r>
+        <w:rPr>
+          <w:lang w:val="nl"/>
+        </w:rPr>
+        <w:t xml:space="preserve"> </w:t>
+      </w:r>
+      <w:r>
+        <w:rPr>
+          <w:lang w:val="nl"/>
+        </w:rPr>
+        <w:t xml:space="preserve">rotatie legt per ondertekening de sha256 van het oude en het nieuwe veld vast in het logboek</w:t>
+      </w:r>
+      <w:r>
+        <w:rPr>
+          <w:lang w:val="nl"/>
+        </w:rPr>
+        <w:t xml:space="preserve"> </w:t>
+      </w:r>
+      <w:r>
+        <w:rPr>
+          <w:lang w:val="nl"/>
+        </w:rPr>
+        <w:t xml:space="preserve">(</w:t>
+      </w:r>
+      <w:r>
+        <w:rPr>
+          <w:rStyle w:val="VerbatimChar"/>
+          <w:lang w:val="nl"/>
+        </w:rPr>
+        <w:t xml:space="preserve">kluis_blob_herwrapt</w:t>
+      </w:r>
+      <w:r>
+        <w:rPr>
+          <w:lang w:val="nl"/>
+        </w:rPr>
+        <w:t xml:space="preserve">), zodat je de keten van de oude hash naar het huidige veld kunt herleiden.</w:t>
+      </w:r>
+      <w:r>
+        <w:rPr>
+          <w:lang w:val="nl"/>
+        </w:rPr>
+        <w:t xml:space="preserve"> </w:t>
+      </w:r>
+      <w:r>
+        <w:rPr>
+          <w:lang w:val="nl"/>
+        </w:rPr>
+        <w:t xml:space="preserve">Controleer je later een bewijs-hash, neem die logboekregels dan mee.</w:t>
+      </w:r>
+    </w:p>
+    <w:p>
+      <w:pPr>
+        <w:pStyle w:val="Compact"/>
+        <w:numPr>
+          <w:ilvl w:val="0"/>
+          <w:numId w:val="1037"/>
+        </w:numPr>
+      </w:pPr>
+      <w:r>
+        <w:rPr>
+          <w:lang w:val="nl"/>
+        </w:rPr>
+        <w:t xml:space="preserve">Het tweestaps-geheim van beheerders (</w:t>
+      </w:r>
+      <w:r>
+        <w:rPr>
+          <w:rStyle w:val="VerbatimChar"/>
+          <w:lang w:val="nl"/>
+        </w:rPr>
+        <w:t xml:space="preserve">beheerders.tweestaps_geheim</w:t>
+      </w:r>
+      <w:r>
+        <w:rPr>
+          <w:lang w:val="nl"/>
+        </w:rPr>
+        <w:t xml:space="preserve">) zit</w:t>
+      </w:r>
+      <w:r>
+        <w:rPr>
+          <w:lang w:val="nl"/>
+        </w:rPr>
+        <w:t xml:space="preserve"> </w:t>
+      </w:r>
+      <w:r>
+        <w:rPr>
+          <w:b/>
+          <w:bCs/>
+          <w:lang w:val="nl"/>
+        </w:rPr>
+        <w:t xml:space="preserve">niet</w:t>
+      </w:r>
+      <w:r>
+        <w:rPr>
+          <w:lang w:val="nl"/>
+        </w:rPr>
+        <w:t xml:space="preserve"> </w:t>
+      </w:r>
+      <w:r>
+        <w:rPr>
+          <w:lang w:val="nl"/>
+        </w:rPr>
+        <w:t xml:space="preserve">in de</w:t>
+      </w:r>
+      <w:r>
+        <w:rPr>
+          <w:lang w:val="nl"/>
+        </w:rPr>
+        <w:t xml:space="preserve"> </w:t>
+      </w:r>
+      <w:r>
+        <w:rPr>
+          <w:lang w:val="nl"/>
+        </w:rPr>
+        <w:t xml:space="preserve">herversleuteling. Zolang</w:t>
+      </w:r>
+      <w:r>
+        <w:rPr>
+          <w:lang w:val="nl"/>
+        </w:rPr>
+        <w:t xml:space="preserve"> </w:t>
+      </w:r>
+      <w:r>
+        <w:rPr>
+          <w:rStyle w:val="VerbatimChar"/>
+          <w:lang w:val="nl"/>
+        </w:rPr>
+        <w:t xml:space="preserve">KLUIS_SLEUTEL_OUD</w:t>
+      </w:r>
+      <w:r>
+        <w:rPr>
+          <w:lang w:val="nl"/>
+        </w:rPr>
+        <w:t xml:space="preserve"> </w:t>
+      </w:r>
+      <w:r>
+        <w:rPr>
+          <w:lang w:val="nl"/>
+        </w:rPr>
+        <w:t xml:space="preserve">staat, blijft het leesbaar. Haal je de oude sleutel</w:t>
+      </w:r>
+      <w:r>
+        <w:rPr>
+          <w:lang w:val="nl"/>
+        </w:rPr>
+        <w:t xml:space="preserve"> </w:t>
+      </w:r>
+      <w:r>
+        <w:rPr>
+          <w:lang w:val="nl"/>
+        </w:rPr>
+        <w:t xml:space="preserve">weg, dan valt de noodingang voor die accounts terug op de code per e-mail (zie</w:t>
+      </w:r>
+      <w:r>
+        <w:rPr>
+          <w:lang w:val="nl"/>
+        </w:rPr>
+        <w:t xml:space="preserve"> </w:t>
+      </w:r>
+      <w:hyperlink w:anchor="toegangsbeheer">
+        <w:r>
+          <w:rPr>
+            <w:rStyle w:val="Hyperlink"/>
+            <w:lang w:val="nl"/>
+          </w:rPr>
+          <w:t xml:space="preserve">Toegangsbeheer</w:t>
+        </w:r>
+      </w:hyperlink>
+      <w:r>
+        <w:rPr>
+          <w:lang w:val="nl"/>
+        </w:rPr>
+        <w:t xml:space="preserve">); laat ze de app daarna opnieuw instellen in Mijn profiel, of</w:t>
+      </w:r>
+      <w:r>
+        <w:rPr>
+          <w:lang w:val="nl"/>
+        </w:rPr>
+        <w:t xml:space="preserve"> </w:t>
+      </w:r>
+      <w:r>
+        <w:rPr>
+          <w:lang w:val="nl"/>
+        </w:rPr>
+        <w:t xml:space="preserve">reset hun tweestaps bij Beheerders.</w:t>
+      </w:r>
+    </w:p>
+    <w:p>
+      <w:pPr>
+        <w:pStyle w:val="Compact"/>
+        <w:numPr>
+          <w:ilvl w:val="0"/>
+          <w:numId w:val="1037"/>
+        </w:numPr>
+      </w:pPr>
+      <w:r>
+        <w:rPr>
+          <w:lang w:val="nl"/>
+        </w:rPr>
+        <w:t xml:space="preserve">Het logboek bevat per batch</w:t>
+      </w:r>
+      <w:r>
+        <w:rPr>
+          <w:lang w:val="nl"/>
+        </w:rPr>
+        <w:t xml:space="preserve"> </w:t>
+      </w:r>
+      <w:r>
+        <w:rPr>
+          <w:rStyle w:val="VerbatimChar"/>
+          <w:lang w:val="nl"/>
+        </w:rPr>
+        <w:t xml:space="preserve">kluis_herversleuteld</w:t>
+      </w:r>
+      <w:r>
+        <w:rPr>
+          <w:lang w:val="nl"/>
+        </w:rPr>
+        <w:t xml:space="preserve"> </w:t>
+      </w:r>
+      <w:r>
+        <w:rPr>
+          <w:lang w:val="nl"/>
+        </w:rPr>
+        <w:t xml:space="preserve">met aantallen; nooit een sleutel.</w:t>
+      </w:r>
+    </w:p>
+    <w:p>
+      <w:pPr>
+        <w:pStyle w:val="Compact"/>
+        <w:numPr>
+          <w:ilvl w:val="0"/>
+          <w:numId w:val="1037"/>
+        </w:numPr>
+      </w:pPr>
+      <w:r>
+        <w:rPr>
+          <w:lang w:val="nl"/>
+        </w:rPr>
+        <w:t xml:space="preserve">Formulieren op wervingspagina's die op het moment van wisselen open staan, kunnen één keer</w:t>
+      </w:r>
+      <w:r>
+        <w:rPr>
+          <w:lang w:val="nl"/>
+        </w:rPr>
+        <w:t xml:space="preserve"> </w:t>
+      </w:r>
+      <w:r>
+        <w:rPr>
+          <w:lang w:val="nl"/>
+        </w:rPr>
+        <w:t xml:space="preserve">worden geweigerd als hun beveiliging op de sleutel terugvalt; opnieuw versturen werkt.</w:t>
+      </w:r>
+    </w:p>
+    <w:bookmarkEnd w:id="15"/>
     <w:bookmarkEnd w:id="16"/>
     <w:bookmarkStart w:id="17" w:name="geheimen-die-in-de-database-staan"/>
     <w:p>
@@ -10336,7 +11452,7 @@
         <w:pStyle w:val="Compact"/>
         <w:numPr>
           <w:ilvl w:val="0"/>
-          <w:numId w:val="1036"/>
+          <w:numId w:val="1038"/>
         </w:numPr>
       </w:pPr>
       <w:r>
@@ -10363,7 +11479,7 @@
         <w:pStyle w:val="Compact"/>
         <w:numPr>
           <w:ilvl w:val="0"/>
-          <w:numId w:val="1036"/>
+          <w:numId w:val="1038"/>
         </w:numPr>
       </w:pPr>
       <w:r>
@@ -10672,7 +11788,7 @@
         <w:pStyle w:val="Compact"/>
         <w:numPr>
           <w:ilvl w:val="0"/>
-          <w:numId w:val="1037"/>
+          <w:numId w:val="1039"/>
         </w:numPr>
       </w:pPr>
       <w:r>
@@ -10749,7 +11865,7 @@
         <w:pStyle w:val="Compact"/>
         <w:numPr>
           <w:ilvl w:val="0"/>
-          <w:numId w:val="1037"/>
+          <w:numId w:val="1039"/>
         </w:numPr>
       </w:pPr>
       <w:r>
@@ -10802,7 +11918,7 @@
         <w:pStyle w:val="Compact"/>
         <w:numPr>
           <w:ilvl w:val="0"/>
-          <w:numId w:val="1037"/>
+          <w:numId w:val="1039"/>
         </w:numPr>
       </w:pPr>
       <w:r>
@@ -10884,7 +12000,7 @@
         <w:rPr>
           <w:lang w:val="nl"/>
         </w:rPr>
-        <w:t xml:space="preserve">(rol penningmeester: loondossiers en sollicitanten lezen),</w:t>
+        <w:t xml:space="preserve">(rol penningmeester: loondossiers, loonplanning en sollicitanten lezen),</w:t>
       </w:r>
       <w:r>
         <w:rPr>
@@ -10929,7 +12045,7 @@
         <w:pStyle w:val="Compact"/>
         <w:numPr>
           <w:ilvl w:val="0"/>
-          <w:numId w:val="1037"/>
+          <w:numId w:val="1039"/>
         </w:numPr>
       </w:pPr>
       <w:r>
@@ -11101,7 +12217,7 @@
         <w:pStyle w:val="Compact"/>
         <w:numPr>
           <w:ilvl w:val="0"/>
-          <w:numId w:val="1037"/>
+          <w:numId w:val="1039"/>
         </w:numPr>
       </w:pPr>
       <w:r>
@@ -11179,7 +12295,7 @@
         <w:pStyle w:val="Compact"/>
         <w:numPr>
           <w:ilvl w:val="0"/>
-          <w:numId w:val="1037"/>
+          <w:numId w:val="1039"/>
         </w:numPr>
       </w:pPr>
       <w:r>
@@ -11252,7 +12368,7 @@
         <w:pStyle w:val="Compact"/>
         <w:numPr>
           <w:ilvl w:val="0"/>
-          <w:numId w:val="1037"/>
+          <w:numId w:val="1039"/>
         </w:numPr>
       </w:pPr>
       <w:r>
@@ -11345,7 +12461,19 @@
         <w:rPr>
           <w:lang w:val="nl"/>
         </w:rPr>
-        <w:t xml:space="preserve">voor accounts waarvoor in het beheer een wachtwoord is gezet (zie</w:t>
+        <w:t xml:space="preserve">voor accounts waarvoor in het beheer een wachtwoord is gezet. Die noodingang heeft een eigen</w:t>
+      </w:r>
+      <w:r>
+        <w:rPr>
+          <w:lang w:val="nl"/>
+        </w:rPr>
+        <w:t xml:space="preserve"> </w:t>
+      </w:r>
+      <w:r>
+        <w:rPr>
+          <w:lang w:val="nl"/>
+        </w:rPr>
+        <w:t xml:space="preserve">tweede stap (zie</w:t>
       </w:r>
       <w:r>
         <w:rPr>
@@ -11440,7 +12568,19 @@
         <w:rPr>
           <w:lang w:val="nl"/>
         </w:rPr>
-        <w:t xml:space="preserve">account.</w:t>
+        <w:t xml:space="preserve">account. De noodingang vraagt altijd een tweede stap (NIS2): een code uit een authenticator-app</w:t>
+      </w:r>
+      <w:r>
+        <w:rPr>
+          <w:lang w:val="nl"/>
+        </w:rPr>
+        <w:t xml:space="preserve"> </w:t>
+      </w:r>
+      <w:r>
+        <w:rPr>
+          <w:lang w:val="nl"/>
+        </w:rPr>
+        <w:t xml:space="preserve">of, zonder app, een code per e-mail.</w:t>
       </w:r>
     </w:p>
     <w:p>
@@ -11454,216 +12594,6 @@
           <w:lang w:val="nl"/>
         </w:rPr>
         <w:t xml:space="preserve">Iemand erbij</w:t>
-      </w:r>
-    </w:p>
-    <w:p>
-      <w:pPr>
-        <w:pStyle w:val="Compact"/>
-        <w:numPr>
-          <w:ilvl w:val="0"/>
-          <w:numId w:val="1038"/>
-        </w:numPr>
-      </w:pPr>
-      <w:r>
-        <w:rPr>
-          <w:lang w:val="nl"/>
-        </w:rPr>
-        <w:t xml:space="preserve">Authentik: account aanmaken, tweestapsverificatie aan, in de juiste groep zetten.</w:t>
-      </w:r>
-    </w:p>
-    <w:p>
-      <w:pPr>
-        <w:pStyle w:val="Compact"/>
-        <w:numPr>
-          <w:ilvl w:val="0"/>
-          <w:numId w:val="1038"/>
-        </w:numPr>
-      </w:pPr>
-      <w:r>
-        <w:rPr>
-          <w:lang w:val="nl"/>
-        </w:rPr>
-        <w:t xml:space="preserve">Laat de persoon inloggen op</w:t>
-      </w:r>
-      <w:r>
-        <w:rPr>
-          <w:lang w:val="nl"/>
-        </w:rPr>
-        <w:t xml:space="preserve"> </w:t>
-      </w:r>
-      <w:r>
-        <w:rPr>
-          <w:rStyle w:val="VerbatimChar"/>
-          <w:lang w:val="nl"/>
-        </w:rPr>
-        <w:t xml:space="preserve">/admin/</w:t>
-      </w:r>
-      <w:r>
-        <w:rPr>
-          <w:lang w:val="nl"/>
-        </w:rPr>
-        <w:t xml:space="preserve">. Controleer in Beheer › Beheerders dat de rol klopt.</w:t>
-      </w:r>
-    </w:p>
-    <w:p>
-      <w:pPr>
-        <w:pStyle w:val="FirstParagraph"/>
-      </w:pPr>
-      <w:r>
-        <w:rPr>
-          <w:b/>
-          <w:bCs/>
-          <w:lang w:val="nl"/>
-        </w:rPr>
-        <w:t xml:space="preserve">Iemand eraf</w:t>
-      </w:r>
-      <w:r>
-        <w:rPr>
-          <w:lang w:val="nl"/>
-        </w:rPr>
-        <w:t xml:space="preserve"> </w:t>
-      </w:r>
-      <w:r>
-        <w:rPr>
-          <w:lang w:val="nl"/>
-        </w:rPr>
-        <w:t xml:space="preserve">(vertrek uit het bestuur, einde functie)</w:t>
-      </w:r>
-    </w:p>
-    <w:p>
-      <w:pPr>
-        <w:pStyle w:val="Compact"/>
-        <w:numPr>
-          <w:ilvl w:val="0"/>
-          <w:numId w:val="1039"/>
-        </w:numPr>
-      </w:pPr>
-      <w:r>
-        <w:rPr>
-          <w:lang w:val="nl"/>
-        </w:rPr>
-        <w:t xml:space="preserve">Authentik: uit de groep halen of het account uitschakelen. Daarmee is inloggen via SSO</w:t>
-      </w:r>
-      <w:r>
-        <w:rPr>
-          <w:lang w:val="nl"/>
-        </w:rPr>
-        <w:t xml:space="preserve"> </w:t>
-      </w:r>
-      <w:r>
-        <w:rPr>
-          <w:lang w:val="nl"/>
-        </w:rPr>
-        <w:t xml:space="preserve">meteen voorbij, ook voor het bestaande account.</w:t>
-      </w:r>
-    </w:p>
-    <w:p>
-      <w:pPr>
-        <w:pStyle w:val="Compact"/>
-        <w:numPr>
-          <w:ilvl w:val="0"/>
-          <w:numId w:val="1039"/>
-        </w:numPr>
-      </w:pPr>
-      <w:r>
-        <w:rPr>
-          <w:lang w:val="nl"/>
-        </w:rPr>
-        <w:t xml:space="preserve">Staat er een wachtwoord op het account (noodingang), zet het account dan in</w:t>
-      </w:r>
-      <w:r>
-        <w:rPr>
-          <w:lang w:val="nl"/>
-        </w:rPr>
-        <w:t xml:space="preserve"> </w:t>
-      </w:r>
-      <w:r>
-        <w:rPr>
-          <w:b/>
-          <w:bCs/>
-          <w:lang w:val="nl"/>
-        </w:rPr>
-        <w:t xml:space="preserve">Beheer ›</w:t>
-      </w:r>
-      <w:r>
-        <w:rPr>
-          <w:b/>
-          <w:bCs/>
-          <w:lang w:val="nl"/>
-        </w:rPr>
-        <w:t xml:space="preserve"> </w:t>
-      </w:r>
-      <w:r>
-        <w:rPr>
-          <w:b/>
-          <w:bCs/>
-          <w:lang w:val="nl"/>
-        </w:rPr>
-        <w:t xml:space="preserve">Beheerders</w:t>
-      </w:r>
-      <w:r>
-        <w:rPr>
-          <w:lang w:val="nl"/>
-        </w:rPr>
-        <w:t xml:space="preserve"> </w:t>
-      </w:r>
-      <w:r>
-        <w:rPr>
-          <w:lang w:val="nl"/>
-        </w:rPr>
-        <w:t xml:space="preserve">op non-actief; de wachtwoordlogin kijkt niet naar Authentik. Voor een account</w:t>
-      </w:r>
-      <w:r>
-        <w:rPr>
-          <w:lang w:val="nl"/>
-        </w:rPr>
-        <w:t xml:space="preserve"> </w:t>
-      </w:r>
-      <w:r>
-        <w:rPr>
-          <w:lang w:val="nl"/>
-        </w:rPr>
-        <w:t xml:space="preserve">zonder wachtwoord is dit niet nodig, maar het kan geen kwaad.</w:t>
-      </w:r>
-    </w:p>
-    <w:p>
-      <w:pPr>
-        <w:pStyle w:val="Compact"/>
-        <w:numPr>
-          <w:ilvl w:val="0"/>
-          <w:numId w:val="1039"/>
-        </w:numPr>
-      </w:pPr>
-      <w:r>
-        <w:rPr>
-          <w:lang w:val="nl"/>
-        </w:rPr>
-        <w:t xml:space="preserve">Zijn er sleutels die de persoon kende (API-sleutel, cron-token, SMTP-wachtwoord,</w:t>
-      </w:r>
-      <w:r>
-        <w:rPr>
-          <w:lang w:val="nl"/>
-        </w:rPr>
-        <w:t xml:space="preserve"> </w:t>
-      </w:r>
-      <w:r>
-        <w:rPr>
-          <w:lang w:val="nl"/>
-        </w:rPr>
-        <w:t xml:space="preserve">wachtwoordkluis), vervang die.</w:t>
-      </w:r>
-    </w:p>
-    <w:p>
-      <w:pPr>
-        <w:pStyle w:val="FirstParagraph"/>
-      </w:pPr>
-      <w:r>
-        <w:rPr>
-          <w:b/>
-          <w:bCs/>
-          <w:lang w:val="nl"/>
-        </w:rPr>
-        <w:t xml:space="preserve">Seizoensreview</w:t>
       </w:r>
     </w:p>
     <w:p>
@@ -11678,63 +12608,66 @@
         <w:rPr>
           <w:lang w:val="nl"/>
         </w:rPr>
-        <w:t xml:space="preserve">Leg Authentik-groepen</w:t>
-      </w:r>
-      <w:r>
-        <w:rPr>
-          <w:lang w:val="nl"/>
-        </w:rPr>
-        <w:t xml:space="preserve"> </w:t>
-      </w:r>
-      <w:r>
-        <w:rPr>
-          <w:rStyle w:val="VerbatimChar"/>
-          <w:lang w:val="nl"/>
-        </w:rPr>
-        <w:t xml:space="preserve">Sol-*</w:t>
-      </w:r>
-      <w:r>
-        <w:rPr>
-          <w:lang w:val="nl"/>
-        </w:rPr>
-        <w:t xml:space="preserve"> </w:t>
-      </w:r>
-      <w:r>
-        <w:rPr>
-          <w:lang w:val="nl"/>
-        </w:rPr>
-        <w:t xml:space="preserve">en</w:t>
-      </w:r>
-      <w:r>
-        <w:rPr>
-          <w:lang w:val="nl"/>
-        </w:rPr>
-        <w:t xml:space="preserve"> </w:t>
-      </w:r>
-      <w:r>
-        <w:rPr>
-          <w:rStyle w:val="VerbatimChar"/>
-          <w:lang w:val="nl"/>
-        </w:rPr>
-        <w:t xml:space="preserve">Bestuur</w:t>
-      </w:r>
-      <w:r>
-        <w:rPr>
-          <w:lang w:val="nl"/>
-        </w:rPr>
-        <w:t xml:space="preserve">, Beheer › Beheerders en Beheer › Rollen &amp;</w:t>
-      </w:r>
-      <w:r>
-        <w:rPr>
-          <w:lang w:val="nl"/>
-        </w:rPr>
-        <w:t xml:space="preserve"> </w:t>
-      </w:r>
-      <w:r>
-        <w:rPr>
-          <w:lang w:val="nl"/>
-        </w:rPr>
-        <w:t xml:space="preserve">rechten naast elkaar. Iedereen die actief is heeft een reden.</w:t>
+        <w:t xml:space="preserve">Authentik: account aanmaken, tweestapsverificatie aan, in de juiste groep zetten.</w:t>
+      </w:r>
+    </w:p>
+    <w:p>
+      <w:pPr>
+        <w:pStyle w:val="Compact"/>
+        <w:numPr>
+          <w:ilvl w:val="0"/>
+          <w:numId w:val="1040"/>
+        </w:numPr>
+      </w:pPr>
+      <w:r>
+        <w:rPr>
+          <w:lang w:val="nl"/>
+        </w:rPr>
+        <w:t xml:space="preserve">Laat de persoon inloggen op</w:t>
+      </w:r>
+      <w:r>
+        <w:rPr>
+          <w:lang w:val="nl"/>
+        </w:rPr>
+        <w:t xml:space="preserve"> </w:t>
+      </w:r>
+      <w:r>
+        <w:rPr>
+          <w:rStyle w:val="VerbatimChar"/>
+          <w:lang w:val="nl"/>
+        </w:rPr>
+        <w:t xml:space="preserve">/admin/</w:t>
+      </w:r>
+      <w:r>
+        <w:rPr>
+          <w:lang w:val="nl"/>
+        </w:rPr>
+        <w:t xml:space="preserve">. Controleer in Beheer › Beheerders dat de rol klopt.</w:t>
+      </w:r>
+    </w:p>
+    <w:p>
+      <w:pPr>
+        <w:pStyle w:val="FirstParagraph"/>
+      </w:pPr>
+      <w:r>
+        <w:rPr>
+          <w:b/>
+          <w:bCs/>
+          <w:lang w:val="nl"/>
+        </w:rPr>
+        <w:t xml:space="preserve">Iemand eraf</w:t>
+      </w:r>
+      <w:r>
+        <w:rPr>
+          <w:lang w:val="nl"/>
+        </w:rPr>
+        <w:t xml:space="preserve"> </w:t>
+      </w:r>
+      <w:r>
+        <w:rPr>
+          <w:lang w:val="nl"/>
+        </w:rPr>
+        <w:t xml:space="preserve">(vertrek uit het bestuur, einde functie)</w:t>
       </w:r>
     </w:p>
     <w:p>
@@ -11749,19 +12682,128 @@
         <w:rPr>
           <w:lang w:val="nl"/>
         </w:rPr>
-        <w:t xml:space="preserve">Hoogstens één account met wachtwoordlogin (noodingang), met een lang wachtwoord dat in de</w:t>
-      </w:r>
-      <w:r>
-        <w:rPr>
-          <w:lang w:val="nl"/>
-        </w:rPr>
-        <w:t xml:space="preserve"> </w:t>
-      </w:r>
-      <w:r>
-        <w:rPr>
-          <w:lang w:val="nl"/>
-        </w:rPr>
-        <w:t xml:space="preserve">wachtwoordkluis staat. Die inlog heeft geen tweede factor.</w:t>
+        <w:t xml:space="preserve">Authentik: uit de groep halen of het account uitschakelen. Daarmee is inloggen via SSO</w:t>
+      </w:r>
+      <w:r>
+        <w:rPr>
+          <w:lang w:val="nl"/>
+        </w:rPr>
+        <w:t xml:space="preserve"> </w:t>
+      </w:r>
+      <w:r>
+        <w:rPr>
+          <w:lang w:val="nl"/>
+        </w:rPr>
+        <w:t xml:space="preserve">meteen voorbij, ook voor het bestaande account.</w:t>
+      </w:r>
+    </w:p>
+    <w:p>
+      <w:pPr>
+        <w:pStyle w:val="Compact"/>
+        <w:numPr>
+          <w:ilvl w:val="0"/>
+          <w:numId w:val="1041"/>
+        </w:numPr>
+      </w:pPr>
+      <w:r>
+        <w:rPr>
+          <w:lang w:val="nl"/>
+        </w:rPr>
+        <w:t xml:space="preserve">Staat er een wachtwoord op het account (noodingang), zet het account dan in</w:t>
+      </w:r>
+      <w:r>
+        <w:rPr>
+          <w:lang w:val="nl"/>
+        </w:rPr>
+        <w:t xml:space="preserve"> </w:t>
+      </w:r>
+      <w:r>
+        <w:rPr>
+          <w:b/>
+          <w:bCs/>
+          <w:lang w:val="nl"/>
+        </w:rPr>
+        <w:t xml:space="preserve">Beheer ›</w:t>
+      </w:r>
+      <w:r>
+        <w:rPr>
+          <w:b/>
+          <w:bCs/>
+          <w:lang w:val="nl"/>
+        </w:rPr>
+        <w:t xml:space="preserve"> </w:t>
+      </w:r>
+      <w:r>
+        <w:rPr>
+          <w:b/>
+          <w:bCs/>
+          <w:lang w:val="nl"/>
+        </w:rPr>
+        <w:t xml:space="preserve">Beheerders</w:t>
+      </w:r>
+      <w:r>
+        <w:rPr>
+          <w:lang w:val="nl"/>
+        </w:rPr>
+        <w:t xml:space="preserve"> </w:t>
+      </w:r>
+      <w:r>
+        <w:rPr>
+          <w:lang w:val="nl"/>
+        </w:rPr>
+        <w:t xml:space="preserve">op non-actief; de wachtwoordlogin kijkt niet naar Authentik. Voor een account</w:t>
+      </w:r>
+      <w:r>
+        <w:rPr>
+          <w:lang w:val="nl"/>
+        </w:rPr>
+        <w:t xml:space="preserve"> </w:t>
+      </w:r>
+      <w:r>
+        <w:rPr>
+          <w:lang w:val="nl"/>
+        </w:rPr>
+        <w:t xml:space="preserve">zonder wachtwoord is dit niet nodig, maar het kan geen kwaad.</w:t>
+      </w:r>
+    </w:p>
+    <w:p>
+      <w:pPr>
+        <w:pStyle w:val="Compact"/>
+        <w:numPr>
+          <w:ilvl w:val="0"/>
+          <w:numId w:val="1041"/>
+        </w:numPr>
+      </w:pPr>
+      <w:r>
+        <w:rPr>
+          <w:lang w:val="nl"/>
+        </w:rPr>
+        <w:t xml:space="preserve">Zijn er sleutels die de persoon kende (API-sleutel, cron-token, SMTP-wachtwoord,</w:t>
+      </w:r>
+      <w:r>
+        <w:rPr>
+          <w:lang w:val="nl"/>
+        </w:rPr>
+        <w:t xml:space="preserve"> </w:t>
+      </w:r>
+      <w:r>
+        <w:rPr>
+          <w:lang w:val="nl"/>
+        </w:rPr>
+        <w:t xml:space="preserve">wachtwoordkluis), vervang die.</w:t>
+      </w:r>
+    </w:p>
+    <w:p>
+      <w:pPr>
+        <w:pStyle w:val="FirstParagraph"/>
+      </w:pPr>
+      <w:r>
+        <w:rPr>
+          <w:b/>
+          <w:bCs/>
+          <w:lang w:val="nl"/>
+        </w:rPr>
+        <w:t xml:space="preserve">Seizoensreview</w:t>
       </w:r>
     </w:p>
     <w:p>
@@ -11776,31 +12818,63 @@
         <w:rPr>
           <w:lang w:val="nl"/>
         </w:rPr>
-        <w:t xml:space="preserve">Wie mag Systeem bewerken? Dat recht (standaard alleen admin) geeft zicht op de API-sleutel</w:t>
-      </w:r>
-      <w:r>
-        <w:rPr>
-          <w:lang w:val="nl"/>
-        </w:rPr>
-        <w:t xml:space="preserve"> </w:t>
-      </w:r>
-      <w:r>
-        <w:rPr>
-          <w:lang w:val="nl"/>
-        </w:rPr>
-        <w:t xml:space="preserve">en het cron-token, en toegang tot de SQL-migraties. Instellingen bewerken (standaard bestuur en</w:t>
-      </w:r>
-      <w:r>
-        <w:rPr>
-          <w:lang w:val="nl"/>
-        </w:rPr>
-        <w:t xml:space="preserve"> </w:t>
-      </w:r>
-      <w:r>
-        <w:rPr>
-          <w:lang w:val="nl"/>
-        </w:rPr>
-        <w:t xml:space="preserve">admin) toont geen geheimen, maar kan ze wel vervangen of wissen.</w:t>
+        <w:t xml:space="preserve">Leg Authentik-groepen</w:t>
+      </w:r>
+      <w:r>
+        <w:rPr>
+          <w:lang w:val="nl"/>
+        </w:rPr>
+        <w:t xml:space="preserve"> </w:t>
+      </w:r>
+      <w:r>
+        <w:rPr>
+          <w:rStyle w:val="VerbatimChar"/>
+          <w:lang w:val="nl"/>
+        </w:rPr>
+        <w:t xml:space="preserve">Sol-*</w:t>
+      </w:r>
+      <w:r>
+        <w:rPr>
+          <w:lang w:val="nl"/>
+        </w:rPr>
+        <w:t xml:space="preserve"> </w:t>
+      </w:r>
+      <w:r>
+        <w:rPr>
+          <w:lang w:val="nl"/>
+        </w:rPr>
+        <w:t xml:space="preserve">en</w:t>
+      </w:r>
+      <w:r>
+        <w:rPr>
+          <w:lang w:val="nl"/>
+        </w:rPr>
+        <w:t xml:space="preserve"> </w:t>
+      </w:r>
+      <w:r>
+        <w:rPr>
+          <w:rStyle w:val="VerbatimChar"/>
+          <w:lang w:val="nl"/>
+        </w:rPr>
+        <w:t xml:space="preserve">Bestuur</w:t>
+      </w:r>
+      <w:r>
+        <w:rPr>
+          <w:lang w:val="nl"/>
+        </w:rPr>
+        <w:t xml:space="preserve">, Beheer › Beheerders en Beheer › Rollen &amp;</w:t>
+      </w:r>
+      <w:r>
+        <w:rPr>
+          <w:lang w:val="nl"/>
+        </w:rPr>
+        <w:t xml:space="preserve"> </w:t>
+      </w:r>
+      <w:r>
+        <w:rPr>
+          <w:lang w:val="nl"/>
+        </w:rPr>
+        <w:t xml:space="preserve">rechten naast elkaar. Iedereen die actief is heeft een reden.</w:t>
       </w:r>
     </w:p>
     <w:p>
@@ -11815,7 +12889,59 @@
         <w:rPr>
           <w:lang w:val="nl"/>
         </w:rPr>
-        <w:t xml:space="preserve">Wie heeft de module Documenten (BSN, IBAN, ID)? Standaard alleen penningmeester en admin.</w:t>
+        <w:t xml:space="preserve">Hoogstens één account met wachtwoordlogin (noodingang), met een lang wachtwoord dat in de</w:t>
+      </w:r>
+      <w:r>
+        <w:rPr>
+          <w:lang w:val="nl"/>
+        </w:rPr>
+        <w:t xml:space="preserve"> </w:t>
+      </w:r>
+      <w:r>
+        <w:rPr>
+          <w:lang w:val="nl"/>
+        </w:rPr>
+        <w:t xml:space="preserve">wachtwoordkluis staat. In Beheer › Beheerders staat bij dat account</w:t>
+      </w:r>
+      <w:r>
+        <w:rPr>
+          <w:lang w:val="nl"/>
+        </w:rPr>
+        <w:t xml:space="preserve"> </w:t>
+      </w:r>
+      <w:r>
+        <w:rPr>
+          <w:b/>
+          <w:bCs/>
+          <w:lang w:val="nl"/>
+        </w:rPr>
+        <w:t xml:space="preserve">Tweestaps aan</w:t>
+      </w:r>
+      <w:r>
+        <w:rPr>
+          <w:lang w:val="nl"/>
+        </w:rPr>
+        <w:t xml:space="preserve">; staat er</w:t>
+      </w:r>
+      <w:r>
+        <w:rPr>
+          <w:lang w:val="nl"/>
+        </w:rPr>
+        <w:t xml:space="preserve"> </w:t>
+      </w:r>
+      <w:r>
+        <w:rPr>
+          <w:b/>
+          <w:bCs/>
+          <w:lang w:val="nl"/>
+        </w:rPr>
+        <w:t xml:space="preserve">Tweestaps uit</w:t>
+      </w:r>
+      <w:r>
+        <w:rPr>
+          <w:lang w:val="nl"/>
+        </w:rPr>
+        <w:t xml:space="preserve">, laat de eigenaar dan een authenticator-app instellen.</w:t>
       </w:r>
     </w:p>
     <w:p>
@@ -11830,32 +12956,31 @@
         <w:rPr>
           <w:lang w:val="nl"/>
         </w:rPr>
-        <w:t xml:space="preserve">Staat de penningmeester (of iemand met een eigen rol) in Beheerders als Begeleider? Dat is</w:t>
-      </w:r>
-      <w:r>
-        <w:rPr>
-          <w:lang w:val="nl"/>
-        </w:rPr>
-        <w:t xml:space="preserve"> </w:t>
-      </w:r>
-      <w:r>
-        <w:rPr>
-          <w:lang w:val="nl"/>
-        </w:rPr>
-        <w:t xml:space="preserve">een restant van vóór 2.101; zet de rol goed.</w:t>
-      </w:r>
-    </w:p>
-    <w:p>
-      <w:pPr>
-        <w:pStyle w:val="FirstParagraph"/>
-      </w:pPr>
-      <w:r>
-        <w:rPr>
-          <w:b/>
-          <w:bCs/>
-          <w:lang w:val="nl"/>
-        </w:rPr>
-        <w:t xml:space="preserve">Sollicitanten op het portaal</w:t>
+        <w:t xml:space="preserve">Wie mag Systeem bewerken? Dat recht (standaard alleen admin) geeft zicht op de API-sleutel</w:t>
+      </w:r>
+      <w:r>
+        <w:rPr>
+          <w:lang w:val="nl"/>
+        </w:rPr>
+        <w:t xml:space="preserve"> </w:t>
+      </w:r>
+      <w:r>
+        <w:rPr>
+          <w:lang w:val="nl"/>
+        </w:rPr>
+        <w:t xml:space="preserve">en het cron-token, en toegang tot de SQL-migraties. Instellingen bewerken (standaard bestuur en</w:t>
+      </w:r>
+      <w:r>
+        <w:rPr>
+          <w:lang w:val="nl"/>
+        </w:rPr>
+        <w:t xml:space="preserve"> </w:t>
+      </w:r>
+      <w:r>
+        <w:rPr>
+          <w:lang w:val="nl"/>
+        </w:rPr>
+        <w:t xml:space="preserve">admin) toont geen geheimen, maar kan ze wel vervangen of wissen.</w:t>
       </w:r>
     </w:p>
     <w:p>
@@ -11870,285 +12995,7 @@
         <w:rPr>
           <w:lang w:val="nl"/>
         </w:rPr>
-        <w:t xml:space="preserve">Inlogcode en inloglink zijn 15 minuten geldig en eenmalig. De inloglink logt niet in bij het</w:t>
-      </w:r>
-      <w:r>
-        <w:rPr>
-          <w:lang w:val="nl"/>
-        </w:rPr>
-        <w:t xml:space="preserve"> </w:t>
-      </w:r>
-      <w:r>
-        <w:rPr>
-          <w:lang w:val="nl"/>
-        </w:rPr>
-        <w:t xml:space="preserve">openen maar pas na een klik op een knop, omdat mailscanners links vooraf bezoeken.</w:t>
-      </w:r>
-    </w:p>
-    <w:p>
-      <w:pPr>
-        <w:pStyle w:val="Compact"/>
-        <w:numPr>
-          <w:ilvl w:val="0"/>
-          <w:numId w:val="1045"/>
-        </w:numPr>
-      </w:pPr>
-      <w:r>
-        <w:rPr>
-          <w:lang w:val="nl"/>
-        </w:rPr>
-        <w:t xml:space="preserve">"Blijf ingelogd" (60 dagen, standaard uit) staat in de tabel</w:t>
-      </w:r>
-      <w:r>
-        <w:rPr>
-          <w:lang w:val="nl"/>
-        </w:rPr>
-        <w:t xml:space="preserve"> </w:t>
-      </w:r>
-      <w:r>
-        <w:rPr>
-          <w:rStyle w:val="VerbatimChar"/>
-          <w:lang w:val="nl"/>
-        </w:rPr>
-        <w:t xml:space="preserve">portaal_apparaten</w:t>
-      </w:r>
-      <w:r>
-        <w:rPr>
-          <w:lang w:val="nl"/>
-        </w:rPr>
-        <w:t xml:space="preserve"> </w:t>
-      </w:r>
-      <w:r>
-        <w:rPr>
-          <w:lang w:val="nl"/>
-        </w:rPr>
-        <w:t xml:space="preserve">en in de</w:t>
-      </w:r>
-      <w:r>
-        <w:rPr>
-          <w:lang w:val="nl"/>
-        </w:rPr>
-        <w:t xml:space="preserve"> </w:t>
-      </w:r>
-      <w:r>
-        <w:rPr>
-          <w:lang w:val="nl"/>
-        </w:rPr>
-        <w:t xml:space="preserve">cookie</w:t>
-      </w:r>
-      <w:r>
-        <w:rPr>
-          <w:lang w:val="nl"/>
-        </w:rPr>
-        <w:t xml:space="preserve"> </w:t>
-      </w:r>
-      <w:r>
-        <w:rPr>
-          <w:rStyle w:val="VerbatimChar"/>
-          <w:lang w:val="nl"/>
-        </w:rPr>
-        <w:t xml:space="preserve">p13_apparaat</w:t>
-      </w:r>
-      <w:r>
-        <w:rPr>
-          <w:lang w:val="nl"/>
-        </w:rPr>
-        <w:t xml:space="preserve">. Het token wisselt bij elk gebruik; wordt een oud token opnieuw</w:t>
-      </w:r>
-      <w:r>
-        <w:rPr>
-          <w:lang w:val="nl"/>
-        </w:rPr>
-        <w:t xml:space="preserve"> </w:t>
-      </w:r>
-      <w:r>
-        <w:rPr>
-          <w:lang w:val="nl"/>
-        </w:rPr>
-        <w:t xml:space="preserve">aangeboden, dan trekt het systeem alle apparaten van die sollicitant in. Uitloggen, "vergeet</w:t>
-      </w:r>
-      <w:r>
-        <w:rPr>
-          <w:lang w:val="nl"/>
-        </w:rPr>
-        <w:t xml:space="preserve"> </w:t>
-      </w:r>
-      <w:r>
-        <w:rPr>
-          <w:lang w:val="nl"/>
-        </w:rPr>
-        <w:t xml:space="preserve">alle apparaten" in Mijn gegevens en het verwijderen van een dossier trekken ze ook in; de cron</w:t>
-      </w:r>
-      <w:r>
-        <w:rPr>
-          <w:lang w:val="nl"/>
-        </w:rPr>
-        <w:t xml:space="preserve"> </w:t>
-      </w:r>
-      <w:r>
-        <w:rPr>
-          <w:lang w:val="nl"/>
-        </w:rPr>
-        <w:t xml:space="preserve">ruimt verlopen tokens op.</w:t>
-      </w:r>
-    </w:p>
-    <w:p>
-      <w:pPr>
-        <w:pStyle w:val="Compact"/>
-        <w:numPr>
-          <w:ilvl w:val="0"/>
-          <w:numId w:val="1045"/>
-        </w:numPr>
-      </w:pPr>
-      <w:r>
-        <w:rPr>
-          <w:lang w:val="nl"/>
-        </w:rPr>
-        <w:t xml:space="preserve">Moet je bij een vermoed misbruik alle apparaten van iedereen uitloggen: leeg de tabel</w:t>
-      </w:r>
-      <w:r>
-        <w:rPr>
-          <w:lang w:val="nl"/>
-        </w:rPr>
-        <w:t xml:space="preserve"> </w:t>
-      </w:r>
-      <w:r>
-        <w:rPr>
-          <w:rStyle w:val="VerbatimChar"/>
-          <w:lang w:val="nl"/>
-        </w:rPr>
-        <w:t xml:space="preserve">portaal_apparaten</w:t>
-      </w:r>
-      <w:r>
-        <w:rPr>
-          <w:lang w:val="nl"/>
-        </w:rPr>
-        <w:t xml:space="preserve"> </w:t>
-      </w:r>
-      <w:r>
-        <w:rPr>
-          <w:lang w:val="nl"/>
-        </w:rPr>
-        <w:t xml:space="preserve">in phpMyAdmin. Sollicitanten loggen daarna gewoon opnieuw in met een code.</w:t>
-      </w:r>
-    </w:p>
-    <w:bookmarkEnd w:id="20"/>
-    <w:bookmarkStart w:id="21" w:name="wordpress-plugin"/>
-    <w:p>
-      <w:pPr>
-        <w:pStyle w:val="Heading1"/>
-      </w:pPr>
-      <w:r>
-        <w:rPr>
-          <w:lang w:val="nl"/>
-        </w:rPr>
-        <w:t xml:space="preserve">WordPress-plugin</w:t>
-      </w:r>
-    </w:p>
-    <w:p>
-      <w:pPr>
-        <w:pStyle w:val="BlockText"/>
-      </w:pPr>
-      <w:r>
-        <w:rPr>
-          <w:b/>
-          <w:bCs/>
-          <w:lang w:val="nl"/>
-        </w:rPr>
-        <w:t xml:space="preserve">In het kort:</w:t>
-      </w:r>
-      <w:r>
-        <w:rPr>
-          <w:lang w:val="nl"/>
-        </w:rPr>
-        <w:t xml:space="preserve"> </w:t>
-      </w:r>
-      <w:r>
-        <w:rPr>
-          <w:lang w:val="nl"/>
-        </w:rPr>
-        <w:t xml:space="preserve">De plugin "Paal 13 Aanmelden" zet het aanmeldformulier en seizoensdata op</w:t>
-      </w:r>
-      <w:r>
-        <w:rPr>
-          <w:lang w:val="nl"/>
-        </w:rPr>
-        <w:t xml:space="preserve"> </w:t>
-      </w:r>
-      <w:r>
-        <w:rPr>
-          <w:lang w:val="nl"/>
-        </w:rPr>
-        <w:t xml:space="preserve">paal13.com. Hij praat met</w:t>
-      </w:r>
-      <w:r>
-        <w:rPr>
-          <w:lang w:val="nl"/>
-        </w:rPr>
-        <w:t xml:space="preserve"> </w:t>
-      </w:r>
-      <w:r>
-        <w:rPr>
-          <w:rStyle w:val="VerbatimChar"/>
-          <w:lang w:val="nl"/>
-        </w:rPr>
-        <w:t xml:space="preserve">/api/</w:t>
-      </w:r>
-      <w:r>
-        <w:rPr>
-          <w:lang w:val="nl"/>
-        </w:rPr>
-        <w:t xml:space="preserve"> </w:t>
-      </w:r>
-      <w:r>
-        <w:rPr>
-          <w:lang w:val="nl"/>
-        </w:rPr>
-        <w:t xml:space="preserve">met een geheime sleutel in de header</w:t>
-      </w:r>
-      <w:r>
-        <w:rPr>
-          <w:lang w:val="nl"/>
-        </w:rPr>
-        <w:t xml:space="preserve"> </w:t>
-      </w:r>
-      <w:r>
-        <w:rPr>
-          <w:rStyle w:val="VerbatimChar"/>
-          <w:lang w:val="nl"/>
-        </w:rPr>
-        <w:t xml:space="preserve">X-Paal13-Key</w:t>
-      </w:r>
-      <w:r>
-        <w:rPr>
-          <w:lang w:val="nl"/>
-        </w:rPr>
-        <w:t xml:space="preserve">; de</w:t>
-      </w:r>
-      <w:r>
-        <w:rPr>
-          <w:lang w:val="nl"/>
-        </w:rPr>
-        <w:t xml:space="preserve"> </w:t>
-      </w:r>
-      <w:r>
-        <w:rPr>
-          <w:lang w:val="nl"/>
-        </w:rPr>
-        <w:t xml:space="preserve">sleutel staat alleen op de WordPress-server, nooit in de pagina.</w:t>
-      </w:r>
-    </w:p>
-    <w:p>
-      <w:pPr>
-        <w:pStyle w:val="FirstParagraph"/>
-      </w:pPr>
-      <w:r>
-        <w:rPr>
-          <w:b/>
-          <w:bCs/>
-          <w:lang w:val="nl"/>
-        </w:rPr>
-        <w:t xml:space="preserve">Installeren of bijwerken</w:t>
+        <w:t xml:space="preserve">Wie heeft de module Documenten (BSN, IBAN, ID)? Standaard alleen penningmeester en admin.</w:t>
       </w:r>
     </w:p>
     <w:p>
@@ -12163,307 +13010,19 @@
         <w:rPr>
           <w:lang w:val="nl"/>
         </w:rPr>
-        <w:t xml:space="preserve">Zet in het sollicitatiesysteem een API-sleutel klaar:</w:t>
-      </w:r>
-      <w:r>
-        <w:rPr>
-          <w:lang w:val="nl"/>
-        </w:rPr>
-        <w:t xml:space="preserve"> </w:t>
-      </w:r>
-      <w:r>
-        <w:rPr>
-          <w:b/>
-          <w:bCs/>
-          <w:lang w:val="nl"/>
-        </w:rPr>
-        <w:t xml:space="preserve">Instellingen › Website &amp; API</w:t>
-      </w:r>
-      <w:r>
-        <w:rPr>
-          <w:lang w:val="nl"/>
-        </w:rPr>
-        <w:t xml:space="preserve">.</w:t>
-      </w:r>
-      <w:r>
-        <w:rPr>
-          <w:lang w:val="nl"/>
-        </w:rPr>
-        <w:t xml:space="preserve"> </w:t>
-      </w:r>
-      <w:r>
-        <w:rPr>
-          <w:lang w:val="nl"/>
-        </w:rPr>
-        <w:t xml:space="preserve">Controleer daar ook de toegestane websites (</w:t>
-      </w:r>
-      <w:r>
-        <w:rPr>
-          <w:rStyle w:val="VerbatimChar"/>
-          <w:lang w:val="nl"/>
-        </w:rPr>
-        <w:t xml:space="preserve">https://paal13.com</w:t>
-      </w:r>
-      <w:r>
-        <w:rPr>
-          <w:lang w:val="nl"/>
-        </w:rPr>
-        <w:t xml:space="preserve"> </w:t>
-      </w:r>
-      <w:r>
-        <w:rPr>
-          <w:lang w:val="nl"/>
-        </w:rPr>
-        <w:t xml:space="preserve">en</w:t>
-      </w:r>
-      <w:r>
-        <w:rPr>
-          <w:lang w:val="nl"/>
-        </w:rPr>
-        <w:t xml:space="preserve"> </w:t>
-      </w:r>
-      <w:r>
-        <w:rPr>
-          <w:rStyle w:val="VerbatimChar"/>
-          <w:lang w:val="nl"/>
-        </w:rPr>
-        <w:t xml:space="preserve">https://www.paal13.com</w:t>
-      </w:r>
-      <w:r>
-        <w:rPr>
-          <w:lang w:val="nl"/>
-        </w:rPr>
-        <w:t xml:space="preserve"> </w:t>
-      </w:r>
-      <w:r>
-        <w:rPr>
-          <w:lang w:val="nl"/>
-        </w:rPr>
-        <w:t xml:space="preserve">staan er altijd in).</w:t>
-      </w:r>
-    </w:p>
-    <w:p>
-      <w:pPr>
-        <w:pStyle w:val="Compact"/>
-        <w:numPr>
-          <w:ilvl w:val="0"/>
-          <w:numId w:val="1046"/>
-        </w:numPr>
-      </w:pPr>
-      <w:r>
-        <w:rPr>
-          <w:lang w:val="nl"/>
-        </w:rPr>
-        <w:t xml:space="preserve">Bouw de ZIP op een Windows-machine met de repo:</w:t>
-      </w:r>
-      <w:r>
-        <w:rPr>
-          <w:lang w:val="nl"/>
-        </w:rPr>
-        <w:t xml:space="preserve"> </w:t>
-      </w:r>
-      <w:r>
-        <w:rPr>
-          <w:rStyle w:val="VerbatimChar"/>
-          <w:lang w:val="nl"/>
-        </w:rPr>
-        <w:t xml:space="preserve">wordpress-plugin\bouw-zip.ps1</w:t>
-      </w:r>
-      <w:r>
-        <w:rPr>
-          <w:lang w:val="nl"/>
-        </w:rPr>
-        <w:t xml:space="preserve">. Er komt</w:t>
-      </w:r>
-      <w:r>
-        <w:rPr>
-          <w:lang w:val="nl"/>
-        </w:rPr>
-        <w:t xml:space="preserve"> </w:t>
-      </w:r>
-      <w:r>
-        <w:rPr>
-          <w:rStyle w:val="VerbatimChar"/>
-          <w:lang w:val="nl"/>
-        </w:rPr>
-        <w:t xml:space="preserve">paal13-aanmelden-&lt;versie&gt;.zip</w:t>
-      </w:r>
-      <w:r>
-        <w:rPr>
-          <w:lang w:val="nl"/>
-        </w:rPr>
-        <w:t xml:space="preserve"> </w:t>
-      </w:r>
-      <w:r>
-        <w:rPr>
-          <w:lang w:val="nl"/>
-        </w:rPr>
-        <w:t xml:space="preserve">naast te staan (ZIP's staan niet in Git).</w:t>
-      </w:r>
-    </w:p>
-    <w:p>
-      <w:pPr>
-        <w:pStyle w:val="Compact"/>
-        <w:numPr>
-          <w:ilvl w:val="0"/>
-          <w:numId w:val="1046"/>
-        </w:numPr>
-      </w:pPr>
-      <w:r>
-        <w:rPr>
-          <w:lang w:val="nl"/>
-        </w:rPr>
-        <w:t xml:space="preserve">WordPress › Plugins › Nieuwe plugin › Plugin uploaden, ZIP kiezen, activeren. Stond er een</w:t>
-      </w:r>
-      <w:r>
-        <w:rPr>
-          <w:lang w:val="nl"/>
-        </w:rPr>
-        <w:t xml:space="preserve"> </w:t>
-      </w:r>
-      <w:r>
-        <w:rPr>
-          <w:lang w:val="nl"/>
-        </w:rPr>
-        <w:t xml:space="preserve">oudere Paal 13-plugin op de site, deactiveer en verwijder die eerst.</w:t>
-      </w:r>
-    </w:p>
-    <w:p>
-      <w:pPr>
-        <w:pStyle w:val="Compact"/>
-        <w:numPr>
-          <w:ilvl w:val="0"/>
-          <w:numId w:val="1046"/>
-        </w:numPr>
-      </w:pPr>
-      <w:r>
-        <w:rPr>
-          <w:lang w:val="nl"/>
-        </w:rPr>
-        <w:t xml:space="preserve">WordPress › Instellingen › Paal 13 Aanmelden: adres (</w:t>
-      </w:r>
-      <w:r>
-        <w:rPr>
-          <w:rStyle w:val="VerbatimChar"/>
-          <w:lang w:val="nl"/>
-        </w:rPr>
-        <w:t xml:space="preserve">https://sollicitatie.paal13.com</w:t>
-      </w:r>
-      <w:r>
-        <w:rPr>
-          <w:lang w:val="nl"/>
-        </w:rPr>
-        <w:t xml:space="preserve">) en</w:t>
-      </w:r>
-      <w:r>
-        <w:rPr>
-          <w:lang w:val="nl"/>
-        </w:rPr>
-        <w:t xml:space="preserve"> </w:t>
-      </w:r>
-      <w:r>
-        <w:rPr>
-          <w:lang w:val="nl"/>
-        </w:rPr>
-        <w:t xml:space="preserve">sleutel invullen,</w:t>
-      </w:r>
-      <w:r>
-        <w:rPr>
-          <w:lang w:val="nl"/>
-        </w:rPr>
-        <w:t xml:space="preserve"> </w:t>
-      </w:r>
-      <w:r>
-        <w:rPr>
-          <w:b/>
-          <w:bCs/>
-          <w:lang w:val="nl"/>
-        </w:rPr>
-        <w:t xml:space="preserve">Verbinding testen</w:t>
-      </w:r>
-      <w:r>
-        <w:rPr>
-          <w:lang w:val="nl"/>
-        </w:rPr>
-        <w:t xml:space="preserve">.</w:t>
-      </w:r>
-    </w:p>
-    <w:p>
-      <w:pPr>
-        <w:pStyle w:val="Compact"/>
-        <w:numPr>
-          <w:ilvl w:val="0"/>
-          <w:numId w:val="1046"/>
-        </w:numPr>
-      </w:pPr>
-      <w:r>
-        <w:rPr>
-          <w:lang w:val="nl"/>
-        </w:rPr>
-        <w:t xml:space="preserve">Zet</w:t>
-      </w:r>
-      <w:r>
-        <w:rPr>
-          <w:lang w:val="nl"/>
-        </w:rPr>
-        <w:t xml:space="preserve"> </w:t>
-      </w:r>
-      <w:r>
-        <w:rPr>
-          <w:rStyle w:val="VerbatimChar"/>
-          <w:lang w:val="nl"/>
-        </w:rPr>
-        <w:t xml:space="preserve">[paal13_aanmeldformulier]</w:t>
-      </w:r>
-      <w:r>
-        <w:rPr>
-          <w:lang w:val="nl"/>
-        </w:rPr>
-        <w:t xml:space="preserve"> </w:t>
-      </w:r>
-      <w:r>
-        <w:rPr>
-          <w:lang w:val="nl"/>
-        </w:rPr>
-        <w:t xml:space="preserve">op de aanmeldpagina. De overige shortcodes staan in</w:t>
-      </w:r>
-      <w:r>
-        <w:rPr>
-          <w:lang w:val="nl"/>
-        </w:rPr>
-        <w:t xml:space="preserve"> </w:t>
-      </w:r>
-      <w:r>
-        <w:rPr>
-          <w:rStyle w:val="VerbatimChar"/>
-          <w:lang w:val="nl"/>
-        </w:rPr>
-        <w:t xml:space="preserve">wordpress-plugin/README.md</w:t>
-      </w:r>
-      <w:r>
-        <w:rPr>
-          <w:lang w:val="nl"/>
-        </w:rPr>
-        <w:t xml:space="preserve"> </w:t>
-      </w:r>
-      <w:r>
-        <w:rPr>
-          <w:lang w:val="nl"/>
-        </w:rPr>
-        <w:t xml:space="preserve">en op de instellingenpagina van de plugin.</w:t>
-      </w:r>
-    </w:p>
-    <w:p>
-      <w:pPr>
-        <w:pStyle w:val="FirstParagraph"/>
-      </w:pPr>
-      <w:r>
-        <w:rPr>
-          <w:b/>
-          <w:bCs/>
-          <w:lang w:val="nl"/>
-        </w:rPr>
-        <w:t xml:space="preserve">Goed om te weten</w:t>
+        <w:t xml:space="preserve">Staat de penningmeester (of iemand met een eigen rol) in Beheerders als Begeleider? Dat is</w:t>
+      </w:r>
+      <w:r>
+        <w:rPr>
+          <w:lang w:val="nl"/>
+        </w:rPr>
+        <w:t xml:space="preserve"> </w:t>
+      </w:r>
+      <w:r>
+        <w:rPr>
+          <w:lang w:val="nl"/>
+        </w:rPr>
+        <w:t xml:space="preserve">een restant van vóór 2.101; zet de rol goed.</w:t>
       </w:r>
     </w:p>
     <w:p>
@@ -12478,441 +13037,105 @@
         <w:rPr>
           <w:lang w:val="nl"/>
         </w:rPr>
-        <w:t xml:space="preserve">De sleutel gaat alleen in de header</w:t>
-      </w:r>
-      <w:r>
-        <w:rPr>
-          <w:lang w:val="nl"/>
-        </w:rPr>
-        <w:t xml:space="preserve"> </w:t>
-      </w:r>
-      <w:r>
-        <w:rPr>
-          <w:rStyle w:val="VerbatimChar"/>
-          <w:lang w:val="nl"/>
-        </w:rPr>
-        <w:t xml:space="preserve">X-Paal13-Key</w:t>
-      </w:r>
-      <w:r>
-        <w:rPr>
-          <w:lang w:val="nl"/>
-        </w:rPr>
-        <w:t xml:space="preserve"> </w:t>
-      </w:r>
-      <w:r>
-        <w:rPr>
-          <w:lang w:val="nl"/>
-        </w:rPr>
-        <w:t xml:space="preserve">mee;</w:t>
-      </w:r>
-      <w:r>
-        <w:rPr>
-          <w:lang w:val="nl"/>
-        </w:rPr>
-        <w:t xml:space="preserve"> </w:t>
-      </w:r>
-      <w:r>
-        <w:rPr>
-          <w:rStyle w:val="VerbatimChar"/>
-          <w:lang w:val="nl"/>
-        </w:rPr>
-        <w:t xml:space="preserve">?key=</w:t>
-      </w:r>
-      <w:r>
-        <w:rPr>
-          <w:lang w:val="nl"/>
-        </w:rPr>
-        <w:t xml:space="preserve"> </w:t>
-      </w:r>
-      <w:r>
-        <w:rPr>
-          <w:lang w:val="nl"/>
-        </w:rPr>
-        <w:t xml:space="preserve">in het webadres werkt sinds</w:t>
-      </w:r>
-      <w:r>
-        <w:rPr>
-          <w:lang w:val="nl"/>
-        </w:rPr>
-        <w:t xml:space="preserve"> </w:t>
-      </w:r>
-      <w:r>
-        <w:rPr>
-          <w:lang w:val="nl"/>
-        </w:rPr>
-        <w:t xml:space="preserve">2.94.0 niet meer.</w:t>
-      </w:r>
-    </w:p>
-    <w:p>
-      <w:pPr>
-        <w:pStyle w:val="Compact"/>
-        <w:numPr>
-          <w:ilvl w:val="0"/>
-          <w:numId w:val="1047"/>
-        </w:numPr>
-      </w:pPr>
-      <w:r>
-        <w:rPr>
-          <w:lang w:val="nl"/>
-        </w:rPr>
-        <w:t xml:space="preserve">De plugin bewaart het formulier en de seizoensdata een paar minuten (instelbaar) en valt bij</w:t>
-      </w:r>
-      <w:r>
-        <w:rPr>
-          <w:lang w:val="nl"/>
-        </w:rPr>
-        <w:t xml:space="preserve"> </w:t>
-      </w:r>
-      <w:r>
-        <w:rPr>
-          <w:lang w:val="nl"/>
-        </w:rPr>
-        <w:t xml:space="preserve">een storing terug op het laatste goede antwoord.</w:t>
-      </w:r>
-    </w:p>
-    <w:p>
-      <w:pPr>
-        <w:pStyle w:val="Compact"/>
-        <w:numPr>
-          <w:ilvl w:val="0"/>
-          <w:numId w:val="1047"/>
-        </w:numPr>
-      </w:pPr>
-      <w:r>
-        <w:rPr>
-          <w:lang w:val="nl"/>
-        </w:rPr>
-        <w:t xml:space="preserve">De pagina met het formulier mag niet in een paginacache staan. De plugin zet zelf</w:t>
-      </w:r>
-      <w:r>
-        <w:rPr>
-          <w:lang w:val="nl"/>
-        </w:rPr>
-        <w:t xml:space="preserve"> </w:t>
-      </w:r>
-      <w:r>
-        <w:rPr>
-          <w:rStyle w:val="VerbatimChar"/>
-          <w:lang w:val="nl"/>
-        </w:rPr>
-        <w:t xml:space="preserve">DONOTCACHEPAGE</w:t>
-      </w:r>
-      <w:r>
-        <w:rPr>
-          <w:lang w:val="nl"/>
-        </w:rPr>
-        <w:t xml:space="preserve">; controleer het als je een ongebruikelijke cache gebruikt.</w:t>
-      </w:r>
-    </w:p>
-    <w:p>
-      <w:pPr>
-        <w:pStyle w:val="Compact"/>
-        <w:numPr>
-          <w:ilvl w:val="0"/>
-          <w:numId w:val="1047"/>
-        </w:numPr>
-      </w:pPr>
-      <w:r>
-        <w:rPr>
-          <w:lang w:val="nl"/>
-        </w:rPr>
-        <w:t xml:space="preserve">De plugin geeft het IP-adres van de bezoeker door in</w:t>
-      </w:r>
-      <w:r>
-        <w:rPr>
-          <w:lang w:val="nl"/>
-        </w:rPr>
-        <w:t xml:space="preserve"> </w:t>
-      </w:r>
-      <w:r>
-        <w:rPr>
-          <w:rStyle w:val="VerbatimChar"/>
-          <w:lang w:val="nl"/>
-        </w:rPr>
-        <w:t xml:space="preserve">X-Paal13-Bezoeker</w:t>
-      </w:r>
-      <w:r>
-        <w:rPr>
-          <w:lang w:val="nl"/>
-        </w:rPr>
-        <w:t xml:space="preserve">. Dat adres wordt</w:t>
-      </w:r>
-      <w:r>
-        <w:rPr>
-          <w:lang w:val="nl"/>
-        </w:rPr>
-        <w:t xml:space="preserve"> </w:t>
-      </w:r>
-      <w:r>
-        <w:rPr>
-          <w:lang w:val="nl"/>
-        </w:rPr>
-        <w:t xml:space="preserve">vastgelegd bij de aanmelding en telt voor de limiet van 10 aanmeldingen per uur. De plugin</w:t>
-      </w:r>
-      <w:r>
-        <w:rPr>
-          <w:lang w:val="nl"/>
-        </w:rPr>
-        <w:t xml:space="preserve"> </w:t>
-      </w:r>
-      <w:r>
-        <w:rPr>
-          <w:lang w:val="nl"/>
-        </w:rPr>
-        <w:t xml:space="preserve">gebruikt alleen het echte verbindingsadres (</w:t>
-      </w:r>
-      <w:r>
-        <w:rPr>
-          <w:rStyle w:val="VerbatimChar"/>
-          <w:lang w:val="nl"/>
-        </w:rPr>
-        <w:t xml:space="preserve">REMOTE_ADDR</w:t>
-      </w:r>
-      <w:r>
-        <w:rPr>
-          <w:lang w:val="nl"/>
-        </w:rPr>
-        <w:t xml:space="preserve">); proxyheaders zoals</w:t>
-      </w:r>
-      <w:r>
-        <w:rPr>
-          <w:lang w:val="nl"/>
-        </w:rPr>
-        <w:t xml:space="preserve"> </w:t>
-      </w:r>
-      <w:r>
-        <w:rPr>
-          <w:rStyle w:val="VerbatimChar"/>
-          <w:lang w:val="nl"/>
-        </w:rPr>
-        <w:t xml:space="preserve">X-Forwarded-For</w:t>
-      </w:r>
-      <w:r>
-        <w:rPr>
-          <w:lang w:val="nl"/>
-        </w:rPr>
-        <w:t xml:space="preserve"> </w:t>
-      </w:r>
-      <w:r>
-        <w:rPr>
-          <w:lang w:val="nl"/>
-        </w:rPr>
-        <w:t xml:space="preserve">of die van Cloudflare negeert hij, want die kan een bezoeker zelf invullen.</w:t>
-      </w:r>
-      <w:r>
-        <w:rPr>
-          <w:lang w:val="nl"/>
-        </w:rPr>
-        <w:t xml:space="preserve"> </w:t>
-      </w:r>
-      <w:r>
-        <w:rPr>
-          <w:lang w:val="nl"/>
-        </w:rPr>
-        <w:t xml:space="preserve">Staat paal13.com wel achter een proxy of CDN, zet dan in</w:t>
-      </w:r>
-      <w:r>
-        <w:rPr>
-          <w:lang w:val="nl"/>
-        </w:rPr>
-        <w:t xml:space="preserve"> </w:t>
-      </w:r>
-      <w:r>
-        <w:rPr>
-          <w:rStyle w:val="VerbatimChar"/>
-          <w:lang w:val="nl"/>
-        </w:rPr>
-        <w:t xml:space="preserve">wp-config.php</w:t>
-      </w:r>
-      <w:r>
-        <w:rPr>
-          <w:lang w:val="nl"/>
-        </w:rPr>
-        <w:t xml:space="preserve"> </w:t>
-      </w:r>
-      <w:r>
-        <w:rPr>
-          <w:lang w:val="nl"/>
-        </w:rPr>
-        <w:t xml:space="preserve">de adressen van die</w:t>
-      </w:r>
-      <w:r>
-        <w:rPr>
-          <w:lang w:val="nl"/>
-        </w:rPr>
-        <w:t xml:space="preserve"> </w:t>
-      </w:r>
-      <w:r>
-        <w:rPr>
-          <w:lang w:val="nl"/>
-        </w:rPr>
-        <w:t xml:space="preserve">proxy als lijst van IP-adressen of CIDR-blokken, bijvoorbeeld</w:t>
-      </w:r>
-      <w:r>
-        <w:rPr>
-          <w:lang w:val="nl"/>
-        </w:rPr>
-        <w:t xml:space="preserve"> </w:t>
-      </w:r>
-      <w:r>
-        <w:rPr>
-          <w:rStyle w:val="VerbatimChar"/>
-          <w:lang w:val="nl"/>
-        </w:rPr>
-        <w:t xml:space="preserve">define('P13_VERTROUWDE_PROXY', '203.0.113.10, 173.245.48.0/20');</w:t>
-      </w:r>
-      <w:r>
-        <w:rPr>
-          <w:lang w:val="nl"/>
-        </w:rPr>
-        <w:t xml:space="preserve">. Alleen als het</w:t>
-      </w:r>
-      <w:r>
-        <w:rPr>
-          <w:lang w:val="nl"/>
-        </w:rPr>
-        <w:t xml:space="preserve"> </w:t>
-      </w:r>
-      <w:r>
-        <w:rPr>
-          <w:lang w:val="nl"/>
-        </w:rPr>
-        <w:t xml:space="preserve">verbindingsadres in die lijst valt, leest de plugin de proxyheader.</w:t>
-      </w:r>
-    </w:p>
-    <w:p>
-      <w:pPr>
-        <w:pStyle w:val="Compact"/>
-        <w:numPr>
-          <w:ilvl w:val="0"/>
-          <w:numId w:val="1047"/>
-        </w:numPr>
-      </w:pPr>
-      <w:r>
-        <w:rPr>
-          <w:lang w:val="nl"/>
-        </w:rPr>
-        <w:t xml:space="preserve">De map</w:t>
-      </w:r>
-      <w:r>
-        <w:rPr>
-          <w:lang w:val="nl"/>
-        </w:rPr>
-        <w:t xml:space="preserve"> </w:t>
-      </w:r>
-      <w:r>
-        <w:rPr>
-          <w:rStyle w:val="VerbatimChar"/>
-          <w:lang w:val="nl"/>
-        </w:rPr>
-        <w:t xml:space="preserve">wordpress-plugin/</w:t>
-      </w:r>
-      <w:r>
-        <w:rPr>
-          <w:lang w:val="nl"/>
-        </w:rPr>
-        <w:t xml:space="preserve"> </w:t>
-      </w:r>
-      <w:r>
-        <w:rPr>
-          <w:lang w:val="nl"/>
-        </w:rPr>
-        <w:t xml:space="preserve">in de repo heeft een eigen</w:t>
-      </w:r>
-      <w:r>
-        <w:rPr>
-          <w:lang w:val="nl"/>
-        </w:rPr>
-        <w:t xml:space="preserve"> </w:t>
-      </w:r>
-      <w:r>
-        <w:rPr>
-          <w:rStyle w:val="VerbatimChar"/>
-          <w:lang w:val="nl"/>
-        </w:rPr>
-        <w:t xml:space="preserve">.htaccess</w:t>
-      </w:r>
-      <w:r>
-        <w:rPr>
-          <w:lang w:val="nl"/>
-        </w:rPr>
-        <w:t xml:space="preserve"> </w:t>
-      </w:r>
-      <w:r>
-        <w:rPr>
-          <w:lang w:val="nl"/>
-        </w:rPr>
-        <w:t xml:space="preserve">(</w:t>
-      </w:r>
-      <w:r>
-        <w:rPr>
-          <w:rStyle w:val="VerbatimChar"/>
-          <w:lang w:val="nl"/>
-        </w:rPr>
-        <w:t xml:space="preserve">Require all denied</w:t>
-      </w:r>
-      <w:r>
-        <w:rPr>
-          <w:lang w:val="nl"/>
-        </w:rPr>
-        <w:t xml:space="preserve">), zodat</w:t>
-      </w:r>
-      <w:r>
-        <w:rPr>
-          <w:lang w:val="nl"/>
-        </w:rPr>
-        <w:t xml:space="preserve"> </w:t>
-      </w:r>
-      <w:r>
-        <w:rPr>
-          <w:lang w:val="nl"/>
-        </w:rPr>
-        <w:t xml:space="preserve">de broncode op de sollicitatieserver niet via het web op te vragen is.</w:t>
-      </w:r>
-    </w:p>
-    <w:p>
-      <w:pPr>
-        <w:pStyle w:val="Compact"/>
-        <w:numPr>
-          <w:ilvl w:val="0"/>
-          <w:numId w:val="1047"/>
-        </w:numPr>
-      </w:pPr>
-      <w:r>
-        <w:rPr>
-          <w:lang w:val="nl"/>
-        </w:rPr>
-        <w:t xml:space="preserve">Een nieuwe sleutel werkt meteen en de oude niet meer. Genereer hem dus pas als je de</w:t>
-      </w:r>
-      <w:r>
-        <w:rPr>
-          <w:lang w:val="nl"/>
-        </w:rPr>
-        <w:t xml:space="preserve"> </w:t>
-      </w:r>
-      <w:r>
-        <w:rPr>
-          <w:lang w:val="nl"/>
-        </w:rPr>
-        <w:t xml:space="preserve">WordPress-instellingen open hebt, en test direct.</w:t>
-      </w:r>
-    </w:p>
-    <w:bookmarkEnd w:id="21"/>
-    <w:bookmarkStart w:id="22" w:name="bewaartermijnen-en-privacy"/>
-    <w:p>
-      <w:pPr>
-        <w:pStyle w:val="Heading1"/>
-      </w:pPr>
-      <w:r>
-        <w:rPr>
-          <w:lang w:val="nl"/>
-        </w:rPr>
-        <w:t xml:space="preserve">Bewaartermijnen en privacy</w:t>
-      </w:r>
-    </w:p>
-    <w:p>
-      <w:pPr>
-        <w:pStyle w:val="BlockText"/>
+        <w:t xml:space="preserve">Sinds 2.102 heeft de penningmeester lees- en bewerkrecht op Loonplanning. Een bestaande</w:t>
+      </w:r>
+      <w:r>
+        <w:rPr>
+          <w:lang w:val="nl"/>
+        </w:rPr>
+        <w:t xml:space="preserve"> </w:t>
+      </w:r>
+      <w:r>
+        <w:rPr>
+          <w:lang w:val="nl"/>
+        </w:rPr>
+        <w:t xml:space="preserve">installatie kreeg dat één keer automatisch (vlag</w:t>
+      </w:r>
+      <w:r>
+        <w:rPr>
+          <w:lang w:val="nl"/>
+        </w:rPr>
+        <w:t xml:space="preserve"> </w:t>
+      </w:r>
+      <w:r>
+        <w:rPr>
+          <w:rStyle w:val="VerbatimChar"/>
+          <w:lang w:val="nl"/>
+        </w:rPr>
+        <w:t xml:space="preserve">rechten.toegevoegd.penningmeester.loonplanning</w:t>
+      </w:r>
+      <w:r>
+        <w:rPr>
+          <w:lang w:val="nl"/>
+        </w:rPr>
+        <w:t xml:space="preserve"> </w:t>
+      </w:r>
+      <w:r>
+        <w:rPr>
+          <w:lang w:val="nl"/>
+        </w:rPr>
+        <w:t xml:space="preserve">in</w:t>
+      </w:r>
+      <w:r>
+        <w:rPr>
+          <w:lang w:val="nl"/>
+        </w:rPr>
+        <w:t xml:space="preserve"> </w:t>
+      </w:r>
+      <w:r>
+        <w:rPr>
+          <w:rStyle w:val="VerbatimChar"/>
+          <w:lang w:val="nl"/>
+        </w:rPr>
+        <w:t xml:space="preserve">instellingen</w:t>
+      </w:r>
+      <w:r>
+        <w:rPr>
+          <w:lang w:val="nl"/>
+        </w:rPr>
+        <w:t xml:space="preserve">, logboekregel</w:t>
+      </w:r>
+      <w:r>
+        <w:rPr>
+          <w:lang w:val="nl"/>
+        </w:rPr>
+        <w:t xml:space="preserve"> </w:t>
+      </w:r>
+      <w:r>
+        <w:rPr>
+          <w:rStyle w:val="VerbatimChar"/>
+          <w:lang w:val="nl"/>
+        </w:rPr>
+        <w:t xml:space="preserve">rol_gewijzigd</w:t>
+      </w:r>
+      <w:r>
+        <w:rPr>
+          <w:lang w:val="nl"/>
+        </w:rPr>
+        <w:t xml:space="preserve"> </w:t>
+      </w:r>
+      <w:r>
+        <w:rPr>
+          <w:lang w:val="nl"/>
+        </w:rPr>
+        <w:t xml:space="preserve">"door systeem"). Haalt een admin het weg in</w:t>
+      </w:r>
+      <w:r>
+        <w:rPr>
+          <w:lang w:val="nl"/>
+        </w:rPr>
+        <w:t xml:space="preserve"> </w:t>
+      </w:r>
+      <w:r>
+        <w:rPr>
+          <w:lang w:val="nl"/>
+        </w:rPr>
+        <w:t xml:space="preserve">Rollen &amp; rechten, dan blijft het weg.</w:t>
+      </w:r>
+    </w:p>
+    <w:p>
+      <w:pPr>
+        <w:pStyle w:val="FirstParagraph"/>
       </w:pPr>
       <w:r>
         <w:rPr>
@@ -12920,56 +13143,68 @@
           <w:bCs/>
           <w:lang w:val="nl"/>
         </w:rPr>
-        <w:t xml:space="preserve">In het kort:</w:t>
-      </w:r>
-      <w:r>
-        <w:rPr>
-          <w:lang w:val="nl"/>
-        </w:rPr>
-        <w:t xml:space="preserve"> </w:t>
-      </w:r>
-      <w:r>
-        <w:rPr>
-          <w:lang w:val="nl"/>
-        </w:rPr>
-        <w:t xml:space="preserve">De AVG-opschoning doet niets tot "Automatisch opschonen" aan staat. Zet dat</w:t>
-      </w:r>
-      <w:r>
-        <w:rPr>
-          <w:lang w:val="nl"/>
-        </w:rPr>
-        <w:t xml:space="preserve"> </w:t>
-      </w:r>
-      <w:r>
-        <w:rPr>
-          <w:lang w:val="nl"/>
-        </w:rPr>
-        <w:t xml:space="preserve">aan op productie en houd de termijnen gelijk aan wat de privacyverklaring belooft; die leest</w:t>
-      </w:r>
-      <w:r>
-        <w:rPr>
-          <w:lang w:val="nl"/>
-        </w:rPr>
-        <w:t xml:space="preserve"> </w:t>
-      </w:r>
-      <w:r>
-        <w:rPr>
-          <w:lang w:val="nl"/>
-        </w:rPr>
-        <w:t xml:space="preserve">dezelfde instellingen.</w:t>
-      </w:r>
-    </w:p>
-    <w:p>
-      <w:pPr>
-        <w:pStyle w:val="FirstParagraph"/>
-      </w:pPr>
-      <w:r>
-        <w:rPr>
-          <w:b/>
-          <w:bCs/>
-          <w:lang w:val="nl"/>
-        </w:rPr>
-        <w:t xml:space="preserve">Aanzetten en controleren</w:t>
+        <w:t xml:space="preserve">Noodingang met tweestaps (NIS2)</w:t>
+      </w:r>
+    </w:p>
+    <w:p>
+      <w:pPr>
+        <w:pStyle w:val="BodyText"/>
+      </w:pPr>
+      <w:r>
+        <w:rPr>
+          <w:lang w:val="nl"/>
+        </w:rPr>
+        <w:t xml:space="preserve">Een Authentik-inlog krijgt zijn tweede factor van Authentik. De wachtwoordlogin op</w:t>
+      </w:r>
+      <w:r>
+        <w:rPr>
+          <w:lang w:val="nl"/>
+        </w:rPr>
+        <w:t xml:space="preserve"> </w:t>
+      </w:r>
+      <w:r>
+        <w:rPr>
+          <w:rStyle w:val="VerbatimChar"/>
+          <w:lang w:val="nl"/>
+        </w:rPr>
+        <w:t xml:space="preserve">/admin/login.php</w:t>
+      </w:r>
+      <w:r>
+        <w:rPr>
+          <w:lang w:val="nl"/>
+        </w:rPr>
+        <w:t xml:space="preserve"> </w:t>
+      </w:r>
+      <w:r>
+        <w:rPr>
+          <w:lang w:val="nl"/>
+        </w:rPr>
+        <w:t xml:space="preserve">heeft daarom een eigen tweede stap (</w:t>
+      </w:r>
+      <w:r>
+        <w:rPr>
+          <w:rStyle w:val="VerbatimChar"/>
+          <w:lang w:val="nl"/>
+        </w:rPr>
+        <w:t xml:space="preserve">includes/tweestaps.php</w:t>
+      </w:r>
+      <w:r>
+        <w:rPr>
+          <w:lang w:val="nl"/>
+        </w:rPr>
+        <w:t xml:space="preserve">), zodat ook de</w:t>
+      </w:r>
+      <w:r>
+        <w:rPr>
+          <w:lang w:val="nl"/>
+        </w:rPr>
+        <w:t xml:space="preserve"> </w:t>
+      </w:r>
+      <w:r>
+        <w:rPr>
+          <w:lang w:val="nl"/>
+        </w:rPr>
+        <w:t xml:space="preserve">noodingang MFA heeft, zoals de zorgplicht van NIS2 vraagt.</w:t>
       </w:r>
     </w:p>
     <w:p>
@@ -12984,88 +13219,19 @@
         <w:rPr>
           <w:lang w:val="nl"/>
         </w:rPr>
-        <w:t xml:space="preserve">Instellingen › Bewaren &amp; opschonen › "Automatisch opschonen inschakelen" (</w:t>
-      </w:r>
-      <w:r>
-        <w:rPr>
-          <w:rStyle w:val="VerbatimChar"/>
-          <w:lang w:val="nl"/>
-        </w:rPr>
-        <w:t xml:space="preserve">bewaar.actief</w:t>
-      </w:r>
-      <w:r>
-        <w:rPr>
-          <w:lang w:val="nl"/>
-        </w:rPr>
-        <w:t xml:space="preserve">).</w:t>
-      </w:r>
-      <w:r>
-        <w:rPr>
-          <w:lang w:val="nl"/>
-        </w:rPr>
-        <w:t xml:space="preserve"> </w:t>
-      </w:r>
-      <w:r>
-        <w:rPr>
-          <w:lang w:val="nl"/>
-        </w:rPr>
-        <w:t xml:space="preserve">Standaard staat dit</w:t>
-      </w:r>
-      <w:r>
-        <w:rPr>
-          <w:lang w:val="nl"/>
-        </w:rPr>
-        <w:t xml:space="preserve"> </w:t>
-      </w:r>
-      <w:r>
-        <w:rPr>
-          <w:b/>
-          <w:bCs/>
-          <w:lang w:val="nl"/>
-        </w:rPr>
-        <w:t xml:space="preserve">uit</w:t>
-      </w:r>
-      <w:r>
-        <w:rPr>
-          <w:lang w:val="nl"/>
-        </w:rPr>
-        <w:t xml:space="preserve">, bewust: aanzetten wist bij de eerste dagelijkse run alles wat al</w:t>
-      </w:r>
-      <w:r>
-        <w:rPr>
-          <w:lang w:val="nl"/>
-        </w:rPr>
-        <w:t xml:space="preserve"> </w:t>
-      </w:r>
-      <w:r>
-        <w:rPr>
-          <w:lang w:val="nl"/>
-        </w:rPr>
-        <w:t xml:space="preserve">over de termijn is, en dat is onomkeerbaar. Zolang het uit staat wordt er niets verwijderd of</w:t>
-      </w:r>
-      <w:r>
-        <w:rPr>
-          <w:lang w:val="nl"/>
-        </w:rPr>
-        <w:t xml:space="preserve"> </w:t>
-      </w:r>
-      <w:r>
-        <w:rPr>
-          <w:lang w:val="nl"/>
-        </w:rPr>
-        <w:t xml:space="preserve">geanonimiseerd, en staat er een rode waarschuwing op het tabblad, op Vandaag en als fout in de</w:t>
-      </w:r>
-      <w:r>
-        <w:rPr>
-          <w:lang w:val="nl"/>
-        </w:rPr>
-        <w:t xml:space="preserve"> </w:t>
-      </w:r>
-      <w:r>
-        <w:rPr>
-          <w:lang w:val="nl"/>
-        </w:rPr>
-        <w:t xml:space="preserve">systeemcontrole ("Automatisch opschonen staat uit").</w:t>
+        <w:t xml:space="preserve">Een juist wachtwoord logt nog niet in. Het zet een tussenstand in de sessie (sessie-id wordt</w:t>
+      </w:r>
+      <w:r>
+        <w:rPr>
+          <w:lang w:val="nl"/>
+        </w:rPr>
+        <w:t xml:space="preserve"> </w:t>
+      </w:r>
+      <w:r>
+        <w:rPr>
+          <w:lang w:val="nl"/>
+        </w:rPr>
+        <w:t xml:space="preserve">vernieuwd) die 5 minuten geldig is. Daarbinnen moet de tweede stap slagen.</w:t>
       </w:r>
     </w:p>
     <w:p>
@@ -13082,130 +13248,62 @@
           <w:bCs/>
           <w:lang w:val="nl"/>
         </w:rPr>
-        <w:t xml:space="preserve">Loondocumenten</w:t>
-      </w:r>
-      <w:r>
-        <w:rPr>
-          <w:lang w:val="nl"/>
-        </w:rPr>
-        <w:t xml:space="preserve"> </w:t>
-      </w:r>
-      <w:r>
-        <w:rPr>
-          <w:lang w:val="nl"/>
-        </w:rPr>
-        <w:t xml:space="preserve">(loonheffing en kopie ID) worden nooit automatisch gewist: de bewaarplicht</w:t>
-      </w:r>
-      <w:r>
-        <w:rPr>
-          <w:lang w:val="nl"/>
-        </w:rPr>
-        <w:t xml:space="preserve"> </w:t>
-      </w:r>
-      <w:r>
-        <w:rPr>
-          <w:lang w:val="nl"/>
-        </w:rPr>
-        <w:t xml:space="preserve">loopt tot 5 jaar na het einde van het jaar waarin het dienstverband eindigde, en dat weet het</w:t>
-      </w:r>
-      <w:r>
-        <w:rPr>
-          <w:lang w:val="nl"/>
-        </w:rPr>
-        <w:t xml:space="preserve"> </w:t>
-      </w:r>
-      <w:r>
-        <w:rPr>
-          <w:lang w:val="nl"/>
-        </w:rPr>
-        <w:t xml:space="preserve">systeem niet. De penningmeester vernietigt ze op Loondossiers via de kaart "Te beoordelen voor</w:t>
-      </w:r>
-      <w:r>
-        <w:rPr>
-          <w:lang w:val="nl"/>
-        </w:rPr>
-        <w:t xml:space="preserve"> </w:t>
-      </w:r>
-      <w:r>
-        <w:rPr>
-          <w:lang w:val="nl"/>
-        </w:rPr>
-        <w:t xml:space="preserve">vernietiging" (</w:t>
-      </w:r>
-      <w:r>
-        <w:rPr>
-          <w:rStyle w:val="VerbatimChar"/>
-          <w:lang w:val="nl"/>
-        </w:rPr>
-        <w:t xml:space="preserve">documenten_te_vernietigen()</w:t>
-      </w:r>
-      <w:r>
-        <w:rPr>
-          <w:lang w:val="nl"/>
-        </w:rPr>
-        <w:t xml:space="preserve">,</w:t>
-      </w:r>
-      <w:r>
-        <w:rPr>
-          <w:lang w:val="nl"/>
-        </w:rPr>
-        <w:t xml:space="preserve"> </w:t>
-      </w:r>
-      <w:r>
-        <w:rPr>
-          <w:rStyle w:val="VerbatimChar"/>
-          <w:lang w:val="nl"/>
-        </w:rPr>
-        <w:t xml:space="preserve">documenten_loondossier_vernietigen()</w:t>
-      </w:r>
-      <w:r>
-        <w:rPr>
-          <w:lang w:val="nl"/>
-        </w:rPr>
-        <w:t xml:space="preserve">); in het</w:t>
-      </w:r>
-      <w:r>
-        <w:rPr>
-          <w:lang w:val="nl"/>
-        </w:rPr>
-        <w:t xml:space="preserve"> </w:t>
-      </w:r>
-      <w:r>
-        <w:rPr>
-          <w:lang w:val="nl"/>
-        </w:rPr>
-        <w:t xml:space="preserve">logboek staat dan</w:t>
-      </w:r>
-      <w:r>
-        <w:rPr>
-          <w:lang w:val="nl"/>
-        </w:rPr>
-        <w:t xml:space="preserve"> </w:t>
-      </w:r>
-      <w:r>
-        <w:rPr>
-          <w:rStyle w:val="VerbatimChar"/>
-          <w:lang w:val="nl"/>
-        </w:rPr>
-        <w:t xml:space="preserve">loondossier_vernietigd</w:t>
-      </w:r>
-      <w:r>
-        <w:rPr>
-          <w:lang w:val="nl"/>
-        </w:rPr>
-        <w:t xml:space="preserve">. Een oud-lifeguard wordt pas geanonimiseerd als die</w:t>
-      </w:r>
-      <w:r>
-        <w:rPr>
-          <w:lang w:val="nl"/>
-        </w:rPr>
-        <w:t xml:space="preserve"> </w:t>
-      </w:r>
-      <w:r>
-        <w:rPr>
-          <w:lang w:val="nl"/>
-        </w:rPr>
-        <w:t xml:space="preserve">stukken weg zijn.</w:t>
+        <w:t xml:space="preserve">Met app:</w:t>
+      </w:r>
+      <w:r>
+        <w:rPr>
+          <w:lang w:val="nl"/>
+        </w:rPr>
+        <w:t xml:space="preserve"> </w:t>
+      </w:r>
+      <w:r>
+        <w:rPr>
+          <w:lang w:val="nl"/>
+        </w:rPr>
+        <w:t xml:space="preserve">een TOTP-code (RFC 6238, 6 cijfers, 30 seconden, één stap klokverschil, uitgever</w:t>
+      </w:r>
+      <w:r>
+        <w:rPr>
+          <w:lang w:val="nl"/>
+        </w:rPr>
+        <w:t xml:space="preserve"> </w:t>
+      </w:r>
+      <w:r>
+        <w:rPr>
+          <w:lang w:val="nl"/>
+        </w:rPr>
+        <w:t xml:space="preserve">"Paal13 Beheer"). Een gebruikte code werkt geen tweede keer. Het geheim staat als kluis-blob in</w:t>
+      </w:r>
+      <w:r>
+        <w:rPr>
+          <w:lang w:val="nl"/>
+        </w:rPr>
+        <w:t xml:space="preserve"> </w:t>
+      </w:r>
+      <w:r>
+        <w:rPr>
+          <w:rStyle w:val="VerbatimChar"/>
+          <w:lang w:val="nl"/>
+        </w:rPr>
+        <w:t xml:space="preserve">beheerders.tweestaps_geheim</w:t>
+      </w:r>
+      <w:r>
+        <w:rPr>
+          <w:lang w:val="nl"/>
+        </w:rPr>
+        <w:t xml:space="preserve">. Instellen, opnieuw instellen en uitzetten doet de beheerder zelf</w:t>
+      </w:r>
+      <w:r>
+        <w:rPr>
+          <w:lang w:val="nl"/>
+        </w:rPr>
+        <w:t xml:space="preserve"> </w:t>
+      </w:r>
+      <w:r>
+        <w:rPr>
+          <w:lang w:val="nl"/>
+        </w:rPr>
+        <w:t xml:space="preserve">in Mijn profiel; uitzetten en opnieuw instellen vragen wachtwoord plus code.</w:t>
       </w:r>
     </w:p>
     <w:p>
@@ -13218,34 +13316,73 @@
       </w:pPr>
       <w:r>
         <w:rPr>
-          <w:lang w:val="nl"/>
-        </w:rPr>
-        <w:t xml:space="preserve">De opschoning draait één keer per dag via de echte cron (</w:t>
-      </w:r>
-      <w:r>
-        <w:rPr>
-          <w:rStyle w:val="VerbatimChar"/>
-          <w:lang w:val="nl"/>
-        </w:rPr>
-        <w:t xml:space="preserve">includes/opschonen.php</w:t>
-      </w:r>
-      <w:r>
-        <w:rPr>
-          <w:lang w:val="nl"/>
-        </w:rPr>
-        <w:t xml:space="preserve">). Wat er is</w:t>
-      </w:r>
-      <w:r>
-        <w:rPr>
-          <w:lang w:val="nl"/>
-        </w:rPr>
-        <w:t xml:space="preserve"> </w:t>
-      </w:r>
-      <w:r>
-        <w:rPr>
-          <w:lang w:val="nl"/>
-        </w:rPr>
-        <w:t xml:space="preserve">opgeschoond staat in het Opschoon-logboek onderaan hetzelfde tabblad en in Logboek, bron AVG-opschoning.</w:t>
+          <w:b/>
+          <w:bCs/>
+          <w:lang w:val="nl"/>
+        </w:rPr>
+        <w:t xml:space="preserve">Herstelcodes:</w:t>
+      </w:r>
+      <w:r>
+        <w:rPr>
+          <w:lang w:val="nl"/>
+        </w:rPr>
+        <w:t xml:space="preserve"> </w:t>
+      </w:r>
+      <w:r>
+        <w:rPr>
+          <w:lang w:val="nl"/>
+        </w:rPr>
+        <w:t xml:space="preserve">acht per keer, alleen als</w:t>
+      </w:r>
+      <w:r>
+        <w:rPr>
+          <w:lang w:val="nl"/>
+        </w:rPr>
+        <w:t xml:space="preserve"> </w:t>
+      </w:r>
+      <w:r>
+        <w:rPr>
+          <w:rStyle w:val="VerbatimChar"/>
+          <w:lang w:val="nl"/>
+        </w:rPr>
+        <w:t xml:space="preserve">password_hash</w:t>
+      </w:r>
+      <w:r>
+        <w:rPr>
+          <w:lang w:val="nl"/>
+        </w:rPr>
+        <w:t xml:space="preserve"> </w:t>
+      </w:r>
+      <w:r>
+        <w:rPr>
+          <w:lang w:val="nl"/>
+        </w:rPr>
+        <w:t xml:space="preserve">bewaard (</w:t>
+      </w:r>
+      <w:r>
+        <w:rPr>
+          <w:rStyle w:val="VerbatimChar"/>
+          <w:lang w:val="nl"/>
+        </w:rPr>
+        <w:t xml:space="preserve">beheerders.tweestaps_herstel</w:t>
+      </w:r>
+      <w:r>
+        <w:rPr>
+          <w:lang w:val="nl"/>
+        </w:rPr>
+        <w:t xml:space="preserve">),</w:t>
+      </w:r>
+      <w:r>
+        <w:rPr>
+          <w:lang w:val="nl"/>
+        </w:rPr>
+        <w:t xml:space="preserve"> </w:t>
+      </w:r>
+      <w:r>
+        <w:rPr>
+          <w:lang w:val="nl"/>
+        </w:rPr>
+        <w:t xml:space="preserve">elk één keer bruikbaar. De beheerder ziet ze alleen direct na het instellen.</w:t>
       </w:r>
     </w:p>
     <w:p>
@@ -13254,6 +13391,2194 @@
         <w:numPr>
           <w:ilvl w:val="0"/>
           <w:numId w:val="1048"/>
+        </w:numPr>
+      </w:pPr>
+      <w:r>
+        <w:rPr>
+          <w:b/>
+          <w:bCs/>
+          <w:lang w:val="nl"/>
+        </w:rPr>
+        <w:t xml:space="preserve">Zonder app (terugval):</w:t>
+      </w:r>
+      <w:r>
+        <w:rPr>
+          <w:lang w:val="nl"/>
+        </w:rPr>
+        <w:t xml:space="preserve"> </w:t>
+      </w:r>
+      <w:r>
+        <w:rPr>
+          <w:lang w:val="nl"/>
+        </w:rPr>
+        <w:t xml:space="preserve">een eenmalige code per e-mail, 10 minuten geldig, als sha256 in</w:t>
+      </w:r>
+      <w:r>
+        <w:rPr>
+          <w:lang w:val="nl"/>
+        </w:rPr>
+        <w:t xml:space="preserve"> </w:t>
+      </w:r>
+      <w:r>
+        <w:rPr>
+          <w:rStyle w:val="VerbatimChar"/>
+          <w:lang w:val="nl"/>
+        </w:rPr>
+        <w:t xml:space="preserve">otp_tokens</w:t>
+      </w:r>
+      <w:r>
+        <w:rPr>
+          <w:lang w:val="nl"/>
+        </w:rPr>
+        <w:t xml:space="preserve"> </w:t>
+      </w:r>
+      <w:r>
+        <w:rPr>
+          <w:lang w:val="nl"/>
+        </w:rPr>
+        <w:t xml:space="preserve">(type</w:t>
+      </w:r>
+      <w:r>
+        <w:rPr>
+          <w:lang w:val="nl"/>
+        </w:rPr>
+        <w:t xml:space="preserve"> </w:t>
+      </w:r>
+      <w:r>
+        <w:rPr>
+          <w:rStyle w:val="VerbatimChar"/>
+          <w:lang w:val="nl"/>
+        </w:rPr>
+        <w:t xml:space="preserve">beheer_2fa</w:t>
+      </w:r>
+      <w:r>
+        <w:rPr>
+          <w:lang w:val="nl"/>
+        </w:rPr>
+        <w:t xml:space="preserve">), hooguit één per minuut en vijf per uur per account. Dit</w:t>
+      </w:r>
+      <w:r>
+        <w:rPr>
+          <w:lang w:val="nl"/>
+        </w:rPr>
+        <w:t xml:space="preserve"> </w:t>
+      </w:r>
+      <w:r>
+        <w:rPr>
+          <w:lang w:val="nl"/>
+        </w:rPr>
+        <w:t xml:space="preserve">vereist</w:t>
+      </w:r>
+      <w:r>
+        <w:rPr>
+          <w:lang w:val="nl"/>
+        </w:rPr>
+        <w:t xml:space="preserve"> </w:t>
+      </w:r>
+      <w:r>
+        <w:rPr>
+          <w:b/>
+          <w:bCs/>
+          <w:lang w:val="nl"/>
+        </w:rPr>
+        <w:t xml:space="preserve">werkende mail</w:t>
+      </w:r>
+      <w:r>
+        <w:rPr>
+          <w:lang w:val="nl"/>
+        </w:rPr>
+        <w:t xml:space="preserve">: ligt de mailserver plat (of zit de mailbox achter dezelfde Authentik),</w:t>
+      </w:r>
+      <w:r>
+        <w:rPr>
+          <w:lang w:val="nl"/>
+        </w:rPr>
+        <w:t xml:space="preserve"> </w:t>
+      </w:r>
+      <w:r>
+        <w:rPr>
+          <w:lang w:val="nl"/>
+        </w:rPr>
+        <w:t xml:space="preserve">dan komt iemand zonder app niet binnen. Zorg dus dat minstens de noodingang een app heeft.</w:t>
+      </w:r>
+    </w:p>
+    <w:p>
+      <w:pPr>
+        <w:pStyle w:val="Compact"/>
+        <w:numPr>
+          <w:ilvl w:val="0"/>
+          <w:numId w:val="1048"/>
+        </w:numPr>
+      </w:pPr>
+      <w:r>
+        <w:rPr>
+          <w:b/>
+          <w:bCs/>
+          <w:lang w:val="nl"/>
+        </w:rPr>
+        <w:t xml:space="preserve">Meldingstype:</w:t>
+      </w:r>
+      <w:r>
+        <w:rPr>
+          <w:lang w:val="nl"/>
+        </w:rPr>
+        <w:t xml:space="preserve"> </w:t>
+      </w:r>
+      <w:r>
+        <w:rPr>
+          <w:lang w:val="nl"/>
+        </w:rPr>
+        <w:t xml:space="preserve">de mail is het type "Inlogcode beheer (noodingang)" (</w:t>
+      </w:r>
+      <w:r>
+        <w:rPr>
+          <w:rStyle w:val="VerbatimChar"/>
+          <w:lang w:val="nl"/>
+        </w:rPr>
+        <w:t xml:space="preserve">beheer_code</w:t>
+      </w:r>
+      <w:r>
+        <w:rPr>
+          <w:lang w:val="nl"/>
+        </w:rPr>
+        <w:t xml:space="preserve">), alleen</w:t>
+      </w:r>
+      <w:r>
+        <w:rPr>
+          <w:lang w:val="nl"/>
+        </w:rPr>
+        <w:t xml:space="preserve"> </w:t>
+      </w:r>
+      <w:r>
+        <w:rPr>
+          <w:lang w:val="nl"/>
+        </w:rPr>
+        <w:t xml:space="preserve">e-mail, wordt altijd direct verstuurd en de inhoud wordt nooit gelogd. Het sjabloon is aan te</w:t>
+      </w:r>
+      <w:r>
+        <w:rPr>
+          <w:lang w:val="nl"/>
+        </w:rPr>
+        <w:t xml:space="preserve"> </w:t>
+      </w:r>
+      <w:r>
+        <w:rPr>
+          <w:lang w:val="nl"/>
+        </w:rPr>
+        <w:t xml:space="preserve">passen, maar laat</w:t>
+      </w:r>
+      <w:r>
+        <w:rPr>
+          <w:lang w:val="nl"/>
+        </w:rPr>
+        <w:t xml:space="preserve"> </w:t>
+      </w:r>
+      <w:r>
+        <w:rPr>
+          <w:rStyle w:val="VerbatimChar"/>
+          <w:lang w:val="nl"/>
+        </w:rPr>
+        <w:t xml:space="preserve">{{otp_code}}</w:t>
+      </w:r>
+      <w:r>
+        <w:rPr>
+          <w:lang w:val="nl"/>
+        </w:rPr>
+        <w:t xml:space="preserve"> </w:t>
+      </w:r>
+      <w:r>
+        <w:rPr>
+          <w:lang w:val="nl"/>
+        </w:rPr>
+        <w:t xml:space="preserve">erin staan.</w:t>
+      </w:r>
+    </w:p>
+    <w:p>
+      <w:pPr>
+        <w:pStyle w:val="Compact"/>
+        <w:numPr>
+          <w:ilvl w:val="0"/>
+          <w:numId w:val="1048"/>
+        </w:numPr>
+      </w:pPr>
+      <w:r>
+        <w:rPr>
+          <w:b/>
+          <w:bCs/>
+          <w:lang w:val="nl"/>
+        </w:rPr>
+        <w:t xml:space="preserve">Kapotte of gewisselde</w:t>
+      </w:r>
+      <w:r>
+        <w:rPr>
+          <w:b/>
+          <w:bCs/>
+          <w:lang w:val="nl"/>
+        </w:rPr>
+        <w:t xml:space="preserve"> </w:t>
+      </w:r>
+      <w:r>
+        <w:rPr>
+          <w:rStyle w:val="VerbatimChar"/>
+          <w:b/>
+          <w:bCs/>
+          <w:lang w:val="nl"/>
+        </w:rPr>
+        <w:t xml:space="preserve">KLUIS_SLEUTEL</w:t>
+      </w:r>
+      <w:r>
+        <w:rPr>
+          <w:b/>
+          <w:bCs/>
+          <w:lang w:val="nl"/>
+        </w:rPr>
+        <w:t xml:space="preserve">:</w:t>
+      </w:r>
+      <w:r>
+        <w:rPr>
+          <w:lang w:val="nl"/>
+        </w:rPr>
+        <w:t xml:space="preserve"> </w:t>
+      </w:r>
+      <w:r>
+        <w:rPr>
+          <w:lang w:val="nl"/>
+        </w:rPr>
+        <w:t xml:space="preserve">is het geheim niet te ontsleutelen, dan valt de</w:t>
+      </w:r>
+      <w:r>
+        <w:rPr>
+          <w:lang w:val="nl"/>
+        </w:rPr>
+        <w:t xml:space="preserve"> </w:t>
+      </w:r>
+      <w:r>
+        <w:rPr>
+          <w:lang w:val="nl"/>
+        </w:rPr>
+        <w:t xml:space="preserve">tweede stap terug op de e-mailcode (regel</w:t>
+      </w:r>
+      <w:r>
+        <w:rPr>
+          <w:lang w:val="nl"/>
+        </w:rPr>
+        <w:t xml:space="preserve"> </w:t>
+      </w:r>
+      <w:r>
+        <w:rPr>
+          <w:rStyle w:val="VerbatimChar"/>
+          <w:lang w:val="nl"/>
+        </w:rPr>
+        <w:t xml:space="preserve">tweestaps: geheim van beheerder #… niet te ontsleutelen</w:t>
+      </w:r>
+      <w:r>
+        <w:rPr>
+          <w:lang w:val="nl"/>
+        </w:rPr>
+        <w:t xml:space="preserve"> </w:t>
+      </w:r>
+      <w:r>
+        <w:rPr>
+          <w:lang w:val="nl"/>
+        </w:rPr>
+        <w:t xml:space="preserve">in het serverlog). Een app instellen kan pas weer als de kluis werkt.</w:t>
+      </w:r>
+    </w:p>
+    <w:p>
+      <w:pPr>
+        <w:pStyle w:val="Compact"/>
+        <w:numPr>
+          <w:ilvl w:val="0"/>
+          <w:numId w:val="1048"/>
+        </w:numPr>
+      </w:pPr>
+      <w:r>
+        <w:rPr>
+          <w:b/>
+          <w:bCs/>
+          <w:lang w:val="nl"/>
+        </w:rPr>
+        <w:t xml:space="preserve">Blokkade:</w:t>
+      </w:r>
+      <w:r>
+        <w:rPr>
+          <w:lang w:val="nl"/>
+        </w:rPr>
+        <w:t xml:space="preserve"> </w:t>
+      </w:r>
+      <w:r>
+        <w:rPr>
+          <w:lang w:val="nl"/>
+        </w:rPr>
+        <w:t xml:space="preserve">foute codes tellen mee in</w:t>
+      </w:r>
+      <w:r>
+        <w:rPr>
+          <w:lang w:val="nl"/>
+        </w:rPr>
+        <w:t xml:space="preserve"> </w:t>
+      </w:r>
+      <w:r>
+        <w:rPr>
+          <w:rStyle w:val="VerbatimChar"/>
+          <w:lang w:val="nl"/>
+        </w:rPr>
+        <w:t xml:space="preserve">login_pogingen</w:t>
+      </w:r>
+      <w:r>
+        <w:rPr>
+          <w:lang w:val="nl"/>
+        </w:rPr>
+        <w:t xml:space="preserve">, net als een fout wachtwoord (5 per 15</w:t>
+      </w:r>
+      <w:r>
+        <w:rPr>
+          <w:lang w:val="nl"/>
+        </w:rPr>
+        <w:t xml:space="preserve"> </w:t>
+      </w:r>
+      <w:r>
+        <w:rPr>
+          <w:lang w:val="nl"/>
+        </w:rPr>
+        <w:t xml:space="preserve">minuten per e-mail en per IP). Daarbovenop een rate limit van 5 codepogingen per 15 minuten per</w:t>
+      </w:r>
+      <w:r>
+        <w:rPr>
+          <w:lang w:val="nl"/>
+        </w:rPr>
+        <w:t xml:space="preserve"> </w:t>
+      </w:r>
+      <w:r>
+        <w:rPr>
+          <w:lang w:val="nl"/>
+        </w:rPr>
+        <w:t xml:space="preserve">account en 20 per IP.</w:t>
+      </w:r>
+    </w:p>
+    <w:p>
+      <w:pPr>
+        <w:pStyle w:val="Compact"/>
+        <w:numPr>
+          <w:ilvl w:val="0"/>
+          <w:numId w:val="1048"/>
+        </w:numPr>
+      </w:pPr>
+      <w:r>
+        <w:rPr>
+          <w:b/>
+          <w:bCs/>
+          <w:lang w:val="nl"/>
+        </w:rPr>
+        <w:t xml:space="preserve">Logboek:</w:t>
+      </w:r>
+      <w:r>
+        <w:rPr>
+          <w:lang w:val="nl"/>
+        </w:rPr>
+        <w:t xml:space="preserve"> </w:t>
+      </w:r>
+      <w:r>
+        <w:rPr>
+          <w:rStyle w:val="VerbatimChar"/>
+          <w:lang w:val="nl"/>
+        </w:rPr>
+        <w:t xml:space="preserve">tweestaps_aangezet</w:t>
+      </w:r>
+      <w:r>
+        <w:rPr>
+          <w:lang w:val="nl"/>
+        </w:rPr>
+        <w:t xml:space="preserve">,</w:t>
+      </w:r>
+      <w:r>
+        <w:rPr>
+          <w:lang w:val="nl"/>
+        </w:rPr>
+        <w:t xml:space="preserve"> </w:t>
+      </w:r>
+      <w:r>
+        <w:rPr>
+          <w:rStyle w:val="VerbatimChar"/>
+          <w:lang w:val="nl"/>
+        </w:rPr>
+        <w:t xml:space="preserve">tweestaps_uitgezet</w:t>
+      </w:r>
+      <w:r>
+        <w:rPr>
+          <w:lang w:val="nl"/>
+        </w:rPr>
+        <w:t xml:space="preserve">,</w:t>
+      </w:r>
+      <w:r>
+        <w:rPr>
+          <w:lang w:val="nl"/>
+        </w:rPr>
+        <w:t xml:space="preserve"> </w:t>
+      </w:r>
+      <w:r>
+        <w:rPr>
+          <w:rStyle w:val="VerbatimChar"/>
+          <w:lang w:val="nl"/>
+        </w:rPr>
+        <w:t xml:space="preserve">tweestaps_gereset</w:t>
+      </w:r>
+      <w:r>
+        <w:rPr>
+          <w:lang w:val="nl"/>
+        </w:rPr>
+        <w:t xml:space="preserve">,</w:t>
+      </w:r>
+      <w:r>
+        <w:rPr>
+          <w:lang w:val="nl"/>
+        </w:rPr>
+        <w:t xml:space="preserve"> </w:t>
+      </w:r>
+      <w:r>
+        <w:rPr>
+          <w:rStyle w:val="VerbatimChar"/>
+          <w:lang w:val="nl"/>
+        </w:rPr>
+        <w:t xml:space="preserve">tweestaps_mislukt</w:t>
+      </w:r>
+      <w:r>
+        <w:rPr>
+          <w:lang w:val="nl"/>
+        </w:rPr>
+        <w:t xml:space="preserve">,</w:t>
+      </w:r>
+      <w:r>
+        <w:rPr>
+          <w:lang w:val="nl"/>
+        </w:rPr>
+        <w:t xml:space="preserve"> </w:t>
+      </w:r>
+      <w:r>
+        <w:rPr>
+          <w:rStyle w:val="VerbatimChar"/>
+          <w:lang w:val="nl"/>
+        </w:rPr>
+        <w:t xml:space="preserve">tweestaps_herstelcode</w:t>
+      </w:r>
+      <w:r>
+        <w:rPr>
+          <w:lang w:val="nl"/>
+        </w:rPr>
+        <w:t xml:space="preserve"> </w:t>
+      </w:r>
+      <w:r>
+        <w:rPr>
+          <w:lang w:val="nl"/>
+        </w:rPr>
+        <w:t xml:space="preserve">en</w:t>
+      </w:r>
+      <w:r>
+        <w:rPr>
+          <w:lang w:val="nl"/>
+        </w:rPr>
+        <w:t xml:space="preserve"> </w:t>
+      </w:r>
+      <w:r>
+        <w:rPr>
+          <w:rStyle w:val="VerbatimChar"/>
+          <w:lang w:val="nl"/>
+        </w:rPr>
+        <w:t xml:space="preserve">tweestaps_mailcode</w:t>
+      </w:r>
+      <w:r>
+        <w:rPr>
+          <w:lang w:val="nl"/>
+        </w:rPr>
+        <w:t xml:space="preserve">.</w:t>
+      </w:r>
+    </w:p>
+    <w:p>
+      <w:pPr>
+        <w:pStyle w:val="FirstParagraph"/>
+      </w:pPr>
+      <w:r>
+        <w:rPr>
+          <w:b/>
+          <w:bCs/>
+          <w:lang w:val="nl"/>
+        </w:rPr>
+        <w:t xml:space="preserve">Tweestaps resetten</w:t>
+      </w:r>
+      <w:r>
+        <w:rPr>
+          <w:lang w:val="nl"/>
+        </w:rPr>
+        <w:t xml:space="preserve"> </w:t>
+      </w:r>
+      <w:r>
+        <w:rPr>
+          <w:lang w:val="nl"/>
+        </w:rPr>
+        <w:t xml:space="preserve">(telefoon kwijt én geen herstelcodes):</w:t>
+      </w:r>
+    </w:p>
+    <w:p>
+      <w:pPr>
+        <w:pStyle w:val="Compact"/>
+        <w:numPr>
+          <w:ilvl w:val="0"/>
+          <w:numId w:val="1049"/>
+        </w:numPr>
+      </w:pPr>
+      <w:r>
+        <w:rPr>
+          <w:lang w:val="nl"/>
+        </w:rPr>
+        <w:t xml:space="preserve">Controleer de identiteit buiten het systeem om: bel de persoon op een bekend nummer of spreek</w:t>
+      </w:r>
+      <w:r>
+        <w:rPr>
+          <w:lang w:val="nl"/>
+        </w:rPr>
+        <w:t xml:space="preserve"> </w:t>
+      </w:r>
+      <w:r>
+        <w:rPr>
+          <w:lang w:val="nl"/>
+        </w:rPr>
+        <w:t xml:space="preserve">elkaar. Een mail- of chatverzoek alleen is niet genoeg.</w:t>
+      </w:r>
+    </w:p>
+    <w:p>
+      <w:pPr>
+        <w:pStyle w:val="Compact"/>
+        <w:numPr>
+          <w:ilvl w:val="0"/>
+          <w:numId w:val="1049"/>
+        </w:numPr>
+      </w:pPr>
+      <w:r>
+        <w:rPr>
+          <w:lang w:val="nl"/>
+        </w:rPr>
+        <w:t xml:space="preserve">Beheer › Beheerders ›</w:t>
+      </w:r>
+      <w:r>
+        <w:rPr>
+          <w:lang w:val="nl"/>
+        </w:rPr>
+        <w:t xml:space="preserve"> </w:t>
+      </w:r>
+      <w:r>
+        <w:rPr>
+          <w:b/>
+          <w:bCs/>
+          <w:lang w:val="nl"/>
+        </w:rPr>
+        <w:t xml:space="preserve">Tweestaps resetten</w:t>
+      </w:r>
+      <w:r>
+        <w:rPr>
+          <w:lang w:val="nl"/>
+        </w:rPr>
+        <w:t xml:space="preserve"> </w:t>
+      </w:r>
+      <w:r>
+        <w:rPr>
+          <w:lang w:val="nl"/>
+        </w:rPr>
+        <w:t xml:space="preserve">bij dat account, bevestigen met</w:t>
+      </w:r>
+      <w:r>
+        <w:rPr>
+          <w:lang w:val="nl"/>
+        </w:rPr>
+        <w:t xml:space="preserve"> </w:t>
+      </w:r>
+      <w:r>
+        <w:rPr>
+          <w:b/>
+          <w:bCs/>
+          <w:lang w:val="nl"/>
+        </w:rPr>
+        <w:t xml:space="preserve">Ja, tweestaps</w:t>
+      </w:r>
+      <w:r>
+        <w:rPr>
+          <w:b/>
+          <w:bCs/>
+          <w:lang w:val="nl"/>
+        </w:rPr>
+        <w:t xml:space="preserve"> </w:t>
+      </w:r>
+      <w:r>
+        <w:rPr>
+          <w:b/>
+          <w:bCs/>
+          <w:lang w:val="nl"/>
+        </w:rPr>
+        <w:t xml:space="preserve">resetten</w:t>
+      </w:r>
+      <w:r>
+        <w:rPr>
+          <w:lang w:val="nl"/>
+        </w:rPr>
+        <w:t xml:space="preserve">. Alleen de rol admin ziet die knop.</w:t>
+      </w:r>
+    </w:p>
+    <w:p>
+      <w:pPr>
+        <w:pStyle w:val="Compact"/>
+        <w:numPr>
+          <w:ilvl w:val="0"/>
+          <w:numId w:val="1049"/>
+        </w:numPr>
+      </w:pPr>
+      <w:r>
+        <w:rPr>
+          <w:lang w:val="nl"/>
+        </w:rPr>
+        <w:t xml:space="preserve">App-koppeling en herstelcodes vervallen; de volgende wachtwoordlogin vraagt een e-mailcode.</w:t>
+      </w:r>
+    </w:p>
+    <w:p>
+      <w:pPr>
+        <w:pStyle w:val="Compact"/>
+        <w:numPr>
+          <w:ilvl w:val="0"/>
+          <w:numId w:val="1049"/>
+        </w:numPr>
+      </w:pPr>
+      <w:r>
+        <w:rPr>
+          <w:lang w:val="nl"/>
+        </w:rPr>
+        <w:t xml:space="preserve">Laat de persoon direct daarna een nieuwe app instellen in Mijn profiel en controleer bij</w:t>
+      </w:r>
+      <w:r>
+        <w:rPr>
+          <w:lang w:val="nl"/>
+        </w:rPr>
+        <w:t xml:space="preserve"> </w:t>
+      </w:r>
+      <w:r>
+        <w:rPr>
+          <w:lang w:val="nl"/>
+        </w:rPr>
+        <w:t xml:space="preserve">Beheerders dat er weer</w:t>
+      </w:r>
+      <w:r>
+        <w:rPr>
+          <w:lang w:val="nl"/>
+        </w:rPr>
+        <w:t xml:space="preserve"> </w:t>
+      </w:r>
+      <w:r>
+        <w:rPr>
+          <w:b/>
+          <w:bCs/>
+          <w:lang w:val="nl"/>
+        </w:rPr>
+        <w:t xml:space="preserve">Tweestaps aan</w:t>
+      </w:r>
+      <w:r>
+        <w:rPr>
+          <w:lang w:val="nl"/>
+        </w:rPr>
+        <w:t xml:space="preserve"> </w:t>
+      </w:r>
+      <w:r>
+        <w:rPr>
+          <w:lang w:val="nl"/>
+        </w:rPr>
+        <w:t xml:space="preserve">staat.</w:t>
+      </w:r>
+    </w:p>
+    <w:p>
+      <w:pPr>
+        <w:pStyle w:val="FirstParagraph"/>
+      </w:pPr>
+      <w:r>
+        <w:rPr>
+          <w:lang w:val="nl"/>
+        </w:rPr>
+        <w:t xml:space="preserve">Komt het resetverzoek onverwacht, of kent iemand anders het wachtwoord mogelijk: wijzig dan ook het</w:t>
+      </w:r>
+      <w:r>
+        <w:rPr>
+          <w:lang w:val="nl"/>
+        </w:rPr>
+        <w:t xml:space="preserve"> </w:t>
+      </w:r>
+      <w:r>
+        <w:rPr>
+          <w:lang w:val="nl"/>
+        </w:rPr>
+        <w:t xml:space="preserve">wachtwoord (Beheerders ›</w:t>
+      </w:r>
+      <w:r>
+        <w:rPr>
+          <w:lang w:val="nl"/>
+        </w:rPr>
+        <w:t xml:space="preserve"> </w:t>
+      </w:r>
+      <w:r>
+        <w:rPr>
+          <w:b/>
+          <w:bCs/>
+          <w:lang w:val="nl"/>
+        </w:rPr>
+        <w:t xml:space="preserve">Wachtwoord</w:t>
+      </w:r>
+      <w:r>
+        <w:rPr>
+          <w:lang w:val="nl"/>
+        </w:rPr>
+        <w:t xml:space="preserve">) en kijk in het Logboek naar</w:t>
+      </w:r>
+      <w:r>
+        <w:rPr>
+          <w:lang w:val="nl"/>
+        </w:rPr>
+        <w:t xml:space="preserve"> </w:t>
+      </w:r>
+      <w:r>
+        <w:rPr>
+          <w:rStyle w:val="VerbatimChar"/>
+          <w:lang w:val="nl"/>
+        </w:rPr>
+        <w:t xml:space="preserve">tweestaps_mislukt</w:t>
+      </w:r>
+      <w:r>
+        <w:rPr>
+          <w:lang w:val="nl"/>
+        </w:rPr>
+        <w:t xml:space="preserve"> </w:t>
+      </w:r>
+      <w:r>
+        <w:rPr>
+          <w:lang w:val="nl"/>
+        </w:rPr>
+        <w:t xml:space="preserve">en mislukte</w:t>
+      </w:r>
+      <w:r>
+        <w:rPr>
+          <w:lang w:val="nl"/>
+        </w:rPr>
+        <w:t xml:space="preserve"> </w:t>
+      </w:r>
+      <w:r>
+        <w:rPr>
+          <w:lang w:val="nl"/>
+        </w:rPr>
+        <w:t xml:space="preserve">logins voor dat account.</w:t>
+      </w:r>
+    </w:p>
+    <w:p>
+      <w:pPr>
+        <w:pStyle w:val="BodyText"/>
+      </w:pPr>
+      <w:r>
+        <w:rPr>
+          <w:b/>
+          <w:bCs/>
+          <w:lang w:val="nl"/>
+        </w:rPr>
+        <w:t xml:space="preserve">Sollicitanten op het portaal</w:t>
+      </w:r>
+    </w:p>
+    <w:p>
+      <w:pPr>
+        <w:pStyle w:val="Compact"/>
+        <w:numPr>
+          <w:ilvl w:val="0"/>
+          <w:numId w:val="1050"/>
+        </w:numPr>
+      </w:pPr>
+      <w:r>
+        <w:rPr>
+          <w:lang w:val="nl"/>
+        </w:rPr>
+        <w:t xml:space="preserve">Inlogcode en inloglink zijn 15 minuten geldig en eenmalig. De inloglink logt niet in bij het</w:t>
+      </w:r>
+      <w:r>
+        <w:rPr>
+          <w:lang w:val="nl"/>
+        </w:rPr>
+        <w:t xml:space="preserve"> </w:t>
+      </w:r>
+      <w:r>
+        <w:rPr>
+          <w:lang w:val="nl"/>
+        </w:rPr>
+        <w:t xml:space="preserve">openen maar pas na een klik op een knop, omdat mailscanners links vooraf bezoeken.</w:t>
+      </w:r>
+    </w:p>
+    <w:p>
+      <w:pPr>
+        <w:pStyle w:val="Compact"/>
+        <w:numPr>
+          <w:ilvl w:val="0"/>
+          <w:numId w:val="1050"/>
+        </w:numPr>
+      </w:pPr>
+      <w:r>
+        <w:rPr>
+          <w:lang w:val="nl"/>
+        </w:rPr>
+        <w:t xml:space="preserve">"Blijf ingelogd" (60 dagen, standaard uit) staat in de tabel</w:t>
+      </w:r>
+      <w:r>
+        <w:rPr>
+          <w:lang w:val="nl"/>
+        </w:rPr>
+        <w:t xml:space="preserve"> </w:t>
+      </w:r>
+      <w:r>
+        <w:rPr>
+          <w:rStyle w:val="VerbatimChar"/>
+          <w:lang w:val="nl"/>
+        </w:rPr>
+        <w:t xml:space="preserve">portaal_apparaten</w:t>
+      </w:r>
+      <w:r>
+        <w:rPr>
+          <w:lang w:val="nl"/>
+        </w:rPr>
+        <w:t xml:space="preserve"> </w:t>
+      </w:r>
+      <w:r>
+        <w:rPr>
+          <w:lang w:val="nl"/>
+        </w:rPr>
+        <w:t xml:space="preserve">en in de</w:t>
+      </w:r>
+      <w:r>
+        <w:rPr>
+          <w:lang w:val="nl"/>
+        </w:rPr>
+        <w:t xml:space="preserve"> </w:t>
+      </w:r>
+      <w:r>
+        <w:rPr>
+          <w:lang w:val="nl"/>
+        </w:rPr>
+        <w:t xml:space="preserve">cookie</w:t>
+      </w:r>
+      <w:r>
+        <w:rPr>
+          <w:lang w:val="nl"/>
+        </w:rPr>
+        <w:t xml:space="preserve"> </w:t>
+      </w:r>
+      <w:r>
+        <w:rPr>
+          <w:rStyle w:val="VerbatimChar"/>
+          <w:lang w:val="nl"/>
+        </w:rPr>
+        <w:t xml:space="preserve">p13_apparaat</w:t>
+      </w:r>
+      <w:r>
+        <w:rPr>
+          <w:lang w:val="nl"/>
+        </w:rPr>
+        <w:t xml:space="preserve">. Het token wisselt bij elk gebruik; wordt een oud token opnieuw</w:t>
+      </w:r>
+      <w:r>
+        <w:rPr>
+          <w:lang w:val="nl"/>
+        </w:rPr>
+        <w:t xml:space="preserve"> </w:t>
+      </w:r>
+      <w:r>
+        <w:rPr>
+          <w:lang w:val="nl"/>
+        </w:rPr>
+        <w:t xml:space="preserve">aangeboden, dan trekt het systeem alle apparaten van die sollicitant in. Uitloggen, "vergeet</w:t>
+      </w:r>
+      <w:r>
+        <w:rPr>
+          <w:lang w:val="nl"/>
+        </w:rPr>
+        <w:t xml:space="preserve"> </w:t>
+      </w:r>
+      <w:r>
+        <w:rPr>
+          <w:lang w:val="nl"/>
+        </w:rPr>
+        <w:t xml:space="preserve">alle apparaten" in Mijn gegevens en het verwijderen van een dossier trekken ze ook in; de cron</w:t>
+      </w:r>
+      <w:r>
+        <w:rPr>
+          <w:lang w:val="nl"/>
+        </w:rPr>
+        <w:t xml:space="preserve"> </w:t>
+      </w:r>
+      <w:r>
+        <w:rPr>
+          <w:lang w:val="nl"/>
+        </w:rPr>
+        <w:t xml:space="preserve">ruimt verlopen tokens op.</w:t>
+      </w:r>
+    </w:p>
+    <w:p>
+      <w:pPr>
+        <w:pStyle w:val="Compact"/>
+        <w:numPr>
+          <w:ilvl w:val="0"/>
+          <w:numId w:val="1050"/>
+        </w:numPr>
+      </w:pPr>
+      <w:r>
+        <w:rPr>
+          <w:lang w:val="nl"/>
+        </w:rPr>
+        <w:t xml:space="preserve">Moet je bij een vermoed misbruik alle apparaten van iedereen uitloggen: leeg de tabel</w:t>
+      </w:r>
+      <w:r>
+        <w:rPr>
+          <w:lang w:val="nl"/>
+        </w:rPr>
+        <w:t xml:space="preserve"> </w:t>
+      </w:r>
+      <w:r>
+        <w:rPr>
+          <w:rStyle w:val="VerbatimChar"/>
+          <w:lang w:val="nl"/>
+        </w:rPr>
+        <w:t xml:space="preserve">portaal_apparaten</w:t>
+      </w:r>
+      <w:r>
+        <w:rPr>
+          <w:lang w:val="nl"/>
+        </w:rPr>
+        <w:t xml:space="preserve"> </w:t>
+      </w:r>
+      <w:r>
+        <w:rPr>
+          <w:lang w:val="nl"/>
+        </w:rPr>
+        <w:t xml:space="preserve">in phpMyAdmin. Sollicitanten loggen daarna gewoon opnieuw in met een code.</w:t>
+      </w:r>
+    </w:p>
+    <w:bookmarkEnd w:id="20"/>
+    <w:bookmarkStart w:id="21" w:name="wordpress-plugin"/>
+    <w:p>
+      <w:pPr>
+        <w:pStyle w:val="Heading1"/>
+      </w:pPr>
+      <w:r>
+        <w:rPr>
+          <w:lang w:val="nl"/>
+        </w:rPr>
+        <w:t xml:space="preserve">WordPress-plugin</w:t>
+      </w:r>
+    </w:p>
+    <w:p>
+      <w:pPr>
+        <w:pStyle w:val="BlockText"/>
+      </w:pPr>
+      <w:r>
+        <w:rPr>
+          <w:b/>
+          <w:bCs/>
+          <w:lang w:val="nl"/>
+        </w:rPr>
+        <w:t xml:space="preserve">In het kort:</w:t>
+      </w:r>
+      <w:r>
+        <w:rPr>
+          <w:lang w:val="nl"/>
+        </w:rPr>
+        <w:t xml:space="preserve"> </w:t>
+      </w:r>
+      <w:r>
+        <w:rPr>
+          <w:lang w:val="nl"/>
+        </w:rPr>
+        <w:t xml:space="preserve">De plugin "Paal 13 Aanmelden" zet het aanmeldformulier en seizoensdata op</w:t>
+      </w:r>
+      <w:r>
+        <w:rPr>
+          <w:lang w:val="nl"/>
+        </w:rPr>
+        <w:t xml:space="preserve"> </w:t>
+      </w:r>
+      <w:r>
+        <w:rPr>
+          <w:lang w:val="nl"/>
+        </w:rPr>
+        <w:t xml:space="preserve">paal13.com. Hij praat met</w:t>
+      </w:r>
+      <w:r>
+        <w:rPr>
+          <w:lang w:val="nl"/>
+        </w:rPr>
+        <w:t xml:space="preserve"> </w:t>
+      </w:r>
+      <w:r>
+        <w:rPr>
+          <w:rStyle w:val="VerbatimChar"/>
+          <w:lang w:val="nl"/>
+        </w:rPr>
+        <w:t xml:space="preserve">/api/</w:t>
+      </w:r>
+      <w:r>
+        <w:rPr>
+          <w:lang w:val="nl"/>
+        </w:rPr>
+        <w:t xml:space="preserve"> </w:t>
+      </w:r>
+      <w:r>
+        <w:rPr>
+          <w:lang w:val="nl"/>
+        </w:rPr>
+        <w:t xml:space="preserve">met een geheime sleutel in de header</w:t>
+      </w:r>
+      <w:r>
+        <w:rPr>
+          <w:lang w:val="nl"/>
+        </w:rPr>
+        <w:t xml:space="preserve"> </w:t>
+      </w:r>
+      <w:r>
+        <w:rPr>
+          <w:rStyle w:val="VerbatimChar"/>
+          <w:lang w:val="nl"/>
+        </w:rPr>
+        <w:t xml:space="preserve">X-Paal13-Key</w:t>
+      </w:r>
+      <w:r>
+        <w:rPr>
+          <w:lang w:val="nl"/>
+        </w:rPr>
+        <w:t xml:space="preserve">; de</w:t>
+      </w:r>
+      <w:r>
+        <w:rPr>
+          <w:lang w:val="nl"/>
+        </w:rPr>
+        <w:t xml:space="preserve"> </w:t>
+      </w:r>
+      <w:r>
+        <w:rPr>
+          <w:lang w:val="nl"/>
+        </w:rPr>
+        <w:t xml:space="preserve">sleutel staat alleen op de WordPress-server, nooit in de pagina.</w:t>
+      </w:r>
+    </w:p>
+    <w:p>
+      <w:pPr>
+        <w:pStyle w:val="FirstParagraph"/>
+      </w:pPr>
+      <w:r>
+        <w:rPr>
+          <w:b/>
+          <w:bCs/>
+          <w:lang w:val="nl"/>
+        </w:rPr>
+        <w:t xml:space="preserve">Installeren of bijwerken</w:t>
+      </w:r>
+    </w:p>
+    <w:p>
+      <w:pPr>
+        <w:pStyle w:val="Compact"/>
+        <w:numPr>
+          <w:ilvl w:val="0"/>
+          <w:numId w:val="1051"/>
+        </w:numPr>
+      </w:pPr>
+      <w:r>
+        <w:rPr>
+          <w:lang w:val="nl"/>
+        </w:rPr>
+        <w:t xml:space="preserve">Zet in het sollicitatiesysteem een API-sleutel klaar:</w:t>
+      </w:r>
+      <w:r>
+        <w:rPr>
+          <w:lang w:val="nl"/>
+        </w:rPr>
+        <w:t xml:space="preserve"> </w:t>
+      </w:r>
+      <w:r>
+        <w:rPr>
+          <w:b/>
+          <w:bCs/>
+          <w:lang w:val="nl"/>
+        </w:rPr>
+        <w:t xml:space="preserve">Instellingen › Website &amp; API</w:t>
+      </w:r>
+      <w:r>
+        <w:rPr>
+          <w:lang w:val="nl"/>
+        </w:rPr>
+        <w:t xml:space="preserve">.</w:t>
+      </w:r>
+      <w:r>
+        <w:rPr>
+          <w:lang w:val="nl"/>
+        </w:rPr>
+        <w:t xml:space="preserve"> </w:t>
+      </w:r>
+      <w:r>
+        <w:rPr>
+          <w:lang w:val="nl"/>
+        </w:rPr>
+        <w:t xml:space="preserve">Controleer daar ook de toegestane websites (</w:t>
+      </w:r>
+      <w:r>
+        <w:rPr>
+          <w:rStyle w:val="VerbatimChar"/>
+          <w:lang w:val="nl"/>
+        </w:rPr>
+        <w:t xml:space="preserve">https://paal13.com</w:t>
+      </w:r>
+      <w:r>
+        <w:rPr>
+          <w:lang w:val="nl"/>
+        </w:rPr>
+        <w:t xml:space="preserve"> </w:t>
+      </w:r>
+      <w:r>
+        <w:rPr>
+          <w:lang w:val="nl"/>
+        </w:rPr>
+        <w:t xml:space="preserve">en</w:t>
+      </w:r>
+      <w:r>
+        <w:rPr>
+          <w:lang w:val="nl"/>
+        </w:rPr>
+        <w:t xml:space="preserve"> </w:t>
+      </w:r>
+      <w:r>
+        <w:rPr>
+          <w:rStyle w:val="VerbatimChar"/>
+          <w:lang w:val="nl"/>
+        </w:rPr>
+        <w:t xml:space="preserve">https://www.paal13.com</w:t>
+      </w:r>
+      <w:r>
+        <w:rPr>
+          <w:lang w:val="nl"/>
+        </w:rPr>
+        <w:t xml:space="preserve"> </w:t>
+      </w:r>
+      <w:r>
+        <w:rPr>
+          <w:lang w:val="nl"/>
+        </w:rPr>
+        <w:t xml:space="preserve">staan er altijd in).</w:t>
+      </w:r>
+    </w:p>
+    <w:p>
+      <w:pPr>
+        <w:pStyle w:val="Compact"/>
+        <w:numPr>
+          <w:ilvl w:val="0"/>
+          <w:numId w:val="1051"/>
+        </w:numPr>
+      </w:pPr>
+      <w:r>
+        <w:rPr>
+          <w:lang w:val="nl"/>
+        </w:rPr>
+        <w:t xml:space="preserve">Bouw de ZIP op een Windows-machine met de repo:</w:t>
+      </w:r>
+      <w:r>
+        <w:rPr>
+          <w:lang w:val="nl"/>
+        </w:rPr>
+        <w:t xml:space="preserve"> </w:t>
+      </w:r>
+      <w:r>
+        <w:rPr>
+          <w:rStyle w:val="VerbatimChar"/>
+          <w:lang w:val="nl"/>
+        </w:rPr>
+        <w:t xml:space="preserve">wordpress-plugin\bouw-zip.ps1</w:t>
+      </w:r>
+      <w:r>
+        <w:rPr>
+          <w:lang w:val="nl"/>
+        </w:rPr>
+        <w:t xml:space="preserve">. Er komt</w:t>
+      </w:r>
+      <w:r>
+        <w:rPr>
+          <w:lang w:val="nl"/>
+        </w:rPr>
+        <w:t xml:space="preserve"> </w:t>
+      </w:r>
+      <w:r>
+        <w:rPr>
+          <w:rStyle w:val="VerbatimChar"/>
+          <w:lang w:val="nl"/>
+        </w:rPr>
+        <w:t xml:space="preserve">paal13-aanmelden-&lt;versie&gt;.zip</w:t>
+      </w:r>
+      <w:r>
+        <w:rPr>
+          <w:lang w:val="nl"/>
+        </w:rPr>
+        <w:t xml:space="preserve"> </w:t>
+      </w:r>
+      <w:r>
+        <w:rPr>
+          <w:lang w:val="nl"/>
+        </w:rPr>
+        <w:t xml:space="preserve">naast te staan (ZIP's staan niet in Git).</w:t>
+      </w:r>
+    </w:p>
+    <w:p>
+      <w:pPr>
+        <w:pStyle w:val="Compact"/>
+        <w:numPr>
+          <w:ilvl w:val="0"/>
+          <w:numId w:val="1051"/>
+        </w:numPr>
+      </w:pPr>
+      <w:r>
+        <w:rPr>
+          <w:lang w:val="nl"/>
+        </w:rPr>
+        <w:t xml:space="preserve">WordPress › Plugins › Nieuwe plugin › Plugin uploaden, ZIP kiezen, activeren. Stond er een</w:t>
+      </w:r>
+      <w:r>
+        <w:rPr>
+          <w:lang w:val="nl"/>
+        </w:rPr>
+        <w:t xml:space="preserve"> </w:t>
+      </w:r>
+      <w:r>
+        <w:rPr>
+          <w:lang w:val="nl"/>
+        </w:rPr>
+        <w:t xml:space="preserve">oudere Paal 13-plugin op de site, deactiveer en verwijder die eerst.</w:t>
+      </w:r>
+    </w:p>
+    <w:p>
+      <w:pPr>
+        <w:pStyle w:val="Compact"/>
+        <w:numPr>
+          <w:ilvl w:val="0"/>
+          <w:numId w:val="1051"/>
+        </w:numPr>
+      </w:pPr>
+      <w:r>
+        <w:rPr>
+          <w:lang w:val="nl"/>
+        </w:rPr>
+        <w:t xml:space="preserve">WordPress › Instellingen › Paal 13 Aanmelden: adres (</w:t>
+      </w:r>
+      <w:r>
+        <w:rPr>
+          <w:rStyle w:val="VerbatimChar"/>
+          <w:lang w:val="nl"/>
+        </w:rPr>
+        <w:t xml:space="preserve">https://sollicitatie.paal13.com</w:t>
+      </w:r>
+      <w:r>
+        <w:rPr>
+          <w:lang w:val="nl"/>
+        </w:rPr>
+        <w:t xml:space="preserve">) en</w:t>
+      </w:r>
+      <w:r>
+        <w:rPr>
+          <w:lang w:val="nl"/>
+        </w:rPr>
+        <w:t xml:space="preserve"> </w:t>
+      </w:r>
+      <w:r>
+        <w:rPr>
+          <w:lang w:val="nl"/>
+        </w:rPr>
+        <w:t xml:space="preserve">sleutel invullen,</w:t>
+      </w:r>
+      <w:r>
+        <w:rPr>
+          <w:lang w:val="nl"/>
+        </w:rPr>
+        <w:t xml:space="preserve"> </w:t>
+      </w:r>
+      <w:r>
+        <w:rPr>
+          <w:b/>
+          <w:bCs/>
+          <w:lang w:val="nl"/>
+        </w:rPr>
+        <w:t xml:space="preserve">Verbinding testen</w:t>
+      </w:r>
+      <w:r>
+        <w:rPr>
+          <w:lang w:val="nl"/>
+        </w:rPr>
+        <w:t xml:space="preserve">.</w:t>
+      </w:r>
+    </w:p>
+    <w:p>
+      <w:pPr>
+        <w:pStyle w:val="Compact"/>
+        <w:numPr>
+          <w:ilvl w:val="0"/>
+          <w:numId w:val="1051"/>
+        </w:numPr>
+      </w:pPr>
+      <w:r>
+        <w:rPr>
+          <w:lang w:val="nl"/>
+        </w:rPr>
+        <w:t xml:space="preserve">Zet</w:t>
+      </w:r>
+      <w:r>
+        <w:rPr>
+          <w:lang w:val="nl"/>
+        </w:rPr>
+        <w:t xml:space="preserve"> </w:t>
+      </w:r>
+      <w:r>
+        <w:rPr>
+          <w:rStyle w:val="VerbatimChar"/>
+          <w:lang w:val="nl"/>
+        </w:rPr>
+        <w:t xml:space="preserve">[paal13_aanmeldformulier]</w:t>
+      </w:r>
+      <w:r>
+        <w:rPr>
+          <w:lang w:val="nl"/>
+        </w:rPr>
+        <w:t xml:space="preserve"> </w:t>
+      </w:r>
+      <w:r>
+        <w:rPr>
+          <w:lang w:val="nl"/>
+        </w:rPr>
+        <w:t xml:space="preserve">op de aanmeldpagina. De overige shortcodes staan in</w:t>
+      </w:r>
+      <w:r>
+        <w:rPr>
+          <w:lang w:val="nl"/>
+        </w:rPr>
+        <w:t xml:space="preserve"> </w:t>
+      </w:r>
+      <w:r>
+        <w:rPr>
+          <w:rStyle w:val="VerbatimChar"/>
+          <w:lang w:val="nl"/>
+        </w:rPr>
+        <w:t xml:space="preserve">wordpress-plugin/README.md</w:t>
+      </w:r>
+      <w:r>
+        <w:rPr>
+          <w:lang w:val="nl"/>
+        </w:rPr>
+        <w:t xml:space="preserve"> </w:t>
+      </w:r>
+      <w:r>
+        <w:rPr>
+          <w:lang w:val="nl"/>
+        </w:rPr>
+        <w:t xml:space="preserve">en op de instellingenpagina van de plugin.</w:t>
+      </w:r>
+    </w:p>
+    <w:p>
+      <w:pPr>
+        <w:pStyle w:val="FirstParagraph"/>
+      </w:pPr>
+      <w:r>
+        <w:rPr>
+          <w:b/>
+          <w:bCs/>
+          <w:lang w:val="nl"/>
+        </w:rPr>
+        <w:t xml:space="preserve">Goed om te weten</w:t>
+      </w:r>
+    </w:p>
+    <w:p>
+      <w:pPr>
+        <w:pStyle w:val="Compact"/>
+        <w:numPr>
+          <w:ilvl w:val="0"/>
+          <w:numId w:val="1052"/>
+        </w:numPr>
+      </w:pPr>
+      <w:r>
+        <w:rPr>
+          <w:lang w:val="nl"/>
+        </w:rPr>
+        <w:t xml:space="preserve">De sleutel gaat alleen in de header</w:t>
+      </w:r>
+      <w:r>
+        <w:rPr>
+          <w:lang w:val="nl"/>
+        </w:rPr>
+        <w:t xml:space="preserve"> </w:t>
+      </w:r>
+      <w:r>
+        <w:rPr>
+          <w:rStyle w:val="VerbatimChar"/>
+          <w:lang w:val="nl"/>
+        </w:rPr>
+        <w:t xml:space="preserve">X-Paal13-Key</w:t>
+      </w:r>
+      <w:r>
+        <w:rPr>
+          <w:lang w:val="nl"/>
+        </w:rPr>
+        <w:t xml:space="preserve"> </w:t>
+      </w:r>
+      <w:r>
+        <w:rPr>
+          <w:lang w:val="nl"/>
+        </w:rPr>
+        <w:t xml:space="preserve">mee;</w:t>
+      </w:r>
+      <w:r>
+        <w:rPr>
+          <w:lang w:val="nl"/>
+        </w:rPr>
+        <w:t xml:space="preserve"> </w:t>
+      </w:r>
+      <w:r>
+        <w:rPr>
+          <w:rStyle w:val="VerbatimChar"/>
+          <w:lang w:val="nl"/>
+        </w:rPr>
+        <w:t xml:space="preserve">?key=</w:t>
+      </w:r>
+      <w:r>
+        <w:rPr>
+          <w:lang w:val="nl"/>
+        </w:rPr>
+        <w:t xml:space="preserve"> </w:t>
+      </w:r>
+      <w:r>
+        <w:rPr>
+          <w:lang w:val="nl"/>
+        </w:rPr>
+        <w:t xml:space="preserve">in het webadres werkt sinds</w:t>
+      </w:r>
+      <w:r>
+        <w:rPr>
+          <w:lang w:val="nl"/>
+        </w:rPr>
+        <w:t xml:space="preserve"> </w:t>
+      </w:r>
+      <w:r>
+        <w:rPr>
+          <w:lang w:val="nl"/>
+        </w:rPr>
+        <w:t xml:space="preserve">2.94.0 niet meer.</w:t>
+      </w:r>
+    </w:p>
+    <w:p>
+      <w:pPr>
+        <w:pStyle w:val="Compact"/>
+        <w:numPr>
+          <w:ilvl w:val="0"/>
+          <w:numId w:val="1052"/>
+        </w:numPr>
+      </w:pPr>
+      <w:r>
+        <w:rPr>
+          <w:lang w:val="nl"/>
+        </w:rPr>
+        <w:t xml:space="preserve">De plugin bewaart het formulier en de seizoensdata een paar minuten (instelbaar) en valt bij</w:t>
+      </w:r>
+      <w:r>
+        <w:rPr>
+          <w:lang w:val="nl"/>
+        </w:rPr>
+        <w:t xml:space="preserve"> </w:t>
+      </w:r>
+      <w:r>
+        <w:rPr>
+          <w:lang w:val="nl"/>
+        </w:rPr>
+        <w:t xml:space="preserve">een storing terug op het laatste goede antwoord.</w:t>
+      </w:r>
+    </w:p>
+    <w:p>
+      <w:pPr>
+        <w:pStyle w:val="Compact"/>
+        <w:numPr>
+          <w:ilvl w:val="0"/>
+          <w:numId w:val="1052"/>
+        </w:numPr>
+      </w:pPr>
+      <w:r>
+        <w:rPr>
+          <w:lang w:val="nl"/>
+        </w:rPr>
+        <w:t xml:space="preserve">De pagina met het formulier mag niet in een paginacache staan. De plugin zet zelf</w:t>
+      </w:r>
+      <w:r>
+        <w:rPr>
+          <w:lang w:val="nl"/>
+        </w:rPr>
+        <w:t xml:space="preserve"> </w:t>
+      </w:r>
+      <w:r>
+        <w:rPr>
+          <w:rStyle w:val="VerbatimChar"/>
+          <w:lang w:val="nl"/>
+        </w:rPr>
+        <w:t xml:space="preserve">DONOTCACHEPAGE</w:t>
+      </w:r>
+      <w:r>
+        <w:rPr>
+          <w:lang w:val="nl"/>
+        </w:rPr>
+        <w:t xml:space="preserve">; controleer het als je een ongebruikelijke cache gebruikt.</w:t>
+      </w:r>
+    </w:p>
+    <w:p>
+      <w:pPr>
+        <w:pStyle w:val="Compact"/>
+        <w:numPr>
+          <w:ilvl w:val="0"/>
+          <w:numId w:val="1052"/>
+        </w:numPr>
+      </w:pPr>
+      <w:r>
+        <w:rPr>
+          <w:lang w:val="nl"/>
+        </w:rPr>
+        <w:t xml:space="preserve">De plugin geeft het IP-adres van de bezoeker door in</w:t>
+      </w:r>
+      <w:r>
+        <w:rPr>
+          <w:lang w:val="nl"/>
+        </w:rPr>
+        <w:t xml:space="preserve"> </w:t>
+      </w:r>
+      <w:r>
+        <w:rPr>
+          <w:rStyle w:val="VerbatimChar"/>
+          <w:lang w:val="nl"/>
+        </w:rPr>
+        <w:t xml:space="preserve">X-Paal13-Bezoeker</w:t>
+      </w:r>
+      <w:r>
+        <w:rPr>
+          <w:lang w:val="nl"/>
+        </w:rPr>
+        <w:t xml:space="preserve">. Dat adres wordt</w:t>
+      </w:r>
+      <w:r>
+        <w:rPr>
+          <w:lang w:val="nl"/>
+        </w:rPr>
+        <w:t xml:space="preserve"> </w:t>
+      </w:r>
+      <w:r>
+        <w:rPr>
+          <w:lang w:val="nl"/>
+        </w:rPr>
+        <w:t xml:space="preserve">vastgelegd bij de aanmelding en telt voor de limiet van 10 aanmeldingen per uur. De plugin</w:t>
+      </w:r>
+      <w:r>
+        <w:rPr>
+          <w:lang w:val="nl"/>
+        </w:rPr>
+        <w:t xml:space="preserve"> </w:t>
+      </w:r>
+      <w:r>
+        <w:rPr>
+          <w:lang w:val="nl"/>
+        </w:rPr>
+        <w:t xml:space="preserve">gebruikt alleen het echte verbindingsadres (</w:t>
+      </w:r>
+      <w:r>
+        <w:rPr>
+          <w:rStyle w:val="VerbatimChar"/>
+          <w:lang w:val="nl"/>
+        </w:rPr>
+        <w:t xml:space="preserve">REMOTE_ADDR</w:t>
+      </w:r>
+      <w:r>
+        <w:rPr>
+          <w:lang w:val="nl"/>
+        </w:rPr>
+        <w:t xml:space="preserve">); proxyheaders zoals</w:t>
+      </w:r>
+      <w:r>
+        <w:rPr>
+          <w:lang w:val="nl"/>
+        </w:rPr>
+        <w:t xml:space="preserve"> </w:t>
+      </w:r>
+      <w:r>
+        <w:rPr>
+          <w:rStyle w:val="VerbatimChar"/>
+          <w:lang w:val="nl"/>
+        </w:rPr>
+        <w:t xml:space="preserve">X-Forwarded-For</w:t>
+      </w:r>
+      <w:r>
+        <w:rPr>
+          <w:lang w:val="nl"/>
+        </w:rPr>
+        <w:t xml:space="preserve"> </w:t>
+      </w:r>
+      <w:r>
+        <w:rPr>
+          <w:lang w:val="nl"/>
+        </w:rPr>
+        <w:t xml:space="preserve">of die van Cloudflare negeert hij, want die kan een bezoeker zelf invullen.</w:t>
+      </w:r>
+      <w:r>
+        <w:rPr>
+          <w:lang w:val="nl"/>
+        </w:rPr>
+        <w:t xml:space="preserve"> </w:t>
+      </w:r>
+      <w:r>
+        <w:rPr>
+          <w:lang w:val="nl"/>
+        </w:rPr>
+        <w:t xml:space="preserve">Staat paal13.com wel achter een proxy of CDN, zet dan in</w:t>
+      </w:r>
+      <w:r>
+        <w:rPr>
+          <w:lang w:val="nl"/>
+        </w:rPr>
+        <w:t xml:space="preserve"> </w:t>
+      </w:r>
+      <w:r>
+        <w:rPr>
+          <w:rStyle w:val="VerbatimChar"/>
+          <w:lang w:val="nl"/>
+        </w:rPr>
+        <w:t xml:space="preserve">wp-config.php</w:t>
+      </w:r>
+      <w:r>
+        <w:rPr>
+          <w:lang w:val="nl"/>
+        </w:rPr>
+        <w:t xml:space="preserve"> </w:t>
+      </w:r>
+      <w:r>
+        <w:rPr>
+          <w:lang w:val="nl"/>
+        </w:rPr>
+        <w:t xml:space="preserve">de adressen van die</w:t>
+      </w:r>
+      <w:r>
+        <w:rPr>
+          <w:lang w:val="nl"/>
+        </w:rPr>
+        <w:t xml:space="preserve"> </w:t>
+      </w:r>
+      <w:r>
+        <w:rPr>
+          <w:lang w:val="nl"/>
+        </w:rPr>
+        <w:t xml:space="preserve">proxy als lijst van IP-adressen of CIDR-blokken, bijvoorbeeld</w:t>
+      </w:r>
+      <w:r>
+        <w:rPr>
+          <w:lang w:val="nl"/>
+        </w:rPr>
+        <w:t xml:space="preserve"> </w:t>
+      </w:r>
+      <w:r>
+        <w:rPr>
+          <w:rStyle w:val="VerbatimChar"/>
+          <w:lang w:val="nl"/>
+        </w:rPr>
+        <w:t xml:space="preserve">define('P13_VERTROUWDE_PROXY', '203.0.113.10, 173.245.48.0/20');</w:t>
+      </w:r>
+      <w:r>
+        <w:rPr>
+          <w:lang w:val="nl"/>
+        </w:rPr>
+        <w:t xml:space="preserve">. Alleen als het</w:t>
+      </w:r>
+      <w:r>
+        <w:rPr>
+          <w:lang w:val="nl"/>
+        </w:rPr>
+        <w:t xml:space="preserve"> </w:t>
+      </w:r>
+      <w:r>
+        <w:rPr>
+          <w:lang w:val="nl"/>
+        </w:rPr>
+        <w:t xml:space="preserve">verbindingsadres in die lijst valt, leest de plugin de proxyheader.</w:t>
+      </w:r>
+    </w:p>
+    <w:p>
+      <w:pPr>
+        <w:pStyle w:val="Compact"/>
+        <w:numPr>
+          <w:ilvl w:val="0"/>
+          <w:numId w:val="1052"/>
+        </w:numPr>
+      </w:pPr>
+      <w:r>
+        <w:rPr>
+          <w:lang w:val="nl"/>
+        </w:rPr>
+        <w:t xml:space="preserve">De map</w:t>
+      </w:r>
+      <w:r>
+        <w:rPr>
+          <w:lang w:val="nl"/>
+        </w:rPr>
+        <w:t xml:space="preserve"> </w:t>
+      </w:r>
+      <w:r>
+        <w:rPr>
+          <w:rStyle w:val="VerbatimChar"/>
+          <w:lang w:val="nl"/>
+        </w:rPr>
+        <w:t xml:space="preserve">wordpress-plugin/</w:t>
+      </w:r>
+      <w:r>
+        <w:rPr>
+          <w:lang w:val="nl"/>
+        </w:rPr>
+        <w:t xml:space="preserve"> </w:t>
+      </w:r>
+      <w:r>
+        <w:rPr>
+          <w:lang w:val="nl"/>
+        </w:rPr>
+        <w:t xml:space="preserve">in de repo heeft een eigen</w:t>
+      </w:r>
+      <w:r>
+        <w:rPr>
+          <w:lang w:val="nl"/>
+        </w:rPr>
+        <w:t xml:space="preserve"> </w:t>
+      </w:r>
+      <w:r>
+        <w:rPr>
+          <w:rStyle w:val="VerbatimChar"/>
+          <w:lang w:val="nl"/>
+        </w:rPr>
+        <w:t xml:space="preserve">.htaccess</w:t>
+      </w:r>
+      <w:r>
+        <w:rPr>
+          <w:lang w:val="nl"/>
+        </w:rPr>
+        <w:t xml:space="preserve"> </w:t>
+      </w:r>
+      <w:r>
+        <w:rPr>
+          <w:lang w:val="nl"/>
+        </w:rPr>
+        <w:t xml:space="preserve">(</w:t>
+      </w:r>
+      <w:r>
+        <w:rPr>
+          <w:rStyle w:val="VerbatimChar"/>
+          <w:lang w:val="nl"/>
+        </w:rPr>
+        <w:t xml:space="preserve">Require all denied</w:t>
+      </w:r>
+      <w:r>
+        <w:rPr>
+          <w:lang w:val="nl"/>
+        </w:rPr>
+        <w:t xml:space="preserve">), zodat</w:t>
+      </w:r>
+      <w:r>
+        <w:rPr>
+          <w:lang w:val="nl"/>
+        </w:rPr>
+        <w:t xml:space="preserve"> </w:t>
+      </w:r>
+      <w:r>
+        <w:rPr>
+          <w:lang w:val="nl"/>
+        </w:rPr>
+        <w:t xml:space="preserve">de broncode op de sollicitatieserver niet via het web op te vragen is.</w:t>
+      </w:r>
+    </w:p>
+    <w:p>
+      <w:pPr>
+        <w:pStyle w:val="Compact"/>
+        <w:numPr>
+          <w:ilvl w:val="0"/>
+          <w:numId w:val="1052"/>
+        </w:numPr>
+      </w:pPr>
+      <w:r>
+        <w:rPr>
+          <w:lang w:val="nl"/>
+        </w:rPr>
+        <w:t xml:space="preserve">Een nieuwe sleutel werkt meteen en de oude niet meer. Genereer hem dus pas als je de</w:t>
+      </w:r>
+      <w:r>
+        <w:rPr>
+          <w:lang w:val="nl"/>
+        </w:rPr>
+        <w:t xml:space="preserve"> </w:t>
+      </w:r>
+      <w:r>
+        <w:rPr>
+          <w:lang w:val="nl"/>
+        </w:rPr>
+        <w:t xml:space="preserve">WordPress-instellingen open hebt, en test direct.</w:t>
+      </w:r>
+    </w:p>
+    <w:bookmarkEnd w:id="21"/>
+    <w:bookmarkStart w:id="22" w:name="bewaartermijnen-en-privacy"/>
+    <w:p>
+      <w:pPr>
+        <w:pStyle w:val="Heading1"/>
+      </w:pPr>
+      <w:r>
+        <w:rPr>
+          <w:lang w:val="nl"/>
+        </w:rPr>
+        <w:t xml:space="preserve">Bewaartermijnen en privacy</w:t>
+      </w:r>
+    </w:p>
+    <w:p>
+      <w:pPr>
+        <w:pStyle w:val="BlockText"/>
+      </w:pPr>
+      <w:r>
+        <w:rPr>
+          <w:b/>
+          <w:bCs/>
+          <w:lang w:val="nl"/>
+        </w:rPr>
+        <w:t xml:space="preserve">In het kort:</w:t>
+      </w:r>
+      <w:r>
+        <w:rPr>
+          <w:lang w:val="nl"/>
+        </w:rPr>
+        <w:t xml:space="preserve"> </w:t>
+      </w:r>
+      <w:r>
+        <w:rPr>
+          <w:lang w:val="nl"/>
+        </w:rPr>
+        <w:t xml:space="preserve">De AVG-opschoning doet niets tot "Automatisch opschonen" aan staat. Zet dat</w:t>
+      </w:r>
+      <w:r>
+        <w:rPr>
+          <w:lang w:val="nl"/>
+        </w:rPr>
+        <w:t xml:space="preserve"> </w:t>
+      </w:r>
+      <w:r>
+        <w:rPr>
+          <w:lang w:val="nl"/>
+        </w:rPr>
+        <w:t xml:space="preserve">aan op productie en houd de termijnen gelijk aan wat de privacyverklaring belooft; die leest</w:t>
+      </w:r>
+      <w:r>
+        <w:rPr>
+          <w:lang w:val="nl"/>
+        </w:rPr>
+        <w:t xml:space="preserve"> </w:t>
+      </w:r>
+      <w:r>
+        <w:rPr>
+          <w:lang w:val="nl"/>
+        </w:rPr>
+        <w:t xml:space="preserve">dezelfde instellingen.</w:t>
+      </w:r>
+    </w:p>
+    <w:p>
+      <w:pPr>
+        <w:pStyle w:val="FirstParagraph"/>
+      </w:pPr>
+      <w:r>
+        <w:rPr>
+          <w:b/>
+          <w:bCs/>
+          <w:lang w:val="nl"/>
+        </w:rPr>
+        <w:t xml:space="preserve">Aanzetten en controleren</w:t>
+      </w:r>
+    </w:p>
+    <w:p>
+      <w:pPr>
+        <w:pStyle w:val="Compact"/>
+        <w:numPr>
+          <w:ilvl w:val="0"/>
+          <w:numId w:val="1053"/>
+        </w:numPr>
+      </w:pPr>
+      <w:r>
+        <w:rPr>
+          <w:lang w:val="nl"/>
+        </w:rPr>
+        <w:t xml:space="preserve">Instellingen › Bewaren &amp; opschonen › "Automatisch opschonen inschakelen" (</w:t>
+      </w:r>
+      <w:r>
+        <w:rPr>
+          <w:rStyle w:val="VerbatimChar"/>
+          <w:lang w:val="nl"/>
+        </w:rPr>
+        <w:t xml:space="preserve">bewaar.actief</w:t>
+      </w:r>
+      <w:r>
+        <w:rPr>
+          <w:lang w:val="nl"/>
+        </w:rPr>
+        <w:t xml:space="preserve">).</w:t>
+      </w:r>
+      <w:r>
+        <w:rPr>
+          <w:lang w:val="nl"/>
+        </w:rPr>
+        <w:t xml:space="preserve"> </w:t>
+      </w:r>
+      <w:r>
+        <w:rPr>
+          <w:lang w:val="nl"/>
+        </w:rPr>
+        <w:t xml:space="preserve">Standaard staat dit</w:t>
+      </w:r>
+      <w:r>
+        <w:rPr>
+          <w:lang w:val="nl"/>
+        </w:rPr>
+        <w:t xml:space="preserve"> </w:t>
+      </w:r>
+      <w:r>
+        <w:rPr>
+          <w:b/>
+          <w:bCs/>
+          <w:lang w:val="nl"/>
+        </w:rPr>
+        <w:t xml:space="preserve">uit</w:t>
+      </w:r>
+      <w:r>
+        <w:rPr>
+          <w:lang w:val="nl"/>
+        </w:rPr>
+        <w:t xml:space="preserve">, bewust: aanzetten wist bij de eerste dagelijkse run alles wat al</w:t>
+      </w:r>
+      <w:r>
+        <w:rPr>
+          <w:lang w:val="nl"/>
+        </w:rPr>
+        <w:t xml:space="preserve"> </w:t>
+      </w:r>
+      <w:r>
+        <w:rPr>
+          <w:lang w:val="nl"/>
+        </w:rPr>
+        <w:t xml:space="preserve">over de termijn is, en dat is onomkeerbaar. Zolang het uit staat wordt er niets verwijderd of</w:t>
+      </w:r>
+      <w:r>
+        <w:rPr>
+          <w:lang w:val="nl"/>
+        </w:rPr>
+        <w:t xml:space="preserve"> </w:t>
+      </w:r>
+      <w:r>
+        <w:rPr>
+          <w:lang w:val="nl"/>
+        </w:rPr>
+        <w:t xml:space="preserve">geanonimiseerd, en staat er een rode waarschuwing op het tabblad, op Vandaag en als fout in de</w:t>
+      </w:r>
+      <w:r>
+        <w:rPr>
+          <w:lang w:val="nl"/>
+        </w:rPr>
+        <w:t xml:space="preserve"> </w:t>
+      </w:r>
+      <w:r>
+        <w:rPr>
+          <w:lang w:val="nl"/>
+        </w:rPr>
+        <w:t xml:space="preserve">systeemcontrole ("Automatisch opschonen staat uit").</w:t>
+      </w:r>
+    </w:p>
+    <w:p>
+      <w:pPr>
+        <w:pStyle w:val="Compact"/>
+        <w:numPr>
+          <w:ilvl w:val="0"/>
+          <w:numId w:val="1053"/>
+        </w:numPr>
+      </w:pPr>
+      <w:r>
+        <w:rPr>
+          <w:b/>
+          <w:bCs/>
+          <w:lang w:val="nl"/>
+        </w:rPr>
+        <w:t xml:space="preserve">Loondocumenten</w:t>
+      </w:r>
+      <w:r>
+        <w:rPr>
+          <w:lang w:val="nl"/>
+        </w:rPr>
+        <w:t xml:space="preserve"> </w:t>
+      </w:r>
+      <w:r>
+        <w:rPr>
+          <w:lang w:val="nl"/>
+        </w:rPr>
+        <w:t xml:space="preserve">(loonheffing en kopie ID) worden nooit automatisch gewist: de bewaarplicht</w:t>
+      </w:r>
+      <w:r>
+        <w:rPr>
+          <w:lang w:val="nl"/>
+        </w:rPr>
+        <w:t xml:space="preserve"> </w:t>
+      </w:r>
+      <w:r>
+        <w:rPr>
+          <w:lang w:val="nl"/>
+        </w:rPr>
+        <w:t xml:space="preserve">loopt tot 5 jaar na het einde van het jaar waarin het dienstverband eindigde, en dat weet het</w:t>
+      </w:r>
+      <w:r>
+        <w:rPr>
+          <w:lang w:val="nl"/>
+        </w:rPr>
+        <w:t xml:space="preserve"> </w:t>
+      </w:r>
+      <w:r>
+        <w:rPr>
+          <w:lang w:val="nl"/>
+        </w:rPr>
+        <w:t xml:space="preserve">systeem niet. De penningmeester vernietigt ze op Loondossiers via de kaart "Te beoordelen voor</w:t>
+      </w:r>
+      <w:r>
+        <w:rPr>
+          <w:lang w:val="nl"/>
+        </w:rPr>
+        <w:t xml:space="preserve"> </w:t>
+      </w:r>
+      <w:r>
+        <w:rPr>
+          <w:lang w:val="nl"/>
+        </w:rPr>
+        <w:t xml:space="preserve">vernietiging" (</w:t>
+      </w:r>
+      <w:r>
+        <w:rPr>
+          <w:rStyle w:val="VerbatimChar"/>
+          <w:lang w:val="nl"/>
+        </w:rPr>
+        <w:t xml:space="preserve">documenten_te_vernietigen()</w:t>
+      </w:r>
+      <w:r>
+        <w:rPr>
+          <w:lang w:val="nl"/>
+        </w:rPr>
+        <w:t xml:space="preserve">,</w:t>
+      </w:r>
+      <w:r>
+        <w:rPr>
+          <w:lang w:val="nl"/>
+        </w:rPr>
+        <w:t xml:space="preserve"> </w:t>
+      </w:r>
+      <w:r>
+        <w:rPr>
+          <w:rStyle w:val="VerbatimChar"/>
+          <w:lang w:val="nl"/>
+        </w:rPr>
+        <w:t xml:space="preserve">documenten_loondossier_vernietigen()</w:t>
+      </w:r>
+      <w:r>
+        <w:rPr>
+          <w:lang w:val="nl"/>
+        </w:rPr>
+        <w:t xml:space="preserve">); in het</w:t>
+      </w:r>
+      <w:r>
+        <w:rPr>
+          <w:lang w:val="nl"/>
+        </w:rPr>
+        <w:t xml:space="preserve"> </w:t>
+      </w:r>
+      <w:r>
+        <w:rPr>
+          <w:lang w:val="nl"/>
+        </w:rPr>
+        <w:t xml:space="preserve">logboek staat dan</w:t>
+      </w:r>
+      <w:r>
+        <w:rPr>
+          <w:lang w:val="nl"/>
+        </w:rPr>
+        <w:t xml:space="preserve"> </w:t>
+      </w:r>
+      <w:r>
+        <w:rPr>
+          <w:rStyle w:val="VerbatimChar"/>
+          <w:lang w:val="nl"/>
+        </w:rPr>
+        <w:t xml:space="preserve">loondossier_vernietigd</w:t>
+      </w:r>
+      <w:r>
+        <w:rPr>
+          <w:lang w:val="nl"/>
+        </w:rPr>
+        <w:t xml:space="preserve">. Een oud-lifeguard wordt pas geanonimiseerd als die</w:t>
+      </w:r>
+      <w:r>
+        <w:rPr>
+          <w:lang w:val="nl"/>
+        </w:rPr>
+        <w:t xml:space="preserve"> </w:t>
+      </w:r>
+      <w:r>
+        <w:rPr>
+          <w:lang w:val="nl"/>
+        </w:rPr>
+        <w:t xml:space="preserve">stukken weg zijn.</w:t>
+      </w:r>
+    </w:p>
+    <w:p>
+      <w:pPr>
+        <w:pStyle w:val="Compact"/>
+        <w:numPr>
+          <w:ilvl w:val="0"/>
+          <w:numId w:val="1053"/>
+        </w:numPr>
+      </w:pPr>
+      <w:r>
+        <w:rPr>
+          <w:lang w:val="nl"/>
+        </w:rPr>
+        <w:t xml:space="preserve">De opschoning draait één keer per dag via de echte cron (</w:t>
+      </w:r>
+      <w:r>
+        <w:rPr>
+          <w:rStyle w:val="VerbatimChar"/>
+          <w:lang w:val="nl"/>
+        </w:rPr>
+        <w:t xml:space="preserve">includes/opschonen.php</w:t>
+      </w:r>
+      <w:r>
+        <w:rPr>
+          <w:lang w:val="nl"/>
+        </w:rPr>
+        <w:t xml:space="preserve">). Wat er is</w:t>
+      </w:r>
+      <w:r>
+        <w:rPr>
+          <w:lang w:val="nl"/>
+        </w:rPr>
+        <w:t xml:space="preserve"> </w:t>
+      </w:r>
+      <w:r>
+        <w:rPr>
+          <w:lang w:val="nl"/>
+        </w:rPr>
+        <w:t xml:space="preserve">opgeschoond staat in het Opschoon-logboek onderaan hetzelfde tabblad en in Logboek, bron AVG-opschoning.</w:t>
+      </w:r>
+    </w:p>
+    <w:p>
+      <w:pPr>
+        <w:pStyle w:val="Compact"/>
+        <w:numPr>
+          <w:ilvl w:val="0"/>
+          <w:numId w:val="1053"/>
         </w:numPr>
       </w:pPr>
       <w:r>
@@ -14297,7 +16622,106 @@
         <w:rPr>
           <w:lang w:val="nl"/>
         </w:rPr>
-        <w:t xml:space="preserve">mee.</w:t>
+        <w:t xml:space="preserve">mee, net als</w:t>
+      </w:r>
+      <w:r>
+        <w:rPr>
+          <w:lang w:val="nl"/>
+        </w:rPr>
+        <w:t xml:space="preserve"> </w:t>
+      </w:r>
+      <w:r>
+        <w:rPr>
+          <w:lang w:val="nl"/>
+        </w:rPr>
+        <w:t xml:space="preserve">selectiedag, trainingsweekend, beschikbaarheid,</w:t>
+      </w:r>
+      <w:r>
+        <w:rPr>
+          <w:lang w:val="nl"/>
+        </w:rPr>
+        <w:t xml:space="preserve"> </w:t>
+      </w:r>
+      <w:r>
+        <w:rPr>
+          <w:rStyle w:val="VerbatimChar"/>
+          <w:lang w:val="nl"/>
+        </w:rPr>
+        <w:t xml:space="preserve">portaal_apparaten</w:t>
+      </w:r>
+      <w:r>
+        <w:rPr>
+          <w:lang w:val="nl"/>
+        </w:rPr>
+        <w:t xml:space="preserve"> </w:t>
+      </w:r>
+      <w:r>
+        <w:rPr>
+          <w:lang w:val="nl"/>
+        </w:rPr>
+        <w:t xml:space="preserve">en het IP-adres in het</w:t>
+      </w:r>
+      <w:r>
+        <w:rPr>
+          <w:lang w:val="nl"/>
+        </w:rPr>
+        <w:t xml:space="preserve"> </w:t>
+      </w:r>
+      <w:r>
+        <w:rPr>
+          <w:lang w:val="nl"/>
+        </w:rPr>
+        <w:t xml:space="preserve">bewijsspoor van ondertekeningen. Wat er gewist wordt (</w:t>
+      </w:r>
+      <w:r>
+        <w:rPr>
+          <w:rStyle w:val="VerbatimChar"/>
+          <w:lang w:val="nl"/>
+        </w:rPr>
+        <w:t xml:space="preserve">avg_sollicitatie_leegmaken()</w:t>
+      </w:r>
+      <w:r>
+        <w:rPr>
+          <w:lang w:val="nl"/>
+        </w:rPr>
+        <w:t xml:space="preserve">) en wat de</w:t>
+      </w:r>
+      <w:r>
+        <w:rPr>
+          <w:lang w:val="nl"/>
+        </w:rPr>
+        <w:t xml:space="preserve"> </w:t>
+      </w:r>
+      <w:r>
+        <w:rPr>
+          <w:lang w:val="nl"/>
+        </w:rPr>
+        <w:t xml:space="preserve">sollicitant bij inzage downloadt (</w:t>
+      </w:r>
+      <w:r>
+        <w:rPr>
+          <w:rStyle w:val="VerbatimChar"/>
+          <w:lang w:val="nl"/>
+        </w:rPr>
+        <w:t xml:space="preserve">avg_inzage()</w:t>
+      </w:r>
+      <w:r>
+        <w:rPr>
+          <w:lang w:val="nl"/>
+        </w:rPr>
+        <w:t xml:space="preserve">) staat op één plek; een nieuwe tabel met</w:t>
+      </w:r>
+      <w:r>
+        <w:rPr>
+          <w:lang w:val="nl"/>
+        </w:rPr>
+        <w:t xml:space="preserve"> </w:t>
+      </w:r>
+      <w:r>
+        <w:rPr>
+          <w:lang w:val="nl"/>
+        </w:rPr>
+        <w:t xml:space="preserve">persoonsgegevens hoort in allebei en in het verwerkingsregister.</w:t>
       </w:r>
     </w:p>
     <w:p>
@@ -14318,7 +16742,7 @@
         <w:pStyle w:val="Compact"/>
         <w:numPr>
           <w:ilvl w:val="0"/>
-          <w:numId w:val="1049"/>
+          <w:numId w:val="1054"/>
         </w:numPr>
       </w:pPr>
       <w:r>
@@ -14413,7 +16837,7 @@
         <w:pStyle w:val="Compact"/>
         <w:numPr>
           <w:ilvl w:val="0"/>
-          <w:numId w:val="1049"/>
+          <w:numId w:val="1054"/>
         </w:numPr>
       </w:pPr>
       <w:r>
@@ -14483,7 +16907,7 @@
           <w:rStyle w:val="VerbatimChar"/>
           <w:lang w:val="nl"/>
         </w:rPr>
-        <w:t xml:space="preserve">2026-09b</w:t>
+        <w:t xml:space="preserve">2026-09c</w:t>
       </w:r>
       <w:r>
         <w:rPr>
@@ -14497,7 +16921,7 @@
         <w:pStyle w:val="Compact"/>
         <w:numPr>
           <w:ilvl w:val="0"/>
-          <w:numId w:val="1049"/>
+          <w:numId w:val="1054"/>
         </w:numPr>
       </w:pPr>
       <w:r>
@@ -14524,7 +16948,7 @@
         <w:pStyle w:val="Compact"/>
         <w:numPr>
           <w:ilvl w:val="0"/>
-          <w:numId w:val="1049"/>
+          <w:numId w:val="1054"/>
         </w:numPr>
       </w:pPr>
       <w:r>
@@ -15297,7 +17721,32 @@
               <w:rPr>
                 <w:lang w:val="nl"/>
               </w:rPr>
-              <w:t xml:space="preserve">Sleutel ontbreekt/ongeldig, map niet schrijfbaar of in webroot</w:t>
+              <w:t xml:space="preserve">Sleutel ontbreekt/ongeldig, map niet schrijfbaar of in webroot; gegevens nog op een oude sleutel, of</w:t>
+            </w:r>
+            <w:r>
+              <w:rPr>
+                <w:lang w:val="nl"/>
+              </w:rPr>
+              <w:t xml:space="preserve"> </w:t>
+            </w:r>
+            <w:r>
+              <w:rPr>
+                <w:rStyle w:val="VerbatimChar"/>
+                <w:lang w:val="nl"/>
+              </w:rPr>
+              <w:t xml:space="preserve">KLUIS_SLEUTEL_OUD</w:t>
+            </w:r>
+            <w:r>
+              <w:rPr>
+                <w:lang w:val="nl"/>
+              </w:rPr>
+              <w:t xml:space="preserve"> </w:t>
+            </w:r>
+            <w:r>
+              <w:rPr>
+                <w:lang w:val="nl"/>
+              </w:rPr>
+              <w:t xml:space="preserve">staat er nog terwijl niets hem meer nodig heeft</w:t>
             </w:r>
           </w:p>
         </w:tc>
@@ -15343,8 +17792,23 @@
               <w:rPr>
                 <w:lang w:val="nl"/>
               </w:rPr>
-              <w:t xml:space="preserve">in config; rechten van de map</w:t>
-            </w:r>
+              <w:t xml:space="preserve">in config; rechten van de map;</w:t>
+            </w:r>
+            <w:r>
+              <w:rPr>
+                <w:lang w:val="nl"/>
+              </w:rPr>
+              <w:t xml:space="preserve"> </w:t>
+            </w:r>
+            <w:hyperlink w:anchor="kluissleutel-wisselen">
+              <w:r>
+                <w:rPr>
+                  <w:rStyle w:val="Hyperlink"/>
+                  <w:lang w:val="nl"/>
+                </w:rPr>
+                <w:t xml:space="preserve">Kluissleutel wisselen</w:t>
+              </w:r>
+            </w:hyperlink>
           </w:p>
         </w:tc>
       </w:tr>
@@ -15648,7 +18112,7 @@
         <w:pStyle w:val="Compact"/>
         <w:numPr>
           <w:ilvl w:val="0"/>
-          <w:numId w:val="1050"/>
+          <w:numId w:val="1055"/>
         </w:numPr>
       </w:pPr>
       <w:r>
@@ -15708,7 +18172,7 @@
         <w:pStyle w:val="Compact"/>
         <w:numPr>
           <w:ilvl w:val="0"/>
-          <w:numId w:val="1050"/>
+          <w:numId w:val="1055"/>
         </w:numPr>
       </w:pPr>
       <w:r>
@@ -15770,7 +18234,7 @@
         <w:pStyle w:val="Compact"/>
         <w:numPr>
           <w:ilvl w:val="0"/>
-          <w:numId w:val="1050"/>
+          <w:numId w:val="1055"/>
         </w:numPr>
       </w:pPr>
       <w:r>
@@ -15831,7 +18295,7 @@
         <w:pStyle w:val="Compact"/>
         <w:numPr>
           <w:ilvl w:val="0"/>
-          <w:numId w:val="1050"/>
+          <w:numId w:val="1055"/>
         </w:numPr>
       </w:pPr>
       <w:r>
@@ -16191,7 +18655,7 @@
         <w:pStyle w:val="Compact"/>
         <w:numPr>
           <w:ilvl w:val="0"/>
-          <w:numId w:val="1051"/>
+          <w:numId w:val="1056"/>
         </w:numPr>
       </w:pPr>
       <w:r>
@@ -16206,7 +18670,7 @@
         <w:pStyle w:val="Compact"/>
         <w:numPr>
           <w:ilvl w:val="0"/>
-          <w:numId w:val="1051"/>
+          <w:numId w:val="1056"/>
         </w:numPr>
       </w:pPr>
       <w:r>
@@ -16303,7 +18767,7 @@
         <w:pStyle w:val="Compact"/>
         <w:numPr>
           <w:ilvl w:val="0"/>
-          <w:numId w:val="1051"/>
+          <w:numId w:val="1056"/>
         </w:numPr>
       </w:pPr>
       <w:r>
@@ -16369,7 +18833,7 @@
         <w:pStyle w:val="Compact"/>
         <w:numPr>
           <w:ilvl w:val="0"/>
-          <w:numId w:val="1051"/>
+          <w:numId w:val="1056"/>
         </w:numPr>
       </w:pPr>
       <w:r>
@@ -16396,7 +18860,7 @@
         <w:pStyle w:val="Compact"/>
         <w:numPr>
           <w:ilvl w:val="0"/>
-          <w:numId w:val="1051"/>
+          <w:numId w:val="1056"/>
         </w:numPr>
       </w:pPr>
       <w:r>
@@ -16472,7 +18936,7 @@
         <w:pStyle w:val="Compact"/>
         <w:numPr>
           <w:ilvl w:val="0"/>
-          <w:numId w:val="1052"/>
+          <w:numId w:val="1057"/>
         </w:numPr>
       </w:pPr>
       <w:r>
@@ -16537,7 +19001,7 @@
         <w:pStyle w:val="Compact"/>
         <w:numPr>
           <w:ilvl w:val="0"/>
-          <w:numId w:val="1052"/>
+          <w:numId w:val="1057"/>
         </w:numPr>
       </w:pPr>
       <w:r>
@@ -16552,7 +19016,7 @@
         <w:pStyle w:val="Compact"/>
         <w:numPr>
           <w:ilvl w:val="0"/>
-          <w:numId w:val="1052"/>
+          <w:numId w:val="1057"/>
         </w:numPr>
       </w:pPr>
       <w:r>
@@ -16579,7 +19043,7 @@
         <w:pStyle w:val="Compact"/>
         <w:numPr>
           <w:ilvl w:val="0"/>
-          <w:numId w:val="1052"/>
+          <w:numId w:val="1057"/>
         </w:numPr>
       </w:pPr>
       <w:r>
@@ -17044,7 +19508,7 @@
               </w:rPr>
               <w:t xml:space="preserve"> </w:t>
             </w:r>
-            <w:hyperlink r:id="rId10">
+            <w:hyperlink r:id="rId9">
               <w:r>
                 <w:rPr>
                   <w:rStyle w:val="Hyperlink"/>
@@ -17654,7 +20118,7 @@
         <w:pStyle w:val="Compact"/>
         <w:numPr>
           <w:ilvl w:val="0"/>
-          <w:numId w:val="1053"/>
+          <w:numId w:val="1058"/>
         </w:numPr>
       </w:pPr>
       <w:r>
@@ -17683,7 +20147,7 @@
         <w:pStyle w:val="Compact"/>
         <w:numPr>
           <w:ilvl w:val="0"/>
-          <w:numId w:val="1053"/>
+          <w:numId w:val="1058"/>
         </w:numPr>
       </w:pPr>
       <w:r>
@@ -17706,7 +20170,7 @@
         <w:pStyle w:val="Compact"/>
         <w:numPr>
           <w:ilvl w:val="1"/>
-          <w:numId w:val="1054"/>
+          <w:numId w:val="1059"/>
         </w:numPr>
       </w:pPr>
       <w:r>
@@ -17721,7 +20185,7 @@
         <w:pStyle w:val="Compact"/>
         <w:numPr>
           <w:ilvl w:val="1"/>
-          <w:numId w:val="1054"/>
+          <w:numId w:val="1059"/>
         </w:numPr>
       </w:pPr>
       <w:r>
@@ -17736,7 +20200,7 @@
         <w:pStyle w:val="Compact"/>
         <w:numPr>
           <w:ilvl w:val="1"/>
-          <w:numId w:val="1054"/>
+          <w:numId w:val="1059"/>
         </w:numPr>
       </w:pPr>
       <w:r>
@@ -17772,7 +20236,7 @@
         <w:pStyle w:val="Compact"/>
         <w:numPr>
           <w:ilvl w:val="1"/>
-          <w:numId w:val="1054"/>
+          <w:numId w:val="1059"/>
         </w:numPr>
       </w:pPr>
       <w:r>
@@ -17806,7 +20270,7 @@
         <w:pStyle w:val="Compact"/>
         <w:numPr>
           <w:ilvl w:val="1"/>
-          <w:numId w:val="1054"/>
+          <w:numId w:val="1059"/>
         </w:numPr>
       </w:pPr>
       <w:r>
@@ -17846,7 +20310,7 @@
         <w:pStyle w:val="Compact"/>
         <w:numPr>
           <w:ilvl w:val="1"/>
-          <w:numId w:val="1054"/>
+          <w:numId w:val="1059"/>
         </w:numPr>
       </w:pPr>
       <w:r>
@@ -17865,7 +20329,7 @@
         <w:rPr>
           <w:lang w:val="nl"/>
         </w:rPr>
-        <w:t xml:space="preserve">Vervang</w:t>
+        <w:t xml:space="preserve">Is</w:t>
       </w:r>
       <w:r>
         <w:rPr>
@@ -17890,19 +20354,71 @@
         <w:rPr>
           <w:lang w:val="nl"/>
         </w:rPr>
-        <w:t xml:space="preserve">niet: dat maakt alle documenten onleesbaar en lost niets op. Is de</w:t>
-      </w:r>
-      <w:r>
-        <w:rPr>
-          <w:lang w:val="nl"/>
-        </w:rPr>
-        <w:t xml:space="preserve"> </w:t>
-      </w:r>
-      <w:r>
-        <w:rPr>
-          <w:lang w:val="nl"/>
-        </w:rPr>
-        <w:t xml:space="preserve">sleutel samen met de database gelekt, overleg dan met de ontwikkelaar.</w:t>
+        <w:t xml:space="preserve">(of</w:t>
+      </w:r>
+      <w:r>
+        <w:rPr>
+          <w:lang w:val="nl"/>
+        </w:rPr>
+        <w:t xml:space="preserve"> </w:t>
+      </w:r>
+      <w:r>
+        <w:rPr>
+          <w:rStyle w:val="VerbatimChar"/>
+          <w:lang w:val="nl"/>
+        </w:rPr>
+        <w:t xml:space="preserve">config.php</w:t>
+      </w:r>
+      <w:r>
+        <w:rPr>
+          <w:lang w:val="nl"/>
+        </w:rPr>
+        <w:t xml:space="preserve">) mogelijk gelekt, wissel hem dan volgens</w:t>
+      </w:r>
+      <w:r>
+        <w:rPr>
+          <w:lang w:val="nl"/>
+        </w:rPr>
+        <w:t xml:space="preserve"> </w:t>
+      </w:r>
+      <w:hyperlink w:anchor="kluissleutel-wisselen">
+        <w:r>
+          <w:rPr>
+            <w:rStyle w:val="Hyperlink"/>
+            <w:lang w:val="nl"/>
+          </w:rPr>
+          <w:t xml:space="preserve">Kluissleutel wisselen</w:t>
+        </w:r>
+      </w:hyperlink>
+      <w:r>
+        <w:rPr>
+          <w:lang w:val="nl"/>
+        </w:rPr>
+        <w:t xml:space="preserve">. Vervang hem nooit zonder die procedure: dan</w:t>
+      </w:r>
+      <w:r>
+        <w:rPr>
+          <w:lang w:val="nl"/>
+        </w:rPr>
+        <w:t xml:space="preserve"> </w:t>
+      </w:r>
+      <w:r>
+        <w:rPr>
+          <w:lang w:val="nl"/>
+        </w:rPr>
+        <w:t xml:space="preserve">worden alle documenten onleesbaar. Wisselen beschermt niet wat al buitgemaakt is als de</w:t>
+      </w:r>
+      <w:r>
+        <w:rPr>
+          <w:lang w:val="nl"/>
+        </w:rPr>
+        <w:t xml:space="preserve"> </w:t>
+      </w:r>
+      <w:r>
+        <w:rPr>
+          <w:lang w:val="nl"/>
+        </w:rPr>
+        <w:t xml:space="preserve">database of documenten zelf ook gelekt zijn; overleg dan met de ontwikkelaar.</w:t>
       </w:r>
     </w:p>
     <w:p>
@@ -17910,7 +20426,7 @@
         <w:pStyle w:val="Compact"/>
         <w:numPr>
           <w:ilvl w:val="0"/>
-          <w:numId w:val="1053"/>
+          <w:numId w:val="1058"/>
         </w:numPr>
       </w:pPr>
       <w:r>
@@ -17945,7 +20461,7 @@
         <w:pStyle w:val="Compact"/>
         <w:numPr>
           <w:ilvl w:val="0"/>
-          <w:numId w:val="1053"/>
+          <w:numId w:val="1058"/>
         </w:numPr>
       </w:pPr>
       <w:r>
@@ -17978,7 +20494,68 @@
         <w:rPr>
           <w:lang w:val="nl"/>
         </w:rPr>
-        <w:t xml:space="preserve">gezondheidsgegevens en gegevens van minderjarigen wegen zwaar.</w:t>
+        <w:t xml:space="preserve">gezondheidsgegevens en gegevens van minderjarigen wegen zwaar. Het verwerkingsregister</w:t>
+      </w:r>
+      <w:r>
+        <w:rPr>
+          <w:lang w:val="nl"/>
+        </w:rPr>
+        <w:t xml:space="preserve"> </w:t>
+      </w:r>
+      <w:r>
+        <w:rPr>
+          <w:lang w:val="nl"/>
+        </w:rPr>
+        <w:t xml:space="preserve">(</w:t>
+      </w:r>
+      <w:r>
+        <w:rPr>
+          <w:rStyle w:val="VerbatimChar"/>
+          <w:lang w:val="nl"/>
+        </w:rPr>
+        <w:t xml:space="preserve">docs/handleiding/verwerkingsregister.md</w:t>
+      </w:r>
+      <w:r>
+        <w:rPr>
+          <w:lang w:val="nl"/>
+        </w:rPr>
+        <w:t xml:space="preserve">, in het beheer onder Hulp en handleidingen) is de</w:t>
+      </w:r>
+      <w:r>
+        <w:rPr>
+          <w:lang w:val="nl"/>
+        </w:rPr>
+        <w:t xml:space="preserve"> </w:t>
+      </w:r>
+      <w:r>
+        <w:rPr>
+          <w:lang w:val="nl"/>
+        </w:rPr>
+        <w:t xml:space="preserve">bron voor "welke gegevens": zoek het</w:t>
+      </w:r>
+      <w:r>
+        <w:rPr>
+          <w:lang w:val="nl"/>
+        </w:rPr>
+        <w:t xml:space="preserve"> </w:t>
+      </w:r>
+      <w:r>
+        <w:rPr>
+          <w:lang w:val="nl"/>
+        </w:rPr>
+        <w:t xml:space="preserve">getroffen onderdeel (tabel, scherm of verwerker) op en neem de categorieën persoonsgegevens,</w:t>
+      </w:r>
+      <w:r>
+        <w:rPr>
+          <w:lang w:val="nl"/>
+        </w:rPr>
+        <w:t xml:space="preserve"> </w:t>
+      </w:r>
+      <w:r>
+        <w:rPr>
+          <w:lang w:val="nl"/>
+        </w:rPr>
+        <w:t xml:space="preserve">betrokkenen, ontvangers en bewaartermijn daaruit over in de beoordeling en de melding.</w:t>
       </w:r>
     </w:p>
     <w:p>
@@ -17986,7 +20563,7 @@
         <w:pStyle w:val="Compact"/>
         <w:numPr>
           <w:ilvl w:val="0"/>
-          <w:numId w:val="1053"/>
+          <w:numId w:val="1058"/>
         </w:numPr>
       </w:pPr>
       <w:r>
@@ -18045,7 +20622,7 @@
         <w:pStyle w:val="Compact"/>
         <w:numPr>
           <w:ilvl w:val="0"/>
-          <w:numId w:val="1053"/>
+          <w:numId w:val="1058"/>
         </w:numPr>
       </w:pPr>
       <w:r>
@@ -18080,7 +20657,7 @@
         <w:pStyle w:val="Compact"/>
         <w:numPr>
           <w:ilvl w:val="0"/>
-          <w:numId w:val="1053"/>
+          <w:numId w:val="1058"/>
         </w:numPr>
       </w:pPr>
       <w:r>
@@ -18206,7 +20783,7 @@
         <w:pStyle w:val="Compact"/>
         <w:numPr>
           <w:ilvl w:val="0"/>
-          <w:numId w:val="1055"/>
+          <w:numId w:val="1060"/>
         </w:numPr>
       </w:pPr>
       <w:r>
@@ -18263,7 +20840,40 @@
         <w:rPr>
           <w:lang w:val="nl"/>
         </w:rPr>
-        <w:t xml:space="preserve">wisselt.</w:t>
+        <w:t xml:space="preserve">wisselt. De wachtwoordlogin van het beheer (noodingang) vraagt een tweede stap: TOTP uit een</w:t>
+      </w:r>
+      <w:r>
+        <w:rPr>
+          <w:lang w:val="nl"/>
+        </w:rPr>
+        <w:t xml:space="preserve"> </w:t>
+      </w:r>
+      <w:r>
+        <w:rPr>
+          <w:lang w:val="nl"/>
+        </w:rPr>
+        <w:t xml:space="preserve">authenticator-app, een herstelcode of een e-mailcode (zie</w:t>
+      </w:r>
+      <w:r>
+        <w:rPr>
+          <w:lang w:val="nl"/>
+        </w:rPr>
+        <w:t xml:space="preserve"> </w:t>
+      </w:r>
+      <w:hyperlink w:anchor="toegangsbeheer">
+        <w:r>
+          <w:rPr>
+            <w:rStyle w:val="Hyperlink"/>
+            <w:lang w:val="nl"/>
+          </w:rPr>
+          <w:t xml:space="preserve">Toegangsbeheer</w:t>
+        </w:r>
+      </w:hyperlink>
+      <w:r>
+        <w:rPr>
+          <w:lang w:val="nl"/>
+        </w:rPr>
+        <w:t xml:space="preserve">).</w:t>
       </w:r>
     </w:p>
     <w:p>
@@ -18271,7 +20881,7 @@
         <w:pStyle w:val="Compact"/>
         <w:numPr>
           <w:ilvl w:val="0"/>
-          <w:numId w:val="1055"/>
+          <w:numId w:val="1060"/>
         </w:numPr>
       </w:pPr>
       <w:r>
@@ -18304,7 +20914,19 @@
         <w:rPr>
           <w:lang w:val="nl"/>
         </w:rPr>
-        <w:t xml:space="preserve">per IP-adres; inlogcode voor sollicitanten maximaal 5 pogingen per code en 10 aanvragen per uur</w:t>
+        <w:t xml:space="preserve">per IP-adres, foute tweestapscodes tellen mee, plus 5 codepogingen per 15 minuten per account en</w:t>
+      </w:r>
+      <w:r>
+        <w:rPr>
+          <w:lang w:val="nl"/>
+        </w:rPr>
+        <w:t xml:space="preserve"> </w:t>
+      </w:r>
+      <w:r>
+        <w:rPr>
+          <w:lang w:val="nl"/>
+        </w:rPr>
+        <w:t xml:space="preserve">20 per IP; inlogcode voor sollicitanten maximaal 5 pogingen per code en 10 aanvragen per uur</w:t>
       </w:r>
       <w:r>
         <w:rPr>
@@ -18360,7 +20982,7 @@
         <w:pStyle w:val="Compact"/>
         <w:numPr>
           <w:ilvl w:val="0"/>
-          <w:numId w:val="1055"/>
+          <w:numId w:val="1060"/>
         </w:numPr>
       </w:pPr>
       <w:r>
@@ -18437,95 +21059,63 @@
         <w:rPr>
           <w:lang w:val="nl"/>
         </w:rPr>
-        <w:t xml:space="preserve">. Wervingspagina's hebben een eigen, strengere CSP met</w:t>
-      </w:r>
-      <w:r>
-        <w:rPr>
-          <w:lang w:val="nl"/>
-        </w:rPr>
-        <w:t xml:space="preserve"> </w:t>
-      </w:r>
-      <w:r>
-        <w:rPr>
-          <w:rStyle w:val="VerbatimChar"/>
-          <w:lang w:val="nl"/>
-        </w:rPr>
-        <w:t xml:space="preserve">connect-src 'none'</w:t>
-      </w:r>
-      <w:r>
-        <w:rPr>
-          <w:lang w:val="nl"/>
-        </w:rPr>
-        <w:t xml:space="preserve">. Logo en favicon in</w:t>
-      </w:r>
-      <w:r>
-        <w:rPr>
-          <w:lang w:val="nl"/>
-        </w:rPr>
-        <w:t xml:space="preserve"> </w:t>
-      </w:r>
-      <w:r>
-        <w:rPr>
-          <w:rStyle w:val="VerbatimChar"/>
-          <w:lang w:val="nl"/>
-        </w:rPr>
-        <w:t xml:space="preserve">uploads/branding/</w:t>
-      </w:r>
-      <w:r>
-        <w:rPr>
-          <w:lang w:val="nl"/>
-        </w:rPr>
-        <w:t xml:space="preserve"> </w:t>
-      </w:r>
-      <w:r>
-        <w:rPr>
-          <w:lang w:val="nl"/>
-        </w:rPr>
-        <w:t xml:space="preserve">krijgen via hun eigen</w:t>
-      </w:r>
-      <w:r>
-        <w:rPr>
-          <w:lang w:val="nl"/>
-        </w:rPr>
-        <w:t xml:space="preserve"> </w:t>
-      </w:r>
-      <w:r>
-        <w:rPr>
-          <w:rStyle w:val="VerbatimChar"/>
-          <w:lang w:val="nl"/>
-        </w:rPr>
-        <w:t xml:space="preserve">.htaccess</w:t>
-      </w:r>
-      <w:r>
-        <w:rPr>
-          <w:lang w:val="nl"/>
-        </w:rPr>
-        <w:t xml:space="preserve"> </w:t>
-      </w:r>
-      <w:r>
-        <w:rPr>
-          <w:lang w:val="nl"/>
-        </w:rPr>
-        <w:t xml:space="preserve">een CSP met</w:t>
-      </w:r>
-      <w:r>
-        <w:rPr>
-          <w:lang w:val="nl"/>
-        </w:rPr>
-        <w:t xml:space="preserve"> </w:t>
-      </w:r>
-      <w:r>
-        <w:rPr>
-          <w:rStyle w:val="VerbatimChar"/>
-          <w:lang w:val="nl"/>
-        </w:rPr>
-        <w:t xml:space="preserve">sandbox</w:t>
-      </w:r>
-      <w:r>
-        <w:rPr>
-          <w:lang w:val="nl"/>
-        </w:rPr>
-        <w:t xml:space="preserve">.</w:t>
+        <w:t xml:space="preserve">. Stijlen en lettertypen komen alleen van de eigen</w:t>
+      </w:r>
+      <w:r>
+        <w:rPr>
+          <w:lang w:val="nl"/>
+        </w:rPr>
+        <w:t xml:space="preserve"> </w:t>
+      </w:r>
+      <w:r>
+        <w:rPr>
+          <w:lang w:val="nl"/>
+        </w:rPr>
+        <w:t xml:space="preserve">host:</w:t>
+      </w:r>
+      <w:r>
+        <w:rPr>
+          <w:lang w:val="nl"/>
+        </w:rPr>
+        <w:t xml:space="preserve"> </w:t>
+      </w:r>
+      <w:r>
+        <w:rPr>
+          <w:rStyle w:val="VerbatimChar"/>
+          <w:lang w:val="nl"/>
+        </w:rPr>
+        <w:t xml:space="preserve">style-src 'self' 'unsafe-inline'</w:t>
+      </w:r>
+      <w:r>
+        <w:rPr>
+          <w:lang w:val="nl"/>
+        </w:rPr>
+        <w:t xml:space="preserve"> </w:t>
+      </w:r>
+      <w:r>
+        <w:rPr>
+          <w:lang w:val="nl"/>
+        </w:rPr>
+        <w:t xml:space="preserve">en</w:t>
+      </w:r>
+      <w:r>
+        <w:rPr>
+          <w:lang w:val="nl"/>
+        </w:rPr>
+        <w:t xml:space="preserve"> </w:t>
+      </w:r>
+      <w:r>
+        <w:rPr>
+          <w:rStyle w:val="VerbatimChar"/>
+          <w:lang w:val="nl"/>
+        </w:rPr>
+        <w:t xml:space="preserve">font-src 'self' data:</w:t>
+      </w:r>
+      <w:r>
+        <w:rPr>
+          <w:lang w:val="nl"/>
+        </w:rPr>
+        <w:t xml:space="preserve">, zonder externe domeinen.</w:t>
       </w:r>
     </w:p>
     <w:p>
@@ -18533,7 +21123,7 @@
         <w:pStyle w:val="Compact"/>
         <w:numPr>
           <w:ilvl w:val="0"/>
-          <w:numId w:val="1055"/>
+          <w:numId w:val="1060"/>
         </w:numPr>
       </w:pPr>
       <w:r>
@@ -18542,19 +21132,175 @@
           <w:bCs/>
           <w:lang w:val="nl"/>
         </w:rPr>
-        <w:t xml:space="preserve">CSRF:</w:t>
-      </w:r>
-      <w:r>
-        <w:rPr>
-          <w:lang w:val="nl"/>
-        </w:rPr>
-        <w:t xml:space="preserve"> </w:t>
-      </w:r>
-      <w:r>
-        <w:rPr>
-          <w:lang w:val="nl"/>
-        </w:rPr>
-        <w:t xml:space="preserve">elk formulier en elke beheer-API met token.</w:t>
+        <w:t xml:space="preserve">Lettertype:</w:t>
+      </w:r>
+      <w:r>
+        <w:rPr>
+          <w:lang w:val="nl"/>
+        </w:rPr>
+        <w:t xml:space="preserve"> </w:t>
+      </w:r>
+      <w:r>
+        <w:rPr>
+          <w:lang w:val="nl"/>
+        </w:rPr>
+        <w:t xml:space="preserve">Instrument Sans staat zelf gehost in</w:t>
+      </w:r>
+      <w:r>
+        <w:rPr>
+          <w:lang w:val="nl"/>
+        </w:rPr>
+        <w:t xml:space="preserve"> </w:t>
+      </w:r>
+      <w:r>
+        <w:rPr>
+          <w:rStyle w:val="VerbatimChar"/>
+          <w:lang w:val="nl"/>
+        </w:rPr>
+        <w:t xml:space="preserve">assets/fonts/</w:t>
+      </w:r>
+      <w:r>
+        <w:rPr>
+          <w:lang w:val="nl"/>
+        </w:rPr>
+        <w:t xml:space="preserve"> </w:t>
+      </w:r>
+      <w:r>
+        <w:rPr>
+          <w:lang w:val="nl"/>
+        </w:rPr>
+        <w:t xml:space="preserve">(woff2, met de licentie</w:t>
+      </w:r>
+      <w:r>
+        <w:rPr>
+          <w:lang w:val="nl"/>
+        </w:rPr>
+        <w:t xml:space="preserve"> </w:t>
+      </w:r>
+      <w:r>
+        <w:rPr>
+          <w:rStyle w:val="VerbatimChar"/>
+          <w:lang w:val="nl"/>
+        </w:rPr>
+        <w:t xml:space="preserve">OFL.txt</w:t>
+      </w:r>
+      <w:r>
+        <w:rPr>
+          <w:lang w:val="nl"/>
+        </w:rPr>
+        <w:t xml:space="preserve">, SIL Open Font License). Er gaat geen verzoek en dus geen IP-adres meer naar Google</w:t>
+      </w:r>
+      <w:r>
+        <w:rPr>
+          <w:lang w:val="nl"/>
+        </w:rPr>
+        <w:t xml:space="preserve"> </w:t>
+      </w:r>
+      <w:r>
+        <w:rPr>
+          <w:lang w:val="nl"/>
+        </w:rPr>
+        <w:t xml:space="preserve">Fonts. Voeg geen externe lettertypen of stylesheets toe: de CSP blokkeert ze, en het zou een</w:t>
+      </w:r>
+      <w:r>
+        <w:rPr>
+          <w:lang w:val="nl"/>
+        </w:rPr>
+        <w:t xml:space="preserve"> </w:t>
+      </w:r>
+      <w:r>
+        <w:rPr>
+          <w:lang w:val="nl"/>
+        </w:rPr>
+        <w:t xml:space="preserve">nieuwe doorgifte zijn die in het verwerkingsregister en de privacyverklaring moet. Wervingspagina's hebben een eigen, strengere CSP met</w:t>
+      </w:r>
+      <w:r>
+        <w:rPr>
+          <w:lang w:val="nl"/>
+        </w:rPr>
+        <w:t xml:space="preserve"> </w:t>
+      </w:r>
+      <w:r>
+        <w:rPr>
+          <w:rStyle w:val="VerbatimChar"/>
+          <w:lang w:val="nl"/>
+        </w:rPr>
+        <w:t xml:space="preserve">connect-src 'none'</w:t>
+      </w:r>
+      <w:r>
+        <w:rPr>
+          <w:lang w:val="nl"/>
+        </w:rPr>
+        <w:t xml:space="preserve">. Logo en favicon in</w:t>
+      </w:r>
+      <w:r>
+        <w:rPr>
+          <w:lang w:val="nl"/>
+        </w:rPr>
+        <w:t xml:space="preserve"> </w:t>
+      </w:r>
+      <w:r>
+        <w:rPr>
+          <w:rStyle w:val="VerbatimChar"/>
+          <w:lang w:val="nl"/>
+        </w:rPr>
+        <w:t xml:space="preserve">uploads/branding/</w:t>
+      </w:r>
+      <w:r>
+        <w:rPr>
+          <w:lang w:val="nl"/>
+        </w:rPr>
+        <w:t xml:space="preserve"> </w:t>
+      </w:r>
+      <w:r>
+        <w:rPr>
+          <w:lang w:val="nl"/>
+        </w:rPr>
+        <w:t xml:space="preserve">krijgen via hun eigen</w:t>
+      </w:r>
+      <w:r>
+        <w:rPr>
+          <w:lang w:val="nl"/>
+        </w:rPr>
+        <w:t xml:space="preserve"> </w:t>
+      </w:r>
+      <w:r>
+        <w:rPr>
+          <w:rStyle w:val="VerbatimChar"/>
+          <w:lang w:val="nl"/>
+        </w:rPr>
+        <w:t xml:space="preserve">.htaccess</w:t>
+      </w:r>
+      <w:r>
+        <w:rPr>
+          <w:lang w:val="nl"/>
+        </w:rPr>
+        <w:t xml:space="preserve"> </w:t>
+      </w:r>
+      <w:r>
+        <w:rPr>
+          <w:lang w:val="nl"/>
+        </w:rPr>
+        <w:t xml:space="preserve">een CSP met</w:t>
+      </w:r>
+      <w:r>
+        <w:rPr>
+          <w:lang w:val="nl"/>
+        </w:rPr>
+        <w:t xml:space="preserve"> </w:t>
+      </w:r>
+      <w:r>
+        <w:rPr>
+          <w:rStyle w:val="VerbatimChar"/>
+          <w:lang w:val="nl"/>
+        </w:rPr>
+        <w:t xml:space="preserve">sandbox</w:t>
+      </w:r>
+      <w:r>
+        <w:rPr>
+          <w:lang w:val="nl"/>
+        </w:rPr>
+        <w:t xml:space="preserve">.</w:t>
       </w:r>
     </w:p>
     <w:p>
@@ -18562,7 +21308,7 @@
         <w:pStyle w:val="Compact"/>
         <w:numPr>
           <w:ilvl w:val="0"/>
-          <w:numId w:val="1055"/>
+          <w:numId w:val="1060"/>
         </w:numPr>
       </w:pPr>
       <w:r>
@@ -18571,50 +21317,19 @@
           <w:bCs/>
           <w:lang w:val="nl"/>
         </w:rPr>
-        <w:t xml:space="preserve">API:</w:t>
-      </w:r>
-      <w:r>
-        <w:rPr>
-          <w:lang w:val="nl"/>
-        </w:rPr>
-        <w:t xml:space="preserve"> </w:t>
-      </w:r>
-      <w:r>
-        <w:rPr>
-          <w:lang w:val="nl"/>
-        </w:rPr>
-        <w:t xml:space="preserve">sleutel alleen in de header</w:t>
-      </w:r>
-      <w:r>
-        <w:rPr>
-          <w:lang w:val="nl"/>
-        </w:rPr>
-        <w:t xml:space="preserve"> </w:t>
-      </w:r>
-      <w:r>
-        <w:rPr>
-          <w:rStyle w:val="VerbatimChar"/>
-          <w:lang w:val="nl"/>
-        </w:rPr>
-        <w:t xml:space="preserve">X-Paal13-Key</w:t>
-      </w:r>
-      <w:r>
-        <w:rPr>
-          <w:lang w:val="nl"/>
-        </w:rPr>
-        <w:t xml:space="preserve">, vergeleken in constante tijd; CORS alleen</w:t>
-      </w:r>
-      <w:r>
-        <w:rPr>
-          <w:lang w:val="nl"/>
-        </w:rPr>
-        <w:t xml:space="preserve"> </w:t>
-      </w:r>
-      <w:r>
-        <w:rPr>
-          <w:lang w:val="nl"/>
-        </w:rPr>
-        <w:t xml:space="preserve">voor paal13.com en de ingestelde websites.</w:t>
+        <w:t xml:space="preserve">CSRF:</w:t>
+      </w:r>
+      <w:r>
+        <w:rPr>
+          <w:lang w:val="nl"/>
+        </w:rPr>
+        <w:t xml:space="preserve"> </w:t>
+      </w:r>
+      <w:r>
+        <w:rPr>
+          <w:lang w:val="nl"/>
+        </w:rPr>
+        <w:t xml:space="preserve">elk formulier en elke beheer-API met token.</w:t>
       </w:r>
     </w:p>
     <w:p>
@@ -18622,7 +21337,7 @@
         <w:pStyle w:val="Compact"/>
         <w:numPr>
           <w:ilvl w:val="0"/>
-          <w:numId w:val="1055"/>
+          <w:numId w:val="1060"/>
         </w:numPr>
       </w:pPr>
       <w:r>
@@ -18631,56 +21346,50 @@
           <w:bCs/>
           <w:lang w:val="nl"/>
         </w:rPr>
-        <w:t xml:space="preserve">Toegang na inloggen:</w:t>
-      </w:r>
-      <w:r>
-        <w:rPr>
-          <w:lang w:val="nl"/>
-        </w:rPr>
-        <w:t xml:space="preserve"> </w:t>
-      </w:r>
-      <w:r>
-        <w:rPr>
-          <w:lang w:val="nl"/>
-        </w:rPr>
-        <w:t xml:space="preserve">terugsturen alleen naar een pad binnen</w:t>
-      </w:r>
-      <w:r>
-        <w:rPr>
-          <w:lang w:val="nl"/>
-        </w:rPr>
-        <w:t xml:space="preserve"> </w:t>
-      </w:r>
-      <w:r>
-        <w:rPr>
-          <w:rStyle w:val="VerbatimChar"/>
-          <w:lang w:val="nl"/>
-        </w:rPr>
-        <w:t xml:space="preserve">/admin/</w:t>
-      </w:r>
-      <w:r>
-        <w:rPr>
-          <w:lang w:val="nl"/>
-        </w:rPr>
-        <w:t xml:space="preserve"> </w:t>
-      </w:r>
-      <w:r>
-        <w:rPr>
-          <w:lang w:val="nl"/>
-        </w:rPr>
-        <w:t xml:space="preserve">(geen open redirect);</w:t>
-      </w:r>
-      <w:r>
-        <w:rPr>
-          <w:lang w:val="nl"/>
-        </w:rPr>
-        <w:t xml:space="preserve"> </w:t>
-      </w:r>
-      <w:r>
-        <w:rPr>
-          <w:lang w:val="nl"/>
-        </w:rPr>
-        <w:t xml:space="preserve">SSO weigert wie in geen toegestane groep meer zit.</w:t>
+        <w:t xml:space="preserve">API:</w:t>
+      </w:r>
+      <w:r>
+        <w:rPr>
+          <w:lang w:val="nl"/>
+        </w:rPr>
+        <w:t xml:space="preserve"> </w:t>
+      </w:r>
+      <w:r>
+        <w:rPr>
+          <w:lang w:val="nl"/>
+        </w:rPr>
+        <w:t xml:space="preserve">sleutel alleen in de header</w:t>
+      </w:r>
+      <w:r>
+        <w:rPr>
+          <w:lang w:val="nl"/>
+        </w:rPr>
+        <w:t xml:space="preserve"> </w:t>
+      </w:r>
+      <w:r>
+        <w:rPr>
+          <w:rStyle w:val="VerbatimChar"/>
+          <w:lang w:val="nl"/>
+        </w:rPr>
+        <w:t xml:space="preserve">X-Paal13-Key</w:t>
+      </w:r>
+      <w:r>
+        <w:rPr>
+          <w:lang w:val="nl"/>
+        </w:rPr>
+        <w:t xml:space="preserve">, vergeleken in constante tijd; CORS alleen</w:t>
+      </w:r>
+      <w:r>
+        <w:rPr>
+          <w:lang w:val="nl"/>
+        </w:rPr>
+        <w:t xml:space="preserve"> </w:t>
+      </w:r>
+      <w:r>
+        <w:rPr>
+          <w:lang w:val="nl"/>
+        </w:rPr>
+        <w:t xml:space="preserve">voor paal13.com en de ingestelde websites.</w:t>
       </w:r>
     </w:p>
     <w:p>
@@ -18688,7 +21397,7 @@
         <w:pStyle w:val="Compact"/>
         <w:numPr>
           <w:ilvl w:val="0"/>
-          <w:numId w:val="1055"/>
+          <w:numId w:val="1060"/>
         </w:numPr>
       </w:pPr>
       <w:r>
@@ -18697,31 +21406,56 @@
           <w:bCs/>
           <w:lang w:val="nl"/>
         </w:rPr>
-        <w:t xml:space="preserve">Instellingen:</w:t>
-      </w:r>
-      <w:r>
-        <w:rPr>
-          <w:lang w:val="nl"/>
-        </w:rPr>
-        <w:t xml:space="preserve"> </w:t>
-      </w:r>
-      <w:r>
-        <w:rPr>
-          <w:lang w:val="nl"/>
-        </w:rPr>
-        <w:t xml:space="preserve">opslaan vraagt bewerkrecht en neemt alleen de velden van het open tabblad</w:t>
-      </w:r>
-      <w:r>
-        <w:rPr>
-          <w:lang w:val="nl"/>
-        </w:rPr>
-        <w:t xml:space="preserve"> </w:t>
-      </w:r>
-      <w:r>
-        <w:rPr>
-          <w:lang w:val="nl"/>
-        </w:rPr>
-        <w:t xml:space="preserve">aan; geheimen gaan nooit terug naar het scherm.</w:t>
+        <w:t xml:space="preserve">Toegang na inloggen:</w:t>
+      </w:r>
+      <w:r>
+        <w:rPr>
+          <w:lang w:val="nl"/>
+        </w:rPr>
+        <w:t xml:space="preserve"> </w:t>
+      </w:r>
+      <w:r>
+        <w:rPr>
+          <w:lang w:val="nl"/>
+        </w:rPr>
+        <w:t xml:space="preserve">terugsturen alleen naar een pad binnen</w:t>
+      </w:r>
+      <w:r>
+        <w:rPr>
+          <w:lang w:val="nl"/>
+        </w:rPr>
+        <w:t xml:space="preserve"> </w:t>
+      </w:r>
+      <w:r>
+        <w:rPr>
+          <w:rStyle w:val="VerbatimChar"/>
+          <w:lang w:val="nl"/>
+        </w:rPr>
+        <w:t xml:space="preserve">/admin/</w:t>
+      </w:r>
+      <w:r>
+        <w:rPr>
+          <w:lang w:val="nl"/>
+        </w:rPr>
+        <w:t xml:space="preserve"> </w:t>
+      </w:r>
+      <w:r>
+        <w:rPr>
+          <w:lang w:val="nl"/>
+        </w:rPr>
+        <w:t xml:space="preserve">(geen open redirect);</w:t>
+      </w:r>
+      <w:r>
+        <w:rPr>
+          <w:lang w:val="nl"/>
+        </w:rPr>
+        <w:t xml:space="preserve"> </w:t>
+      </w:r>
+      <w:r>
+        <w:rPr>
+          <w:lang w:val="nl"/>
+        </w:rPr>
+        <w:t xml:space="preserve">SSO weigert wie in geen toegestane groep meer zit.</w:t>
       </w:r>
     </w:p>
     <w:p>
@@ -18729,7 +21463,7 @@
         <w:pStyle w:val="Compact"/>
         <w:numPr>
           <w:ilvl w:val="0"/>
-          <w:numId w:val="1055"/>
+          <w:numId w:val="1060"/>
         </w:numPr>
       </w:pPr>
       <w:r>
@@ -18738,62 +21472,31 @@
           <w:bCs/>
           <w:lang w:val="nl"/>
         </w:rPr>
-        <w:t xml:space="preserve">Uploads:</w:t>
-      </w:r>
-      <w:r>
-        <w:rPr>
-          <w:lang w:val="nl"/>
-        </w:rPr>
-        <w:t xml:space="preserve"> </w:t>
-      </w:r>
-      <w:r>
-        <w:rPr>
-          <w:lang w:val="nl"/>
-        </w:rPr>
-        <w:t xml:space="preserve">typecontrole op inhoud, geen SVG als logo of favicon, geen PHP-uitvoering in</w:t>
-      </w:r>
-      <w:r>
-        <w:rPr>
-          <w:lang w:val="nl"/>
-        </w:rPr>
-        <w:t xml:space="preserve"> </w:t>
-      </w:r>
-      <w:r>
-        <w:rPr>
-          <w:rStyle w:val="VerbatimChar"/>
-          <w:lang w:val="nl"/>
-        </w:rPr>
-        <w:t xml:space="preserve">uploads/</w:t>
-      </w:r>
-      <w:r>
-        <w:rPr>
-          <w:lang w:val="nl"/>
-        </w:rPr>
-        <w:t xml:space="preserve">, gevoelige bestanden</w:t>
-      </w:r>
-      <w:r>
-        <w:rPr>
-          <w:lang w:val="nl"/>
-        </w:rPr>
-        <w:t xml:space="preserve"> </w:t>
-      </w:r>
-      <w:r>
-        <w:rPr>
-          <w:lang w:val="nl"/>
-        </w:rPr>
-        <w:t xml:space="preserve">alleen versleuteld in de kluis buiten de webroot, foto's buiten de webroot met willekeurige</w:t>
-      </w:r>
-      <w:r>
-        <w:rPr>
-          <w:lang w:val="nl"/>
-        </w:rPr>
-        <w:t xml:space="preserve"> </w:t>
-      </w:r>
-      <w:r>
-        <w:rPr>
-          <w:lang w:val="nl"/>
-        </w:rPr>
-        <w:t xml:space="preserve">naam en toegangscontrole.</w:t>
+        <w:t xml:space="preserve">Instellingen:</w:t>
+      </w:r>
+      <w:r>
+        <w:rPr>
+          <w:lang w:val="nl"/>
+        </w:rPr>
+        <w:t xml:space="preserve"> </w:t>
+      </w:r>
+      <w:r>
+        <w:rPr>
+          <w:lang w:val="nl"/>
+        </w:rPr>
+        <w:t xml:space="preserve">opslaan vraagt bewerkrecht en neemt alleen de velden van het open tabblad</w:t>
+      </w:r>
+      <w:r>
+        <w:rPr>
+          <w:lang w:val="nl"/>
+        </w:rPr>
+        <w:t xml:space="preserve"> </w:t>
+      </w:r>
+      <w:r>
+        <w:rPr>
+          <w:lang w:val="nl"/>
+        </w:rPr>
+        <w:t xml:space="preserve">aan; geheimen gaan nooit terug naar het scherm.</w:t>
       </w:r>
     </w:p>
     <w:p>
@@ -18801,7 +21504,7 @@
         <w:pStyle w:val="Compact"/>
         <w:numPr>
           <w:ilvl w:val="0"/>
-          <w:numId w:val="1055"/>
+          <w:numId w:val="1060"/>
         </w:numPr>
       </w:pPr>
       <w:r>
@@ -18810,31 +21513,62 @@
           <w:bCs/>
           <w:lang w:val="nl"/>
         </w:rPr>
-        <w:t xml:space="preserve">Versleuteling:</w:t>
-      </w:r>
-      <w:r>
-        <w:rPr>
-          <w:lang w:val="nl"/>
-        </w:rPr>
-        <w:t xml:space="preserve"> </w:t>
-      </w:r>
-      <w:r>
-        <w:rPr>
-          <w:lang w:val="nl"/>
-        </w:rPr>
-        <w:t xml:space="preserve">XChaCha20-Poly1305 of AES-256-GCM per bestand, sleutel per bestand,</w:t>
-      </w:r>
-      <w:r>
-        <w:rPr>
-          <w:lang w:val="nl"/>
-        </w:rPr>
-        <w:t xml:space="preserve"> </w:t>
-      </w:r>
-      <w:r>
-        <w:rPr>
-          <w:lang w:val="nl"/>
-        </w:rPr>
-        <w:t xml:space="preserve">hoofdsleutel uit config plus zout uit de database, gebonden aan het dossier (AAD).</w:t>
+        <w:t xml:space="preserve">Uploads:</w:t>
+      </w:r>
+      <w:r>
+        <w:rPr>
+          <w:lang w:val="nl"/>
+        </w:rPr>
+        <w:t xml:space="preserve"> </w:t>
+      </w:r>
+      <w:r>
+        <w:rPr>
+          <w:lang w:val="nl"/>
+        </w:rPr>
+        <w:t xml:space="preserve">typecontrole op inhoud, geen SVG als logo of favicon, geen PHP-uitvoering in</w:t>
+      </w:r>
+      <w:r>
+        <w:rPr>
+          <w:lang w:val="nl"/>
+        </w:rPr>
+        <w:t xml:space="preserve"> </w:t>
+      </w:r>
+      <w:r>
+        <w:rPr>
+          <w:rStyle w:val="VerbatimChar"/>
+          <w:lang w:val="nl"/>
+        </w:rPr>
+        <w:t xml:space="preserve">uploads/</w:t>
+      </w:r>
+      <w:r>
+        <w:rPr>
+          <w:lang w:val="nl"/>
+        </w:rPr>
+        <w:t xml:space="preserve">, gevoelige bestanden</w:t>
+      </w:r>
+      <w:r>
+        <w:rPr>
+          <w:lang w:val="nl"/>
+        </w:rPr>
+        <w:t xml:space="preserve"> </w:t>
+      </w:r>
+      <w:r>
+        <w:rPr>
+          <w:lang w:val="nl"/>
+        </w:rPr>
+        <w:t xml:space="preserve">alleen versleuteld in de kluis buiten de webroot, foto's buiten de webroot met willekeurige</w:t>
+      </w:r>
+      <w:r>
+        <w:rPr>
+          <w:lang w:val="nl"/>
+        </w:rPr>
+        <w:t xml:space="preserve"> </w:t>
+      </w:r>
+      <w:r>
+        <w:rPr>
+          <w:lang w:val="nl"/>
+        </w:rPr>
+        <w:t xml:space="preserve">naam en toegangscontrole.</w:t>
       </w:r>
     </w:p>
     <w:p>
@@ -18842,7 +21576,7 @@
         <w:pStyle w:val="Compact"/>
         <w:numPr>
           <w:ilvl w:val="0"/>
-          <w:numId w:val="1055"/>
+          <w:numId w:val="1060"/>
         </w:numPr>
       </w:pPr>
       <w:r>
@@ -18851,31 +21585,31 @@
           <w:bCs/>
           <w:lang w:val="nl"/>
         </w:rPr>
-        <w:t xml:space="preserve">Ondertekenen:</w:t>
-      </w:r>
-      <w:r>
-        <w:rPr>
-          <w:lang w:val="nl"/>
-        </w:rPr>
-        <w:t xml:space="preserve"> </w:t>
-      </w:r>
-      <w:r>
-        <w:rPr>
-          <w:lang w:val="nl"/>
-        </w:rPr>
-        <w:t xml:space="preserve">bewijslog (IP, browser, tijd, kanaal van de verificatiecode), verzegelde PDF</w:t>
-      </w:r>
-      <w:r>
-        <w:rPr>
-          <w:lang w:val="nl"/>
-        </w:rPr>
-        <w:t xml:space="preserve"> </w:t>
-      </w:r>
-      <w:r>
-        <w:rPr>
-          <w:lang w:val="nl"/>
-        </w:rPr>
-        <w:t xml:space="preserve">met eigen certificaat, PDF eenmalig gemaakt en versleuteld bewaard.</w:t>
+        <w:t xml:space="preserve">Versleuteling:</w:t>
+      </w:r>
+      <w:r>
+        <w:rPr>
+          <w:lang w:val="nl"/>
+        </w:rPr>
+        <w:t xml:space="preserve"> </w:t>
+      </w:r>
+      <w:r>
+        <w:rPr>
+          <w:lang w:val="nl"/>
+        </w:rPr>
+        <w:t xml:space="preserve">XChaCha20-Poly1305 of AES-256-GCM per bestand, sleutel per bestand,</w:t>
+      </w:r>
+      <w:r>
+        <w:rPr>
+          <w:lang w:val="nl"/>
+        </w:rPr>
+        <w:t xml:space="preserve"> </w:t>
+      </w:r>
+      <w:r>
+        <w:rPr>
+          <w:lang w:val="nl"/>
+        </w:rPr>
+        <w:t xml:space="preserve">hoofdsleutel uit config plus zout uit de database, gebonden aan het dossier (AAD).</w:t>
       </w:r>
     </w:p>
     <w:p>
@@ -18883,7 +21617,7 @@
         <w:pStyle w:val="Compact"/>
         <w:numPr>
           <w:ilvl w:val="0"/>
-          <w:numId w:val="1055"/>
+          <w:numId w:val="1060"/>
         </w:numPr>
       </w:pPr>
       <w:r>
@@ -18892,31 +21626,31 @@
           <w:bCs/>
           <w:lang w:val="nl"/>
         </w:rPr>
-        <w:t xml:space="preserve">Logging:</w:t>
-      </w:r>
-      <w:r>
-        <w:rPr>
-          <w:lang w:val="nl"/>
-        </w:rPr>
-        <w:t xml:space="preserve"> </w:t>
-      </w:r>
-      <w:r>
-        <w:rPr>
-          <w:lang w:val="nl"/>
-        </w:rPr>
-        <w:t xml:space="preserve">audit van alle beheeracties, downloads en rechtenwijzigingen; exports worden zelf</w:t>
-      </w:r>
-      <w:r>
-        <w:rPr>
-          <w:lang w:val="nl"/>
-        </w:rPr>
-        <w:t xml:space="preserve"> </w:t>
-      </w:r>
-      <w:r>
-        <w:rPr>
-          <w:lang w:val="nl"/>
-        </w:rPr>
-        <w:t xml:space="preserve">gelogd; berichtinhoud komt nooit in het logboek.</w:t>
+        <w:t xml:space="preserve">Ondertekenen:</w:t>
+      </w:r>
+      <w:r>
+        <w:rPr>
+          <w:lang w:val="nl"/>
+        </w:rPr>
+        <w:t xml:space="preserve"> </w:t>
+      </w:r>
+      <w:r>
+        <w:rPr>
+          <w:lang w:val="nl"/>
+        </w:rPr>
+        <w:t xml:space="preserve">bewijslog (IP, browser, tijd, kanaal van de verificatiecode), verzegelde PDF</w:t>
+      </w:r>
+      <w:r>
+        <w:rPr>
+          <w:lang w:val="nl"/>
+        </w:rPr>
+        <w:t xml:space="preserve"> </w:t>
+      </w:r>
+      <w:r>
+        <w:rPr>
+          <w:lang w:val="nl"/>
+        </w:rPr>
+        <w:t xml:space="preserve">met eigen certificaat, PDF eenmalig gemaakt en versleuteld bewaard.</w:t>
       </w:r>
     </w:p>
     <w:p>
@@ -18924,7 +21658,7 @@
         <w:pStyle w:val="Compact"/>
         <w:numPr>
           <w:ilvl w:val="0"/>
-          <w:numId w:val="1055"/>
+          <w:numId w:val="1060"/>
         </w:numPr>
       </w:pPr>
       <w:r>
@@ -18933,80 +21667,31 @@
           <w:bCs/>
           <w:lang w:val="nl"/>
         </w:rPr>
-        <w:t xml:space="preserve">Bewaartermijnen:</w:t>
-      </w:r>
-      <w:r>
-        <w:rPr>
-          <w:lang w:val="nl"/>
-        </w:rPr>
-        <w:t xml:space="preserve"> </w:t>
-      </w:r>
-      <w:r>
-        <w:rPr>
-          <w:lang w:val="nl"/>
-        </w:rPr>
-        <w:t xml:space="preserve">automatische opschoning per categorie (instelbaar, moet aan staan; rode</w:t>
-      </w:r>
-      <w:r>
-        <w:rPr>
-          <w:lang w:val="nl"/>
-        </w:rPr>
-        <w:t xml:space="preserve"> </w:t>
-      </w:r>
-      <w:r>
-        <w:rPr>
-          <w:lang w:val="nl"/>
-        </w:rPr>
-        <w:t xml:space="preserve">waarschuwing zolang het uit staat), handmatige vernietiging van loondocumenten na de</w:t>
-      </w:r>
-      <w:r>
-        <w:rPr>
-          <w:lang w:val="nl"/>
-        </w:rPr>
-        <w:t xml:space="preserve"> </w:t>
-      </w:r>
-      <w:r>
-        <w:rPr>
-          <w:lang w:val="nl"/>
-        </w:rPr>
-        <w:t xml:space="preserve">bewaarplicht, privacyverklaring die dezelfde termijnen toont. Het verwerkingsregister houdt de ontwikkelaar</w:t>
-      </w:r>
-      <w:r>
-        <w:rPr>
-          <w:lang w:val="nl"/>
-        </w:rPr>
-        <w:t xml:space="preserve"> </w:t>
-      </w:r>
-      <w:r>
-        <w:rPr>
-          <w:lang w:val="nl"/>
-        </w:rPr>
-        <w:t xml:space="preserve">bij in</w:t>
-      </w:r>
-      <w:r>
-        <w:rPr>
-          <w:lang w:val="nl"/>
-        </w:rPr>
-        <w:t xml:space="preserve"> </w:t>
-      </w:r>
-      <w:r>
-        <w:rPr>
-          <w:rStyle w:val="VerbatimChar"/>
-          <w:lang w:val="nl"/>
-        </w:rPr>
-        <w:t xml:space="preserve">docs/ai/PROJECT.md</w:t>
-      </w:r>
-      <w:r>
-        <w:rPr>
-          <w:lang w:val="nl"/>
-        </w:rPr>
-        <w:t xml:space="preserve"> </w:t>
-      </w:r>
-      <w:r>
-        <w:rPr>
-          <w:lang w:val="nl"/>
-        </w:rPr>
-        <w:t xml:space="preserve">§8 (niet in Git); het bestuur hoort een actuele kopie te hebben.</w:t>
+        <w:t xml:space="preserve">Logging:</w:t>
+      </w:r>
+      <w:r>
+        <w:rPr>
+          <w:lang w:val="nl"/>
+        </w:rPr>
+        <w:t xml:space="preserve"> </w:t>
+      </w:r>
+      <w:r>
+        <w:rPr>
+          <w:lang w:val="nl"/>
+        </w:rPr>
+        <w:t xml:space="preserve">audit van alle beheeracties, downloads en rechtenwijzigingen; exports worden zelf</w:t>
+      </w:r>
+      <w:r>
+        <w:rPr>
+          <w:lang w:val="nl"/>
+        </w:rPr>
+        <w:t xml:space="preserve"> </w:t>
+      </w:r>
+      <w:r>
+        <w:rPr>
+          <w:lang w:val="nl"/>
+        </w:rPr>
+        <w:t xml:space="preserve">gelogd; berichtinhoud komt nooit in het logboek.</w:t>
       </w:r>
     </w:p>
     <w:p>
@@ -19014,7 +21699,7 @@
         <w:pStyle w:val="Compact"/>
         <w:numPr>
           <w:ilvl w:val="0"/>
-          <w:numId w:val="1055"/>
+          <w:numId w:val="1060"/>
         </w:numPr>
       </w:pPr>
       <w:r>
@@ -19023,69 +21708,43 @@
           <w:bCs/>
           <w:lang w:val="nl"/>
         </w:rPr>
-        <w:t xml:space="preserve">Foutafhandeling:</w:t>
-      </w:r>
-      <w:r>
-        <w:rPr>
-          <w:lang w:val="nl"/>
-        </w:rPr>
-        <w:t xml:space="preserve"> </w:t>
-      </w:r>
-      <w:r>
-        <w:rPr>
-          <w:lang w:val="nl"/>
-        </w:rPr>
-        <w:t xml:space="preserve">geen technische details op het scherm, wel een referentie; foutmail naar</w:t>
-      </w:r>
-      <w:r>
-        <w:rPr>
-          <w:lang w:val="nl"/>
-        </w:rPr>
-        <w:t xml:space="preserve"> </w:t>
-      </w:r>
-      <w:r>
-        <w:rPr>
-          <w:lang w:val="nl"/>
-        </w:rPr>
-        <w:t xml:space="preserve">de beheerder.</w:t>
-      </w:r>
-    </w:p>
-    <w:bookmarkEnd w:id="28"/>
-    <w:bookmarkStart w:id="29" w:name="bekende-beperkingen"/>
-    <w:p>
-      <w:pPr>
-        <w:pStyle w:val="Heading1"/>
-      </w:pPr>
-      <w:r>
-        <w:rPr>
-          <w:lang w:val="nl"/>
-        </w:rPr>
-        <w:t xml:space="preserve">Bekende beperkingen</w:t>
-      </w:r>
-    </w:p>
-    <w:p>
-      <w:pPr>
-        <w:pStyle w:val="BlockText"/>
-      </w:pPr>
-      <w:r>
-        <w:rPr>
-          <w:b/>
-          <w:bCs/>
-          <w:lang w:val="nl"/>
-        </w:rPr>
-        <w:t xml:space="preserve">In het kort:</w:t>
-      </w:r>
-      <w:r>
-        <w:rPr>
-          <w:lang w:val="nl"/>
-        </w:rPr>
-        <w:t xml:space="preserve"> </w:t>
-      </w:r>
-      <w:r>
-        <w:rPr>
-          <w:lang w:val="nl"/>
-        </w:rPr>
-        <w:t xml:space="preserve">Bewuste keuzes en bekende gaten waar je als beheerder mee rekening houdt.</w:t>
+        <w:t xml:space="preserve">Bewaartermijnen:</w:t>
+      </w:r>
+      <w:r>
+        <w:rPr>
+          <w:lang w:val="nl"/>
+        </w:rPr>
+        <w:t xml:space="preserve"> </w:t>
+      </w:r>
+      <w:r>
+        <w:rPr>
+          <w:lang w:val="nl"/>
+        </w:rPr>
+        <w:t xml:space="preserve">automatische opschoning per categorie (instelbaar, moet aan staan; rode</w:t>
+      </w:r>
+      <w:r>
+        <w:rPr>
+          <w:lang w:val="nl"/>
+        </w:rPr>
+        <w:t xml:space="preserve"> </w:t>
+      </w:r>
+      <w:r>
+        <w:rPr>
+          <w:lang w:val="nl"/>
+        </w:rPr>
+        <w:t xml:space="preserve">waarschuwing zolang het uit staat), handmatige vernietiging van loondocumenten na de</w:t>
+      </w:r>
+      <w:r>
+        <w:rPr>
+          <w:lang w:val="nl"/>
+        </w:rPr>
+        <w:t xml:space="preserve"> </w:t>
+      </w:r>
+      <w:r>
+        <w:rPr>
+          <w:lang w:val="nl"/>
+        </w:rPr>
+        <w:t xml:space="preserve">bewaarplicht, privacyverklaring die dezelfde termijnen toont.</w:t>
       </w:r>
     </w:p>
     <w:p>
@@ -19093,38 +21752,65 @@
         <w:pStyle w:val="Compact"/>
         <w:numPr>
           <w:ilvl w:val="0"/>
-          <w:numId w:val="1056"/>
+          <w:numId w:val="1060"/>
         </w:numPr>
       </w:pPr>
       <w:r>
         <w:rPr>
-          <w:lang w:val="nl"/>
-        </w:rPr>
-        <w:t xml:space="preserve">Het zegelcertificaat is zelf uitgegeven: Acrobat toont "geldigheid onbekend" in plaats van een</w:t>
-      </w:r>
-      <w:r>
-        <w:rPr>
-          <w:lang w:val="nl"/>
-        </w:rPr>
-        <w:t xml:space="preserve"> </w:t>
-      </w:r>
-      <w:r>
-        <w:rPr>
-          <w:lang w:val="nl"/>
-        </w:rPr>
-        <w:t xml:space="preserve">groen vinkje. Het bewijst wél dat de PDF na ondertekening niet is gewijzigd. Een AATL-certificaat</w:t>
-      </w:r>
-      <w:r>
-        <w:rPr>
-          <w:lang w:val="nl"/>
-        </w:rPr>
-        <w:t xml:space="preserve"> </w:t>
-      </w:r>
-      <w:r>
-        <w:rPr>
-          <w:lang w:val="nl"/>
-        </w:rPr>
-        <w:t xml:space="preserve">kost geld en is bewust niet aangeschaft.</w:t>
+          <w:b/>
+          <w:bCs/>
+          <w:lang w:val="nl"/>
+        </w:rPr>
+        <w:t xml:space="preserve">Verwerkingsregister:</w:t>
+      </w:r>
+      <w:r>
+        <w:rPr>
+          <w:lang w:val="nl"/>
+        </w:rPr>
+        <w:t xml:space="preserve"> </w:t>
+      </w:r>
+      <w:r>
+        <w:rPr>
+          <w:lang w:val="nl"/>
+        </w:rPr>
+        <w:t xml:space="preserve">het register van verwerkingsactiviteiten (AVG art. 30) staat in Git als</w:t>
+      </w:r>
+      <w:r>
+        <w:rPr>
+          <w:lang w:val="nl"/>
+        </w:rPr>
+        <w:t xml:space="preserve"> </w:t>
+      </w:r>
+      <w:r>
+        <w:rPr>
+          <w:rStyle w:val="VerbatimChar"/>
+          <w:lang w:val="nl"/>
+        </w:rPr>
+        <w:t xml:space="preserve">docs/handleiding/verwerkingsregister.md</w:t>
+      </w:r>
+      <w:r>
+        <w:rPr>
+          <w:lang w:val="nl"/>
+        </w:rPr>
+        <w:t xml:space="preserve"> </w:t>
+      </w:r>
+      <w:r>
+        <w:rPr>
+          <w:lang w:val="nl"/>
+        </w:rPr>
+        <w:t xml:space="preserve">en in het beheer onder Hulp en handleidingen.</w:t>
+      </w:r>
+      <w:r>
+        <w:rPr>
+          <w:lang w:val="nl"/>
+        </w:rPr>
+        <w:t xml:space="preserve"> </w:t>
+      </w:r>
+      <w:r>
+        <w:rPr>
+          <w:lang w:val="nl"/>
+        </w:rPr>
+        <w:t xml:space="preserve">Werk het bij bij elke nieuwe tabel, verwerker of termijn.</w:t>
       </w:r>
     </w:p>
     <w:p>
@@ -19132,26 +21818,78 @@
         <w:pStyle w:val="Compact"/>
         <w:numPr>
           <w:ilvl w:val="0"/>
-          <w:numId w:val="1056"/>
+          <w:numId w:val="1060"/>
         </w:numPr>
       </w:pPr>
       <w:r>
         <w:rPr>
-          <w:lang w:val="nl"/>
-        </w:rPr>
-        <w:t xml:space="preserve">De kluissleutel kan niet worden gewisseld: er is geen functie die bestaande documenten opnieuw</w:t>
-      </w:r>
-      <w:r>
-        <w:rPr>
-          <w:lang w:val="nl"/>
-        </w:rPr>
-        <w:t xml:space="preserve"> </w:t>
-      </w:r>
-      <w:r>
-        <w:rPr>
-          <w:lang w:val="nl"/>
-        </w:rPr>
-        <w:t xml:space="preserve">versleutelt.</w:t>
+          <w:b/>
+          <w:bCs/>
+          <w:lang w:val="nl"/>
+        </w:rPr>
+        <w:t xml:space="preserve">Foutafhandeling:</w:t>
+      </w:r>
+      <w:r>
+        <w:rPr>
+          <w:lang w:val="nl"/>
+        </w:rPr>
+        <w:t xml:space="preserve"> </w:t>
+      </w:r>
+      <w:r>
+        <w:rPr>
+          <w:lang w:val="nl"/>
+        </w:rPr>
+        <w:t xml:space="preserve">geen technische details op het scherm, wel een referentie; foutmail naar</w:t>
+      </w:r>
+      <w:r>
+        <w:rPr>
+          <w:lang w:val="nl"/>
+        </w:rPr>
+        <w:t xml:space="preserve"> </w:t>
+      </w:r>
+      <w:r>
+        <w:rPr>
+          <w:lang w:val="nl"/>
+        </w:rPr>
+        <w:t xml:space="preserve">de beheerder.</w:t>
+      </w:r>
+    </w:p>
+    <w:bookmarkEnd w:id="28"/>
+    <w:bookmarkStart w:id="29" w:name="bekende-beperkingen"/>
+    <w:p>
+      <w:pPr>
+        <w:pStyle w:val="Heading1"/>
+      </w:pPr>
+      <w:r>
+        <w:rPr>
+          <w:lang w:val="nl"/>
+        </w:rPr>
+        <w:t xml:space="preserve">Bekende beperkingen</w:t>
+      </w:r>
+    </w:p>
+    <w:p>
+      <w:pPr>
+        <w:pStyle w:val="BlockText"/>
+      </w:pPr>
+      <w:r>
+        <w:rPr>
+          <w:b/>
+          <w:bCs/>
+          <w:lang w:val="nl"/>
+        </w:rPr>
+        <w:t xml:space="preserve">In het kort:</w:t>
+      </w:r>
+      <w:r>
+        <w:rPr>
+          <w:lang w:val="nl"/>
+        </w:rPr>
+        <w:t xml:space="preserve"> </w:t>
+      </w:r>
+      <w:r>
+        <w:rPr>
+          <w:lang w:val="nl"/>
+        </w:rPr>
+        <w:t xml:space="preserve">Bewuste keuzes en bekende gaten waar je als beheerder mee rekening houdt.</w:t>
       </w:r>
     </w:p>
     <w:p>
@@ -19159,14 +21897,38 @@
         <w:pStyle w:val="Compact"/>
         <w:numPr>
           <w:ilvl w:val="0"/>
-          <w:numId w:val="1056"/>
+          <w:numId w:val="1061"/>
         </w:numPr>
       </w:pPr>
       <w:r>
         <w:rPr>
           <w:lang w:val="nl"/>
         </w:rPr>
-        <w:t xml:space="preserve">Foto's van sollicitanten zijn afgeschermd, maar niet versleuteld opgeslagen.</w:t>
+        <w:t xml:space="preserve">Het zegelcertificaat is zelf uitgegeven: Acrobat toont "geldigheid onbekend" in plaats van een</w:t>
+      </w:r>
+      <w:r>
+        <w:rPr>
+          <w:lang w:val="nl"/>
+        </w:rPr>
+        <w:t xml:space="preserve"> </w:t>
+      </w:r>
+      <w:r>
+        <w:rPr>
+          <w:lang w:val="nl"/>
+        </w:rPr>
+        <w:t xml:space="preserve">groen vinkje. Het bewijst wél dat de PDF na ondertekening niet is gewijzigd. Een AATL-certificaat</w:t>
+      </w:r>
+      <w:r>
+        <w:rPr>
+          <w:lang w:val="nl"/>
+        </w:rPr>
+        <w:t xml:space="preserve"> </w:t>
+      </w:r>
+      <w:r>
+        <w:rPr>
+          <w:lang w:val="nl"/>
+        </w:rPr>
+        <w:t xml:space="preserve">kost geld en is bewust niet aangeschaft.</w:t>
       </w:r>
     </w:p>
     <w:p>
@@ -19174,82 +21936,14 @@
         <w:pStyle w:val="Compact"/>
         <w:numPr>
           <w:ilvl w:val="0"/>
-          <w:numId w:val="1056"/>
+          <w:numId w:val="1061"/>
         </w:numPr>
       </w:pPr>
       <w:r>
         <w:rPr>
           <w:lang w:val="nl"/>
         </w:rPr>
-        <w:t xml:space="preserve">Een oude cronjob-regel met</w:t>
-      </w:r>
-      <w:r>
-        <w:rPr>
-          <w:lang w:val="nl"/>
-        </w:rPr>
-        <w:t xml:space="preserve"> </w:t>
-      </w:r>
-      <w:r>
-        <w:rPr>
-          <w:rStyle w:val="VerbatimChar"/>
-          <w:lang w:val="nl"/>
-        </w:rPr>
-        <w:t xml:space="preserve">?token=</w:t>
-      </w:r>
-      <w:r>
-        <w:rPr>
-          <w:lang w:val="nl"/>
-        </w:rPr>
-        <w:t xml:space="preserve"> </w:t>
-      </w:r>
-      <w:r>
-        <w:rPr>
-          <w:lang w:val="nl"/>
-        </w:rPr>
-        <w:t xml:space="preserve">in het adres werkt nog, en zet het token dan in de</w:t>
-      </w:r>
-      <w:r>
-        <w:rPr>
-          <w:lang w:val="nl"/>
-        </w:rPr>
-        <w:t xml:space="preserve"> </w:t>
-      </w:r>
-      <w:r>
-        <w:rPr>
-          <w:lang w:val="nl"/>
-        </w:rPr>
-        <w:t xml:space="preserve">access-log van de server. Vervang hem door de regel met de header</w:t>
-      </w:r>
-      <w:r>
-        <w:rPr>
-          <w:lang w:val="nl"/>
-        </w:rPr>
-        <w:t xml:space="preserve"> </w:t>
-      </w:r>
-      <w:r>
-        <w:rPr>
-          <w:rStyle w:val="VerbatimChar"/>
-          <w:lang w:val="nl"/>
-        </w:rPr>
-        <w:t xml:space="preserve">X-Cron-Token</w:t>
-      </w:r>
-      <w:r>
-        <w:rPr>
-          <w:lang w:val="nl"/>
-        </w:rPr>
-        <w:t xml:space="preserve">, en maak een</w:t>
-      </w:r>
-      <w:r>
-        <w:rPr>
-          <w:lang w:val="nl"/>
-        </w:rPr>
-        <w:t xml:space="preserve"> </w:t>
-      </w:r>
-      <w:r>
-        <w:rPr>
-          <w:lang w:val="nl"/>
-        </w:rPr>
-        <w:t xml:space="preserve">nieuw token als het oude in logs heeft gestaan.</w:t>
+        <w:t xml:space="preserve">Foto's van sollicitanten zijn afgeschermd, maar niet versleuteld opgeslagen.</w:t>
       </w:r>
     </w:p>
     <w:p>
@@ -19257,38 +21951,82 @@
         <w:pStyle w:val="Compact"/>
         <w:numPr>
           <w:ilvl w:val="0"/>
-          <w:numId w:val="1056"/>
+          <w:numId w:val="1061"/>
         </w:numPr>
       </w:pPr>
       <w:r>
         <w:rPr>
           <w:lang w:val="nl"/>
         </w:rPr>
-        <w:t xml:space="preserve">Het systeem weet niet wanneer een dienstverband eindigde. De lijst "Te beoordelen voor</w:t>
-      </w:r>
-      <w:r>
-        <w:rPr>
-          <w:lang w:val="nl"/>
-        </w:rPr>
-        <w:t xml:space="preserve"> </w:t>
-      </w:r>
-      <w:r>
-        <w:rPr>
-          <w:lang w:val="nl"/>
-        </w:rPr>
-        <w:t xml:space="preserve">vernietiging" rekent vanaf het laatste seizoen; de penningmeester controleert in de</w:t>
-      </w:r>
-      <w:r>
-        <w:rPr>
-          <w:lang w:val="nl"/>
-        </w:rPr>
-        <w:t xml:space="preserve"> </w:t>
-      </w:r>
-      <w:r>
-        <w:rPr>
-          <w:lang w:val="nl"/>
-        </w:rPr>
-        <w:t xml:space="preserve">loonadministratie voordat er iets wordt vernietigd.</w:t>
+        <w:t xml:space="preserve">Een oude cronjob-regel met</w:t>
+      </w:r>
+      <w:r>
+        <w:rPr>
+          <w:lang w:val="nl"/>
+        </w:rPr>
+        <w:t xml:space="preserve"> </w:t>
+      </w:r>
+      <w:r>
+        <w:rPr>
+          <w:rStyle w:val="VerbatimChar"/>
+          <w:lang w:val="nl"/>
+        </w:rPr>
+        <w:t xml:space="preserve">?token=</w:t>
+      </w:r>
+      <w:r>
+        <w:rPr>
+          <w:lang w:val="nl"/>
+        </w:rPr>
+        <w:t xml:space="preserve"> </w:t>
+      </w:r>
+      <w:r>
+        <w:rPr>
+          <w:lang w:val="nl"/>
+        </w:rPr>
+        <w:t xml:space="preserve">in het adres werkt nog, en zet het token dan in de</w:t>
+      </w:r>
+      <w:r>
+        <w:rPr>
+          <w:lang w:val="nl"/>
+        </w:rPr>
+        <w:t xml:space="preserve"> </w:t>
+      </w:r>
+      <w:r>
+        <w:rPr>
+          <w:lang w:val="nl"/>
+        </w:rPr>
+        <w:t xml:space="preserve">access-log van de server. Vervang hem door de regel met de header</w:t>
+      </w:r>
+      <w:r>
+        <w:rPr>
+          <w:lang w:val="nl"/>
+        </w:rPr>
+        <w:t xml:space="preserve"> </w:t>
+      </w:r>
+      <w:r>
+        <w:rPr>
+          <w:rStyle w:val="VerbatimChar"/>
+          <w:lang w:val="nl"/>
+        </w:rPr>
+        <w:t xml:space="preserve">X-Cron-Token</w:t>
+      </w:r>
+      <w:r>
+        <w:rPr>
+          <w:lang w:val="nl"/>
+        </w:rPr>
+        <w:t xml:space="preserve">, en maak een</w:t>
+      </w:r>
+      <w:r>
+        <w:rPr>
+          <w:lang w:val="nl"/>
+        </w:rPr>
+        <w:t xml:space="preserve"> </w:t>
+      </w:r>
+      <w:r>
+        <w:rPr>
+          <w:lang w:val="nl"/>
+        </w:rPr>
+        <w:t xml:space="preserve">nieuw token als het oude in logs heeft gestaan.</w:t>
       </w:r>
     </w:p>
     <w:p>
@@ -19296,14 +22034,38 @@
         <w:pStyle w:val="Compact"/>
         <w:numPr>
           <w:ilvl w:val="0"/>
-          <w:numId w:val="1056"/>
+          <w:numId w:val="1061"/>
         </w:numPr>
       </w:pPr>
       <w:r>
         <w:rPr>
           <w:lang w:val="nl"/>
         </w:rPr>
-        <w:t xml:space="preserve">De AVG-opschoning heeft geen proefdraaistand in het beheer.</w:t>
+        <w:t xml:space="preserve">Het systeem weet niet wanneer een dienstverband eindigde. De lijst "Te beoordelen voor</w:t>
+      </w:r>
+      <w:r>
+        <w:rPr>
+          <w:lang w:val="nl"/>
+        </w:rPr>
+        <w:t xml:space="preserve"> </w:t>
+      </w:r>
+      <w:r>
+        <w:rPr>
+          <w:lang w:val="nl"/>
+        </w:rPr>
+        <w:t xml:space="preserve">vernietiging" rekent vanaf het laatste seizoen; de penningmeester controleert in de</w:t>
+      </w:r>
+      <w:r>
+        <w:rPr>
+          <w:lang w:val="nl"/>
+        </w:rPr>
+        <w:t xml:space="preserve"> </w:t>
+      </w:r>
+      <w:r>
+        <w:rPr>
+          <w:lang w:val="nl"/>
+        </w:rPr>
+        <w:t xml:space="preserve">loonadministratie voordat er iets wordt vernietigd.</w:t>
       </w:r>
     </w:p>
     <w:p>
@@ -19311,26 +22073,14 @@
         <w:pStyle w:val="Compact"/>
         <w:numPr>
           <w:ilvl w:val="0"/>
-          <w:numId w:val="1056"/>
+          <w:numId w:val="1061"/>
         </w:numPr>
       </w:pPr>
       <w:r>
         <w:rPr>
           <w:lang w:val="nl"/>
         </w:rPr>
-        <w:t xml:space="preserve">WhatsApp loopt via WhatsReach (geen officiële Meta-koppeling). Het bestuur kan het per</w:t>
-      </w:r>
-      <w:r>
-        <w:rPr>
-          <w:lang w:val="nl"/>
-        </w:rPr>
-        <w:t xml:space="preserve"> </w:t>
-      </w:r>
-      <w:r>
-        <w:rPr>
-          <w:lang w:val="nl"/>
-        </w:rPr>
-        <w:t xml:space="preserve">meldingstype uitzetten; bij storing valt alles terug op e-mail.</w:t>
+        <w:t xml:space="preserve">De AVG-opschoning heeft geen proefdraaistand in het beheer.</w:t>
       </w:r>
     </w:p>
     <w:p>
@@ -19338,26 +22088,26 @@
         <w:pStyle w:val="Compact"/>
         <w:numPr>
           <w:ilvl w:val="0"/>
-          <w:numId w:val="1056"/>
+          <w:numId w:val="1061"/>
         </w:numPr>
       </w:pPr>
       <w:r>
         <w:rPr>
           <w:lang w:val="nl"/>
         </w:rPr>
-        <w:t xml:space="preserve">"Halverwege weggegaan" in de trechter bij Wervingspagina's is een aanwijzing, geen telling:</w:t>
-      </w:r>
-      <w:r>
-        <w:rPr>
-          <w:lang w:val="nl"/>
-        </w:rPr>
-        <w:t xml:space="preserve"> </w:t>
-      </w:r>
-      <w:r>
-        <w:rPr>
-          <w:lang w:val="nl"/>
-        </w:rPr>
-        <w:t xml:space="preserve">het signaal komt van een tabblad dat naar de achtergrond gaat, en sommigen komen terug.</w:t>
+        <w:t xml:space="preserve">WhatsApp loopt via WhatsReach (geen officiële Meta-koppeling). Het bestuur kan het per</w:t>
+      </w:r>
+      <w:r>
+        <w:rPr>
+          <w:lang w:val="nl"/>
+        </w:rPr>
+        <w:t xml:space="preserve"> </w:t>
+      </w:r>
+      <w:r>
+        <w:rPr>
+          <w:lang w:val="nl"/>
+        </w:rPr>
+        <w:t xml:space="preserve">meldingstype uitzetten; bij storing valt alles terug op e-mail.</w:t>
       </w:r>
     </w:p>
     <w:p>
@@ -19365,63 +22115,26 @@
         <w:pStyle w:val="Compact"/>
         <w:numPr>
           <w:ilvl w:val="0"/>
-          <w:numId w:val="1056"/>
+          <w:numId w:val="1061"/>
         </w:numPr>
       </w:pPr>
       <w:r>
         <w:rPr>
           <w:lang w:val="nl"/>
         </w:rPr>
-        <w:t xml:space="preserve">Het formulier bewaart tijdens het invullen wat iemand intypt in</w:t>
-      </w:r>
-      <w:r>
-        <w:rPr>
-          <w:lang w:val="nl"/>
-        </w:rPr>
-        <w:t xml:space="preserve"> </w:t>
-      </w:r>
-      <w:r>
-        <w:rPr>
-          <w:rStyle w:val="VerbatimChar"/>
-          <w:lang w:val="nl"/>
-        </w:rPr>
-        <w:t xml:space="preserve">sessionStorage</w:t>
-      </w:r>
-      <w:r>
-        <w:rPr>
-          <w:lang w:val="nl"/>
-        </w:rPr>
-        <w:t xml:space="preserve"> </w:t>
-      </w:r>
-      <w:r>
-        <w:rPr>
-          <w:lang w:val="nl"/>
-        </w:rPr>
-        <w:t xml:space="preserve">van de eigen</w:t>
-      </w:r>
-      <w:r>
-        <w:rPr>
-          <w:lang w:val="nl"/>
-        </w:rPr>
-        <w:t xml:space="preserve"> </w:t>
-      </w:r>
-      <w:r>
-        <w:rPr>
-          <w:lang w:val="nl"/>
-        </w:rPr>
-        <w:t xml:space="preserve">browser, zodat de terugknop niet alles wist. Dat verdwijnt zodra het tabblad sluit en bij het</w:t>
-      </w:r>
-      <w:r>
-        <w:rPr>
-          <w:lang w:val="nl"/>
-        </w:rPr>
-        <w:t xml:space="preserve"> </w:t>
-      </w:r>
-      <w:r>
-        <w:rPr>
-          <w:lang w:val="nl"/>
-        </w:rPr>
-        <w:t xml:space="preserve">verzenden; toestemmingsvinkjes worden er bewust niet in bewaard.</w:t>
+        <w:t xml:space="preserve">"Halverwege weggegaan" in de trechter bij Wervingspagina's is een aanwijzing, geen telling:</w:t>
+      </w:r>
+      <w:r>
+        <w:rPr>
+          <w:lang w:val="nl"/>
+        </w:rPr>
+        <w:t xml:space="preserve"> </w:t>
+      </w:r>
+      <w:r>
+        <w:rPr>
+          <w:lang w:val="nl"/>
+        </w:rPr>
+        <w:t xml:space="preserve">het signaal komt van een tabblad dat naar de achtergrond gaat, en sommigen komen terug.</w:t>
       </w:r>
     </w:p>
     <w:p>
@@ -19429,7 +22142,71 @@
         <w:pStyle w:val="Compact"/>
         <w:numPr>
           <w:ilvl w:val="0"/>
-          <w:numId w:val="1056"/>
+          <w:numId w:val="1061"/>
+        </w:numPr>
+      </w:pPr>
+      <w:r>
+        <w:rPr>
+          <w:lang w:val="nl"/>
+        </w:rPr>
+        <w:t xml:space="preserve">Het formulier bewaart tijdens het invullen wat iemand intypt in</w:t>
+      </w:r>
+      <w:r>
+        <w:rPr>
+          <w:lang w:val="nl"/>
+        </w:rPr>
+        <w:t xml:space="preserve"> </w:t>
+      </w:r>
+      <w:r>
+        <w:rPr>
+          <w:rStyle w:val="VerbatimChar"/>
+          <w:lang w:val="nl"/>
+        </w:rPr>
+        <w:t xml:space="preserve">sessionStorage</w:t>
+      </w:r>
+      <w:r>
+        <w:rPr>
+          <w:lang w:val="nl"/>
+        </w:rPr>
+        <w:t xml:space="preserve"> </w:t>
+      </w:r>
+      <w:r>
+        <w:rPr>
+          <w:lang w:val="nl"/>
+        </w:rPr>
+        <w:t xml:space="preserve">van de eigen</w:t>
+      </w:r>
+      <w:r>
+        <w:rPr>
+          <w:lang w:val="nl"/>
+        </w:rPr>
+        <w:t xml:space="preserve"> </w:t>
+      </w:r>
+      <w:r>
+        <w:rPr>
+          <w:lang w:val="nl"/>
+        </w:rPr>
+        <w:t xml:space="preserve">browser, zodat de terugknop niet alles wist. Dat verdwijnt zodra het tabblad sluit en bij het</w:t>
+      </w:r>
+      <w:r>
+        <w:rPr>
+          <w:lang w:val="nl"/>
+        </w:rPr>
+        <w:t xml:space="preserve"> </w:t>
+      </w:r>
+      <w:r>
+        <w:rPr>
+          <w:lang w:val="nl"/>
+        </w:rPr>
+        <w:t xml:space="preserve">verzenden; toestemmingsvinkjes worden er bewust niet in bewaard.</w:t>
+      </w:r>
+    </w:p>
+    <w:p>
+      <w:pPr>
+        <w:pStyle w:val="Compact"/>
+        <w:numPr>
+          <w:ilvl w:val="0"/>
+          <w:numId w:val="1061"/>
         </w:numPr>
       </w:pPr>
       <w:r>
@@ -20265,12 +23042,6 @@
     </w:lvlOverride>
   </w:num>
   <w:num w:numId="1036">
-    <w:abstractNumId w:val="991"/>
-  </w:num>
-  <w:num w:numId="1037">
-    <w:abstractNumId w:val="991"/>
-  </w:num>
-  <w:num w:numId="1038">
     <w:abstractNumId w:val="99411"/>
     <w:lvlOverride w:ilvl="0">
       <w:startOverride w:val="1"/>
@@ -20300,7 +23071,16 @@
       <w:startOverride w:val="1"/>
     </w:lvlOverride>
   </w:num>
+  <w:num w:numId="1037">
+    <w:abstractNumId w:val="991"/>
+  </w:num>
+  <w:num w:numId="1038">
+    <w:abstractNumId w:val="991"/>
+  </w:num>
   <w:num w:numId="1039">
+    <w:abstractNumId w:val="991"/>
+  </w:num>
+  <w:num w:numId="1040">
     <w:abstractNumId w:val="99411"/>
     <w:lvlOverride w:ilvl="0">
       <w:startOverride w:val="1"/>
@@ -20330,25 +23110,7 @@
       <w:startOverride w:val="1"/>
     </w:lvlOverride>
   </w:num>
-  <w:num w:numId="1040">
-    <w:abstractNumId w:val="992"/>
-  </w:num>
   <w:num w:numId="1041">
-    <w:abstractNumId w:val="992"/>
-  </w:num>
-  <w:num w:numId="1042">
-    <w:abstractNumId w:val="992"/>
-  </w:num>
-  <w:num w:numId="1043">
-    <w:abstractNumId w:val="992"/>
-  </w:num>
-  <w:num w:numId="1044">
-    <w:abstractNumId w:val="992"/>
-  </w:num>
-  <w:num w:numId="1045">
-    <w:abstractNumId w:val="991"/>
-  </w:num>
-  <w:num w:numId="1046">
     <w:abstractNumId w:val="99411"/>
     <w:lvlOverride w:ilvl="0">
       <w:startOverride w:val="1"/>
@@ -20378,16 +23140,28 @@
       <w:startOverride w:val="1"/>
     </w:lvlOverride>
   </w:num>
+  <w:num w:numId="1042">
+    <w:abstractNumId w:val="992"/>
+  </w:num>
+  <w:num w:numId="1043">
+    <w:abstractNumId w:val="992"/>
+  </w:num>
+  <w:num w:numId="1044">
+    <w:abstractNumId w:val="992"/>
+  </w:num>
+  <w:num w:numId="1045">
+    <w:abstractNumId w:val="992"/>
+  </w:num>
+  <w:num w:numId="1046">
+    <w:abstractNumId w:val="992"/>
+  </w:num>
   <w:num w:numId="1047">
-    <w:abstractNumId w:val="991"/>
+    <w:abstractNumId w:val="992"/>
   </w:num>
   <w:num w:numId="1048">
     <w:abstractNumId w:val="991"/>
   </w:num>
   <w:num w:numId="1049">
-    <w:abstractNumId w:val="991"/>
-  </w:num>
-  <w:num w:numId="1050">
     <w:abstractNumId w:val="99411"/>
     <w:lvlOverride w:ilvl="0">
       <w:startOverride w:val="1"/>
@@ -20416,6 +23190,9 @@
     <w:lvlOverride w:ilvl="8">
       <w:startOverride w:val="1"/>
     </w:lvlOverride>
+  </w:num>
+  <w:num w:numId="1050">
+    <w:abstractNumId w:val="991"/>
   </w:num>
   <w:num w:numId="1051">
     <w:abstractNumId w:val="99411"/>
@@ -20448,6 +23225,15 @@
     </w:lvlOverride>
   </w:num>
   <w:num w:numId="1052">
+    <w:abstractNumId w:val="991"/>
+  </w:num>
+  <w:num w:numId="1053">
+    <w:abstractNumId w:val="991"/>
+  </w:num>
+  <w:num w:numId="1054">
+    <w:abstractNumId w:val="991"/>
+  </w:num>
+  <w:num w:numId="1055">
     <w:abstractNumId w:val="99411"/>
     <w:lvlOverride w:ilvl="0">
       <w:startOverride w:val="1"/>
@@ -20477,7 +23263,7 @@
       <w:startOverride w:val="1"/>
     </w:lvlOverride>
   </w:num>
-  <w:num w:numId="1053">
+  <w:num w:numId="1056">
     <w:abstractNumId w:val="99411"/>
     <w:lvlOverride w:ilvl="0">
       <w:startOverride w:val="1"/>
@@ -20507,13 +23293,73 @@
       <w:startOverride w:val="1"/>
     </w:lvlOverride>
   </w:num>
-  <w:num w:numId="1054">
+  <w:num w:numId="1057">
+    <w:abstractNumId w:val="99411"/>
+    <w:lvlOverride w:ilvl="0">
+      <w:startOverride w:val="1"/>
+    </w:lvlOverride>
+    <w:lvlOverride w:ilvl="1">
+      <w:startOverride w:val="1"/>
+    </w:lvlOverride>
+    <w:lvlOverride w:ilvl="2">
+      <w:startOverride w:val="1"/>
+    </w:lvlOverride>
+    <w:lvlOverride w:ilvl="3">
+      <w:startOverride w:val="1"/>
+    </w:lvlOverride>
+    <w:lvlOverride w:ilvl="4">
+      <w:startOverride w:val="1"/>
+    </w:lvlOverride>
+    <w:lvlOverride w:ilvl="5">
+      <w:startOverride w:val="1"/>
+    </w:lvlOverride>
+    <w:lvlOverride w:ilvl="6">
+      <w:startOverride w:val="1"/>
+    </w:lvlOverride>
+    <w:lvlOverride w:ilvl="7">
+      <w:startOverride w:val="1"/>
+    </w:lvlOverride>
+    <w:lvlOverride w:ilvl="8">
+      <w:startOverride w:val="1"/>
+    </w:lvlOverride>
+  </w:num>
+  <w:num w:numId="1058">
+    <w:abstractNumId w:val="99411"/>
+    <w:lvlOverride w:ilvl="0">
+      <w:startOverride w:val="1"/>
+    </w:lvlOverride>
+    <w:lvlOverride w:ilvl="1">
+      <w:startOverride w:val="1"/>
+    </w:lvlOverride>
+    <w:lvlOverride w:ilvl="2">
+      <w:startOverride w:val="1"/>
+    </w:lvlOverride>
+    <w:lvlOverride w:ilvl="3">
+      <w:startOverride w:val="1"/>
+    </w:lvlOverride>
+    <w:lvlOverride w:ilvl="4">
+      <w:startOverride w:val="1"/>
+    </w:lvlOverride>
+    <w:lvlOverride w:ilvl="5">
+      <w:startOverride w:val="1"/>
+    </w:lvlOverride>
+    <w:lvlOverride w:ilvl="6">
+      <w:startOverride w:val="1"/>
+    </w:lvlOverride>
+    <w:lvlOverride w:ilvl="7">
+      <w:startOverride w:val="1"/>
+    </w:lvlOverride>
+    <w:lvlOverride w:ilvl="8">
+      <w:startOverride w:val="1"/>
+    </w:lvlOverride>
+  </w:num>
+  <w:num w:numId="1059">
     <w:abstractNumId w:val="991"/>
   </w:num>
-  <w:num w:numId="1055">
+  <w:num w:numId="1060">
     <w:abstractNumId w:val="991"/>
   </w:num>
-  <w:num w:numId="1056">
+  <w:num w:numId="1061">
     <w:abstractNumId w:val="991"/>
   </w:num>
 </w:numbering>

--- a/docs/handleiding/word/runbook_systeembeheer.docx
+++ b/docs/handleiding/word/runbook_systeembeheer.docx
@@ -827,7 +827,7 @@
           <w:rStyle w:val="VerbatimChar"/>
           <w:lang w:val="nl"/>
         </w:rPr>
-        <w:t xml:space="preserve">Sol-Admin</w:t>
+        <w:t xml:space="preserve">app-sol-admin</w:t>
       </w:r>
       <w:r>
         <w:rPr>
@@ -1867,7 +1867,7 @@
               <w:rPr>
                 <w:lang w:val="nl"/>
               </w:rPr>
-              <w:t xml:space="preserve">Overige uploads (logo, wervingspagina's, bijlagen)</w:t>
+              <w:t xml:space="preserve">Overige uploads (logo, landingspagina's, bijlagen)</w:t>
             </w:r>
           </w:p>
         </w:tc>
@@ -4308,7 +4308,7 @@
         <w:rPr>
           <w:lang w:val="nl"/>
         </w:rPr>
-        <w:t xml:space="preserve">(wervingspagina's),</w:t>
+        <w:t xml:space="preserve">(landingspagina's),</w:t>
       </w:r>
       <w:r>
         <w:rPr>
@@ -4543,7 +4543,7 @@
         <w:rPr>
           <w:lang w:val="nl"/>
         </w:rPr>
-        <w:t xml:space="preserve">en de wervingspagina's roepen</w:t>
+        <w:t xml:space="preserve">en de landingspagina's roepen</w:t>
       </w:r>
       <w:r>
         <w:rPr>
@@ -5127,7 +5127,7 @@
       </w:r>
     </w:p>
     <w:bookmarkEnd w:id="12"/>
-    <w:bookmarkStart w:id="13" w:name="uitrollen-naar-productie-checklist"/>
+    <w:bookmarkStart w:id="14" w:name="uitrollen-naar-productie-checklist"/>
     <w:p>
       <w:pPr>
         <w:pStyle w:val="Heading1"/>
@@ -6951,38 +6951,7 @@
         <w:rPr>
           <w:lang w:val="nl"/>
         </w:rPr>
-        <w:t xml:space="preserve">(eenmalig) Authentik: controleer de redirect-URI's en de groep</w:t>
-      </w:r>
-      <w:r>
-        <w:rPr>
-          <w:lang w:val="nl"/>
-        </w:rPr>
-        <w:t xml:space="preserve"> </w:t>
-      </w:r>
-      <w:r>
-        <w:rPr>
-          <w:rStyle w:val="VerbatimChar"/>
-          <w:lang w:val="nl"/>
-        </w:rPr>
-        <w:t xml:space="preserve">Sol-Penningmeester</w:t>
-      </w:r>
-      <w:r>
-        <w:rPr>
-          <w:lang w:val="nl"/>
-        </w:rPr>
-        <w:t xml:space="preserve">, en</w:t>
-      </w:r>
-      <w:r>
-        <w:rPr>
-          <w:lang w:val="nl"/>
-        </w:rPr>
-        <w:t xml:space="preserve"> </w:t>
-      </w:r>
-      <w:r>
-        <w:rPr>
-          <w:lang w:val="nl"/>
-        </w:rPr>
-        <w:t xml:space="preserve">controleer dat die groep bij</w:t>
+        <w:t xml:space="preserve">(eenmalig) Authentik: controleer de redirect-URI's en onder</w:t>
       </w:r>
       <w:r>
         <w:rPr>
@@ -6996,125 +6965,74 @@
           <w:bCs/>
           <w:lang w:val="nl"/>
         </w:rPr>
-        <w:t xml:space="preserve">Instellingen › Authentik</w:t>
-      </w:r>
-      <w:r>
-        <w:rPr>
-          <w:lang w:val="nl"/>
-        </w:rPr>
-        <w:t xml:space="preserve"> </w:t>
-      </w:r>
-      <w:r>
-        <w:rPr>
-          <w:lang w:val="nl"/>
-        </w:rPr>
-        <w:t xml:space="preserve">in de lijst met toegestane groepen</w:t>
-      </w:r>
-      <w:r>
-        <w:rPr>
-          <w:lang w:val="nl"/>
-        </w:rPr>
-        <w:t xml:space="preserve"> </w:t>
-      </w:r>
-      <w:r>
-        <w:rPr>
-          <w:lang w:val="nl"/>
-        </w:rPr>
-        <w:t xml:space="preserve">staat (standaard sinds 2.101; een eerder zelf aangepaste lijst blijft ongewijzigd). Kijk bij</w:t>
-      </w:r>
-      <w:r>
-        <w:rPr>
-          <w:lang w:val="nl"/>
-        </w:rPr>
-        <w:t xml:space="preserve"> </w:t>
-      </w:r>
-      <w:r>
-        <w:rPr>
-          <w:b/>
-          <w:bCs/>
-          <w:lang w:val="nl"/>
-        </w:rPr>
-        <w:t xml:space="preserve">Beheerders</w:t>
-      </w:r>
-      <w:r>
-        <w:rPr>
-          <w:lang w:val="nl"/>
-        </w:rPr>
-        <w:t xml:space="preserve"> </w:t>
-      </w:r>
-      <w:r>
-        <w:rPr>
-          <w:lang w:val="nl"/>
-        </w:rPr>
-        <w:t xml:space="preserve">of de penningmeester als Begeleider staat: vóór 2.101 werd die rol stil leeg</w:t>
-      </w:r>
-      <w:r>
-        <w:rPr>
-          <w:lang w:val="nl"/>
-        </w:rPr>
-        <w:t xml:space="preserve"> </w:t>
-      </w:r>
-      <w:r>
-        <w:rPr>
-          <w:lang w:val="nl"/>
-        </w:rPr>
-        <w:t xml:space="preserve">opgeslagen (de kolom was een ENUM), en</w:t>
-      </w:r>
-      <w:r>
-        <w:rPr>
-          <w:lang w:val="nl"/>
-        </w:rPr>
-        <w:t xml:space="preserve"> </w:t>
-      </w:r>
-      <w:r>
-        <w:rPr>
-          <w:rStyle w:val="VerbatimChar"/>
-          <w:lang w:val="nl"/>
-        </w:rPr>
-        <w:t xml:space="preserve">db_failsafe</w:t>
-      </w:r>
-      <w:r>
-        <w:rPr>
-          <w:lang w:val="nl"/>
-        </w:rPr>
-        <w:t xml:space="preserve"> </w:t>
-      </w:r>
-      <w:r>
-        <w:rPr>
-          <w:lang w:val="nl"/>
-        </w:rPr>
-        <w:t xml:space="preserve">zet een lege rol nu op</w:t>
-      </w:r>
-      <w:r>
-        <w:rPr>
-          <w:lang w:val="nl"/>
-        </w:rPr>
-        <w:t xml:space="preserve"> </w:t>
-      </w:r>
-      <w:r>
-        <w:rPr>
-          <w:rStyle w:val="VerbatimChar"/>
-          <w:lang w:val="nl"/>
-        </w:rPr>
-        <w:t xml:space="preserve">begeleider</w:t>
-      </w:r>
-      <w:r>
-        <w:rPr>
-          <w:lang w:val="nl"/>
-        </w:rPr>
-        <w:t xml:space="preserve">. Zet</w:t>
-      </w:r>
-      <w:r>
-        <w:rPr>
-          <w:lang w:val="nl"/>
-        </w:rPr>
-        <w:t xml:space="preserve"> </w:t>
-      </w:r>
-      <w:r>
-        <w:rPr>
-          <w:lang w:val="nl"/>
-        </w:rPr>
-        <w:t xml:space="preserve">de rol eenmalig goed. Zie</w:t>
+        <w:t xml:space="preserve">Rollen &amp; rechten</w:t>
+      </w:r>
+      <w:r>
+        <w:rPr>
+          <w:lang w:val="nl"/>
+        </w:rPr>
+        <w:t xml:space="preserve"> </w:t>
+      </w:r>
+      <w:r>
+        <w:rPr>
+          <w:lang w:val="nl"/>
+        </w:rPr>
+        <w:t xml:space="preserve">welke groep bij</w:t>
+      </w:r>
+      <w:r>
+        <w:rPr>
+          <w:lang w:val="nl"/>
+        </w:rPr>
+        <w:t xml:space="preserve"> </w:t>
+      </w:r>
+      <w:r>
+        <w:rPr>
+          <w:lang w:val="nl"/>
+        </w:rPr>
+        <w:t xml:space="preserve">elke rol hoort (sinds 2.132.0 standaard</w:t>
+      </w:r>
+      <w:r>
+        <w:rPr>
+          <w:lang w:val="nl"/>
+        </w:rPr>
+        <w:t xml:space="preserve"> </w:t>
+      </w:r>
+      <w:r>
+        <w:rPr>
+          <w:rStyle w:val="VerbatimChar"/>
+          <w:lang w:val="nl"/>
+        </w:rPr>
+        <w:t xml:space="preserve">app-sol-*</w:t>
+      </w:r>
+      <w:r>
+        <w:rPr>
+          <w:lang w:val="nl"/>
+        </w:rPr>
+        <w:t xml:space="preserve">, en de enige bron voor toegang). Meldt de</w:t>
+      </w:r>
+      <w:r>
+        <w:rPr>
+          <w:lang w:val="nl"/>
+        </w:rPr>
+        <w:t xml:space="preserve"> </w:t>
+      </w:r>
+      <w:r>
+        <w:rPr>
+          <w:lang w:val="nl"/>
+        </w:rPr>
+        <w:t xml:space="preserve">systeemcontrole groepen die "bij geen rol horen", koppel die dan eerst: wie alleen daarin zit,</w:t>
+      </w:r>
+      <w:r>
+        <w:rPr>
+          <w:lang w:val="nl"/>
+        </w:rPr>
+        <w:t xml:space="preserve"> </w:t>
+      </w:r>
+      <w:r>
+        <w:rPr>
+          <w:lang w:val="nl"/>
+        </w:rPr>
+        <w:t xml:space="preserve">komt anders niet meer binnen. Zie</w:t>
       </w:r>
       <w:r>
         <w:rPr>
@@ -7135,6 +7053,33 @@
         <w:rPr>
           <w:lang w:val="nl"/>
         </w:rPr>
+        <w:t xml:space="preserve"> </w:t>
+      </w:r>
+      <w:r>
+        <w:rPr>
+          <w:lang w:val="nl"/>
+        </w:rPr>
+        <w:t xml:space="preserve">en</w:t>
+      </w:r>
+      <w:r>
+        <w:rPr>
+          <w:lang w:val="nl"/>
+        </w:rPr>
+        <w:t xml:space="preserve"> </w:t>
+      </w:r>
+      <w:hyperlink r:id="rId13">
+        <w:r>
+          <w:rPr>
+            <w:rStyle w:val="Hyperlink"/>
+            <w:lang w:val="nl"/>
+          </w:rPr>
+          <w:t xml:space="preserve">authentik_groepen.md</w:t>
+        </w:r>
+      </w:hyperlink>
+      <w:r>
+        <w:rPr>
+          <w:lang w:val="nl"/>
+        </w:rPr>
         <w:t xml:space="preserve">.</w:t>
       </w:r>
     </w:p>
@@ -7616,8 +7561,8 @@
         <w:t xml:space="preserve">Kijk de volgende ochtend in Logboek › Fouten of er sinds de uitrol iets nieuws bij is.</w:t>
       </w:r>
     </w:p>
-    <w:bookmarkEnd w:id="13"/>
-    <w:bookmarkStart w:id="14" w:name="X7185ead72fe920e3a2a3a8a19e8685901353eb6"/>
+    <w:bookmarkEnd w:id="14"/>
+    <w:bookmarkStart w:id="15" w:name="X7185ead72fe920e3a2a3a8a19e8685901353eb6"/>
     <w:p>
       <w:pPr>
         <w:pStyle w:val="Heading1"/>
@@ -8050,7 +7995,7 @@
         <w:rPr>
           <w:lang w:val="nl"/>
         </w:rPr>
-        <w:t xml:space="preserve">ontwerpen van wervingspagina's (in</w:t>
+        <w:t xml:space="preserve">ontwerpen van landingspagina's (in</w:t>
       </w:r>
       <w:r>
         <w:rPr>
@@ -9519,8 +9464,8 @@
         <w:t xml:space="preserve">geanonimiseerd, maar aanmelddata, fases en aantallen zijn nog echt.</w:t>
       </w:r>
     </w:p>
-    <w:bookmarkEnd w:id="14"/>
-    <w:bookmarkStart w:id="15" w:name="nieuwe-server-installeren"/>
+    <w:bookmarkEnd w:id="15"/>
+    <w:bookmarkStart w:id="16" w:name="nieuwe-server-installeren"/>
     <w:p>
       <w:pPr>
         <w:pStyle w:val="Heading1"/>
@@ -10260,7 +10205,7 @@
           <w:rStyle w:val="VerbatimChar"/>
           <w:lang w:val="nl"/>
         </w:rPr>
-        <w:t xml:space="preserve">Sol-Admin</w:t>
+        <w:t xml:space="preserve">app-sol-admin</w:t>
       </w:r>
       <w:r>
         <w:rPr>
@@ -10510,8 +10455,8 @@
         <w:t xml:space="preserve">Alle andere mappen alleen-lezen is prima.</w:t>
       </w:r>
     </w:p>
-    <w:bookmarkEnd w:id="15"/>
-    <w:bookmarkStart w:id="17" w:name="configphp-alle-instellingen"/>
+    <w:bookmarkEnd w:id="16"/>
+    <w:bookmarkStart w:id="18" w:name="configphp-alle-instellingen"/>
     <w:p>
       <w:pPr>
         <w:pStyle w:val="Heading1"/>
@@ -12157,7 +12102,7 @@
         <w:t xml:space="preserve">, dan toont elke pagina "Systeem is nog niet ingesteld" (HTTP 503).</w:t>
       </w:r>
     </w:p>
-    <w:bookmarkStart w:id="16" w:name="kluissleutel-wisselen"/>
+    <w:bookmarkStart w:id="17" w:name="kluissleutel-wisselen"/>
     <w:p>
       <w:pPr>
         <w:pStyle w:val="Heading2"/>
@@ -13161,7 +13106,7 @@
         <w:rPr>
           <w:lang w:val="nl"/>
         </w:rPr>
-        <w:t xml:space="preserve">Formulieren op wervingspagina's die op het moment van wisselen open staan, kunnen één keer</w:t>
+        <w:t xml:space="preserve">Formulieren op landingspagina's die op het moment van wisselen open staan, kunnen één keer</w:t>
       </w:r>
       <w:r>
         <w:rPr>
@@ -13176,9 +13121,9 @@
         <w:t xml:space="preserve">worden geweigerd als hun beveiliging op de sleutel terugvalt; opnieuw versturen werkt.</w:t>
       </w:r>
     </w:p>
-    <w:bookmarkEnd w:id="16"/>
     <w:bookmarkEnd w:id="17"/>
-    <w:bookmarkStart w:id="18" w:name="geheimen-die-in-de-database-staan"/>
+    <w:bookmarkEnd w:id="18"/>
+    <w:bookmarkStart w:id="19" w:name="geheimen-die-in-de-database-staan"/>
     <w:p>
       <w:pPr>
         <w:pStyle w:val="Heading1"/>
@@ -13249,24 +13194,292 @@
         <w:rPr>
           <w:lang w:val="nl"/>
         </w:rPr>
-        <w:t xml:space="preserve">beheer in. Het beheer toont ze nooit terug, maar een database-export bevat ze wel: behandel</w:t>
-      </w:r>
-      <w:r>
-        <w:rPr>
-          <w:lang w:val="nl"/>
-        </w:rPr>
-        <w:t xml:space="preserve"> </w:t>
-      </w:r>
-      <w:r>
-        <w:rPr>
-          <w:lang w:val="nl"/>
-        </w:rPr>
-        <w:t xml:space="preserve">exports als geheim.</w:t>
+        <w:t xml:space="preserve">beheer in. Het beheer toont ze nooit terug. Wachtwoorden en API-sleutels staan sinds 2.130.0</w:t>
+      </w:r>
+      <w:r>
+        <w:rPr>
+          <w:lang w:val="nl"/>
+        </w:rPr>
+        <w:t xml:space="preserve"> </w:t>
+      </w:r>
+      <w:r>
+        <w:rPr>
+          <w:lang w:val="nl"/>
+        </w:rPr>
+        <w:t xml:space="preserve">versleuteld in de database (</w:t>
+      </w:r>
+      <w:r>
+        <w:rPr>
+          <w:rStyle w:val="VerbatimChar"/>
+          <w:lang w:val="nl"/>
+        </w:rPr>
+        <w:t xml:space="preserve">kluis:…</w:t>
+      </w:r>
+      <w:r>
+        <w:rPr>
+          <w:lang w:val="nl"/>
+        </w:rPr>
+        <w:t xml:space="preserve">, met</w:t>
+      </w:r>
+      <w:r>
+        <w:rPr>
+          <w:lang w:val="nl"/>
+        </w:rPr>
+        <w:t xml:space="preserve"> </w:t>
+      </w:r>
+      <w:r>
+        <w:rPr>
+          <w:rStyle w:val="VerbatimChar"/>
+          <w:lang w:val="nl"/>
+        </w:rPr>
+        <w:t xml:space="preserve">KLUIS_SLEUTEL</w:t>
+      </w:r>
+      <w:r>
+        <w:rPr>
+          <w:lang w:val="nl"/>
+        </w:rPr>
+        <w:t xml:space="preserve">); een export bevat ze dus niet</w:t>
+      </w:r>
+      <w:r>
+        <w:rPr>
+          <w:lang w:val="nl"/>
+        </w:rPr>
+        <w:t xml:space="preserve"> </w:t>
+      </w:r>
+      <w:r>
+        <w:rPr>
+          <w:lang w:val="nl"/>
+        </w:rPr>
+        <w:t xml:space="preserve">leesbaar. Behandel exports toch als geheim: ze bevatten persoonsgegevens.</w:t>
       </w:r>
     </w:p>
     <w:p>
       <w:pPr>
         <w:pStyle w:val="FirstParagraph"/>
+      </w:pPr>
+      <w:r>
+        <w:rPr>
+          <w:lang w:val="nl"/>
+        </w:rPr>
+        <w:t xml:space="preserve">Welke sleutels versleuteld worden:</w:t>
+      </w:r>
+      <w:r>
+        <w:rPr>
+          <w:lang w:val="nl"/>
+        </w:rPr>
+        <w:t xml:space="preserve"> </w:t>
+      </w:r>
+      <w:r>
+        <w:rPr>
+          <w:rStyle w:val="VerbatimChar"/>
+          <w:lang w:val="nl"/>
+        </w:rPr>
+        <w:t xml:space="preserve">smtp.pass</w:t>
+      </w:r>
+      <w:r>
+        <w:rPr>
+          <w:lang w:val="nl"/>
+        </w:rPr>
+        <w:t xml:space="preserve">,</w:t>
+      </w:r>
+      <w:r>
+        <w:rPr>
+          <w:lang w:val="nl"/>
+        </w:rPr>
+        <w:t xml:space="preserve"> </w:t>
+      </w:r>
+      <w:r>
+        <w:rPr>
+          <w:rStyle w:val="VerbatimChar"/>
+          <w:lang w:val="nl"/>
+        </w:rPr>
+        <w:t xml:space="preserve">ai.api_key</w:t>
+      </w:r>
+      <w:r>
+        <w:rPr>
+          <w:lang w:val="nl"/>
+        </w:rPr>
+        <w:t xml:space="preserve">,</w:t>
+      </w:r>
+      <w:r>
+        <w:rPr>
+          <w:lang w:val="nl"/>
+        </w:rPr>
+        <w:t xml:space="preserve"> </w:t>
+      </w:r>
+      <w:r>
+        <w:rPr>
+          <w:rStyle w:val="VerbatimChar"/>
+          <w:lang w:val="nl"/>
+        </w:rPr>
+        <w:t xml:space="preserve">authentik.api_token</w:t>
+      </w:r>
+      <w:r>
+        <w:rPr>
+          <w:lang w:val="nl"/>
+        </w:rPr>
+        <w:t xml:space="preserve">,</w:t>
+      </w:r>
+      <w:r>
+        <w:rPr>
+          <w:lang w:val="nl"/>
+        </w:rPr>
+        <w:t xml:space="preserve"> </w:t>
+      </w:r>
+      <w:r>
+        <w:rPr>
+          <w:rStyle w:val="VerbatimChar"/>
+          <w:lang w:val="nl"/>
+        </w:rPr>
+        <w:t xml:space="preserve">authentik.token</w:t>
+      </w:r>
+      <w:r>
+        <w:rPr>
+          <w:lang w:val="nl"/>
+        </w:rPr>
+        <w:t xml:space="preserve">,</w:t>
+      </w:r>
+      <w:r>
+        <w:rPr>
+          <w:lang w:val="nl"/>
+        </w:rPr>
+        <w:t xml:space="preserve"> </w:t>
+      </w:r>
+      <w:r>
+        <w:rPr>
+          <w:rStyle w:val="VerbatimChar"/>
+          <w:lang w:val="nl"/>
+        </w:rPr>
+        <w:t xml:space="preserve">sms.http_token</w:t>
+      </w:r>
+      <w:r>
+        <w:rPr>
+          <w:lang w:val="nl"/>
+        </w:rPr>
+        <w:t xml:space="preserve">,</w:t>
+      </w:r>
+      <w:r>
+        <w:rPr>
+          <w:lang w:val="nl"/>
+        </w:rPr>
+        <w:t xml:space="preserve"> </w:t>
+      </w:r>
+      <w:r>
+        <w:rPr>
+          <w:rStyle w:val="VerbatimChar"/>
+          <w:lang w:val="nl"/>
+        </w:rPr>
+        <w:t xml:space="preserve">sms.easysendsms_key</w:t>
+      </w:r>
+      <w:r>
+        <w:rPr>
+          <w:lang w:val="nl"/>
+        </w:rPr>
+        <w:t xml:space="preserve">,</w:t>
+      </w:r>
+      <w:r>
+        <w:rPr>
+          <w:lang w:val="nl"/>
+        </w:rPr>
+        <w:t xml:space="preserve"> </w:t>
+      </w:r>
+      <w:r>
+        <w:rPr>
+          <w:rStyle w:val="VerbatimChar"/>
+          <w:lang w:val="nl"/>
+        </w:rPr>
+        <w:t xml:space="preserve">sms.messagebird_key</w:t>
+      </w:r>
+      <w:r>
+        <w:rPr>
+          <w:lang w:val="nl"/>
+        </w:rPr>
+        <w:t xml:space="preserve"> </w:t>
+      </w:r>
+      <w:r>
+        <w:rPr>
+          <w:lang w:val="nl"/>
+        </w:rPr>
+        <w:t xml:space="preserve">en</w:t>
+      </w:r>
+      <w:r>
+        <w:rPr>
+          <w:lang w:val="nl"/>
+        </w:rPr>
+        <w:t xml:space="preserve"> </w:t>
+      </w:r>
+      <w:r>
+        <w:rPr>
+          <w:rStyle w:val="VerbatimChar"/>
+          <w:lang w:val="nl"/>
+        </w:rPr>
+        <w:t xml:space="preserve">wa.api_sleutel</w:t>
+      </w:r>
+      <w:r>
+        <w:rPr>
+          <w:lang w:val="nl"/>
+        </w:rPr>
+        <w:t xml:space="preserve"> </w:t>
+      </w:r>
+      <w:r>
+        <w:rPr>
+          <w:lang w:val="nl"/>
+        </w:rPr>
+        <w:t xml:space="preserve">(</w:t>
+      </w:r>
+      <w:r>
+        <w:rPr>
+          <w:rStyle w:val="VerbatimChar"/>
+          <w:lang w:val="nl"/>
+        </w:rPr>
+        <w:t xml:space="preserve">instellingen_geheime_sleutels()</w:t>
+      </w:r>
+      <w:r>
+        <w:rPr>
+          <w:lang w:val="nl"/>
+        </w:rPr>
+        <w:t xml:space="preserve">). Een oude, nog leesbare waarde wordt bij de eerste</w:t>
+      </w:r>
+      <w:r>
+        <w:rPr>
+          <w:lang w:val="nl"/>
+        </w:rPr>
+        <w:t xml:space="preserve"> </w:t>
+      </w:r>
+      <w:r>
+        <w:rPr>
+          <w:lang w:val="nl"/>
+        </w:rPr>
+        <w:t xml:space="preserve">keer lezen vanzelf versleuteld. Bij het wisselen van de kluissleutel gaan ze mee (bron "Wachtwoorden en</w:t>
+      </w:r>
+      <w:r>
+        <w:rPr>
+          <w:lang w:val="nl"/>
+        </w:rPr>
+        <w:t xml:space="preserve"> </w:t>
+      </w:r>
+      <w:r>
+        <w:rPr>
+          <w:lang w:val="nl"/>
+        </w:rPr>
+        <w:t xml:space="preserve">sleutels van koppelingen" op het kluisscherm). Werkt de kluis niet, dan blijven de koppelingen werken</w:t>
+      </w:r>
+      <w:r>
+        <w:rPr>
+          <w:lang w:val="nl"/>
+        </w:rPr>
+        <w:t xml:space="preserve"> </w:t>
+      </w:r>
+      <w:r>
+        <w:rPr>
+          <w:lang w:val="nl"/>
+        </w:rPr>
+        <w:t xml:space="preserve">met een leesbare waarde en meldt de systeemcontrole het.</w:t>
+      </w:r>
+    </w:p>
+    <w:p>
+      <w:pPr>
+        <w:pStyle w:val="BodyText"/>
       </w:pPr>
       <w:r>
         <w:rPr>
@@ -13773,25 +13986,6 @@
               </w:rPr>
               <w:t xml:space="preserve">authentik.token</w:t>
             </w:r>
-            <w:r>
-              <w:rPr>
-                <w:lang w:val="nl"/>
-              </w:rPr>
-              <w:t xml:space="preserve">,</w:t>
-            </w:r>
-            <w:r>
-              <w:rPr>
-                <w:lang w:val="nl"/>
-              </w:rPr>
-              <w:t xml:space="preserve"> </w:t>
-            </w:r>
-            <w:r>
-              <w:rPr>
-                <w:rStyle w:val="VerbatimChar"/>
-                <w:lang w:val="nl"/>
-              </w:rPr>
-              <w:t xml:space="preserve">authentik.admin_groepen</w:t>
-            </w:r>
           </w:p>
         </w:tc>
         <w:tc>
@@ -13818,7 +14012,7 @@
               <w:rPr>
                 <w:lang w:val="nl"/>
               </w:rPr>
-              <w:t xml:space="preserve">Portaal-SSO, competentie-sync en de groepen die het beheer in mogen</w:t>
+              <w:t xml:space="preserve">Portaal-SSO en competentie-sync (wie het beheer in mag: Rollen &amp; rechten)</w:t>
             </w:r>
           </w:p>
         </w:tc>
@@ -14043,8 +14237,8 @@
         <w:t xml:space="preserve">Plesk-taak. Doe dat ook als iemand met toegang tot Plesk vertrekt.</w:t>
       </w:r>
     </w:p>
-    <w:bookmarkEnd w:id="18"/>
-    <w:bookmarkStart w:id="20" w:name="cron"/>
+    <w:bookmarkEnd w:id="19"/>
+    <w:bookmarkStart w:id="21" w:name="cron"/>
     <w:p>
       <w:pPr>
         <w:pStyle w:val="Heading1"/>
@@ -14709,7 +14903,7 @@
         <w:t xml:space="preserve">langer dan zes keer (minimaal een half uur, dag: zes dagen) een fout.</w:t>
       </w:r>
     </w:p>
-    <w:bookmarkStart w:id="19" w:name="uptime-monitor"/>
+    <w:bookmarkStart w:id="20" w:name="uptime-monitor"/>
     <w:p>
       <w:pPr>
         <w:pStyle w:val="Heading2"/>
@@ -15287,9 +15481,9 @@
         <w:t xml:space="preserve">storing. Laat de monitor alarmeren naar ten minste twee mensen.</w:t>
       </w:r>
     </w:p>
-    <w:bookmarkEnd w:id="19"/>
     <w:bookmarkEnd w:id="20"/>
-    <w:bookmarkStart w:id="21" w:name="authentik-sso"/>
+    <w:bookmarkEnd w:id="21"/>
+    <w:bookmarkStart w:id="22" w:name="authentik-sso"/>
     <w:p>
       <w:pPr>
         <w:pStyle w:val="Heading1"/>
@@ -15529,7 +15723,7 @@
           <w:rStyle w:val="VerbatimChar"/>
           <w:lang w:val="nl"/>
         </w:rPr>
-        <w:t xml:space="preserve">Sol-Admin</w:t>
+        <w:t xml:space="preserve">app-sol-admin</w:t>
       </w:r>
       <w:r>
         <w:rPr>
@@ -15554,7 +15748,7 @@
           <w:rStyle w:val="VerbatimChar"/>
           <w:lang w:val="nl"/>
         </w:rPr>
-        <w:t xml:space="preserve">Bestuur</w:t>
+        <w:t xml:space="preserve">app-sol-bestuur</w:t>
       </w:r>
       <w:r>
         <w:rPr>
@@ -15579,7 +15773,7 @@
           <w:rStyle w:val="VerbatimChar"/>
           <w:lang w:val="nl"/>
         </w:rPr>
-        <w:t xml:space="preserve">Sol-Penningmeester</w:t>
+        <w:t xml:space="preserve">app-sol-penningmeester</w:t>
       </w:r>
       <w:r>
         <w:rPr>
@@ -15604,31 +15798,77 @@
           <w:rStyle w:val="VerbatimChar"/>
           <w:lang w:val="nl"/>
         </w:rPr>
-        <w:t xml:space="preserve">Sol-Begeleider</w:t>
-      </w:r>
-      <w:r>
-        <w:rPr>
-          <w:lang w:val="nl"/>
-        </w:rPr>
-        <w:t xml:space="preserve"> </w:t>
-      </w:r>
-      <w:r>
-        <w:rPr>
-          <w:lang w:val="nl"/>
-        </w:rPr>
-        <w:t xml:space="preserve">(rol begeleider: selectiedag en dekking lezen). Welke groep bij welke rol hoort</w:t>
-      </w:r>
-      <w:r>
-        <w:rPr>
-          <w:lang w:val="nl"/>
-        </w:rPr>
-        <w:t xml:space="preserve"> </w:t>
-      </w:r>
-      <w:r>
-        <w:rPr>
-          <w:lang w:val="nl"/>
-        </w:rPr>
-        <w:t xml:space="preserve">en wat een rol mag, pas je aan in Beheer › Rollen &amp; rechten.</w:t>
+        <w:t xml:space="preserve">app-sol-begeleider</w:t>
+      </w:r>
+      <w:r>
+        <w:rPr>
+          <w:lang w:val="nl"/>
+        </w:rPr>
+        <w:t xml:space="preserve"> </w:t>
+      </w:r>
+      <w:r>
+        <w:rPr>
+          <w:lang w:val="nl"/>
+        </w:rPr>
+        <w:t xml:space="preserve">(rol begeleider: selectiedag en dekking lezen). Welke groep bij welke rol</w:t>
+      </w:r>
+      <w:r>
+        <w:rPr>
+          <w:lang w:val="nl"/>
+        </w:rPr>
+        <w:t xml:space="preserve"> </w:t>
+      </w:r>
+      <w:r>
+        <w:rPr>
+          <w:lang w:val="nl"/>
+        </w:rPr>
+        <w:t xml:space="preserve">hoort en wat een rol mag, pas je aan in Beheer › Rollen &amp; rechten. Het groepenmodel van de</w:t>
+      </w:r>
+      <w:r>
+        <w:rPr>
+          <w:lang w:val="nl"/>
+        </w:rPr>
+        <w:t xml:space="preserve"> </w:t>
+      </w:r>
+      <w:r>
+        <w:rPr>
+          <w:lang w:val="nl"/>
+        </w:rPr>
+        <w:t xml:space="preserve">vereniging, de testgroepen (</w:t>
+      </w:r>
+      <w:r>
+        <w:rPr>
+          <w:rStyle w:val="VerbatimChar"/>
+          <w:lang w:val="nl"/>
+        </w:rPr>
+        <w:t xml:space="preserve">app-soltest-*</w:t>
+      </w:r>
+      <w:r>
+        <w:rPr>
+          <w:lang w:val="nl"/>
+        </w:rPr>
+        <w:t xml:space="preserve">) en de afvinklijst voor Authentik staan in</w:t>
+      </w:r>
+      <w:r>
+        <w:rPr>
+          <w:lang w:val="nl"/>
+        </w:rPr>
+        <w:t xml:space="preserve"> </w:t>
+      </w:r>
+      <w:hyperlink r:id="rId13">
+        <w:r>
+          <w:rPr>
+            <w:rStyle w:val="Hyperlink"/>
+            <w:lang w:val="nl"/>
+          </w:rPr>
+          <w:t xml:space="preserve">authentik_groepen.md</w:t>
+        </w:r>
+      </w:hyperlink>
+      <w:r>
+        <w:rPr>
+          <w:lang w:val="nl"/>
+        </w:rPr>
+        <w:t xml:space="preserve">.</w:t>
       </w:r>
     </w:p>
     <w:p>
@@ -15645,31 +15885,25 @@
           <w:bCs/>
           <w:lang w:val="nl"/>
         </w:rPr>
-        <w:t xml:space="preserve">Toegestane groepen:</w:t>
-      </w:r>
-      <w:r>
-        <w:rPr>
-          <w:lang w:val="nl"/>
-        </w:rPr>
-        <w:t xml:space="preserve"> </w:t>
-      </w:r>
-      <w:r>
-        <w:rPr>
-          <w:lang w:val="nl"/>
-        </w:rPr>
-        <w:t xml:space="preserve">Instellingen › Authentik, veld met groepen die het beheer in mogen</w:t>
-      </w:r>
-      <w:r>
-        <w:rPr>
-          <w:lang w:val="nl"/>
-        </w:rPr>
-        <w:t xml:space="preserve"> </w:t>
-      </w:r>
-      <w:r>
-        <w:rPr>
-          <w:lang w:val="nl"/>
-        </w:rPr>
-        <w:t xml:space="preserve">(</w:t>
+        <w:t xml:space="preserve">Die koppeling is de enige bron voor toegang</w:t>
+      </w:r>
+      <w:r>
+        <w:rPr>
+          <w:lang w:val="nl"/>
+        </w:rPr>
+        <w:t xml:space="preserve"> </w:t>
+      </w:r>
+      <w:r>
+        <w:rPr>
+          <w:lang w:val="nl"/>
+        </w:rPr>
+        <w:t xml:space="preserve">(sinds 2.132.0; de oude lijst</w:t>
+      </w:r>
+      <w:r>
+        <w:rPr>
+          <w:lang w:val="nl"/>
+        </w:rPr>
+        <w:t xml:space="preserve"> </w:t>
       </w:r>
       <w:r>
         <w:rPr>
@@ -15682,38 +15916,81 @@
         <w:rPr>
           <w:lang w:val="nl"/>
         </w:rPr>
-        <w:t xml:space="preserve">, standaard</w:t>
-      </w:r>
-      <w:r>
-        <w:rPr>
-          <w:lang w:val="nl"/>
-        </w:rPr>
-        <w:t xml:space="preserve"> </w:t>
-      </w:r>
-      <w:r>
-        <w:rPr>
-          <w:rStyle w:val="VerbatimChar"/>
-          <w:lang w:val="nl"/>
-        </w:rPr>
-        <w:t xml:space="preserve">Bestuur,Sol-Admin,Sol-Begeleider,Sol-Penningmeester</w:t>
-      </w:r>
-      <w:r>
-        <w:rPr>
-          <w:lang w:val="nl"/>
-        </w:rPr>
-        <w:t xml:space="preserve">).</w:t>
-      </w:r>
-      <w:r>
-        <w:rPr>
-          <w:lang w:val="nl"/>
-        </w:rPr>
-        <w:t xml:space="preserve"> </w:t>
-      </w:r>
-      <w:r>
-        <w:rPr>
-          <w:lang w:val="nl"/>
-        </w:rPr>
-        <w:t xml:space="preserve">Stond daar nog de oude standaardwaarde zonder</w:t>
+        <w:t xml:space="preserve"> </w:t>
+      </w:r>
+      <w:r>
+        <w:rPr>
+          <w:lang w:val="nl"/>
+        </w:rPr>
+        <w:t xml:space="preserve">wordt niet meer gebruikt). Geen gekoppelde groep = geen toegang via</w:t>
+      </w:r>
+      <w:r>
+        <w:rPr>
+          <w:lang w:val="nl"/>
+        </w:rPr>
+        <w:t xml:space="preserve"> </w:t>
+      </w:r>
+      <w:r>
+        <w:rPr>
+          <w:lang w:val="nl"/>
+        </w:rPr>
+        <w:t xml:space="preserve">SSO, ook voor een bestaand account. De poging komt in het logboek als "Inloggen via Authentik</w:t>
+      </w:r>
+      <w:r>
+        <w:rPr>
+          <w:lang w:val="nl"/>
+        </w:rPr>
+        <w:t xml:space="preserve"> </w:t>
+      </w:r>
+      <w:r>
+        <w:rPr>
+          <w:lang w:val="nl"/>
+        </w:rPr>
+        <w:t xml:space="preserve">geweigerd". Met meerdere gekoppelde groepen tellen de rechten op. Groepsnamen moeten exact kloppen</w:t>
+      </w:r>
+      <w:r>
+        <w:rPr>
+          <w:lang w:val="nl"/>
+        </w:rPr>
+        <w:t xml:space="preserve"> </w:t>
+      </w:r>
+      <w:r>
+        <w:rPr>
+          <w:lang w:val="nl"/>
+        </w:rPr>
+        <w:t xml:space="preserve">(hoofdletters maken niet uit). Stonden rollen nog op de oude standaardnamen (</w:t>
+      </w:r>
+      <w:r>
+        <w:rPr>
+          <w:rStyle w:val="VerbatimChar"/>
+          <w:lang w:val="nl"/>
+        </w:rPr>
+        <w:t xml:space="preserve">Sol-Admin</w:t>
+      </w:r>
+      <w:r>
+        <w:rPr>
+          <w:lang w:val="nl"/>
+        </w:rPr>
+        <w:t xml:space="preserve">,</w:t>
+      </w:r>
+      <w:r>
+        <w:rPr>
+          <w:lang w:val="nl"/>
+        </w:rPr>
+        <w:t xml:space="preserve"> </w:t>
+      </w:r>
+      <w:r>
+        <w:rPr>
+          <w:rStyle w:val="VerbatimChar"/>
+          <w:lang w:val="nl"/>
+        </w:rPr>
+        <w:t xml:space="preserve">Bestuur</w:t>
+      </w:r>
+      <w:r>
+        <w:rPr>
+          <w:lang w:val="nl"/>
+        </w:rPr>
+        <w:t xml:space="preserve">,</w:t>
       </w:r>
       <w:r>
         <w:rPr>
@@ -15732,153 +16009,69 @@
         <w:rPr>
           <w:lang w:val="nl"/>
         </w:rPr>
-        <w:t xml:space="preserve">, dan werkt het systeem die</w:t>
-      </w:r>
-      <w:r>
-        <w:rPr>
-          <w:lang w:val="nl"/>
-        </w:rPr>
-        <w:t xml:space="preserve"> </w:t>
-      </w:r>
-      <w:r>
-        <w:rPr>
-          <w:lang w:val="nl"/>
-        </w:rPr>
-        <w:t xml:space="preserve">vanzelf bij; een eigen waarde blijft staan zoals die was. De groepsnamen moeten exact kloppen</w:t>
-      </w:r>
-      <w:r>
-        <w:rPr>
-          <w:lang w:val="nl"/>
-        </w:rPr>
-        <w:t xml:space="preserve"> </w:t>
-      </w:r>
-      <w:r>
-        <w:rPr>
-          <w:lang w:val="nl"/>
-        </w:rPr>
-        <w:t xml:space="preserve">(hoofdletters maken niet uit):</w:t>
-      </w:r>
-      <w:r>
-        <w:rPr>
-          <w:lang w:val="nl"/>
-        </w:rPr>
-        <w:t xml:space="preserve"> </w:t>
-      </w:r>
-      <w:r>
-        <w:rPr>
-          <w:rStyle w:val="VerbatimChar"/>
-          <w:lang w:val="nl"/>
-        </w:rPr>
-        <w:t xml:space="preserve">oud-bestuur</w:t>
-      </w:r>
-      <w:r>
-        <w:rPr>
-          <w:lang w:val="nl"/>
-        </w:rPr>
-        <w:t xml:space="preserve"> </w:t>
-      </w:r>
-      <w:r>
-        <w:rPr>
-          <w:lang w:val="nl"/>
-        </w:rPr>
-        <w:t xml:space="preserve">telt niet als</w:t>
-      </w:r>
-      <w:r>
-        <w:rPr>
-          <w:lang w:val="nl"/>
-        </w:rPr>
-        <w:t xml:space="preserve"> </w:t>
-      </w:r>
-      <w:r>
-        <w:rPr>
-          <w:rStyle w:val="VerbatimChar"/>
-          <w:lang w:val="nl"/>
-        </w:rPr>
-        <w:t xml:space="preserve">Bestuur</w:t>
-      </w:r>
-      <w:r>
-        <w:rPr>
-          <w:lang w:val="nl"/>
-        </w:rPr>
-        <w:t xml:space="preserve">.</w:t>
-      </w:r>
-    </w:p>
-    <w:p>
-      <w:pPr>
-        <w:pStyle w:val="Compact"/>
-        <w:numPr>
-          <w:ilvl w:val="0"/>
-          <w:numId w:val="1047"/>
-        </w:numPr>
-      </w:pPr>
-      <w:r>
-        <w:rPr>
-          <w:b/>
-          <w:bCs/>
-          <w:lang w:val="nl"/>
-        </w:rPr>
-        <w:t xml:space="preserve">Geen toegestane groep = geen toegang via SSO</w:t>
-      </w:r>
-      <w:r>
-        <w:rPr>
-          <w:lang w:val="nl"/>
-        </w:rPr>
-        <w:t xml:space="preserve">, ook voor een bestaand account. De poging komt</w:t>
-      </w:r>
-      <w:r>
-        <w:rPr>
-          <w:lang w:val="nl"/>
-        </w:rPr>
-        <w:t xml:space="preserve"> </w:t>
-      </w:r>
-      <w:r>
-        <w:rPr>
-          <w:lang w:val="nl"/>
-        </w:rPr>
-        <w:t xml:space="preserve">in het logboek als "Inloggen via Authentik geweigerd (geen toegestane groep)". Zit iemand wel in</w:t>
-      </w:r>
-      <w:r>
-        <w:rPr>
-          <w:lang w:val="nl"/>
-        </w:rPr>
-        <w:t xml:space="preserve"> </w:t>
-      </w:r>
-      <w:r>
-        <w:rPr>
-          <w:lang w:val="nl"/>
-        </w:rPr>
-        <w:t xml:space="preserve">een toegestane groep die aan geen rol gekoppeld is, dan blijft de rol die een admin koos; een</w:t>
-      </w:r>
-      <w:r>
-        <w:rPr>
-          <w:lang w:val="nl"/>
-        </w:rPr>
-        <w:t xml:space="preserve"> </w:t>
-      </w:r>
-      <w:r>
-        <w:rPr>
-          <w:lang w:val="nl"/>
-        </w:rPr>
-        <w:t xml:space="preserve">nieuw account krijgt dan de rol</w:t>
-      </w:r>
-      <w:r>
-        <w:rPr>
-          <w:lang w:val="nl"/>
-        </w:rPr>
-        <w:t xml:space="preserve"> </w:t>
-      </w:r>
-      <w:r>
-        <w:rPr>
-          <w:rStyle w:val="VerbatimChar"/>
-          <w:lang w:val="nl"/>
-        </w:rPr>
-        <w:t xml:space="preserve">begeleider</w:t>
-      </w:r>
-      <w:r>
-        <w:rPr>
-          <w:lang w:val="nl"/>
-        </w:rPr>
-        <w:t xml:space="preserve">.</w:t>
+        <w:t xml:space="preserve">,</w:t>
+      </w:r>
+      <w:r>
+        <w:rPr>
+          <w:lang w:val="nl"/>
+        </w:rPr>
+        <w:t xml:space="preserve"> </w:t>
+      </w:r>
+      <w:r>
+        <w:rPr>
+          <w:rStyle w:val="VerbatimChar"/>
+          <w:lang w:val="nl"/>
+        </w:rPr>
+        <w:t xml:space="preserve">Sol-Begeleider</w:t>
+      </w:r>
+      <w:r>
+        <w:rPr>
+          <w:lang w:val="nl"/>
+        </w:rPr>
+        <w:t xml:space="preserve">), dan zet de update die om naar</w:t>
+      </w:r>
+      <w:r>
+        <w:rPr>
+          <w:lang w:val="nl"/>
+        </w:rPr>
+        <w:t xml:space="preserve"> </w:t>
+      </w:r>
+      <w:r>
+        <w:rPr>
+          <w:rStyle w:val="VerbatimChar"/>
+          <w:lang w:val="nl"/>
+        </w:rPr>
+        <w:t xml:space="preserve">app-sol-*</w:t>
+      </w:r>
+      <w:r>
+        <w:rPr>
+          <w:lang w:val="nl"/>
+        </w:rPr>
+        <w:t xml:space="preserve">;</w:t>
+      </w:r>
+      <w:r>
+        <w:rPr>
+          <w:lang w:val="nl"/>
+        </w:rPr>
+        <w:t xml:space="preserve"> </w:t>
+      </w:r>
+      <w:r>
+        <w:rPr>
+          <w:lang w:val="nl"/>
+        </w:rPr>
+        <w:t xml:space="preserve">een zelf gekozen groep blijft staan. Groepen die in de oude lijst stonden maar bij geen rol horen,</w:t>
+      </w:r>
+      <w:r>
+        <w:rPr>
+          <w:lang w:val="nl"/>
+        </w:rPr>
+        <w:t xml:space="preserve"> </w:t>
+      </w:r>
+      <w:r>
+        <w:rPr>
+          <w:lang w:val="nl"/>
+        </w:rPr>
+        <w:t xml:space="preserve">meldt de systeemcontrole.</w:t>
       </w:r>
     </w:p>
     <w:p>
@@ -16088,8 +16281,8 @@
         <w:t xml:space="preserve">).</w:t>
       </w:r>
     </w:p>
-    <w:bookmarkEnd w:id="21"/>
-    <w:bookmarkStart w:id="22" w:name="toegangsbeheer"/>
+    <w:bookmarkEnd w:id="22"/>
+    <w:bookmarkStart w:id="23" w:name="toegangsbeheer"/>
     <w:p>
       <w:pPr>
         <w:pStyle w:val="Heading1"/>
@@ -16123,7 +16316,7 @@
         <w:rPr>
           <w:lang w:val="nl"/>
         </w:rPr>
-        <w:t xml:space="preserve">Toegang loopt via Authentik-groepen: uit alle toegestane groepen halen trekt de</w:t>
+        <w:t xml:space="preserve">Toegang loopt via Authentik-groepen: uit alle aan een rol gekoppelde groepen halen trekt de</w:t>
       </w:r>
       <w:r>
         <w:rPr>
@@ -16588,6 +16781,67 @@
         </w:rPr>
         <w:t xml:space="preserve">Wie heeft de module Documenten (BSN, IBAN, ID)? Standaard alleen penningmeester en admin.</w:t>
       </w:r>
+      <w:r>
+        <w:rPr>
+          <w:lang w:val="nl"/>
+        </w:rPr>
+        <w:t xml:space="preserve"> </w:t>
+      </w:r>
+      <w:r>
+        <w:rPr>
+          <w:lang w:val="nl"/>
+        </w:rPr>
+        <w:t xml:space="preserve">De inhoud openen kan alleen een rol die het recht zelf heeft (de penningmeester); de admin-rol</w:t>
+      </w:r>
+      <w:r>
+        <w:rPr>
+          <w:lang w:val="nl"/>
+        </w:rPr>
+        <w:t xml:space="preserve"> </w:t>
+      </w:r>
+      <w:r>
+        <w:rPr>
+          <w:lang w:val="nl"/>
+        </w:rPr>
+        <w:t xml:space="preserve">telt daarvoor niet. Staat er een admin in</w:t>
+      </w:r>
+      <w:r>
+        <w:rPr>
+          <w:lang w:val="nl"/>
+        </w:rPr>
+        <w:t xml:space="preserve"> </w:t>
+      </w:r>
+      <w:r>
+        <w:rPr>
+          <w:rStyle w:val="VerbatimChar"/>
+          <w:lang w:val="nl"/>
+        </w:rPr>
+        <w:t xml:space="preserve">app-sol-penningmeester</w:t>
+      </w:r>
+      <w:r>
+        <w:rPr>
+          <w:lang w:val="nl"/>
+        </w:rPr>
+        <w:t xml:space="preserve"> </w:t>
+      </w:r>
+      <w:r>
+        <w:rPr>
+          <w:lang w:val="nl"/>
+        </w:rPr>
+        <w:t xml:space="preserve">die geen penningmeester is?</w:t>
+      </w:r>
+      <w:r>
+        <w:rPr>
+          <w:lang w:val="nl"/>
+        </w:rPr>
+        <w:t xml:space="preserve"> </w:t>
+      </w:r>
+      <w:r>
+        <w:rPr>
+          <w:lang w:val="nl"/>
+        </w:rPr>
+        <w:t xml:space="preserve">Dat is een noodgreep; haal die weer weg.</w:t>
+      </w:r>
     </w:p>
     <w:p>
       <w:pPr>
@@ -16601,19 +16855,47 @@
         <w:rPr>
           <w:lang w:val="nl"/>
         </w:rPr>
-        <w:t xml:space="preserve">Staat de penningmeester (of iemand met een eigen rol) in Beheerders als Begeleider? Dat is</w:t>
-      </w:r>
-      <w:r>
-        <w:rPr>
-          <w:lang w:val="nl"/>
-        </w:rPr>
-        <w:t xml:space="preserve"> </w:t>
-      </w:r>
-      <w:r>
-        <w:rPr>
-          <w:lang w:val="nl"/>
-        </w:rPr>
-        <w:t xml:space="preserve">een restant van vóór 2.101; zet de rol goed.</w:t>
+        <w:t xml:space="preserve">Wie zit er in de</w:t>
+      </w:r>
+      <w:r>
+        <w:rPr>
+          <w:lang w:val="nl"/>
+        </w:rPr>
+        <w:t xml:space="preserve"> </w:t>
+      </w:r>
+      <w:r>
+        <w:rPr>
+          <w:rStyle w:val="VerbatimChar"/>
+          <w:lang w:val="nl"/>
+        </w:rPr>
+        <w:t xml:space="preserve">app-sol-*</w:t>
+      </w:r>
+      <w:r>
+        <w:rPr>
+          <w:lang w:val="nl"/>
+        </w:rPr>
+        <w:t xml:space="preserve">-groepen in Authentik? Klopt dat met de functies? Zie</w:t>
+      </w:r>
+      <w:r>
+        <w:rPr>
+          <w:lang w:val="nl"/>
+        </w:rPr>
+        <w:t xml:space="preserve"> </w:t>
+      </w:r>
+      <w:hyperlink r:id="rId13">
+        <w:r>
+          <w:rPr>
+            <w:rStyle w:val="Hyperlink"/>
+            <w:lang w:val="nl"/>
+          </w:rPr>
+          <w:t xml:space="preserve">authentik_groepen.md</w:t>
+        </w:r>
+      </w:hyperlink>
+      <w:r>
+        <w:rPr>
+          <w:lang w:val="nl"/>
+        </w:rPr>
+        <w:t xml:space="preserve">.</w:t>
       </w:r>
     </w:p>
     <w:p>
@@ -17948,8 +18230,8 @@
         <w:t xml:space="preserve">in phpMyAdmin. Sollicitanten loggen daarna gewoon opnieuw in met een code.</w:t>
       </w:r>
     </w:p>
-    <w:bookmarkEnd w:id="22"/>
-    <w:bookmarkStart w:id="23" w:name="wordpress-plugin"/>
+    <w:bookmarkEnd w:id="23"/>
+    <w:bookmarkStart w:id="24" w:name="wordpress-plugin"/>
     <w:p>
       <w:pPr>
         <w:pStyle w:val="Heading1"/>
@@ -18813,8 +19095,8 @@
         <w:t xml:space="preserve">WordPress-instellingen open hebt, en test direct.</w:t>
       </w:r>
     </w:p>
-    <w:bookmarkEnd w:id="23"/>
-    <w:bookmarkStart w:id="24" w:name="bewaartermijnen-en-privacy"/>
+    <w:bookmarkEnd w:id="24"/>
+    <w:bookmarkStart w:id="25" w:name="bewaartermijnen-en-privacy"/>
     <w:p>
       <w:pPr>
         <w:pStyle w:val="Heading1"/>
@@ -19109,7 +19391,7 @@
         <w:rPr>
           <w:lang w:val="nl"/>
         </w:rPr>
-        <w:t xml:space="preserve">. Een oud-lifeguard wordt pas geanonimiseerd als die</w:t>
+        <w:t xml:space="preserve">. Een oud-strandwacht wordt pas geanonimiseerd als die</w:t>
       </w:r>
       <w:r>
         <w:rPr>
@@ -19363,7 +19645,7 @@
               <w:rPr>
                 <w:lang w:val="nl"/>
               </w:rPr>
-              <w:t xml:space="preserve">Oud-lifeguards</w:t>
+              <w:t xml:space="preserve">Oud-strandwachten</w:t>
             </w:r>
           </w:p>
         </w:tc>
@@ -20163,7 +20445,7 @@
         <w:rPr>
           <w:lang w:val="nl"/>
         </w:rPr>
-        <w:t xml:space="preserve">(bezoekersstatistiek van wervingspagina's en aanmeldformulier, standaard aan). Een AVG-verzoek</w:t>
+        <w:t xml:space="preserve">(bezoekersstatistiek van landingspagina's en aanmeldformulier, standaard aan). Een AVG-verzoek</w:t>
       </w:r>
       <w:r>
         <w:rPr>
@@ -20582,8 +20864,8 @@
         <w:t xml:space="preserve">).</w:t>
       </w:r>
     </w:p>
-    <w:bookmarkEnd w:id="24"/>
-    <w:bookmarkStart w:id="25" w:name="systeemcontrole-health-check"/>
+    <w:bookmarkEnd w:id="25"/>
+    <w:bookmarkStart w:id="26" w:name="systeemcontrole-health-check"/>
     <w:p>
       <w:pPr>
         <w:pStyle w:val="Heading1"/>
@@ -22193,8 +22475,8 @@
         <w:t xml:space="preserve">).</w:t>
       </w:r>
     </w:p>
-    <w:bookmarkEnd w:id="25"/>
-    <w:bookmarkStart w:id="26" w:name="back-up-en-herstel"/>
+    <w:bookmarkEnd w:id="26"/>
+    <w:bookmarkStart w:id="27" w:name="back-up-en-herstel"/>
     <w:p>
       <w:pPr>
         <w:pStyle w:val="Heading1"/>
@@ -22541,7 +22823,7 @@
         <w:rPr>
           <w:lang w:val="nl"/>
         </w:rPr>
-        <w:t xml:space="preserve">: logo, ontwerpen van wervingspagina's en bijlagen van sjablonen. De</w:t>
+        <w:t xml:space="preserve">: logo, ontwerpen van landingspagina's en bijlagen van sjablonen. De</w:t>
       </w:r>
       <w:r>
         <w:rPr>
@@ -23578,8 +23860,8 @@
         <w:t xml:space="preserve">Verwijder daarna database, subdomein en kopieën. Noteer datum en uitkomst voor het bestuur.</w:t>
       </w:r>
     </w:p>
-    <w:bookmarkEnd w:id="26"/>
-    <w:bookmarkStart w:id="27" w:name="terugdraaien-rollback"/>
+    <w:bookmarkEnd w:id="27"/>
+    <w:bookmarkStart w:id="28" w:name="terugdraaien-rollback"/>
     <w:p>
       <w:pPr>
         <w:pStyle w:val="Heading1"/>
@@ -24124,8 +24406,8 @@
         <w:t xml:space="preserve">).</w:t>
       </w:r>
     </w:p>
-    <w:bookmarkEnd w:id="27"/>
-    <w:bookmarkStart w:id="28" w:name="regels-voor-database-wijzigingen"/>
+    <w:bookmarkEnd w:id="28"/>
+    <w:bookmarkStart w:id="29" w:name="regels-voor-database-wijzigingen"/>
     <w:p>
       <w:pPr>
         <w:pStyle w:val="Heading1"/>
@@ -24516,8 +24798,8 @@
         <w:t xml:space="preserve">).</w:t>
       </w:r>
     </w:p>
-    <w:bookmarkEnd w:id="28"/>
-    <w:bookmarkStart w:id="29" w:name="logs-lezen"/>
+    <w:bookmarkEnd w:id="29"/>
+    <w:bookmarkStart w:id="30" w:name="logs-lezen"/>
     <w:p>
       <w:pPr>
         <w:pStyle w:val="Heading1"/>
@@ -25266,8 +25548,8 @@
         <w:t xml:space="preserve">voorkomt.</w:t>
       </w:r>
     </w:p>
-    <w:bookmarkEnd w:id="29"/>
-    <w:bookmarkStart w:id="30" w:name="datalek-of-beveiligingsincident"/>
+    <w:bookmarkEnd w:id="30"/>
+    <w:bookmarkStart w:id="32" w:name="datalek-of-beveiligingsincident"/>
     <w:p>
       <w:pPr>
         <w:pStyle w:val="Heading1"/>
@@ -26168,8 +26450,581 @@
         <w:t xml:space="preserve">back-up met hersteltest, incidentprocedure) volgen de zorgplicht als goede praktijk.</w:t>
       </w:r>
     </w:p>
-    <w:bookmarkEnd w:id="30"/>
-    <w:bookmarkStart w:id="31" w:name="beveiligingsmaatregelen-in-het-kort"/>
+    <w:p>
+      <w:pPr>
+        <w:pStyle w:val="BodyText"/>
+      </w:pPr>
+      <w:r>
+        <w:rPr>
+          <w:b/>
+          <w:bCs/>
+          <w:lang w:val="nl"/>
+        </w:rPr>
+        <w:t xml:space="preserve">Kwetsbaarheid gemeld?</w:t>
+      </w:r>
+      <w:r>
+        <w:rPr>
+          <w:lang w:val="nl"/>
+        </w:rPr>
+        <w:t xml:space="preserve"> </w:t>
+      </w:r>
+      <w:r>
+        <w:rPr>
+          <w:lang w:val="nl"/>
+        </w:rPr>
+        <w:t xml:space="preserve">Het systeem publiceert</w:t>
+      </w:r>
+      <w:r>
+        <w:rPr>
+          <w:lang w:val="nl"/>
+        </w:rPr>
+        <w:t xml:space="preserve"> </w:t>
+      </w:r>
+      <w:r>
+        <w:rPr>
+          <w:rStyle w:val="VerbatimChar"/>
+          <w:lang w:val="nl"/>
+        </w:rPr>
+        <w:t xml:space="preserve">/.well-known/security.txt</w:t>
+      </w:r>
+      <w:r>
+        <w:rPr>
+          <w:lang w:val="nl"/>
+        </w:rPr>
+        <w:t xml:space="preserve"> </w:t>
+      </w:r>
+      <w:r>
+        <w:rPr>
+          <w:lang w:val="nl"/>
+        </w:rPr>
+        <w:t xml:space="preserve">(RFC 9116) met het adres</w:t>
+      </w:r>
+      <w:r>
+        <w:rPr>
+          <w:lang w:val="nl"/>
+        </w:rPr>
+        <w:t xml:space="preserve"> </w:t>
+      </w:r>
+      <w:r>
+        <w:rPr>
+          <w:lang w:val="nl"/>
+        </w:rPr>
+        <w:t xml:space="preserve">voor foutmeldingen (Instellingen › Mail). Een melding van buiten behandel je als incident: bevestig de</w:t>
+      </w:r>
+      <w:r>
+        <w:rPr>
+          <w:lang w:val="nl"/>
+        </w:rPr>
+        <w:t xml:space="preserve"> </w:t>
+      </w:r>
+      <w:r>
+        <w:rPr>
+          <w:lang w:val="nl"/>
+        </w:rPr>
+        <w:t xml:space="preserve">ontvangst, zoek het uit met de ontwikkelaar, los het op, en laat de melder weten dat het klaar is.</w:t>
+      </w:r>
+      <w:r>
+        <w:rPr>
+          <w:lang w:val="nl"/>
+        </w:rPr>
+        <w:t xml:space="preserve"> </w:t>
+      </w:r>
+      <w:r>
+        <w:rPr>
+          <w:lang w:val="nl"/>
+        </w:rPr>
+        <w:t xml:space="preserve">Test nooit met echte persoonsgegevens.</w:t>
+      </w:r>
+    </w:p>
+    <w:bookmarkStart w:id="31" w:name="Xdf61b42cd6cce8705d0a83bcc8fba2f0c710793"/>
+    <w:p>
+      <w:pPr>
+        <w:pStyle w:val="Heading2"/>
+      </w:pPr>
+      <w:r>
+        <w:rPr>
+          <w:lang w:val="nl"/>
+        </w:rPr>
+        <w:t xml:space="preserve">Wat buiten de code geregeld moet worden (NIS2-zorgplicht als goede praktijk)</w:t>
+      </w:r>
+    </w:p>
+    <w:tbl>
+      <w:tblPr>
+        <w:tblStyle w:val="Table"/>
+        <w:tblW w:type="auto" w:w="0"/>
+        <w:tblLook w:firstRow="1" w:lastRow="0" w:firstColumn="0" w:lastColumn="0" w:noHBand="0" w:noVBand="0" w:val="0020"/>
+      </w:tblPr>
+      <w:tblGrid>
+        <w:gridCol w:w="2640"/>
+        <w:gridCol w:w="2640"/>
+        <w:gridCol w:w="2640"/>
+      </w:tblGrid>
+      <w:tr>
+        <w:trPr>
+          <w:tblHeader w:val="on"/>
+        </w:trPr>
+        <w:tc>
+          <w:tcPr/>
+          <w:p>
+            <w:pPr>
+              <w:pStyle w:val="Compact"/>
+            </w:pPr>
+            <w:r>
+              <w:rPr>
+                <w:lang w:val="nl"/>
+              </w:rPr>
+              <w:t xml:space="preserve">Maatregel</w:t>
+            </w:r>
+          </w:p>
+        </w:tc>
+        <w:tc>
+          <w:tcPr/>
+          <w:p>
+            <w:pPr>
+              <w:pStyle w:val="Compact"/>
+            </w:pPr>
+            <w:r>
+              <w:rPr>
+                <w:lang w:val="nl"/>
+              </w:rPr>
+              <w:t xml:space="preserve">Wie</w:t>
+            </w:r>
+          </w:p>
+        </w:tc>
+        <w:tc>
+          <w:tcPr/>
+          <w:p>
+            <w:pPr>
+              <w:pStyle w:val="Compact"/>
+            </w:pPr>
+            <w:r>
+              <w:rPr>
+                <w:lang w:val="nl"/>
+              </w:rPr>
+              <w:t xml:space="preserve">Wanneer</w:t>
+            </w:r>
+          </w:p>
+        </w:tc>
+      </w:tr>
+      <w:tr>
+        <w:tc>
+          <w:tcPr/>
+          <w:p>
+            <w:pPr>
+              <w:pStyle w:val="Compact"/>
+            </w:pPr>
+            <w:r>
+              <w:rPr>
+                <w:lang w:val="nl"/>
+              </w:rPr>
+              <w:t xml:space="preserve">Plesk › Hosting ›</w:t>
+            </w:r>
+            <w:r>
+              <w:rPr>
+                <w:lang w:val="nl"/>
+              </w:rPr>
+              <w:t xml:space="preserve"> </w:t>
+            </w:r>
+            <w:r>
+              <w:rPr>
+                <w:b/>
+                <w:bCs/>
+                <w:lang w:val="nl"/>
+              </w:rPr>
+              <w:t xml:space="preserve">Permanente 301 van http naar https</w:t>
+            </w:r>
+            <w:r>
+              <w:rPr>
+                <w:lang w:val="nl"/>
+              </w:rPr>
+              <w:t xml:space="preserve"> </w:t>
+            </w:r>
+            <w:r>
+              <w:rPr>
+                <w:lang w:val="nl"/>
+              </w:rPr>
+              <w:t xml:space="preserve">aan (test én productie)</w:t>
+            </w:r>
+          </w:p>
+        </w:tc>
+        <w:tc>
+          <w:tcPr/>
+          <w:p>
+            <w:pPr>
+              <w:pStyle w:val="Compact"/>
+            </w:pPr>
+            <w:r>
+              <w:rPr>
+                <w:lang w:val="nl"/>
+              </w:rPr>
+              <w:t xml:space="preserve">systeembeheer</w:t>
+            </w:r>
+          </w:p>
+        </w:tc>
+        <w:tc>
+          <w:tcPr/>
+          <w:p>
+            <w:pPr>
+              <w:pStyle w:val="Compact"/>
+            </w:pPr>
+            <w:r>
+              <w:rPr>
+                <w:lang w:val="nl"/>
+              </w:rPr>
+              <w:t xml:space="preserve">eenmalig, bij inrichten</w:t>
+            </w:r>
+          </w:p>
+        </w:tc>
+      </w:tr>
+      <w:tr>
+        <w:tc>
+          <w:tcPr/>
+          <w:p>
+            <w:pPr>
+              <w:pStyle w:val="Compact"/>
+            </w:pPr>
+            <w:r>
+              <w:rPr>
+                <w:lang w:val="nl"/>
+              </w:rPr>
+              <w:t xml:space="preserve">Authentik:</w:t>
+            </w:r>
+            <w:r>
+              <w:rPr>
+                <w:lang w:val="nl"/>
+              </w:rPr>
+              <w:t xml:space="preserve"> </w:t>
+            </w:r>
+            <w:r>
+              <w:rPr>
+                <w:b/>
+                <w:bCs/>
+                <w:lang w:val="nl"/>
+              </w:rPr>
+              <w:t xml:space="preserve">MFA verplicht</w:t>
+            </w:r>
+            <w:r>
+              <w:rPr>
+                <w:lang w:val="nl"/>
+              </w:rPr>
+              <w:t xml:space="preserve"> </w:t>
+            </w:r>
+            <w:r>
+              <w:rPr>
+                <w:lang w:val="nl"/>
+              </w:rPr>
+              <w:t xml:space="preserve">in de login-flow voor de groepen die het beheer in mogen</w:t>
+            </w:r>
+          </w:p>
+        </w:tc>
+        <w:tc>
+          <w:tcPr/>
+          <w:p>
+            <w:pPr>
+              <w:pStyle w:val="Compact"/>
+            </w:pPr>
+            <w:r>
+              <w:rPr>
+                <w:lang w:val="nl"/>
+              </w:rPr>
+              <w:t xml:space="preserve">Authentik-beheer</w:t>
+            </w:r>
+          </w:p>
+        </w:tc>
+        <w:tc>
+          <w:tcPr/>
+          <w:p>
+            <w:pPr>
+              <w:pStyle w:val="Compact"/>
+            </w:pPr>
+            <w:r>
+              <w:rPr>
+                <w:lang w:val="nl"/>
+              </w:rPr>
+              <w:t xml:space="preserve">eenmalig; jaarlijks nalopen</w:t>
+            </w:r>
+          </w:p>
+        </w:tc>
+      </w:tr>
+      <w:tr>
+        <w:tc>
+          <w:tcPr/>
+          <w:p>
+            <w:pPr>
+              <w:pStyle w:val="Compact"/>
+            </w:pPr>
+            <w:r>
+              <w:rPr>
+                <w:lang w:val="nl"/>
+              </w:rPr>
+              <w:t xml:space="preserve">Verwerkersovereenkomsten met Cloud86, WhatsReach, sms-dienst en Google (Gemini) afgesloten en bewaard</w:t>
+            </w:r>
+          </w:p>
+        </w:tc>
+        <w:tc>
+          <w:tcPr/>
+          <w:p>
+            <w:pPr>
+              <w:pStyle w:val="Compact"/>
+            </w:pPr>
+            <w:r>
+              <w:rPr>
+                <w:lang w:val="nl"/>
+              </w:rPr>
+              <w:t xml:space="preserve">bestuur</w:t>
+            </w:r>
+          </w:p>
+        </w:tc>
+        <w:tc>
+          <w:tcPr/>
+          <w:p>
+            <w:pPr>
+              <w:pStyle w:val="Compact"/>
+            </w:pPr>
+            <w:r>
+              <w:rPr>
+                <w:lang w:val="nl"/>
+              </w:rPr>
+              <w:t xml:space="preserve">vóór productie; bij elke nieuwe leverancier</w:t>
+            </w:r>
+          </w:p>
+        </w:tc>
+      </w:tr>
+      <w:tr>
+        <w:tc>
+          <w:tcPr/>
+          <w:p>
+            <w:pPr>
+              <w:pStyle w:val="Compact"/>
+            </w:pPr>
+            <w:r>
+              <w:rPr>
+                <w:lang w:val="nl"/>
+              </w:rPr>
+              <w:t xml:space="preserve">TCPDF en FPDI (</w:t>
+            </w:r>
+            <w:r>
+              <w:rPr>
+                <w:rStyle w:val="VerbatimChar"/>
+                <w:lang w:val="nl"/>
+              </w:rPr>
+              <w:t xml:space="preserve">includes/lib/</w:t>
+            </w:r>
+            <w:r>
+              <w:rPr>
+                <w:lang w:val="nl"/>
+              </w:rPr>
+              <w:t xml:space="preserve">) naast de laatste versie leggen; beveiligingsupdates meenemen</w:t>
+            </w:r>
+          </w:p>
+        </w:tc>
+        <w:tc>
+          <w:tcPr/>
+          <w:p>
+            <w:pPr>
+              <w:pStyle w:val="Compact"/>
+            </w:pPr>
+            <w:r>
+              <w:rPr>
+                <w:lang w:val="nl"/>
+              </w:rPr>
+              <w:t xml:space="preserve">ontwikkelaar</w:t>
+            </w:r>
+          </w:p>
+        </w:tc>
+        <w:tc>
+          <w:tcPr/>
+          <w:p>
+            <w:pPr>
+              <w:pStyle w:val="Compact"/>
+            </w:pPr>
+            <w:r>
+              <w:rPr>
+                <w:lang w:val="nl"/>
+              </w:rPr>
+              <w:t xml:space="preserve">elk seizoen vóór de werving</w:t>
+            </w:r>
+          </w:p>
+        </w:tc>
+      </w:tr>
+      <w:tr>
+        <w:tc>
+          <w:tcPr/>
+          <w:p>
+            <w:pPr>
+              <w:pStyle w:val="Compact"/>
+            </w:pPr>
+            <w:r>
+              <w:rPr>
+                <w:lang w:val="nl"/>
+              </w:rPr>
+              <w:t xml:space="preserve">Toegang nalopen: wie heeft een beheerdersaccount, welke Authentik-groepen, wie heeft Plesk</w:t>
+            </w:r>
+          </w:p>
+        </w:tc>
+        <w:tc>
+          <w:tcPr/>
+          <w:p>
+            <w:pPr>
+              <w:pStyle w:val="Compact"/>
+            </w:pPr>
+            <w:r>
+              <w:rPr>
+                <w:lang w:val="nl"/>
+              </w:rPr>
+              <w:t xml:space="preserve">bestuur + systeembeheer</w:t>
+            </w:r>
+          </w:p>
+        </w:tc>
+        <w:tc>
+          <w:tcPr/>
+          <w:p>
+            <w:pPr>
+              <w:pStyle w:val="Compact"/>
+            </w:pPr>
+            <w:r>
+              <w:rPr>
+                <w:lang w:val="nl"/>
+              </w:rPr>
+              <w:t xml:space="preserve">elk seizoen (zie</w:t>
+            </w:r>
+            <w:r>
+              <w:rPr>
+                <w:lang w:val="nl"/>
+              </w:rPr>
+              <w:t xml:space="preserve"> </w:t>
+            </w:r>
+            <w:hyperlink w:anchor="toegangsbeheer">
+              <w:r>
+                <w:rPr>
+                  <w:rStyle w:val="Hyperlink"/>
+                  <w:lang w:val="nl"/>
+                </w:rPr>
+                <w:t xml:space="preserve">Toegangsbeheer</w:t>
+              </w:r>
+            </w:hyperlink>
+            <w:r>
+              <w:rPr>
+                <w:lang w:val="nl"/>
+              </w:rPr>
+              <w:t xml:space="preserve">)</w:t>
+            </w:r>
+          </w:p>
+        </w:tc>
+      </w:tr>
+      <w:tr>
+        <w:tc>
+          <w:tcPr/>
+          <w:p>
+            <w:pPr>
+              <w:pStyle w:val="Compact"/>
+            </w:pPr>
+            <w:r>
+              <w:rPr>
+                <w:lang w:val="nl"/>
+              </w:rPr>
+              <w:t xml:space="preserve">Hersteltest van de back-up</w:t>
+            </w:r>
+          </w:p>
+        </w:tc>
+        <w:tc>
+          <w:tcPr/>
+          <w:p>
+            <w:pPr>
+              <w:pStyle w:val="Compact"/>
+            </w:pPr>
+            <w:r>
+              <w:rPr>
+                <w:lang w:val="nl"/>
+              </w:rPr>
+              <w:t xml:space="preserve">systeembeheer</w:t>
+            </w:r>
+          </w:p>
+        </w:tc>
+        <w:tc>
+          <w:tcPr/>
+          <w:p>
+            <w:pPr>
+              <w:pStyle w:val="Compact"/>
+            </w:pPr>
+            <w:r>
+              <w:rPr>
+                <w:lang w:val="nl"/>
+              </w:rPr>
+              <w:t xml:space="preserve">elk seizoen (zie</w:t>
+            </w:r>
+            <w:r>
+              <w:rPr>
+                <w:lang w:val="nl"/>
+              </w:rPr>
+              <w:t xml:space="preserve"> </w:t>
+            </w:r>
+            <w:hyperlink w:anchor="back-up-en-herstel">
+              <w:r>
+                <w:rPr>
+                  <w:rStyle w:val="Hyperlink"/>
+                  <w:lang w:val="nl"/>
+                </w:rPr>
+                <w:t xml:space="preserve">Back-up en herstel</w:t>
+              </w:r>
+            </w:hyperlink>
+            <w:r>
+              <w:rPr>
+                <w:lang w:val="nl"/>
+              </w:rPr>
+              <w:t xml:space="preserve">)</w:t>
+            </w:r>
+          </w:p>
+        </w:tc>
+      </w:tr>
+      <w:tr>
+        <w:tc>
+          <w:tcPr/>
+          <w:p>
+            <w:pPr>
+              <w:pStyle w:val="Compact"/>
+            </w:pPr>
+            <w:r>
+              <w:rPr>
+                <w:lang w:val="nl"/>
+              </w:rPr>
+              <w:t xml:space="preserve">Korte uitleg "veilig werken" aan nieuwe beheerders (zie handleiding beheer)</w:t>
+            </w:r>
+          </w:p>
+        </w:tc>
+        <w:tc>
+          <w:tcPr/>
+          <w:p>
+            <w:pPr>
+              <w:pStyle w:val="Compact"/>
+            </w:pPr>
+            <w:r>
+              <w:rPr>
+                <w:lang w:val="nl"/>
+              </w:rPr>
+              <w:t xml:space="preserve">bestuur</w:t>
+            </w:r>
+          </w:p>
+        </w:tc>
+        <w:tc>
+          <w:tcPr/>
+          <w:p>
+            <w:pPr>
+              <w:pStyle w:val="Compact"/>
+            </w:pPr>
+            <w:r>
+              <w:rPr>
+                <w:lang w:val="nl"/>
+              </w:rPr>
+              <w:t xml:space="preserve">bij elke nieuwe beheerder</w:t>
+            </w:r>
+          </w:p>
+        </w:tc>
+      </w:tr>
+    </w:tbl>
+    <w:bookmarkEnd w:id="31"/>
+    <w:bookmarkEnd w:id="32"/>
+    <w:bookmarkStart w:id="33" w:name="beveiligingsmaatregelen-in-het-kort"/>
     <w:p>
       <w:pPr>
         <w:pStyle w:val="Heading1"/>
@@ -26499,63 +27354,214 @@
         <w:rPr>
           <w:lang w:val="nl"/>
         </w:rPr>
-        <w:t xml:space="preserve">. Stijlen en lettertypen komen alleen van de eigen</w:t>
-      </w:r>
-      <w:r>
-        <w:rPr>
-          <w:lang w:val="nl"/>
-        </w:rPr>
-        <w:t xml:space="preserve"> </w:t>
-      </w:r>
-      <w:r>
-        <w:rPr>
-          <w:lang w:val="nl"/>
-        </w:rPr>
-        <w:t xml:space="preserve">host:</w:t>
-      </w:r>
-      <w:r>
-        <w:rPr>
-          <w:lang w:val="nl"/>
-        </w:rPr>
-        <w:t xml:space="preserve"> </w:t>
-      </w:r>
-      <w:r>
-        <w:rPr>
-          <w:rStyle w:val="VerbatimChar"/>
-          <w:lang w:val="nl"/>
-        </w:rPr>
-        <w:t xml:space="preserve">style-src 'self' 'unsafe-inline'</w:t>
-      </w:r>
-      <w:r>
-        <w:rPr>
-          <w:lang w:val="nl"/>
-        </w:rPr>
-        <w:t xml:space="preserve"> </w:t>
-      </w:r>
-      <w:r>
-        <w:rPr>
-          <w:lang w:val="nl"/>
-        </w:rPr>
-        <w:t xml:space="preserve">en</w:t>
-      </w:r>
-      <w:r>
-        <w:rPr>
-          <w:lang w:val="nl"/>
-        </w:rPr>
-        <w:t xml:space="preserve"> </w:t>
-      </w:r>
-      <w:r>
-        <w:rPr>
-          <w:rStyle w:val="VerbatimChar"/>
-          <w:lang w:val="nl"/>
-        </w:rPr>
-        <w:t xml:space="preserve">font-src 'self' data:</w:t>
-      </w:r>
-      <w:r>
-        <w:rPr>
-          <w:lang w:val="nl"/>
-        </w:rPr>
-        <w:t xml:space="preserve">, zonder externe domeinen.</w:t>
+        <w:t xml:space="preserve">. Sinds 2.130.0 staat de CSP</w:t>
+      </w:r>
+      <w:r>
+        <w:rPr>
+          <w:lang w:val="nl"/>
+        </w:rPr>
+        <w:t xml:space="preserve"> </w:t>
+      </w:r>
+      <w:r>
+        <w:rPr>
+          <w:b/>
+          <w:bCs/>
+          <w:lang w:val="nl"/>
+        </w:rPr>
+        <w:t xml:space="preserve">geen inline JavaScript</w:t>
+      </w:r>
+      <w:r>
+        <w:rPr>
+          <w:lang w:val="nl"/>
+        </w:rPr>
+        <w:t xml:space="preserve"> </w:t>
+      </w:r>
+      <w:r>
+        <w:rPr>
+          <w:lang w:val="nl"/>
+        </w:rPr>
+        <w:t xml:space="preserve">meer toe:</w:t>
+      </w:r>
+      <w:r>
+        <w:rPr>
+          <w:lang w:val="nl"/>
+        </w:rPr>
+        <w:t xml:space="preserve"> </w:t>
+      </w:r>
+      <w:r>
+        <w:rPr>
+          <w:rStyle w:val="VerbatimChar"/>
+          <w:lang w:val="nl"/>
+        </w:rPr>
+        <w:t xml:space="preserve">script-src 'self' 'nonce-…'</w:t>
+      </w:r>
+      <w:r>
+        <w:rPr>
+          <w:lang w:val="nl"/>
+        </w:rPr>
+        <w:t xml:space="preserve">, met een nieuwe nonce per verzoek (</w:t>
+      </w:r>
+      <w:r>
+        <w:rPr>
+          <w:rStyle w:val="VerbatimChar"/>
+          <w:lang w:val="nl"/>
+        </w:rPr>
+        <w:t xml:space="preserve">csp_nonce()</w:t>
+      </w:r>
+      <w:r>
+        <w:rPr>
+          <w:lang w:val="nl"/>
+        </w:rPr>
+        <w:t xml:space="preserve">).</w:t>
+      </w:r>
+      <w:r>
+        <w:rPr>
+          <w:lang w:val="nl"/>
+        </w:rPr>
+        <w:t xml:space="preserve"> </w:t>
+      </w:r>
+      <w:r>
+        <w:rPr>
+          <w:lang w:val="nl"/>
+        </w:rPr>
+        <w:t xml:space="preserve">Knoppen gebruiken</w:t>
+      </w:r>
+      <w:r>
+        <w:rPr>
+          <w:lang w:val="nl"/>
+        </w:rPr>
+        <w:t xml:space="preserve"> </w:t>
+      </w:r>
+      <w:r>
+        <w:rPr>
+          <w:rStyle w:val="VerbatimChar"/>
+          <w:lang w:val="nl"/>
+        </w:rPr>
+        <w:t xml:space="preserve">data-klik="functie(…)"</w:t>
+      </w:r>
+      <w:r>
+        <w:rPr>
+          <w:lang w:val="nl"/>
+        </w:rPr>
+        <w:t xml:space="preserve"> </w:t>
+      </w:r>
+      <w:r>
+        <w:rPr>
+          <w:lang w:val="nl"/>
+        </w:rPr>
+        <w:t xml:space="preserve">in plaats van</w:t>
+      </w:r>
+      <w:r>
+        <w:rPr>
+          <w:lang w:val="nl"/>
+        </w:rPr>
+        <w:t xml:space="preserve"> </w:t>
+      </w:r>
+      <w:r>
+        <w:rPr>
+          <w:rStyle w:val="VerbatimChar"/>
+          <w:lang w:val="nl"/>
+        </w:rPr>
+        <w:t xml:space="preserve">onclick</w:t>
+      </w:r>
+      <w:r>
+        <w:rPr>
+          <w:lang w:val="nl"/>
+        </w:rPr>
+        <w:t xml:space="preserve"> </w:t>
+      </w:r>
+      <w:r>
+        <w:rPr>
+          <w:lang w:val="nl"/>
+        </w:rPr>
+        <w:t xml:space="preserve">(</w:t>
+      </w:r>
+      <w:r>
+        <w:rPr>
+          <w:rStyle w:val="VerbatimChar"/>
+          <w:lang w:val="nl"/>
+        </w:rPr>
+        <w:t xml:space="preserve">assets/js/klik.js</w:t>
+      </w:r>
+      <w:r>
+        <w:rPr>
+          <w:lang w:val="nl"/>
+        </w:rPr>
+        <w:t xml:space="preserve">); een</w:t>
+      </w:r>
+      <w:r>
+        <w:rPr>
+          <w:lang w:val="nl"/>
+        </w:rPr>
+        <w:t xml:space="preserve"> </w:t>
+      </w:r>
+      <w:r>
+        <w:rPr>
+          <w:lang w:val="nl"/>
+        </w:rPr>
+        <w:t xml:space="preserve">inline</w:t>
+      </w:r>
+      <w:r>
+        <w:rPr>
+          <w:lang w:val="nl"/>
+        </w:rPr>
+        <w:t xml:space="preserve"> </w:t>
+      </w:r>
+      <w:r>
+        <w:rPr>
+          <w:rStyle w:val="VerbatimChar"/>
+          <w:lang w:val="nl"/>
+        </w:rPr>
+        <w:t xml:space="preserve">&lt;script&gt;</w:t>
+      </w:r>
+      <w:r>
+        <w:rPr>
+          <w:lang w:val="nl"/>
+        </w:rPr>
+        <w:t xml:space="preserve"> </w:t>
+      </w:r>
+      <w:r>
+        <w:rPr>
+          <w:lang w:val="nl"/>
+        </w:rPr>
+        <w:t xml:space="preserve">heeft</w:t>
+      </w:r>
+      <w:r>
+        <w:rPr>
+          <w:lang w:val="nl"/>
+        </w:rPr>
+        <w:t xml:space="preserve"> </w:t>
+      </w:r>
+      <w:r>
+        <w:rPr>
+          <w:rStyle w:val="VerbatimChar"/>
+          <w:lang w:val="nl"/>
+        </w:rPr>
+        <w:t xml:space="preserve">nonce="&lt;?= h(csp_nonce()) ?&gt;"</w:t>
+      </w:r>
+      <w:r>
+        <w:rPr>
+          <w:lang w:val="nl"/>
+        </w:rPr>
+        <w:t xml:space="preserve"> </w:t>
+      </w:r>
+      <w:r>
+        <w:rPr>
+          <w:lang w:val="nl"/>
+        </w:rPr>
+        <w:t xml:space="preserve">nodig, anders draait hij niet. Zo kan</w:t>
+      </w:r>
+      <w:r>
+        <w:rPr>
+          <w:lang w:val="nl"/>
+        </w:rPr>
+        <w:t xml:space="preserve"> </w:t>
+      </w:r>
+      <w:r>
+        <w:rPr>
+          <w:lang w:val="nl"/>
+        </w:rPr>
+        <w:t xml:space="preserve">geïnjecteerde HTML geen script uitvoeren. HSTS staat ook op de API en de landingspagina's.</w:t>
       </w:r>
     </w:p>
     <w:p>
@@ -26572,175 +27578,44 @@
           <w:bCs/>
           <w:lang w:val="nl"/>
         </w:rPr>
-        <w:t xml:space="preserve">Lettertype:</w:t>
-      </w:r>
-      <w:r>
-        <w:rPr>
-          <w:lang w:val="nl"/>
-        </w:rPr>
-        <w:t xml:space="preserve"> </w:t>
-      </w:r>
-      <w:r>
-        <w:rPr>
-          <w:lang w:val="nl"/>
-        </w:rPr>
-        <w:t xml:space="preserve">Instrument Sans staat zelf gehost in</w:t>
-      </w:r>
-      <w:r>
-        <w:rPr>
-          <w:lang w:val="nl"/>
-        </w:rPr>
-        <w:t xml:space="preserve"> </w:t>
-      </w:r>
-      <w:r>
-        <w:rPr>
-          <w:rStyle w:val="VerbatimChar"/>
-          <w:lang w:val="nl"/>
-        </w:rPr>
-        <w:t xml:space="preserve">assets/fonts/</w:t>
-      </w:r>
-      <w:r>
-        <w:rPr>
-          <w:lang w:val="nl"/>
-        </w:rPr>
-        <w:t xml:space="preserve"> </w:t>
-      </w:r>
-      <w:r>
-        <w:rPr>
-          <w:lang w:val="nl"/>
-        </w:rPr>
-        <w:t xml:space="preserve">(woff2, met de licentie</w:t>
-      </w:r>
-      <w:r>
-        <w:rPr>
-          <w:lang w:val="nl"/>
-        </w:rPr>
-        <w:t xml:space="preserve"> </w:t>
-      </w:r>
-      <w:r>
-        <w:rPr>
-          <w:rStyle w:val="VerbatimChar"/>
-          <w:lang w:val="nl"/>
-        </w:rPr>
-        <w:t xml:space="preserve">OFL.txt</w:t>
-      </w:r>
-      <w:r>
-        <w:rPr>
-          <w:lang w:val="nl"/>
-        </w:rPr>
-        <w:t xml:space="preserve">, SIL Open Font License). Er gaat geen verzoek en dus geen IP-adres meer naar Google</w:t>
-      </w:r>
-      <w:r>
-        <w:rPr>
-          <w:lang w:val="nl"/>
-        </w:rPr>
-        <w:t xml:space="preserve"> </w:t>
-      </w:r>
-      <w:r>
-        <w:rPr>
-          <w:lang w:val="nl"/>
-        </w:rPr>
-        <w:t xml:space="preserve">Fonts. Voeg geen externe lettertypen of stylesheets toe: de CSP blokkeert ze, en het zou een</w:t>
-      </w:r>
-      <w:r>
-        <w:rPr>
-          <w:lang w:val="nl"/>
-        </w:rPr>
-        <w:t xml:space="preserve"> </w:t>
-      </w:r>
-      <w:r>
-        <w:rPr>
-          <w:lang w:val="nl"/>
-        </w:rPr>
-        <w:t xml:space="preserve">nieuwe doorgifte zijn die in het verwerkingsregister en de privacyverklaring moet. Wervingspagina's hebben een eigen, strengere CSP met</w:t>
-      </w:r>
-      <w:r>
-        <w:rPr>
-          <w:lang w:val="nl"/>
-        </w:rPr>
-        <w:t xml:space="preserve"> </w:t>
-      </w:r>
-      <w:r>
-        <w:rPr>
-          <w:rStyle w:val="VerbatimChar"/>
-          <w:lang w:val="nl"/>
-        </w:rPr>
-        <w:t xml:space="preserve">connect-src 'none'</w:t>
-      </w:r>
-      <w:r>
-        <w:rPr>
-          <w:lang w:val="nl"/>
-        </w:rPr>
-        <w:t xml:space="preserve">. Logo en favicon in</w:t>
-      </w:r>
-      <w:r>
-        <w:rPr>
-          <w:lang w:val="nl"/>
-        </w:rPr>
-        <w:t xml:space="preserve"> </w:t>
-      </w:r>
-      <w:r>
-        <w:rPr>
-          <w:rStyle w:val="VerbatimChar"/>
-          <w:lang w:val="nl"/>
-        </w:rPr>
-        <w:t xml:space="preserve">uploads/branding/</w:t>
-      </w:r>
-      <w:r>
-        <w:rPr>
-          <w:lang w:val="nl"/>
-        </w:rPr>
-        <w:t xml:space="preserve"> </w:t>
-      </w:r>
-      <w:r>
-        <w:rPr>
-          <w:lang w:val="nl"/>
-        </w:rPr>
-        <w:t xml:space="preserve">krijgen via hun eigen</w:t>
-      </w:r>
-      <w:r>
-        <w:rPr>
-          <w:lang w:val="nl"/>
-        </w:rPr>
-        <w:t xml:space="preserve"> </w:t>
-      </w:r>
-      <w:r>
-        <w:rPr>
-          <w:rStyle w:val="VerbatimChar"/>
-          <w:lang w:val="nl"/>
-        </w:rPr>
-        <w:t xml:space="preserve">.htaccess</w:t>
-      </w:r>
-      <w:r>
-        <w:rPr>
-          <w:lang w:val="nl"/>
-        </w:rPr>
-        <w:t xml:space="preserve"> </w:t>
-      </w:r>
-      <w:r>
-        <w:rPr>
-          <w:lang w:val="nl"/>
-        </w:rPr>
-        <w:t xml:space="preserve">een CSP met</w:t>
-      </w:r>
-      <w:r>
-        <w:rPr>
-          <w:lang w:val="nl"/>
-        </w:rPr>
-        <w:t xml:space="preserve"> </w:t>
-      </w:r>
-      <w:r>
-        <w:rPr>
-          <w:rStyle w:val="VerbatimChar"/>
-          <w:lang w:val="nl"/>
-        </w:rPr>
-        <w:t xml:space="preserve">sandbox</w:t>
-      </w:r>
-      <w:r>
-        <w:rPr>
-          <w:lang w:val="nl"/>
-        </w:rPr>
-        <w:t xml:space="preserve">.</w:t>
+        <w:t xml:space="preserve">Sessie beheer:</w:t>
+      </w:r>
+      <w:r>
+        <w:rPr>
+          <w:lang w:val="nl"/>
+        </w:rPr>
+        <w:t xml:space="preserve"> </w:t>
+      </w:r>
+      <w:r>
+        <w:rPr>
+          <w:lang w:val="nl"/>
+        </w:rPr>
+        <w:t xml:space="preserve">na twee uur zonder activiteit uitgelogd (</w:t>
+      </w:r>
+      <w:r>
+        <w:rPr>
+          <w:rStyle w:val="VerbatimChar"/>
+          <w:lang w:val="nl"/>
+        </w:rPr>
+        <w:t xml:space="preserve">BEHEER_INACTIEF_SECONDEN</w:t>
+      </w:r>
+      <w:r>
+        <w:rPr>
+          <w:lang w:val="nl"/>
+        </w:rPr>
+        <w:t xml:space="preserve">), ook al</w:t>
+      </w:r>
+      <w:r>
+        <w:rPr>
+          <w:lang w:val="nl"/>
+        </w:rPr>
+        <w:t xml:space="preserve"> </w:t>
+      </w:r>
+      <w:r>
+        <w:rPr>
+          <w:lang w:val="nl"/>
+        </w:rPr>
+        <w:t xml:space="preserve">leeft de cookie acht uur.</w:t>
       </w:r>
     </w:p>
     <w:p>
@@ -26757,19 +27632,120 @@
           <w:bCs/>
           <w:lang w:val="nl"/>
         </w:rPr>
-        <w:t xml:space="preserve">CSRF:</w:t>
-      </w:r>
-      <w:r>
-        <w:rPr>
-          <w:lang w:val="nl"/>
-        </w:rPr>
-        <w:t xml:space="preserve"> </w:t>
-      </w:r>
-      <w:r>
-        <w:rPr>
-          <w:lang w:val="nl"/>
-        </w:rPr>
-        <w:t xml:space="preserve">elk formulier en elke beheer-API met token.</w:t>
+        <w:t xml:space="preserve">Direct opvragen:</w:t>
+      </w:r>
+      <w:r>
+        <w:rPr>
+          <w:lang w:val="nl"/>
+        </w:rPr>
+        <w:t xml:space="preserve"> </w:t>
+      </w:r>
+      <w:r>
+        <w:rPr>
+          <w:lang w:val="nl"/>
+        </w:rPr>
+        <w:t xml:space="preserve">partials (</w:t>
+      </w:r>
+      <w:r>
+        <w:rPr>
+          <w:rStyle w:val="VerbatimChar"/>
+          <w:lang w:val="nl"/>
+        </w:rPr>
+        <w:t xml:space="preserve">admin/_*.php</w:t>
+      </w:r>
+      <w:r>
+        <w:rPr>
+          <w:lang w:val="nl"/>
+        </w:rPr>
+        <w:t xml:space="preserve">) en de mappen</w:t>
+      </w:r>
+      <w:r>
+        <w:rPr>
+          <w:lang w:val="nl"/>
+        </w:rPr>
+        <w:t xml:space="preserve"> </w:t>
+      </w:r>
+      <w:r>
+        <w:rPr>
+          <w:rStyle w:val="VerbatimChar"/>
+          <w:lang w:val="nl"/>
+        </w:rPr>
+        <w:t xml:space="preserve">admin/dossier</w:t>
+      </w:r>
+      <w:r>
+        <w:rPr>
+          <w:lang w:val="nl"/>
+        </w:rPr>
+        <w:t xml:space="preserve">,</w:t>
+      </w:r>
+      <w:r>
+        <w:rPr>
+          <w:lang w:val="nl"/>
+        </w:rPr>
+        <w:t xml:space="preserve"> </w:t>
+      </w:r>
+      <w:r>
+        <w:rPr>
+          <w:rStyle w:val="VerbatimChar"/>
+          <w:lang w:val="nl"/>
+        </w:rPr>
+        <w:t xml:space="preserve">admin/tw</w:t>
+      </w:r>
+      <w:r>
+        <w:rPr>
+          <w:lang w:val="nl"/>
+        </w:rPr>
+        <w:t xml:space="preserve">,</w:t>
+      </w:r>
+      <w:r>
+        <w:rPr>
+          <w:lang w:val="nl"/>
+        </w:rPr>
+        <w:t xml:space="preserve"> </w:t>
+      </w:r>
+      <w:r>
+        <w:rPr>
+          <w:rStyle w:val="VerbatimChar"/>
+          <w:lang w:val="nl"/>
+        </w:rPr>
+        <w:t xml:space="preserve">admin/lp</w:t>
+      </w:r>
+      <w:r>
+        <w:rPr>
+          <w:lang w:val="nl"/>
+        </w:rPr>
+        <w:t xml:space="preserve"> </w:t>
+      </w:r>
+      <w:r>
+        <w:rPr>
+          <w:lang w:val="nl"/>
+        </w:rPr>
+        <w:t xml:space="preserve">zijn via</w:t>
+      </w:r>
+      <w:r>
+        <w:rPr>
+          <w:lang w:val="nl"/>
+        </w:rPr>
+        <w:t xml:space="preserve"> </w:t>
+      </w:r>
+      <w:r>
+        <w:rPr>
+          <w:rStyle w:val="VerbatimChar"/>
+          <w:lang w:val="nl"/>
+        </w:rPr>
+        <w:t xml:space="preserve">.htaccess</w:t>
+      </w:r>
+      <w:r>
+        <w:rPr>
+          <w:lang w:val="nl"/>
+        </w:rPr>
+        <w:t xml:space="preserve"> </w:t>
+      </w:r>
+      <w:r>
+        <w:rPr>
+          <w:lang w:val="nl"/>
+        </w:rPr>
+        <w:t xml:space="preserve">afgeschermd; ze draaien alleen als include.</w:t>
       </w:r>
     </w:p>
     <w:p>
@@ -26786,50 +27762,50 @@
           <w:bCs/>
           <w:lang w:val="nl"/>
         </w:rPr>
-        <w:t xml:space="preserve">API:</w:t>
-      </w:r>
-      <w:r>
-        <w:rPr>
-          <w:lang w:val="nl"/>
-        </w:rPr>
-        <w:t xml:space="preserve"> </w:t>
-      </w:r>
-      <w:r>
-        <w:rPr>
-          <w:lang w:val="nl"/>
-        </w:rPr>
-        <w:t xml:space="preserve">sleutel alleen in de header</w:t>
-      </w:r>
-      <w:r>
-        <w:rPr>
-          <w:lang w:val="nl"/>
-        </w:rPr>
-        <w:t xml:space="preserve"> </w:t>
-      </w:r>
-      <w:r>
-        <w:rPr>
-          <w:rStyle w:val="VerbatimChar"/>
-          <w:lang w:val="nl"/>
-        </w:rPr>
-        <w:t xml:space="preserve">X-Paal13-Key</w:t>
-      </w:r>
-      <w:r>
-        <w:rPr>
-          <w:lang w:val="nl"/>
-        </w:rPr>
-        <w:t xml:space="preserve">, vergeleken in constante tijd; CORS alleen</w:t>
-      </w:r>
-      <w:r>
-        <w:rPr>
-          <w:lang w:val="nl"/>
-        </w:rPr>
-        <w:t xml:space="preserve"> </w:t>
-      </w:r>
-      <w:r>
-        <w:rPr>
-          <w:lang w:val="nl"/>
-        </w:rPr>
-        <w:t xml:space="preserve">voor paal13.com en de ingestelde websites.</w:t>
+        <w:t xml:space="preserve">OIDC:</w:t>
+      </w:r>
+      <w:r>
+        <w:rPr>
+          <w:lang w:val="nl"/>
+        </w:rPr>
+        <w:t xml:space="preserve"> </w:t>
+      </w:r>
+      <w:r>
+        <w:rPr>
+          <w:lang w:val="nl"/>
+        </w:rPr>
+        <w:t xml:space="preserve">state met</w:t>
+      </w:r>
+      <w:r>
+        <w:rPr>
+          <w:lang w:val="nl"/>
+        </w:rPr>
+        <w:t xml:space="preserve"> </w:t>
+      </w:r>
+      <w:r>
+        <w:rPr>
+          <w:rStyle w:val="VerbatimChar"/>
+          <w:lang w:val="nl"/>
+        </w:rPr>
+        <w:t xml:space="preserve">hash_equals</w:t>
+      </w:r>
+      <w:r>
+        <w:rPr>
+          <w:lang w:val="nl"/>
+        </w:rPr>
+        <w:t xml:space="preserve">, PKCE (S256) naar Authentik, TLS-controle bij elke uitgaande</w:t>
+      </w:r>
+      <w:r>
+        <w:rPr>
+          <w:lang w:val="nl"/>
+        </w:rPr>
+        <w:t xml:space="preserve"> </w:t>
+      </w:r>
+      <w:r>
+        <w:rPr>
+          <w:lang w:val="nl"/>
+        </w:rPr>
+        <w:t xml:space="preserve">verbinding. De Gemini-sleutel gaat als header mee, niet in de URL.</w:t>
       </w:r>
     </w:p>
     <w:p>
@@ -26846,56 +27822,100 @@
           <w:bCs/>
           <w:lang w:val="nl"/>
         </w:rPr>
-        <w:t xml:space="preserve">Toegang na inloggen:</w:t>
-      </w:r>
-      <w:r>
-        <w:rPr>
-          <w:lang w:val="nl"/>
-        </w:rPr>
-        <w:t xml:space="preserve"> </w:t>
-      </w:r>
-      <w:r>
-        <w:rPr>
-          <w:lang w:val="nl"/>
-        </w:rPr>
-        <w:t xml:space="preserve">terugsturen alleen naar een pad binnen</w:t>
-      </w:r>
-      <w:r>
-        <w:rPr>
-          <w:lang w:val="nl"/>
-        </w:rPr>
-        <w:t xml:space="preserve"> </w:t>
-      </w:r>
-      <w:r>
-        <w:rPr>
-          <w:rStyle w:val="VerbatimChar"/>
-          <w:lang w:val="nl"/>
-        </w:rPr>
-        <w:t xml:space="preserve">/admin/</w:t>
-      </w:r>
-      <w:r>
-        <w:rPr>
-          <w:lang w:val="nl"/>
-        </w:rPr>
-        <w:t xml:space="preserve"> </w:t>
-      </w:r>
-      <w:r>
-        <w:rPr>
-          <w:lang w:val="nl"/>
-        </w:rPr>
-        <w:t xml:space="preserve">(geen open redirect);</w:t>
-      </w:r>
-      <w:r>
-        <w:rPr>
-          <w:lang w:val="nl"/>
-        </w:rPr>
-        <w:t xml:space="preserve"> </w:t>
-      </w:r>
-      <w:r>
-        <w:rPr>
-          <w:lang w:val="nl"/>
-        </w:rPr>
-        <w:t xml:space="preserve">SSO weigert wie in geen toegestane groep meer zit.</w:t>
+        <w:t xml:space="preserve">Wachtwoorden:</w:t>
+      </w:r>
+      <w:r>
+        <w:rPr>
+          <w:lang w:val="nl"/>
+        </w:rPr>
+        <w:t xml:space="preserve"> </w:t>
+      </w:r>
+      <w:r>
+        <w:rPr>
+          <w:rStyle w:val="VerbatimChar"/>
+          <w:lang w:val="nl"/>
+        </w:rPr>
+        <w:t xml:space="preserve">password_hash</w:t>
+      </w:r>
+      <w:r>
+        <w:rPr>
+          <w:lang w:val="nl"/>
+        </w:rPr>
+        <w:t xml:space="preserve"> </w:t>
+      </w:r>
+      <w:r>
+        <w:rPr>
+          <w:lang w:val="nl"/>
+        </w:rPr>
+        <w:t xml:space="preserve">met automatische rehash bij inloggen; mislukte pogingen staan</w:t>
+      </w:r>
+      <w:r>
+        <w:rPr>
+          <w:lang w:val="nl"/>
+        </w:rPr>
+        <w:t xml:space="preserve"> </w:t>
+      </w:r>
+      <w:r>
+        <w:rPr>
+          <w:lang w:val="nl"/>
+        </w:rPr>
+        <w:t xml:space="preserve">12 maanden in de audit (de tellers voor de blokkade 24 uur). Stijlen en lettertypen komen alleen van de eigen</w:t>
+      </w:r>
+      <w:r>
+        <w:rPr>
+          <w:lang w:val="nl"/>
+        </w:rPr>
+        <w:t xml:space="preserve"> </w:t>
+      </w:r>
+      <w:r>
+        <w:rPr>
+          <w:lang w:val="nl"/>
+        </w:rPr>
+        <w:t xml:space="preserve">host:</w:t>
+      </w:r>
+      <w:r>
+        <w:rPr>
+          <w:lang w:val="nl"/>
+        </w:rPr>
+        <w:t xml:space="preserve"> </w:t>
+      </w:r>
+      <w:r>
+        <w:rPr>
+          <w:rStyle w:val="VerbatimChar"/>
+          <w:lang w:val="nl"/>
+        </w:rPr>
+        <w:t xml:space="preserve">style-src 'self' 'unsafe-inline'</w:t>
+      </w:r>
+      <w:r>
+        <w:rPr>
+          <w:lang w:val="nl"/>
+        </w:rPr>
+        <w:t xml:space="preserve"> </w:t>
+      </w:r>
+      <w:r>
+        <w:rPr>
+          <w:lang w:val="nl"/>
+        </w:rPr>
+        <w:t xml:space="preserve">en</w:t>
+      </w:r>
+      <w:r>
+        <w:rPr>
+          <w:lang w:val="nl"/>
+        </w:rPr>
+        <w:t xml:space="preserve"> </w:t>
+      </w:r>
+      <w:r>
+        <w:rPr>
+          <w:rStyle w:val="VerbatimChar"/>
+          <w:lang w:val="nl"/>
+        </w:rPr>
+        <w:t xml:space="preserve">font-src 'self' data:</w:t>
+      </w:r>
+      <w:r>
+        <w:rPr>
+          <w:lang w:val="nl"/>
+        </w:rPr>
+        <w:t xml:space="preserve">, zonder externe domeinen.</w:t>
       </w:r>
     </w:p>
     <w:p>
@@ -26912,31 +27932,175 @@
           <w:bCs/>
           <w:lang w:val="nl"/>
         </w:rPr>
-        <w:t xml:space="preserve">Instellingen:</w:t>
-      </w:r>
-      <w:r>
-        <w:rPr>
-          <w:lang w:val="nl"/>
-        </w:rPr>
-        <w:t xml:space="preserve"> </w:t>
-      </w:r>
-      <w:r>
-        <w:rPr>
-          <w:lang w:val="nl"/>
-        </w:rPr>
-        <w:t xml:space="preserve">opslaan vraagt bewerkrecht en neemt alleen de velden van het open tabblad</w:t>
-      </w:r>
-      <w:r>
-        <w:rPr>
-          <w:lang w:val="nl"/>
-        </w:rPr>
-        <w:t xml:space="preserve"> </w:t>
-      </w:r>
-      <w:r>
-        <w:rPr>
-          <w:lang w:val="nl"/>
-        </w:rPr>
-        <w:t xml:space="preserve">aan; geheimen gaan nooit terug naar het scherm.</w:t>
+        <w:t xml:space="preserve">Lettertype:</w:t>
+      </w:r>
+      <w:r>
+        <w:rPr>
+          <w:lang w:val="nl"/>
+        </w:rPr>
+        <w:t xml:space="preserve"> </w:t>
+      </w:r>
+      <w:r>
+        <w:rPr>
+          <w:lang w:val="nl"/>
+        </w:rPr>
+        <w:t xml:space="preserve">Instrument Sans staat zelf gehost in</w:t>
+      </w:r>
+      <w:r>
+        <w:rPr>
+          <w:lang w:val="nl"/>
+        </w:rPr>
+        <w:t xml:space="preserve"> </w:t>
+      </w:r>
+      <w:r>
+        <w:rPr>
+          <w:rStyle w:val="VerbatimChar"/>
+          <w:lang w:val="nl"/>
+        </w:rPr>
+        <w:t xml:space="preserve">assets/fonts/</w:t>
+      </w:r>
+      <w:r>
+        <w:rPr>
+          <w:lang w:val="nl"/>
+        </w:rPr>
+        <w:t xml:space="preserve"> </w:t>
+      </w:r>
+      <w:r>
+        <w:rPr>
+          <w:lang w:val="nl"/>
+        </w:rPr>
+        <w:t xml:space="preserve">(woff2, met de licentie</w:t>
+      </w:r>
+      <w:r>
+        <w:rPr>
+          <w:lang w:val="nl"/>
+        </w:rPr>
+        <w:t xml:space="preserve"> </w:t>
+      </w:r>
+      <w:r>
+        <w:rPr>
+          <w:rStyle w:val="VerbatimChar"/>
+          <w:lang w:val="nl"/>
+        </w:rPr>
+        <w:t xml:space="preserve">OFL.txt</w:t>
+      </w:r>
+      <w:r>
+        <w:rPr>
+          <w:lang w:val="nl"/>
+        </w:rPr>
+        <w:t xml:space="preserve">, SIL Open Font License). Er gaat geen verzoek en dus geen IP-adres meer naar Google</w:t>
+      </w:r>
+      <w:r>
+        <w:rPr>
+          <w:lang w:val="nl"/>
+        </w:rPr>
+        <w:t xml:space="preserve"> </w:t>
+      </w:r>
+      <w:r>
+        <w:rPr>
+          <w:lang w:val="nl"/>
+        </w:rPr>
+        <w:t xml:space="preserve">Fonts. Voeg geen externe lettertypen of stylesheets toe: de CSP blokkeert ze, en het zou een</w:t>
+      </w:r>
+      <w:r>
+        <w:rPr>
+          <w:lang w:val="nl"/>
+        </w:rPr>
+        <w:t xml:space="preserve"> </w:t>
+      </w:r>
+      <w:r>
+        <w:rPr>
+          <w:lang w:val="nl"/>
+        </w:rPr>
+        <w:t xml:space="preserve">nieuwe doorgifte zijn die in het verwerkingsregister en de privacyverklaring moet. Landingspagina's hebben een eigen, strengere CSP met</w:t>
+      </w:r>
+      <w:r>
+        <w:rPr>
+          <w:lang w:val="nl"/>
+        </w:rPr>
+        <w:t xml:space="preserve"> </w:t>
+      </w:r>
+      <w:r>
+        <w:rPr>
+          <w:rStyle w:val="VerbatimChar"/>
+          <w:lang w:val="nl"/>
+        </w:rPr>
+        <w:t xml:space="preserve">connect-src 'none'</w:t>
+      </w:r>
+      <w:r>
+        <w:rPr>
+          <w:lang w:val="nl"/>
+        </w:rPr>
+        <w:t xml:space="preserve">. Logo en favicon in</w:t>
+      </w:r>
+      <w:r>
+        <w:rPr>
+          <w:lang w:val="nl"/>
+        </w:rPr>
+        <w:t xml:space="preserve"> </w:t>
+      </w:r>
+      <w:r>
+        <w:rPr>
+          <w:rStyle w:val="VerbatimChar"/>
+          <w:lang w:val="nl"/>
+        </w:rPr>
+        <w:t xml:space="preserve">uploads/branding/</w:t>
+      </w:r>
+      <w:r>
+        <w:rPr>
+          <w:lang w:val="nl"/>
+        </w:rPr>
+        <w:t xml:space="preserve"> </w:t>
+      </w:r>
+      <w:r>
+        <w:rPr>
+          <w:lang w:val="nl"/>
+        </w:rPr>
+        <w:t xml:space="preserve">krijgen via hun eigen</w:t>
+      </w:r>
+      <w:r>
+        <w:rPr>
+          <w:lang w:val="nl"/>
+        </w:rPr>
+        <w:t xml:space="preserve"> </w:t>
+      </w:r>
+      <w:r>
+        <w:rPr>
+          <w:rStyle w:val="VerbatimChar"/>
+          <w:lang w:val="nl"/>
+        </w:rPr>
+        <w:t xml:space="preserve">.htaccess</w:t>
+      </w:r>
+      <w:r>
+        <w:rPr>
+          <w:lang w:val="nl"/>
+        </w:rPr>
+        <w:t xml:space="preserve"> </w:t>
+      </w:r>
+      <w:r>
+        <w:rPr>
+          <w:lang w:val="nl"/>
+        </w:rPr>
+        <w:t xml:space="preserve">een CSP met</w:t>
+      </w:r>
+      <w:r>
+        <w:rPr>
+          <w:lang w:val="nl"/>
+        </w:rPr>
+        <w:t xml:space="preserve"> </w:t>
+      </w:r>
+      <w:r>
+        <w:rPr>
+          <w:rStyle w:val="VerbatimChar"/>
+          <w:lang w:val="nl"/>
+        </w:rPr>
+        <w:t xml:space="preserve">sandbox</w:t>
+      </w:r>
+      <w:r>
+        <w:rPr>
+          <w:lang w:val="nl"/>
+        </w:rPr>
+        <w:t xml:space="preserve">.</w:t>
       </w:r>
     </w:p>
     <w:p>
@@ -26953,62 +28117,19 @@
           <w:bCs/>
           <w:lang w:val="nl"/>
         </w:rPr>
-        <w:t xml:space="preserve">Uploads:</w:t>
-      </w:r>
-      <w:r>
-        <w:rPr>
-          <w:lang w:val="nl"/>
-        </w:rPr>
-        <w:t xml:space="preserve"> </w:t>
-      </w:r>
-      <w:r>
-        <w:rPr>
-          <w:lang w:val="nl"/>
-        </w:rPr>
-        <w:t xml:space="preserve">typecontrole op inhoud, geen SVG als logo of favicon, geen PHP-uitvoering in</w:t>
-      </w:r>
-      <w:r>
-        <w:rPr>
-          <w:lang w:val="nl"/>
-        </w:rPr>
-        <w:t xml:space="preserve"> </w:t>
-      </w:r>
-      <w:r>
-        <w:rPr>
-          <w:rStyle w:val="VerbatimChar"/>
-          <w:lang w:val="nl"/>
-        </w:rPr>
-        <w:t xml:space="preserve">uploads/</w:t>
-      </w:r>
-      <w:r>
-        <w:rPr>
-          <w:lang w:val="nl"/>
-        </w:rPr>
-        <w:t xml:space="preserve">, gevoelige bestanden</w:t>
-      </w:r>
-      <w:r>
-        <w:rPr>
-          <w:lang w:val="nl"/>
-        </w:rPr>
-        <w:t xml:space="preserve"> </w:t>
-      </w:r>
-      <w:r>
-        <w:rPr>
-          <w:lang w:val="nl"/>
-        </w:rPr>
-        <w:t xml:space="preserve">alleen versleuteld in de kluis buiten de webroot, foto's buiten de webroot met willekeurige</w:t>
-      </w:r>
-      <w:r>
-        <w:rPr>
-          <w:lang w:val="nl"/>
-        </w:rPr>
-        <w:t xml:space="preserve"> </w:t>
-      </w:r>
-      <w:r>
-        <w:rPr>
-          <w:lang w:val="nl"/>
-        </w:rPr>
-        <w:t xml:space="preserve">naam en toegangscontrole.</w:t>
+        <w:t xml:space="preserve">CSRF:</w:t>
+      </w:r>
+      <w:r>
+        <w:rPr>
+          <w:lang w:val="nl"/>
+        </w:rPr>
+        <w:t xml:space="preserve"> </w:t>
+      </w:r>
+      <w:r>
+        <w:rPr>
+          <w:lang w:val="nl"/>
+        </w:rPr>
+        <w:t xml:space="preserve">elk formulier en elke beheer-API met token.</w:t>
       </w:r>
     </w:p>
     <w:p>
@@ -27025,31 +28146,50 @@
           <w:bCs/>
           <w:lang w:val="nl"/>
         </w:rPr>
-        <w:t xml:space="preserve">Versleuteling:</w:t>
-      </w:r>
-      <w:r>
-        <w:rPr>
-          <w:lang w:val="nl"/>
-        </w:rPr>
-        <w:t xml:space="preserve"> </w:t>
-      </w:r>
-      <w:r>
-        <w:rPr>
-          <w:lang w:val="nl"/>
-        </w:rPr>
-        <w:t xml:space="preserve">XChaCha20-Poly1305 of AES-256-GCM per bestand, sleutel per bestand,</w:t>
-      </w:r>
-      <w:r>
-        <w:rPr>
-          <w:lang w:val="nl"/>
-        </w:rPr>
-        <w:t xml:space="preserve"> </w:t>
-      </w:r>
-      <w:r>
-        <w:rPr>
-          <w:lang w:val="nl"/>
-        </w:rPr>
-        <w:t xml:space="preserve">hoofdsleutel uit config plus zout uit de database, gebonden aan het dossier (AAD).</w:t>
+        <w:t xml:space="preserve">API:</w:t>
+      </w:r>
+      <w:r>
+        <w:rPr>
+          <w:lang w:val="nl"/>
+        </w:rPr>
+        <w:t xml:space="preserve"> </w:t>
+      </w:r>
+      <w:r>
+        <w:rPr>
+          <w:lang w:val="nl"/>
+        </w:rPr>
+        <w:t xml:space="preserve">sleutel alleen in de header</w:t>
+      </w:r>
+      <w:r>
+        <w:rPr>
+          <w:lang w:val="nl"/>
+        </w:rPr>
+        <w:t xml:space="preserve"> </w:t>
+      </w:r>
+      <w:r>
+        <w:rPr>
+          <w:rStyle w:val="VerbatimChar"/>
+          <w:lang w:val="nl"/>
+        </w:rPr>
+        <w:t xml:space="preserve">X-Paal13-Key</w:t>
+      </w:r>
+      <w:r>
+        <w:rPr>
+          <w:lang w:val="nl"/>
+        </w:rPr>
+        <w:t xml:space="preserve">, vergeleken in constante tijd; CORS alleen</w:t>
+      </w:r>
+      <w:r>
+        <w:rPr>
+          <w:lang w:val="nl"/>
+        </w:rPr>
+        <w:t xml:space="preserve"> </w:t>
+      </w:r>
+      <w:r>
+        <w:rPr>
+          <w:lang w:val="nl"/>
+        </w:rPr>
+        <w:t xml:space="preserve">voor paal13.com en de ingestelde websites.</w:t>
       </w:r>
     </w:p>
     <w:p>
@@ -27066,31 +28206,56 @@
           <w:bCs/>
           <w:lang w:val="nl"/>
         </w:rPr>
-        <w:t xml:space="preserve">Ondertekenen:</w:t>
-      </w:r>
-      <w:r>
-        <w:rPr>
-          <w:lang w:val="nl"/>
-        </w:rPr>
-        <w:t xml:space="preserve"> </w:t>
-      </w:r>
-      <w:r>
-        <w:rPr>
-          <w:lang w:val="nl"/>
-        </w:rPr>
-        <w:t xml:space="preserve">bewijslog (IP, browser, tijd, kanaal van de verificatiecode), verzegelde PDF</w:t>
-      </w:r>
-      <w:r>
-        <w:rPr>
-          <w:lang w:val="nl"/>
-        </w:rPr>
-        <w:t xml:space="preserve"> </w:t>
-      </w:r>
-      <w:r>
-        <w:rPr>
-          <w:lang w:val="nl"/>
-        </w:rPr>
-        <w:t xml:space="preserve">met eigen certificaat, PDF eenmalig gemaakt en versleuteld bewaard.</w:t>
+        <w:t xml:space="preserve">Toegang na inloggen:</w:t>
+      </w:r>
+      <w:r>
+        <w:rPr>
+          <w:lang w:val="nl"/>
+        </w:rPr>
+        <w:t xml:space="preserve"> </w:t>
+      </w:r>
+      <w:r>
+        <w:rPr>
+          <w:lang w:val="nl"/>
+        </w:rPr>
+        <w:t xml:space="preserve">terugsturen alleen naar een pad binnen</w:t>
+      </w:r>
+      <w:r>
+        <w:rPr>
+          <w:lang w:val="nl"/>
+        </w:rPr>
+        <w:t xml:space="preserve"> </w:t>
+      </w:r>
+      <w:r>
+        <w:rPr>
+          <w:rStyle w:val="VerbatimChar"/>
+          <w:lang w:val="nl"/>
+        </w:rPr>
+        <w:t xml:space="preserve">/admin/</w:t>
+      </w:r>
+      <w:r>
+        <w:rPr>
+          <w:lang w:val="nl"/>
+        </w:rPr>
+        <w:t xml:space="preserve"> </w:t>
+      </w:r>
+      <w:r>
+        <w:rPr>
+          <w:lang w:val="nl"/>
+        </w:rPr>
+        <w:t xml:space="preserve">(geen open redirect);</w:t>
+      </w:r>
+      <w:r>
+        <w:rPr>
+          <w:lang w:val="nl"/>
+        </w:rPr>
+        <w:t xml:space="preserve"> </w:t>
+      </w:r>
+      <w:r>
+        <w:rPr>
+          <w:lang w:val="nl"/>
+        </w:rPr>
+        <w:t xml:space="preserve">SSO weigert wie in geen aan een rol gekoppelde groep meer zit.</w:t>
       </w:r>
     </w:p>
     <w:p>
@@ -27107,31 +28272,31 @@
           <w:bCs/>
           <w:lang w:val="nl"/>
         </w:rPr>
-        <w:t xml:space="preserve">Logging:</w:t>
-      </w:r>
-      <w:r>
-        <w:rPr>
-          <w:lang w:val="nl"/>
-        </w:rPr>
-        <w:t xml:space="preserve"> </w:t>
-      </w:r>
-      <w:r>
-        <w:rPr>
-          <w:lang w:val="nl"/>
-        </w:rPr>
-        <w:t xml:space="preserve">audit van alle beheeracties, downloads en rechtenwijzigingen; exports worden zelf</w:t>
-      </w:r>
-      <w:r>
-        <w:rPr>
-          <w:lang w:val="nl"/>
-        </w:rPr>
-        <w:t xml:space="preserve"> </w:t>
-      </w:r>
-      <w:r>
-        <w:rPr>
-          <w:lang w:val="nl"/>
-        </w:rPr>
-        <w:t xml:space="preserve">gelogd; berichtinhoud komt nooit in het logboek.</w:t>
+        <w:t xml:space="preserve">Instellingen:</w:t>
+      </w:r>
+      <w:r>
+        <w:rPr>
+          <w:lang w:val="nl"/>
+        </w:rPr>
+        <w:t xml:space="preserve"> </w:t>
+      </w:r>
+      <w:r>
+        <w:rPr>
+          <w:lang w:val="nl"/>
+        </w:rPr>
+        <w:t xml:space="preserve">opslaan vraagt bewerkrecht en neemt alleen de velden van het open tabblad</w:t>
+      </w:r>
+      <w:r>
+        <w:rPr>
+          <w:lang w:val="nl"/>
+        </w:rPr>
+        <w:t xml:space="preserve"> </w:t>
+      </w:r>
+      <w:r>
+        <w:rPr>
+          <w:lang w:val="nl"/>
+        </w:rPr>
+        <w:t xml:space="preserve">aan; geheimen gaan nooit terug naar het scherm.</w:t>
       </w:r>
     </w:p>
     <w:p>
@@ -27148,43 +28313,62 @@
           <w:bCs/>
           <w:lang w:val="nl"/>
         </w:rPr>
-        <w:t xml:space="preserve">Bewaartermijnen:</w:t>
-      </w:r>
-      <w:r>
-        <w:rPr>
-          <w:lang w:val="nl"/>
-        </w:rPr>
-        <w:t xml:space="preserve"> </w:t>
-      </w:r>
-      <w:r>
-        <w:rPr>
-          <w:lang w:val="nl"/>
-        </w:rPr>
-        <w:t xml:space="preserve">automatische opschoning per categorie (instelbaar, moet aan staan; rode</w:t>
-      </w:r>
-      <w:r>
-        <w:rPr>
-          <w:lang w:val="nl"/>
-        </w:rPr>
-        <w:t xml:space="preserve"> </w:t>
-      </w:r>
-      <w:r>
-        <w:rPr>
-          <w:lang w:val="nl"/>
-        </w:rPr>
-        <w:t xml:space="preserve">waarschuwing zolang het uit staat), handmatige vernietiging van loondocumenten na de</w:t>
-      </w:r>
-      <w:r>
-        <w:rPr>
-          <w:lang w:val="nl"/>
-        </w:rPr>
-        <w:t xml:space="preserve"> </w:t>
-      </w:r>
-      <w:r>
-        <w:rPr>
-          <w:lang w:val="nl"/>
-        </w:rPr>
-        <w:t xml:space="preserve">bewaarplicht, privacyverklaring die dezelfde termijnen toont.</w:t>
+        <w:t xml:space="preserve">Uploads:</w:t>
+      </w:r>
+      <w:r>
+        <w:rPr>
+          <w:lang w:val="nl"/>
+        </w:rPr>
+        <w:t xml:space="preserve"> </w:t>
+      </w:r>
+      <w:r>
+        <w:rPr>
+          <w:lang w:val="nl"/>
+        </w:rPr>
+        <w:t xml:space="preserve">typecontrole op inhoud, geen SVG als logo of favicon, geen PHP-uitvoering in</w:t>
+      </w:r>
+      <w:r>
+        <w:rPr>
+          <w:lang w:val="nl"/>
+        </w:rPr>
+        <w:t xml:space="preserve"> </w:t>
+      </w:r>
+      <w:r>
+        <w:rPr>
+          <w:rStyle w:val="VerbatimChar"/>
+          <w:lang w:val="nl"/>
+        </w:rPr>
+        <w:t xml:space="preserve">uploads/</w:t>
+      </w:r>
+      <w:r>
+        <w:rPr>
+          <w:lang w:val="nl"/>
+        </w:rPr>
+        <w:t xml:space="preserve">, gevoelige bestanden</w:t>
+      </w:r>
+      <w:r>
+        <w:rPr>
+          <w:lang w:val="nl"/>
+        </w:rPr>
+        <w:t xml:space="preserve"> </w:t>
+      </w:r>
+      <w:r>
+        <w:rPr>
+          <w:lang w:val="nl"/>
+        </w:rPr>
+        <w:t xml:space="preserve">alleen versleuteld in de kluis buiten de webroot, foto's buiten de webroot met willekeurige</w:t>
+      </w:r>
+      <w:r>
+        <w:rPr>
+          <w:lang w:val="nl"/>
+        </w:rPr>
+        <w:t xml:space="preserve"> </w:t>
+      </w:r>
+      <w:r>
+        <w:rPr>
+          <w:lang w:val="nl"/>
+        </w:rPr>
+        <w:t xml:space="preserve">naam en toegangscontrole.</w:t>
       </w:r>
     </w:p>
     <w:p>
@@ -27201,56 +28385,31 @@
           <w:bCs/>
           <w:lang w:val="nl"/>
         </w:rPr>
-        <w:t xml:space="preserve">Verwerkingsregister:</w:t>
-      </w:r>
-      <w:r>
-        <w:rPr>
-          <w:lang w:val="nl"/>
-        </w:rPr>
-        <w:t xml:space="preserve"> </w:t>
-      </w:r>
-      <w:r>
-        <w:rPr>
-          <w:lang w:val="nl"/>
-        </w:rPr>
-        <w:t xml:space="preserve">het register van verwerkingsactiviteiten (AVG art. 30) staat in Git als</w:t>
-      </w:r>
-      <w:r>
-        <w:rPr>
-          <w:lang w:val="nl"/>
-        </w:rPr>
-        <w:t xml:space="preserve"> </w:t>
-      </w:r>
-      <w:r>
-        <w:rPr>
-          <w:rStyle w:val="VerbatimChar"/>
-          <w:lang w:val="nl"/>
-        </w:rPr>
-        <w:t xml:space="preserve">docs/handleiding/verwerkingsregister.md</w:t>
-      </w:r>
-      <w:r>
-        <w:rPr>
-          <w:lang w:val="nl"/>
-        </w:rPr>
-        <w:t xml:space="preserve"> </w:t>
-      </w:r>
-      <w:r>
-        <w:rPr>
-          <w:lang w:val="nl"/>
-        </w:rPr>
-        <w:t xml:space="preserve">en in het beheer onder Hulp en handleidingen.</w:t>
-      </w:r>
-      <w:r>
-        <w:rPr>
-          <w:lang w:val="nl"/>
-        </w:rPr>
-        <w:t xml:space="preserve"> </w:t>
-      </w:r>
-      <w:r>
-        <w:rPr>
-          <w:lang w:val="nl"/>
-        </w:rPr>
-        <w:t xml:space="preserve">Werk het bij bij elke nieuwe tabel, verwerker of termijn.</w:t>
+        <w:t xml:space="preserve">Versleuteling:</w:t>
+      </w:r>
+      <w:r>
+        <w:rPr>
+          <w:lang w:val="nl"/>
+        </w:rPr>
+        <w:t xml:space="preserve"> </w:t>
+      </w:r>
+      <w:r>
+        <w:rPr>
+          <w:lang w:val="nl"/>
+        </w:rPr>
+        <w:t xml:space="preserve">XChaCha20-Poly1305 of AES-256-GCM per bestand, sleutel per bestand,</w:t>
+      </w:r>
+      <w:r>
+        <w:rPr>
+          <w:lang w:val="nl"/>
+        </w:rPr>
+        <w:t xml:space="preserve"> </w:t>
+      </w:r>
+      <w:r>
+        <w:rPr>
+          <w:lang w:val="nl"/>
+        </w:rPr>
+        <w:t xml:space="preserve">hoofdsleutel uit config plus zout uit de database, gebonden aan het dossier (AAD).</w:t>
       </w:r>
     </w:p>
     <w:p>
@@ -27267,6 +28426,207 @@
           <w:bCs/>
           <w:lang w:val="nl"/>
         </w:rPr>
+        <w:t xml:space="preserve">Ondertekenen:</w:t>
+      </w:r>
+      <w:r>
+        <w:rPr>
+          <w:lang w:val="nl"/>
+        </w:rPr>
+        <w:t xml:space="preserve"> </w:t>
+      </w:r>
+      <w:r>
+        <w:rPr>
+          <w:lang w:val="nl"/>
+        </w:rPr>
+        <w:t xml:space="preserve">bewijslog (IP, browser, tijd, kanaal van de verificatiecode), verzegelde PDF</w:t>
+      </w:r>
+      <w:r>
+        <w:rPr>
+          <w:lang w:val="nl"/>
+        </w:rPr>
+        <w:t xml:space="preserve"> </w:t>
+      </w:r>
+      <w:r>
+        <w:rPr>
+          <w:lang w:val="nl"/>
+        </w:rPr>
+        <w:t xml:space="preserve">met eigen certificaat, PDF eenmalig gemaakt en versleuteld bewaard.</w:t>
+      </w:r>
+    </w:p>
+    <w:p>
+      <w:pPr>
+        <w:pStyle w:val="Compact"/>
+        <w:numPr>
+          <w:ilvl w:val="0"/>
+          <w:numId w:val="1070"/>
+        </w:numPr>
+      </w:pPr>
+      <w:r>
+        <w:rPr>
+          <w:b/>
+          <w:bCs/>
+          <w:lang w:val="nl"/>
+        </w:rPr>
+        <w:t xml:space="preserve">Logging:</w:t>
+      </w:r>
+      <w:r>
+        <w:rPr>
+          <w:lang w:val="nl"/>
+        </w:rPr>
+        <w:t xml:space="preserve"> </w:t>
+      </w:r>
+      <w:r>
+        <w:rPr>
+          <w:lang w:val="nl"/>
+        </w:rPr>
+        <w:t xml:space="preserve">audit van alle beheeracties, downloads en rechtenwijzigingen; exports worden zelf</w:t>
+      </w:r>
+      <w:r>
+        <w:rPr>
+          <w:lang w:val="nl"/>
+        </w:rPr>
+        <w:t xml:space="preserve"> </w:t>
+      </w:r>
+      <w:r>
+        <w:rPr>
+          <w:lang w:val="nl"/>
+        </w:rPr>
+        <w:t xml:space="preserve">gelogd; berichtinhoud komt nooit in het logboek.</w:t>
+      </w:r>
+    </w:p>
+    <w:p>
+      <w:pPr>
+        <w:pStyle w:val="Compact"/>
+        <w:numPr>
+          <w:ilvl w:val="0"/>
+          <w:numId w:val="1070"/>
+        </w:numPr>
+      </w:pPr>
+      <w:r>
+        <w:rPr>
+          <w:b/>
+          <w:bCs/>
+          <w:lang w:val="nl"/>
+        </w:rPr>
+        <w:t xml:space="preserve">Bewaartermijnen:</w:t>
+      </w:r>
+      <w:r>
+        <w:rPr>
+          <w:lang w:val="nl"/>
+        </w:rPr>
+        <w:t xml:space="preserve"> </w:t>
+      </w:r>
+      <w:r>
+        <w:rPr>
+          <w:lang w:val="nl"/>
+        </w:rPr>
+        <w:t xml:space="preserve">automatische opschoning per categorie (instelbaar, moet aan staan; rode</w:t>
+      </w:r>
+      <w:r>
+        <w:rPr>
+          <w:lang w:val="nl"/>
+        </w:rPr>
+        <w:t xml:space="preserve"> </w:t>
+      </w:r>
+      <w:r>
+        <w:rPr>
+          <w:lang w:val="nl"/>
+        </w:rPr>
+        <w:t xml:space="preserve">waarschuwing zolang het uit staat), handmatige vernietiging van loondocumenten na de</w:t>
+      </w:r>
+      <w:r>
+        <w:rPr>
+          <w:lang w:val="nl"/>
+        </w:rPr>
+        <w:t xml:space="preserve"> </w:t>
+      </w:r>
+      <w:r>
+        <w:rPr>
+          <w:lang w:val="nl"/>
+        </w:rPr>
+        <w:t xml:space="preserve">bewaarplicht, privacyverklaring die dezelfde termijnen toont.</w:t>
+      </w:r>
+    </w:p>
+    <w:p>
+      <w:pPr>
+        <w:pStyle w:val="Compact"/>
+        <w:numPr>
+          <w:ilvl w:val="0"/>
+          <w:numId w:val="1070"/>
+        </w:numPr>
+      </w:pPr>
+      <w:r>
+        <w:rPr>
+          <w:b/>
+          <w:bCs/>
+          <w:lang w:val="nl"/>
+        </w:rPr>
+        <w:t xml:space="preserve">Verwerkingsregister:</w:t>
+      </w:r>
+      <w:r>
+        <w:rPr>
+          <w:lang w:val="nl"/>
+        </w:rPr>
+        <w:t xml:space="preserve"> </w:t>
+      </w:r>
+      <w:r>
+        <w:rPr>
+          <w:lang w:val="nl"/>
+        </w:rPr>
+        <w:t xml:space="preserve">het register van verwerkingsactiviteiten (AVG art. 30) staat in Git als</w:t>
+      </w:r>
+      <w:r>
+        <w:rPr>
+          <w:lang w:val="nl"/>
+        </w:rPr>
+        <w:t xml:space="preserve"> </w:t>
+      </w:r>
+      <w:r>
+        <w:rPr>
+          <w:rStyle w:val="VerbatimChar"/>
+          <w:lang w:val="nl"/>
+        </w:rPr>
+        <w:t xml:space="preserve">docs/handleiding/verwerkingsregister.md</w:t>
+      </w:r>
+      <w:r>
+        <w:rPr>
+          <w:lang w:val="nl"/>
+        </w:rPr>
+        <w:t xml:space="preserve"> </w:t>
+      </w:r>
+      <w:r>
+        <w:rPr>
+          <w:lang w:val="nl"/>
+        </w:rPr>
+        <w:t xml:space="preserve">en in het beheer onder Hulp en handleidingen.</w:t>
+      </w:r>
+      <w:r>
+        <w:rPr>
+          <w:lang w:val="nl"/>
+        </w:rPr>
+        <w:t xml:space="preserve"> </w:t>
+      </w:r>
+      <w:r>
+        <w:rPr>
+          <w:lang w:val="nl"/>
+        </w:rPr>
+        <w:t xml:space="preserve">Werk het bij bij elke nieuwe tabel, verwerker of termijn.</w:t>
+      </w:r>
+    </w:p>
+    <w:p>
+      <w:pPr>
+        <w:pStyle w:val="Compact"/>
+        <w:numPr>
+          <w:ilvl w:val="0"/>
+          <w:numId w:val="1070"/>
+        </w:numPr>
+      </w:pPr>
+      <w:r>
+        <w:rPr>
+          <w:b/>
+          <w:bCs/>
+          <w:lang w:val="nl"/>
+        </w:rPr>
         <w:t xml:space="preserve">Foutafhandeling:</w:t>
       </w:r>
       <w:r>
@@ -27294,8 +28654,8 @@
         <w:t xml:space="preserve">de beheerder.</w:t>
       </w:r>
     </w:p>
-    <w:bookmarkEnd w:id="31"/>
-    <w:bookmarkStart w:id="32" w:name="bekende-beperkingen"/>
+    <w:bookmarkEnd w:id="33"/>
+    <w:bookmarkStart w:id="34" w:name="bekende-beperkingen"/>
     <w:p>
       <w:pPr>
         <w:pStyle w:val="Heading1"/>
@@ -27562,7 +28922,7 @@
         <w:rPr>
           <w:lang w:val="nl"/>
         </w:rPr>
-        <w:t xml:space="preserve">"Halverwege weggegaan" in de trechter bij Wervingspagina's is een aanwijzing, geen telling:</w:t>
+        <w:t xml:space="preserve">"Halverwege weggegaan" in de trechter bij Landingspagina's is een aanwijzing, geen telling:</w:t>
       </w:r>
       <w:r>
         <w:rPr>
@@ -27693,7 +29053,7 @@
         <w:t xml:space="preserve">lokaal bij de ontwikkelaar en staan niet in Git.</w:t>
       </w:r>
     </w:p>
-    <w:bookmarkEnd w:id="32"/>
+    <w:bookmarkEnd w:id="34"/>
     <w:sectPr>
       <w:footnotePr>
         <w:numRestart w:val="eachSect"/>

--- a/docs/handleiding/word/runbook_systeembeheer.docx
+++ b/docs/handleiding/word/runbook_systeembeheer.docx
@@ -4183,6 +4183,158 @@
           <w:bCs/>
           <w:lang w:val="nl"/>
         </w:rPr>
+        <w:t xml:space="preserve">Live bijwerken = korte polling, geen open verbinding</w:t>
+      </w:r>
+      <w:r>
+        <w:rPr>
+          <w:lang w:val="nl"/>
+        </w:rPr>
+        <w:t xml:space="preserve"> </w:t>
+      </w:r>
+      <w:r>
+        <w:rPr>
+          <w:lang w:val="nl"/>
+        </w:rPr>
+        <w:t xml:space="preserve">(2.155.0). Een open beheerscherm vraagt</w:t>
+      </w:r>
+      <w:r>
+        <w:rPr>
+          <w:lang w:val="nl"/>
+        </w:rPr>
+        <w:t xml:space="preserve"> </w:t>
+      </w:r>
+      <w:r>
+        <w:rPr>
+          <w:lang w:val="nl"/>
+        </w:rPr>
+        <w:t xml:space="preserve">elke 10 seconden</w:t>
+      </w:r>
+      <w:r>
+        <w:rPr>
+          <w:lang w:val="nl"/>
+        </w:rPr>
+        <w:t xml:space="preserve"> </w:t>
+      </w:r>
+      <w:r>
+        <w:rPr>
+          <w:rStyle w:val="VerbatimChar"/>
+          <w:lang w:val="nl"/>
+        </w:rPr>
+        <w:t xml:space="preserve">/admin/api_live.php</w:t>
+      </w:r>
+      <w:r>
+        <w:rPr>
+          <w:lang w:val="nl"/>
+        </w:rPr>
+        <w:t xml:space="preserve"> </w:t>
+      </w:r>
+      <w:r>
+        <w:rPr>
+          <w:lang w:val="nl"/>
+        </w:rPr>
+        <w:t xml:space="preserve">(alleen als het tabblad zichtbaar is): inlogcheck, sessie</w:t>
+      </w:r>
+      <w:r>
+        <w:rPr>
+          <w:lang w:val="nl"/>
+        </w:rPr>
+        <w:t xml:space="preserve"> </w:t>
+      </w:r>
+      <w:r>
+        <w:rPr>
+          <w:lang w:val="nl"/>
+        </w:rPr>
+        <w:t xml:space="preserve">meteen vrijgeven, één query op de primaire sleutel van</w:t>
+      </w:r>
+      <w:r>
+        <w:rPr>
+          <w:lang w:val="nl"/>
+        </w:rPr>
+        <w:t xml:space="preserve"> </w:t>
+      </w:r>
+      <w:r>
+        <w:rPr>
+          <w:rStyle w:val="VerbatimChar"/>
+          <w:lang w:val="nl"/>
+        </w:rPr>
+        <w:t xml:space="preserve">live_versie</w:t>
+      </w:r>
+      <w:r>
+        <w:rPr>
+          <w:lang w:val="nl"/>
+        </w:rPr>
+        <w:t xml:space="preserve">. Met tien mensen tegelijk is</w:t>
+      </w:r>
+      <w:r>
+        <w:rPr>
+          <w:lang w:val="nl"/>
+        </w:rPr>
+        <w:t xml:space="preserve"> </w:t>
+      </w:r>
+      <w:r>
+        <w:rPr>
+          <w:lang w:val="nl"/>
+        </w:rPr>
+        <w:t xml:space="preserve">dat één licht verzoek per seconde. SSE of WebSockets zijn bewust niet gebruikt: die houden een</w:t>
+      </w:r>
+      <w:r>
+        <w:rPr>
+          <w:lang w:val="nl"/>
+        </w:rPr>
+        <w:t xml:space="preserve"> </w:t>
+      </w:r>
+      <w:r>
+        <w:rPr>
+          <w:lang w:val="nl"/>
+        </w:rPr>
+        <w:t xml:space="preserve">FPM-worker en de sessielock vast. Deze verzoeken en de stille herlaadactie (kop</w:t>
+      </w:r>
+      <w:r>
+        <w:rPr>
+          <w:lang w:val="nl"/>
+        </w:rPr>
+        <w:t xml:space="preserve"> </w:t>
+      </w:r>
+      <w:r>
+        <w:rPr>
+          <w:rStyle w:val="VerbatimChar"/>
+          <w:lang w:val="nl"/>
+        </w:rPr>
+        <w:t xml:space="preserve">X-P13-Live</w:t>
+      </w:r>
+      <w:r>
+        <w:rPr>
+          <w:lang w:val="nl"/>
+        </w:rPr>
+        <w:t xml:space="preserve">)</w:t>
+      </w:r>
+      <w:r>
+        <w:rPr>
+          <w:lang w:val="nl"/>
+        </w:rPr>
+        <w:t xml:space="preserve"> </w:t>
+      </w:r>
+      <w:r>
+        <w:rPr>
+          <w:lang w:val="nl"/>
+        </w:rPr>
+        <w:t xml:space="preserve">tellen niet als activiteit voor het uitloggen na twee uur.</w:t>
+      </w:r>
+    </w:p>
+    <w:p>
+      <w:pPr>
+        <w:pStyle w:val="Compact"/>
+        <w:numPr>
+          <w:ilvl w:val="0"/>
+          <w:numId w:val="1034"/>
+        </w:numPr>
+      </w:pPr>
+      <w:r>
+        <w:rPr>
+          <w:b/>
+          <w:bCs/>
+          <w:lang w:val="nl"/>
+        </w:rPr>
         <w:t xml:space="preserve">Twee kanten:</w:t>
       </w:r>
       <w:r>
@@ -9153,7 +9305,7 @@
         <w:rPr>
           <w:lang w:val="nl"/>
         </w:rPr>
-        <w:t xml:space="preserve">neem dan de nieuwe regel over uit Instellingen › Bewaren &amp; opschonen › Cronjob.</w:t>
+        <w:t xml:space="preserve">neem dan de nieuwe regel over uit Instellingen › Bewaren &amp; opschonen › Automatische taken.</w:t>
       </w:r>
     </w:p>
     <w:p>
@@ -11649,7 +11801,13 @@
               <w:rPr>
                 <w:lang w:val="nl"/>
               </w:rPr>
-              <w:t xml:space="preserve">. Moet buiten de webroot staan en schrijfbaar zijn: op productie gaat een update anders niet door (zie</w:t>
+              <w:t xml:space="preserve"> </w:t>
+            </w:r>
+            <w:r>
+              <w:rPr>
+                <w:lang w:val="nl"/>
+              </w:rPr>
+              <w:t xml:space="preserve">(zijn beide leeg, dan is er geen back-upmap). Moet buiten de webroot staan en schrijfbaar zijn; anders slaat het systeem deze extra back-up over. De update gaat altijd door, op test en productie; de check "Back-up vóór updates" wordt dan oranje (zie</w:t>
             </w:r>
             <w:r>
               <w:rPr>
@@ -14222,7 +14380,7 @@
         <w:rPr>
           <w:lang w:val="nl"/>
         </w:rPr>
-        <w:t xml:space="preserve">opschonen › Cronjob; de oude regel werkt daarna niet meer, dus zet meteen de nieuwe regel in de</w:t>
+        <w:t xml:space="preserve">opschonen › Automatische taken; de oude regel werkt daarna niet meer, dus zet meteen de nieuwe regel in de</w:t>
       </w:r>
       <w:r>
         <w:rPr>
@@ -14428,7 +14586,7 @@
         <w:rPr>
           <w:lang w:val="nl"/>
         </w:rPr>
-        <w:t xml:space="preserve">Cronjob). Vanaf de opdrachtregel is geen token nodig.</w:t>
+        <w:t xml:space="preserve">Automatische taken). Vanaf de opdrachtregel is geen token nodig.</w:t>
       </w:r>
     </w:p>
     <w:p>
@@ -14493,7 +14651,27 @@
         <w:rPr>
           <w:lang w:val="nl"/>
         </w:rPr>
-        <w:t xml:space="preserve">voor oude regels). "Nieuw token maken" staat bij de cronjob in Instellingen, net als</w:t>
+        <w:t xml:space="preserve">voor oude regels). "Nieuw token maken" staat in Instellingen bij</w:t>
+      </w:r>
+      <w:r>
+        <w:rPr>
+          <w:lang w:val="nl"/>
+        </w:rPr>
+        <w:t xml:space="preserve"> </w:t>
+      </w:r>
+      <w:r>
+        <w:rPr>
+          <w:b/>
+          <w:bCs/>
+          <w:lang w:val="nl"/>
+        </w:rPr>
+        <w:t xml:space="preserve">Automatische taken</w:t>
+      </w:r>
+      <w:r>
+        <w:rPr>
+          <w:lang w:val="nl"/>
+        </w:rPr>
+        <w:t xml:space="preserve">, net als</w:t>
       </w:r>
       <w:r>
         <w:rPr>
@@ -21929,7 +22107,27 @@
               <w:rPr>
                 <w:lang w:val="nl"/>
               </w:rPr>
-              <w:t xml:space="preserve">-plaatshouder: alleen de wachtwoord-noodingang werkt</w:t>
+              <w:t xml:space="preserve">-plaatshouder: alleen de wachtwoord-noodingang werkt. Ook een waarschuwing als Authentik-groepen die vóór 2.132 toegang gaven bij geen rol horen (knop</w:t>
+            </w:r>
+            <w:r>
+              <w:rPr>
+                <w:lang w:val="nl"/>
+              </w:rPr>
+              <w:t xml:space="preserve"> </w:t>
+            </w:r>
+            <w:r>
+              <w:rPr>
+                <w:b/>
+                <w:bCs/>
+                <w:lang w:val="nl"/>
+              </w:rPr>
+              <w:t xml:space="preserve">Rollen koppelen</w:t>
+            </w:r>
+            <w:r>
+              <w:rPr>
+                <w:lang w:val="nl"/>
+              </w:rPr>
+              <w:t xml:space="preserve">)</w:t>
             </w:r>
           </w:p>
         </w:tc>
@@ -23830,19 +24028,43 @@
         <w:rPr>
           <w:lang w:val="nl"/>
         </w:rPr>
-        <w:t xml:space="preserve">Log in, draai de systeemcontrole (kluis moet groen zijn) en open als admin één document in</w:t>
-      </w:r>
-      <w:r>
-        <w:rPr>
-          <w:lang w:val="nl"/>
-        </w:rPr>
-        <w:t xml:space="preserve"> </w:t>
-      </w:r>
-      <w:r>
-        <w:rPr>
-          <w:lang w:val="nl"/>
-        </w:rPr>
-        <w:t xml:space="preserve">een loondossier. Lukt dat, dan kloppen sleutel, zout en bestanden samen.</w:t>
+        <w:t xml:space="preserve">Log in, draai de systeemcontrole (kluis moet groen zijn) en open één document in een</w:t>
+      </w:r>
+      <w:r>
+        <w:rPr>
+          <w:lang w:val="nl"/>
+        </w:rPr>
+        <w:t xml:space="preserve"> </w:t>
+      </w:r>
+      <w:r>
+        <w:rPr>
+          <w:lang w:val="nl"/>
+        </w:rPr>
+        <w:t xml:space="preserve">loondossier. Dat kan alleen met de rol penningmeester (een admin opent de inhoud niet); zet</w:t>
+      </w:r>
+      <w:r>
+        <w:rPr>
+          <w:lang w:val="nl"/>
+        </w:rPr>
+        <w:t xml:space="preserve"> </w:t>
+      </w:r>
+      <w:r>
+        <w:rPr>
+          <w:lang w:val="nl"/>
+        </w:rPr>
+        <w:t xml:space="preserve">jezelf op de testkopie dus ook de rol Penningmeester. Lukt het openen, dan kloppen</w:t>
+      </w:r>
+      <w:r>
+        <w:rPr>
+          <w:lang w:val="nl"/>
+        </w:rPr>
+        <w:t xml:space="preserve"> </w:t>
+      </w:r>
+      <w:r>
+        <w:rPr>
+          <w:lang w:val="nl"/>
+        </w:rPr>
+        <w:t xml:space="preserve">sleutel, zout en bestanden samen.</w:t>
       </w:r>
     </w:p>
     <w:p>
@@ -27269,7 +27491,26 @@
         <w:rPr>
           <w:lang w:val="nl"/>
         </w:rPr>
-        <w:t xml:space="preserve">ID- en bankpasfoto's.</w:t>
+        <w:t xml:space="preserve">bankpasfoto's (niet op het ID: die kopie moet volledig leesbaar zijn;</w:t>
+      </w:r>
+      <w:r>
+        <w:rPr>
+          <w:lang w:val="nl"/>
+        </w:rPr>
+        <w:t xml:space="preserve"> </w:t>
+      </w:r>
+      <w:r>
+        <w:rPr>
+          <w:rStyle w:val="VerbatimChar"/>
+          <w:lang w:val="nl"/>
+        </w:rPr>
+        <w:t xml:space="preserve">document_watermerk_soorten()</w:t>
+      </w:r>
+      <w:r>
+        <w:rPr>
+          <w:lang w:val="nl"/>
+        </w:rPr>
+        <w:t xml:space="preserve">).</w:t>
       </w:r>
     </w:p>
     <w:p>

--- a/docs/handleiding/word/runbook_systeembeheer.docx
+++ b/docs/handleiding/word/runbook_systeembeheer.docx
@@ -4318,7 +4318,44 @@
         <w:rPr>
           <w:lang w:val="nl"/>
         </w:rPr>
-        <w:t xml:space="preserve">tellen niet als activiteit voor het uitloggen na twee uur.</w:t>
+        <w:t xml:space="preserve">tellen niet als activiteit voor het uitloggen na twee uur. De afspraak-editor in het TW-gesprek</w:t>
+      </w:r>
+      <w:r>
+        <w:rPr>
+          <w:lang w:val="nl"/>
+        </w:rPr>
+        <w:t xml:space="preserve"> </w:t>
+      </w:r>
+      <w:r>
+        <w:rPr>
+          <w:lang w:val="nl"/>
+        </w:rPr>
+        <w:t xml:space="preserve">vraagt zijn stand alleen nog op na zo'n signaal (geen eigen 15-secondenvraag meer). Tellers die</w:t>
+      </w:r>
+      <w:r>
+        <w:rPr>
+          <w:lang w:val="nl"/>
+        </w:rPr>
+        <w:t xml:space="preserve"> </w:t>
+      </w:r>
+      <w:r>
+        <w:rPr>
+          <w:lang w:val="nl"/>
+        </w:rPr>
+        <w:t xml:space="preserve">een week stillagen, ruimt de kwartiertaak op (</w:t>
+      </w:r>
+      <w:r>
+        <w:rPr>
+          <w:rStyle w:val="VerbatimChar"/>
+          <w:lang w:val="nl"/>
+        </w:rPr>
+        <w:t xml:space="preserve">live_opruimen()</w:t>
+      </w:r>
+      <w:r>
+        <w:rPr>
+          <w:lang w:val="nl"/>
+        </w:rPr>
+        <w:t xml:space="preserve">).</w:t>
       </w:r>
     </w:p>
     <w:p>
